--- a/docs/VRDS_Accuracy_Checklist.docx
+++ b/docs/VRDS_Accuracy_Checklist.docx
@@ -41,7 +41,7 @@
           <w:color w:val="595959"/>
           <w:sz w:val="20"/>
         </w:rPr>
-        <w:t>For Waseem and Claude  ·  29 September 2026  ·  code at commit 044cf25 on Dev-Prod-branch-Edit_9_23</w:t>
+        <w:t>For Waseem and Claude  ·  29 September 2026  ·  code at commit 0d5362b on Dev-Prod-branch-Edit_9_23</w:t>
       </w:r>
     </w:p>
     <w:p>
@@ -54,13 +54,13 @@
           <w:color w:val="1B7A3E"/>
           <w:sz w:val="24"/>
         </w:rPr>
-        <w:t>All 24 checks passed</w:t>
+        <w:t>All 25 checks passed</w:t>
       </w:r>
       <w:r>
         <w:rPr>
           <w:color w:val="595959"/>
         </w:rPr>
-        <w:t xml:space="preserve">  (run 29 September 2026 at 10:07, when this file was made).</w:t>
+        <w:t xml:space="preserve">  (run 29 September 2026 at 17:13, when this file was made).</w:t>
       </w:r>
     </w:p>
     <w:p>
@@ -646,20 +646,6 @@
         </w:tc>
       </w:tr>
     </w:tbl>
-    <w:p>
-      <w:pPr>
-        <w:spacing w:after="80" w:before="60"/>
-      </w:pPr>
-      <w:r>
-        <w:rPr>
-          <w:b w:val="0"/>
-          <w:i/>
-          <w:color w:val="595959"/>
-          <w:sz w:val="18"/>
-        </w:rPr>
-        <w:t>Records made under two different versions of the same stamp must not be pooled.</w:t>
-      </w:r>
-    </w:p>
     <w:p>
       <w:pPr>
         <w:keepNext/>
@@ -1862,7 +1848,7 @@
                 <w:color w:val="262626"/>
                 <w:sz w:val="19"/>
               </w:rPr>
-              <w:t>A finished study stays finished.</w:t>
+              <w:t>A save that fails is kept and sent later.</w:t>
             </w:r>
           </w:p>
         </w:tc>
@@ -1883,7 +1869,7 @@
                 <w:color w:val="262626"/>
                 <w:sz w:val="19"/>
               </w:rPr>
-              <w:t>After "Study Completed" the server refuses resume writes. Reloading the thank-you page shows the thank-you page, never the form again, so answers cannot be overwritten.</w:t>
+              <w:t>If the server cannot be reached for a moment, the save waits in the browser and is sent when the server is back, in order, each one once. Until 29 September a failed save was never kept at all.</w:t>
             </w:r>
           </w:p>
         </w:tc>
@@ -1904,7 +1890,7 @@
                 <w:color w:val="595959"/>
                 <w:sz w:val="17"/>
               </w:rPr>
-              <w:t>validate:resume, validate:journey (J8)</w:t>
+              <w:t>validate:session (C5)</w:t>
             </w:r>
           </w:p>
         </w:tc>
@@ -1917,6 +1903,7 @@
           <w:tcPr>
             <w:tcW w:type="dxa" w:w="504"/>
             <w:vAlign w:val="center"/>
+            <w:shd w:val="clear" w:color="auto" w:fill="E8F5EC"/>
           </w:tcPr>
           <w:p>
             <w:pPr>
@@ -1927,10 +1914,10 @@
               <w:rPr>
                 <w:b/>
                 <w:i w:val="0"/>
-                <w:color w:val="595959"/>
+                <w:color w:val="1B7A3E"/>
                 <w:sz w:val="22"/>
               </w:rPr>
-              <w:t>•</w:t>
+              <w:t>✔</w:t>
             </w:r>
           </w:p>
         </w:tc>
@@ -1951,7 +1938,7 @@
                 <w:color w:val="262626"/>
                 <w:sz w:val="19"/>
               </w:rPr>
-              <w:t>New database fields reach records that were already saved.</w:t>
+              <w:t>Block 5 continues at the scenario that was not finished.</w:t>
             </w:r>
           </w:p>
         </w:tc>
@@ -1972,7 +1959,7 @@
                 <w:color w:val="262626"/>
                 <w:sz w:val="19"/>
               </w:rPr>
-              <w:t>When the record's shape changes, SHAPE_VERSION changes, and each browser sends everything once more.</w:t>
+              <w:t>After a refresh, or on another browser or device after the email-and-age check, Block 5 opens at the unfinished scenario with the same cards, order and fit numbers. Example from the test: scenario 1 done, page refreshed, scenario 2 opened with fit numbers 80, 81, 76, 64, 36, 27, exactly what the saved values give. A half-done scenario starts again and is marked restartedAfterLeaving.</w:t>
             </w:r>
           </w:p>
         </w:tc>
@@ -1993,7 +1980,547 @@
                 <w:color w:val="595959"/>
                 <w:sz w:val="17"/>
               </w:rPr>
-              <w:t>read in the code (storage.ts)</w:t>
+              <w:t>validate:session (C3, C4, C8)</w:t>
+            </w:r>
+          </w:p>
+        </w:tc>
+      </w:tr>
+      <w:tr>
+        <w:trPr>
+          <w:cantSplit w:val="true"/>
+        </w:trPr>
+        <w:tc>
+          <w:tcPr>
+            <w:tcW w:type="dxa" w:w="504"/>
+            <w:vAlign w:val="center"/>
+            <w:shd w:val="clear" w:color="auto" w:fill="E8F5EC"/>
+          </w:tcPr>
+          <w:p>
+            <w:pPr>
+              <w:spacing w:after="20" w:before="20"/>
+            </w:pPr>
+            <w:r/>
+            <w:r>
+              <w:rPr>
+                <w:b/>
+                <w:i w:val="0"/>
+                <w:color w:val="1B7A3E"/>
+                <w:sz w:val="22"/>
+              </w:rPr>
+              <w:t>✔</w:t>
+            </w:r>
+          </w:p>
+        </w:tc>
+        <w:tc>
+          <w:tcPr>
+            <w:tcW w:type="dxa" w:w="2808"/>
+            <w:vAlign w:val="center"/>
+          </w:tcPr>
+          <w:p>
+            <w:pPr>
+              <w:spacing w:after="20" w:before="20"/>
+            </w:pPr>
+            <w:r/>
+            <w:r>
+              <w:rPr>
+                <w:b/>
+                <w:i w:val="0"/>
+                <w:color w:val="262626"/>
+                <w:sz w:val="19"/>
+              </w:rPr>
+              <w:t>Blocks 2 and 3 continue where they stopped.</w:t>
+            </w:r>
+          </w:p>
+        </w:tc>
+        <w:tc>
+          <w:tcPr>
+            <w:tcW w:type="dxa" w:w="4968"/>
+            <w:vAlign w:val="center"/>
+          </w:tcPr>
+          <w:p>
+            <w:pPr>
+              <w:spacing w:after="20" w:before="20"/>
+            </w:pPr>
+            <w:r/>
+            <w:r>
+              <w:rPr>
+                <w:b w:val="0"/>
+                <w:i w:val="0"/>
+                <w:color w:val="262626"/>
+                <w:sz w:val="19"/>
+              </w:rPr>
+              <w:t>Both save their progress after every answer and restore it after a refresh or on another device. Block 2 saved nothing before 29 September.</w:t>
+            </w:r>
+          </w:p>
+        </w:tc>
+        <w:tc>
+          <w:tcPr>
+            <w:tcW w:type="dxa" w:w="1800"/>
+            <w:vAlign w:val="center"/>
+          </w:tcPr>
+          <w:p>
+            <w:pPr>
+              <w:spacing w:after="20" w:before="20"/>
+            </w:pPr>
+            <w:r/>
+            <w:r>
+              <w:rPr>
+                <w:b w:val="0"/>
+                <w:i w:val="0"/>
+                <w:color w:val="595959"/>
+                <w:sz w:val="17"/>
+              </w:rPr>
+              <w:t>validate:session (C8)</w:t>
+            </w:r>
+          </w:p>
+        </w:tc>
+      </w:tr>
+      <w:tr>
+        <w:trPr>
+          <w:cantSplit w:val="true"/>
+        </w:trPr>
+        <w:tc>
+          <w:tcPr>
+            <w:tcW w:type="dxa" w:w="504"/>
+            <w:vAlign w:val="center"/>
+            <w:shd w:val="clear" w:color="auto" w:fill="E8F5EC"/>
+          </w:tcPr>
+          <w:p>
+            <w:pPr>
+              <w:spacing w:after="20" w:before="20"/>
+            </w:pPr>
+            <w:r/>
+            <w:r>
+              <w:rPr>
+                <w:b/>
+                <w:i w:val="0"/>
+                <w:color w:val="1B7A3E"/>
+                <w:sz w:val="22"/>
+              </w:rPr>
+              <w:t>✔</w:t>
+            </w:r>
+          </w:p>
+        </w:tc>
+        <w:tc>
+          <w:tcPr>
+            <w:tcW w:type="dxa" w:w="2808"/>
+            <w:vAlign w:val="center"/>
+          </w:tcPr>
+          <w:p>
+            <w:pPr>
+              <w:spacing w:after="20" w:before="20"/>
+            </w:pPr>
+            <w:r/>
+            <w:r>
+              <w:rPr>
+                <w:b/>
+                <w:i w:val="0"/>
+                <w:color w:val="262626"/>
+                <w:sz w:val="19"/>
+              </w:rPr>
+              <w:t>Progress reaches the server as it is made.</w:t>
+            </w:r>
+          </w:p>
+        </w:tc>
+        <w:tc>
+          <w:tcPr>
+            <w:tcW w:type="dxa" w:w="4968"/>
+            <w:vAlign w:val="center"/>
+          </w:tcPr>
+          <w:p>
+            <w:pPr>
+              <w:spacing w:after="20" w:before="20"/>
+            </w:pPr>
+            <w:r/>
+            <w:r>
+              <w:rPr>
+                <w:b w:val="0"/>
+                <w:i w:val="0"/>
+                <w:color w:val="262626"/>
+                <w:sz w:val="19"/>
+              </w:rPr>
+              <w:t>Block 5 sends after every scenario; Blocks 2 and 3 a few seconds after each answer, and at once when the tab is hidden or closed.</w:t>
+            </w:r>
+          </w:p>
+        </w:tc>
+        <w:tc>
+          <w:tcPr>
+            <w:tcW w:type="dxa" w:w="1800"/>
+            <w:vAlign w:val="center"/>
+          </w:tcPr>
+          <w:p>
+            <w:pPr>
+              <w:spacing w:after="20" w:before="20"/>
+            </w:pPr>
+            <w:r/>
+            <w:r>
+              <w:rPr>
+                <w:b w:val="0"/>
+                <w:i w:val="0"/>
+                <w:color w:val="595959"/>
+                <w:sz w:val="17"/>
+              </w:rPr>
+              <w:t>validate:session (C7, C8)</w:t>
+            </w:r>
+          </w:p>
+        </w:tc>
+      </w:tr>
+      <w:tr>
+        <w:trPr>
+          <w:cantSplit w:val="true"/>
+        </w:trPr>
+        <w:tc>
+          <w:tcPr>
+            <w:tcW w:type="dxa" w:w="504"/>
+            <w:vAlign w:val="center"/>
+            <w:shd w:val="clear" w:color="auto" w:fill="E8F5EC"/>
+          </w:tcPr>
+          <w:p>
+            <w:pPr>
+              <w:spacing w:after="20" w:before="20"/>
+            </w:pPr>
+            <w:r/>
+            <w:r>
+              <w:rPr>
+                <w:b/>
+                <w:i w:val="0"/>
+                <w:color w:val="1B7A3E"/>
+                <w:sz w:val="22"/>
+              </w:rPr>
+              <w:t>✔</w:t>
+            </w:r>
+          </w:p>
+        </w:tc>
+        <w:tc>
+          <w:tcPr>
+            <w:tcW w:type="dxa" w:w="2808"/>
+            <w:vAlign w:val="center"/>
+          </w:tcPr>
+          <w:p>
+            <w:pPr>
+              <w:spacing w:after="20" w:before="20"/>
+            </w:pPr>
+            <w:r/>
+            <w:r>
+              <w:rPr>
+                <w:b/>
+                <w:i w:val="0"/>
+                <w:color w:val="262626"/>
+                <w:sz w:val="19"/>
+              </w:rPr>
+              <w:t>Only one browser writes a participant's record.</w:t>
+            </w:r>
+          </w:p>
+        </w:tc>
+        <w:tc>
+          <w:tcPr>
+            <w:tcW w:type="dxa" w:w="4968"/>
+            <w:vAlign w:val="center"/>
+          </w:tcPr>
+          <w:p>
+            <w:pPr>
+              <w:spacing w:after="20" w:before="20"/>
+            </w:pPr>
+            <w:r/>
+            <w:r>
+              <w:rPr>
+                <w:b w:val="0"/>
+                <w:i w:val="0"/>
+                <w:color w:val="262626"/>
+                <w:sz w:val="19"/>
+              </w:rPr>
+              <w:t>The newest browser that passes the email-and-age check takes the record. Any other browser is refused by the server and shows "This study is open somewhere else", with "Continue here instead" (which asks for the email and age again and brings the newest answers). Tested live against the local database: the old browser's save was refused and never landed.</w:t>
+            </w:r>
+          </w:p>
+        </w:tc>
+        <w:tc>
+          <w:tcPr>
+            <w:tcW w:type="dxa" w:w="1800"/>
+            <w:vAlign w:val="center"/>
+          </w:tcPr>
+          <w:p>
+            <w:pPr>
+              <w:spacing w:after="20" w:before="20"/>
+            </w:pPr>
+            <w:r/>
+            <w:r>
+              <w:rPr>
+                <w:b w:val="0"/>
+                <w:i w:val="0"/>
+                <w:color w:val="595959"/>
+                <w:sz w:val="17"/>
+              </w:rPr>
+              <w:t>validate:session (C1, C2, C6)</w:t>
+            </w:r>
+          </w:p>
+        </w:tc>
+      </w:tr>
+      <w:tr>
+        <w:trPr>
+          <w:cantSplit w:val="true"/>
+        </w:trPr>
+        <w:tc>
+          <w:tcPr>
+            <w:tcW w:type="dxa" w:w="504"/>
+            <w:vAlign w:val="center"/>
+            <w:shd w:val="clear" w:color="auto" w:fill="E8F5EC"/>
+          </w:tcPr>
+          <w:p>
+            <w:pPr>
+              <w:spacing w:after="20" w:before="20"/>
+            </w:pPr>
+            <w:r/>
+            <w:r>
+              <w:rPr>
+                <w:b/>
+                <w:i w:val="0"/>
+                <w:color w:val="1B7A3E"/>
+                <w:sz w:val="22"/>
+              </w:rPr>
+              <w:t>✔</w:t>
+            </w:r>
+          </w:p>
+        </w:tc>
+        <w:tc>
+          <w:tcPr>
+            <w:tcW w:type="dxa" w:w="2808"/>
+            <w:vAlign w:val="center"/>
+          </w:tcPr>
+          <w:p>
+            <w:pPr>
+              <w:spacing w:after="20" w:before="20"/>
+            </w:pPr>
+            <w:r/>
+            <w:r>
+              <w:rPr>
+                <w:b/>
+                <w:i w:val="0"/>
+                <w:color w:val="262626"/>
+                <w:sz w:val="19"/>
+              </w:rPr>
+              <w:t>Only one tab runs the study.</w:t>
+            </w:r>
+          </w:p>
+        </w:tc>
+        <w:tc>
+          <w:tcPr>
+            <w:tcW w:type="dxa" w:w="4968"/>
+            <w:vAlign w:val="center"/>
+          </w:tcPr>
+          <w:p>
+            <w:pPr>
+              <w:spacing w:after="20" w:before="20"/>
+            </w:pPr>
+            <w:r/>
+            <w:r>
+              <w:rPr>
+                <w:b w:val="0"/>
+                <w:i w:val="0"/>
+                <w:color w:val="262626"/>
+                <w:sz w:val="19"/>
+              </w:rPr>
+              <w:t>Opening the study in a second tab of the same browser stops the first one, with "Continue in this tab instead". Tested live, both ways.</w:t>
+            </w:r>
+          </w:p>
+        </w:tc>
+        <w:tc>
+          <w:tcPr>
+            <w:tcW w:type="dxa" w:w="1800"/>
+            <w:vAlign w:val="center"/>
+          </w:tcPr>
+          <w:p>
+            <w:pPr>
+              <w:spacing w:after="20" w:before="20"/>
+            </w:pPr>
+            <w:r/>
+            <w:r>
+              <w:rPr>
+                <w:b w:val="0"/>
+                <w:i w:val="0"/>
+                <w:color w:val="595959"/>
+                <w:sz w:val="17"/>
+              </w:rPr>
+              <w:t>validate:session (C7)</w:t>
+            </w:r>
+          </w:p>
+        </w:tc>
+      </w:tr>
+      <w:tr>
+        <w:trPr>
+          <w:cantSplit w:val="true"/>
+        </w:trPr>
+        <w:tc>
+          <w:tcPr>
+            <w:tcW w:type="dxa" w:w="504"/>
+            <w:vAlign w:val="center"/>
+            <w:shd w:val="clear" w:color="auto" w:fill="E8F5EC"/>
+          </w:tcPr>
+          <w:p>
+            <w:pPr>
+              <w:spacing w:after="20" w:before="20"/>
+            </w:pPr>
+            <w:r/>
+            <w:r>
+              <w:rPr>
+                <w:b/>
+                <w:i w:val="0"/>
+                <w:color w:val="1B7A3E"/>
+                <w:sz w:val="22"/>
+              </w:rPr>
+              <w:t>✔</w:t>
+            </w:r>
+          </w:p>
+        </w:tc>
+        <w:tc>
+          <w:tcPr>
+            <w:tcW w:type="dxa" w:w="2808"/>
+            <w:vAlign w:val="center"/>
+          </w:tcPr>
+          <w:p>
+            <w:pPr>
+              <w:spacing w:after="20" w:before="20"/>
+            </w:pPr>
+            <w:r/>
+            <w:r>
+              <w:rPr>
+                <w:b/>
+                <w:i w:val="0"/>
+                <w:color w:val="262626"/>
+                <w:sz w:val="19"/>
+              </w:rPr>
+              <w:t>Each saved progress belongs to one person.</w:t>
+            </w:r>
+          </w:p>
+        </w:tc>
+        <w:tc>
+          <w:tcPr>
+            <w:tcW w:type="dxa" w:w="4968"/>
+            <w:vAlign w:val="center"/>
+          </w:tcPr>
+          <w:p>
+            <w:pPr>
+              <w:spacing w:after="20" w:before="20"/>
+            </w:pPr>
+            <w:r/>
+            <w:r>
+              <w:rPr>
+                <w:b w:val="0"/>
+                <w:i w:val="0"/>
+                <w:color w:val="262626"/>
+                <w:sz w:val="19"/>
+              </w:rPr>
+              <w:t>It carries the participant's email and is restored only for that email, so a second person on the same computer never continues the first person's run.</w:t>
+            </w:r>
+          </w:p>
+        </w:tc>
+        <w:tc>
+          <w:tcPr>
+            <w:tcW w:type="dxa" w:w="1800"/>
+            <w:vAlign w:val="center"/>
+          </w:tcPr>
+          <w:p>
+            <w:pPr>
+              <w:spacing w:after="20" w:before="20"/>
+            </w:pPr>
+            <w:r/>
+            <w:r>
+              <w:rPr>
+                <w:b w:val="0"/>
+                <w:i w:val="0"/>
+                <w:color w:val="595959"/>
+                <w:sz w:val="17"/>
+              </w:rPr>
+              <w:t>validate:session (C4, C8)</w:t>
+            </w:r>
+          </w:p>
+        </w:tc>
+      </w:tr>
+      <w:tr>
+        <w:trPr>
+          <w:cantSplit w:val="true"/>
+        </w:trPr>
+        <w:tc>
+          <w:tcPr>
+            <w:tcW w:type="dxa" w:w="504"/>
+            <w:vAlign w:val="center"/>
+            <w:shd w:val="clear" w:color="auto" w:fill="E8F5EC"/>
+          </w:tcPr>
+          <w:p>
+            <w:pPr>
+              <w:spacing w:after="20" w:before="20"/>
+            </w:pPr>
+            <w:r/>
+            <w:r>
+              <w:rPr>
+                <w:b/>
+                <w:i w:val="0"/>
+                <w:color w:val="1B7A3E"/>
+                <w:sz w:val="22"/>
+              </w:rPr>
+              <w:t>✔</w:t>
+            </w:r>
+          </w:p>
+        </w:tc>
+        <w:tc>
+          <w:tcPr>
+            <w:tcW w:type="dxa" w:w="2808"/>
+            <w:vAlign w:val="center"/>
+          </w:tcPr>
+          <w:p>
+            <w:pPr>
+              <w:spacing w:after="20" w:before="20"/>
+            </w:pPr>
+            <w:r/>
+            <w:r>
+              <w:rPr>
+                <w:b/>
+                <w:i w:val="0"/>
+                <w:color w:val="262626"/>
+                <w:sz w:val="19"/>
+              </w:rPr>
+              <w:t>A finished study stays finished.</w:t>
+            </w:r>
+          </w:p>
+        </w:tc>
+        <w:tc>
+          <w:tcPr>
+            <w:tcW w:type="dxa" w:w="4968"/>
+            <w:vAlign w:val="center"/>
+          </w:tcPr>
+          <w:p>
+            <w:pPr>
+              <w:spacing w:after="20" w:before="20"/>
+            </w:pPr>
+            <w:r/>
+            <w:r>
+              <w:rPr>
+                <w:b w:val="0"/>
+                <w:i w:val="0"/>
+                <w:color w:val="262626"/>
+                <w:sz w:val="19"/>
+              </w:rPr>
+              <w:t>After "Study Completed" the server refuses resume writes. Reloading the thank-you page shows the thank-you page, never the form again, so answers cannot be overwritten.</w:t>
+            </w:r>
+          </w:p>
+        </w:tc>
+        <w:tc>
+          <w:tcPr>
+            <w:tcW w:type="dxa" w:w="1800"/>
+            <w:vAlign w:val="center"/>
+          </w:tcPr>
+          <w:p>
+            <w:pPr>
+              <w:spacing w:after="20" w:before="20"/>
+            </w:pPr>
+            <w:r/>
+            <w:r>
+              <w:rPr>
+                <w:b w:val="0"/>
+                <w:i w:val="0"/>
+                <w:color w:val="595959"/>
+                <w:sz w:val="17"/>
+              </w:rPr>
+              <w:t>validate:resume, validate:journey (J8)</w:t>
             </w:r>
           </w:p>
         </w:tc>
@@ -6505,6 +7032,144 @@
                 <w:color w:val="262626"/>
                 <w:sz w:val="19"/>
               </w:rPr>
+              <w:t>The one-browser rule is only as strong as the email-and-age check</w:t>
+            </w:r>
+          </w:p>
+        </w:tc>
+        <w:tc>
+          <w:tcPr>
+            <w:tcW w:type="dxa" w:w="5904"/>
+            <w:vAlign w:val="center"/>
+          </w:tcPr>
+          <w:p>
+            <w:pPr>
+              <w:spacing w:after="20" w:before="20"/>
+            </w:pPr>
+            <w:r/>
+            <w:r>
+              <w:rPr>
+                <w:b w:val="0"/>
+                <w:i w:val="0"/>
+                <w:color w:val="262626"/>
+                <w:sz w:val="19"/>
+              </w:rPr>
+              <w:t>Anyone who knows a participant's email and age can take their record, exactly as they could already continue their study. It stops accidents and casual misuse, not a determined attacker; there are no passwords.</w:t>
+            </w:r>
+          </w:p>
+        </w:tc>
+        <w:tc>
+          <w:tcPr>
+            <w:tcW w:type="dxa" w:w="1584"/>
+            <w:vAlign w:val="center"/>
+          </w:tcPr>
+          <w:p>
+            <w:pPr>
+              <w:spacing w:after="20" w:before="20"/>
+            </w:pPr>
+            <w:r/>
+            <w:r>
+              <w:rPr>
+                <w:b w:val="0"/>
+                <w:i w:val="0"/>
+                <w:color w:val="595959"/>
+                <w:sz w:val="19"/>
+              </w:rPr>
+              <w:t>Known</w:t>
+            </w:r>
+          </w:p>
+        </w:tc>
+      </w:tr>
+      <w:tr>
+        <w:trPr>
+          <w:cantSplit w:val="true"/>
+        </w:trPr>
+        <w:tc>
+          <w:tcPr>
+            <w:tcW w:type="dxa" w:w="2592"/>
+            <w:vAlign w:val="center"/>
+            <w:shd w:val="clear" w:color="auto" w:fill="FFF4E0"/>
+          </w:tcPr>
+          <w:p>
+            <w:pPr>
+              <w:spacing w:after="20" w:before="20"/>
+            </w:pPr>
+            <w:r/>
+            <w:r>
+              <w:rPr>
+                <w:b/>
+                <w:i w:val="0"/>
+                <w:color w:val="262626"/>
+                <w:sz w:val="19"/>
+              </w:rPr>
+              <w:t>A refresh on the Block 2 or Block 3 finished screen</w:t>
+            </w:r>
+          </w:p>
+        </w:tc>
+        <w:tc>
+          <w:tcPr>
+            <w:tcW w:type="dxa" w:w="5904"/>
+            <w:vAlign w:val="center"/>
+          </w:tcPr>
+          <w:p>
+            <w:pPr>
+              <w:spacing w:after="20" w:before="20"/>
+            </w:pPr>
+            <w:r/>
+            <w:r>
+              <w:rPr>
+                <w:b w:val="0"/>
+                <w:i w:val="0"/>
+                <w:color w:val="262626"/>
+                <w:sz w:val="19"/>
+              </w:rPr>
+              <w:t>Each block removes its progress when it finishes and shows a finished screen before moving on. A refresh on that screen starts the block again (its results are already saved and would be answered again). Older than this work; rare.</w:t>
+            </w:r>
+          </w:p>
+        </w:tc>
+        <w:tc>
+          <w:tcPr>
+            <w:tcW w:type="dxa" w:w="1584"/>
+            <w:vAlign w:val="center"/>
+          </w:tcPr>
+          <w:p>
+            <w:pPr>
+              <w:spacing w:after="20" w:before="20"/>
+            </w:pPr>
+            <w:r/>
+            <w:r>
+              <w:rPr>
+                <w:b w:val="0"/>
+                <w:i w:val="0"/>
+                <w:color w:val="595959"/>
+                <w:sz w:val="19"/>
+              </w:rPr>
+              <w:t>Your choice</w:t>
+            </w:r>
+          </w:p>
+        </w:tc>
+      </w:tr>
+      <w:tr>
+        <w:trPr>
+          <w:cantSplit w:val="true"/>
+        </w:trPr>
+        <w:tc>
+          <w:tcPr>
+            <w:tcW w:type="dxa" w:w="2592"/>
+            <w:vAlign w:val="center"/>
+            <w:shd w:val="clear" w:color="auto" w:fill="FFF4E0"/>
+          </w:tcPr>
+          <w:p>
+            <w:pPr>
+              <w:spacing w:after="20" w:before="20"/>
+            </w:pPr>
+            <w:r/>
+            <w:r>
+              <w:rPr>
+                <w:b/>
+                <w:i w:val="0"/>
+                <w:color w:val="262626"/>
+                <w:sz w:val="19"/>
+              </w:rPr>
               <w:t>Decisions still open (for you and your advisor)</w:t>
             </w:r>
           </w:p>
@@ -7125,53 +7790,6 @@
                 <w:sz w:val="19"/>
               </w:rPr>
               <w:t>This changes only how sharp they are, never which option leads.</w:t>
-            </w:r>
-          </w:p>
-        </w:tc>
-      </w:tr>
-      <w:tr>
-        <w:trPr>
-          <w:cantSplit w:val="true"/>
-        </w:trPr>
-        <w:tc>
-          <w:tcPr>
-            <w:tcW w:type="dxa" w:w="4608"/>
-            <w:vAlign w:val="center"/>
-          </w:tcPr>
-          <w:p>
-            <w:pPr>
-              <w:spacing w:after="20" w:before="20"/>
-            </w:pPr>
-            <w:r/>
-            <w:r>
-              <w:rPr>
-                <w:b/>
-                <w:i w:val="0"/>
-                <w:color w:val="262626"/>
-                <w:sz w:val="19"/>
-              </w:rPr>
-              <w:t>Records made on different dates saw different screens.</w:t>
-            </w:r>
-          </w:p>
-        </w:tc>
-        <w:tc>
-          <w:tcPr>
-            <w:tcW w:type="dxa" w:w="5472"/>
-            <w:vAlign w:val="center"/>
-          </w:tcPr>
-          <w:p>
-            <w:pPr>
-              <w:spacing w:after="20" w:before="20"/>
-            </w:pPr>
-            <w:r/>
-            <w:r>
-              <w:rPr>
-                <w:b w:val="0"/>
-                <w:i w:val="0"/>
-                <w:color w:val="262626"/>
-                <w:sz w:val="19"/>
-              </w:rPr>
-              <w:t>Never pool records across the dated changes in HOW_TO_ANALYZE 4.9.</w:t>
             </w:r>
           </w:p>
         </w:tc>
@@ -7391,7 +8009,7 @@
                 <w:color w:val="595959"/>
                 <w:sz w:val="17"/>
               </w:rPr>
-              <w:t>13</w:t>
+              <w:t>14</w:t>
             </w:r>
           </w:p>
         </w:tc>
@@ -7480,7 +8098,7 @@
                 <w:color w:val="595959"/>
                 <w:sz w:val="17"/>
               </w:rPr>
-              <w:t>15</w:t>
+              <w:t>17</w:t>
             </w:r>
           </w:p>
         </w:tc>
@@ -8548,7 +9166,7 @@
                 <w:color w:val="595959"/>
                 <w:sz w:val="17"/>
               </w:rPr>
-              <w:t>7</w:t>
+              <w:t>9</w:t>
             </w:r>
           </w:p>
         </w:tc>
@@ -8637,7 +9255,7 @@
                 <w:color w:val="595959"/>
                 <w:sz w:val="17"/>
               </w:rPr>
-              <w:t>9</w:t>
+              <w:t>10</w:t>
             </w:r>
           </w:p>
         </w:tc>
@@ -8726,7 +9344,7 @@
                 <w:color w:val="595959"/>
                 <w:sz w:val="17"/>
               </w:rPr>
-              <w:t>11</w:t>
+              <w:t>12</w:t>
             </w:r>
           </w:p>
         </w:tc>
@@ -8904,7 +9522,7 @@
                 <w:color w:val="595959"/>
                 <w:sz w:val="17"/>
               </w:rPr>
-              <w:t>7</w:t>
+              <w:t>8</w:t>
             </w:r>
           </w:p>
         </w:tc>
@@ -9019,7 +9637,7 @@
                 <w:color w:val="262626"/>
                 <w:sz w:val="18"/>
               </w:rPr>
-              <w:t>validate:mcf</w:t>
+              <w:t>validate:session</w:t>
             </w:r>
           </w:p>
         </w:tc>
@@ -9061,7 +9679,7 @@
                 <w:color w:val="595959"/>
                 <w:sz w:val="17"/>
               </w:rPr>
-              <w:t>ALL MCF GATES PASSED</w:t>
+              <w:t>ALL SESSION GATES PASSED</w:t>
             </w:r>
           </w:p>
         </w:tc>
@@ -9082,7 +9700,7 @@
                 <w:color w:val="595959"/>
                 <w:sz w:val="17"/>
               </w:rPr>
-              <w:t>5</w:t>
+              <w:t>9</w:t>
             </w:r>
           </w:p>
         </w:tc>
@@ -9108,7 +9726,7 @@
                 <w:color w:val="262626"/>
                 <w:sz w:val="18"/>
               </w:rPr>
-              <w:t>validate:prediction</w:t>
+              <w:t>validate:mcf</w:t>
             </w:r>
           </w:p>
         </w:tc>
@@ -9150,7 +9768,7 @@
                 <w:color w:val="595959"/>
                 <w:sz w:val="17"/>
               </w:rPr>
-              <w:t>ALL PREDICTION GATES PASSED</w:t>
+              <w:t>ALL MCF GATES PASSED</w:t>
             </w:r>
           </w:p>
         </w:tc>
@@ -9171,7 +9789,7 @@
                 <w:color w:val="595959"/>
                 <w:sz w:val="17"/>
               </w:rPr>
-              <w:t>2</w:t>
+              <w:t>6</w:t>
             </w:r>
           </w:p>
         </w:tc>
@@ -9197,7 +9815,7 @@
                 <w:color w:val="262626"/>
                 <w:sz w:val="18"/>
               </w:rPr>
-              <w:t>build</w:t>
+              <w:t>validate:prediction</w:t>
             </w:r>
           </w:p>
         </w:tc>
@@ -9239,7 +9857,96 @@
                 <w:color w:val="595959"/>
                 <w:sz w:val="17"/>
               </w:rPr>
-              <w:t>✓ built in 687ms</w:t>
+              <w:t>ALL PREDICTION GATES PASSED</w:t>
+            </w:r>
+          </w:p>
+        </w:tc>
+        <w:tc>
+          <w:tcPr>
+            <w:tcW w:type="dxa" w:w="1008"/>
+            <w:vAlign w:val="center"/>
+          </w:tcPr>
+          <w:p>
+            <w:pPr>
+              <w:spacing w:after="20" w:before="20"/>
+            </w:pPr>
+            <w:r/>
+            <w:r>
+              <w:rPr>
+                <w:b w:val="0"/>
+                <w:i w:val="0"/>
+                <w:color w:val="595959"/>
+                <w:sz w:val="17"/>
+              </w:rPr>
+              <w:t>3</w:t>
+            </w:r>
+          </w:p>
+        </w:tc>
+      </w:tr>
+      <w:tr>
+        <w:trPr>
+          <w:cantSplit w:val="true"/>
+        </w:trPr>
+        <w:tc>
+          <w:tcPr>
+            <w:tcW w:type="dxa" w:w="2160"/>
+            <w:vAlign w:val="center"/>
+          </w:tcPr>
+          <w:p>
+            <w:pPr>
+              <w:spacing w:after="20" w:before="20"/>
+            </w:pPr>
+            <w:r/>
+            <w:r>
+              <w:rPr>
+                <w:b/>
+                <w:i w:val="0"/>
+                <w:color w:val="262626"/>
+                <w:sz w:val="18"/>
+              </w:rPr>
+              <w:t>build</w:t>
+            </w:r>
+          </w:p>
+        </w:tc>
+        <w:tc>
+          <w:tcPr>
+            <w:tcW w:type="dxa" w:w="1152"/>
+            <w:vAlign w:val="center"/>
+          </w:tcPr>
+          <w:p>
+            <w:pPr>
+              <w:spacing w:after="20" w:before="20"/>
+            </w:pPr>
+            <w:r/>
+            <w:r>
+              <w:rPr>
+                <w:b/>
+                <w:i w:val="0"/>
+                <w:color w:val="1B7A3E"/>
+                <w:sz w:val="18"/>
+              </w:rPr>
+              <w:t>passed</w:t>
+            </w:r>
+          </w:p>
+        </w:tc>
+        <w:tc>
+          <w:tcPr>
+            <w:tcW w:type="dxa" w:w="5760"/>
+            <w:vAlign w:val="center"/>
+          </w:tcPr>
+          <w:p>
+            <w:pPr>
+              <w:spacing w:after="20" w:before="20"/>
+            </w:pPr>
+            <w:r/>
+            <w:r>
+              <w:rPr>
+                <w:b w:val="0"/>
+                <w:i w:val="0"/>
+                <w:color w:val="595959"/>
+                <w:sz w:val="17"/>
+              </w:rPr>
+              <w:t>✓ built in 970ms</w:t>
             </w:r>
           </w:p>
         </w:tc>

--- a/docs/VRDS_Accuracy_Checklist.docx
+++ b/docs/VRDS_Accuracy_Checklist.docx
@@ -41,7 +41,7 @@
           <w:color w:val="595959"/>
           <w:sz w:val="20"/>
         </w:rPr>
-        <w:t>For Waseem and Claude  ·  29 September 2026  ·  code at commit 0d5362b on Dev-Prod-branch-Edit_9_23</w:t>
+        <w:t>For Waseem and Claude  ·  29 September 2026  ·  code at commit a6b2675 on Dev-Prod-branch-Edit_9_23</w:t>
       </w:r>
     </w:p>
     <w:p>
@@ -60,7 +60,7 @@
         <w:rPr>
           <w:color w:val="595959"/>
         </w:rPr>
-        <w:t xml:space="preserve">  (run 29 September 2026 at 17:13, when this file was made).</w:t>
+        <w:t xml:space="preserve">  (run 29 September 2026 at 18:15, when this file was made).</w:t>
       </w:r>
     </w:p>
     <w:p>
@@ -211,7 +211,7 @@
                 <w:color w:val="262626"/>
                 <w:sz w:val="19"/>
               </w:rPr>
-              <w:t>2026-09-28-results-page</w:t>
+              <w:t>2026-09-29-stability-all</w:t>
             </w:r>
           </w:p>
         </w:tc>
@@ -3951,6 +3951,186 @@
                 <w:sz w:val="17"/>
               </w:rPr>
               <w:t>validate:vciall, validate:dbshape (D65)</w:t>
+            </w:r>
+          </w:p>
+        </w:tc>
+      </w:tr>
+      <w:tr>
+        <w:trPr>
+          <w:cantSplit w:val="true"/>
+        </w:trPr>
+        <w:tc>
+          <w:tcPr>
+            <w:tcW w:type="dxa" w:w="504"/>
+            <w:vAlign w:val="center"/>
+            <w:shd w:val="clear" w:color="auto" w:fill="E8F5EC"/>
+          </w:tcPr>
+          <w:p>
+            <w:pPr>
+              <w:spacing w:after="20" w:before="20"/>
+            </w:pPr>
+            <w:r/>
+            <w:r>
+              <w:rPr>
+                <w:b/>
+                <w:i w:val="0"/>
+                <w:color w:val="1B7A3E"/>
+                <w:sz w:val="22"/>
+              </w:rPr>
+              <w:t>✔</w:t>
+            </w:r>
+          </w:p>
+        </w:tc>
+        <w:tc>
+          <w:tcPr>
+            <w:tcW w:type="dxa" w:w="2808"/>
+            <w:vAlign w:val="center"/>
+          </w:tcPr>
+          <w:p>
+            <w:pPr>
+              <w:spacing w:after="20" w:before="20"/>
+            </w:pPr>
+            <w:r/>
+            <w:r>
+              <w:rPr>
+                <w:b/>
+                <w:i w:val="0"/>
+                <w:color w:val="262626"/>
+                <w:sz w:val="19"/>
+              </w:rPr>
+              <w:t>Stability_all (all six scenarios).</w:t>
+            </w:r>
+          </w:p>
+        </w:tc>
+        <w:tc>
+          <w:tcPr>
+            <w:tcW w:type="dxa" w:w="4968"/>
+            <w:vAlign w:val="center"/>
+          </w:tcPr>
+          <w:p>
+            <w:pPr>
+              <w:spacing w:after="20" w:before="20"/>
+            </w:pPr>
+            <w:r/>
+            <w:r>
+              <w:rPr>
+                <w:b w:val="0"/>
+                <w:i w:val="0"/>
+                <w:color w:val="262626"/>
+                <w:sz w:val="19"/>
+              </w:rPr>
+              <w:t>Stability's own rule over all six, on the running values: the four decisions count exactly as Stability does, the wish and the veil when the final choice was not one of the two best fits. It is never above Stability. Shown beside Stability on the results page.</w:t>
+            </w:r>
+          </w:p>
+        </w:tc>
+        <w:tc>
+          <w:tcPr>
+            <w:tcW w:type="dxa" w:w="1800"/>
+            <w:vAlign w:val="center"/>
+          </w:tcPr>
+          <w:p>
+            <w:pPr>
+              <w:spacing w:after="20" w:before="20"/>
+            </w:pPr>
+            <w:r/>
+            <w:r>
+              <w:rPr>
+                <w:b w:val="0"/>
+                <w:i w:val="0"/>
+                <w:color w:val="595959"/>
+                <w:sz w:val="17"/>
+              </w:rPr>
+              <w:t>validate:vciall, validate:dbshape, validate:journey (A9-A11, D67, J11)</w:t>
+            </w:r>
+          </w:p>
+        </w:tc>
+      </w:tr>
+      <w:tr>
+        <w:trPr>
+          <w:cantSplit w:val="true"/>
+        </w:trPr>
+        <w:tc>
+          <w:tcPr>
+            <w:tcW w:type="dxa" w:w="504"/>
+            <w:vAlign w:val="center"/>
+            <w:shd w:val="clear" w:color="auto" w:fill="E8F5EC"/>
+          </w:tcPr>
+          <w:p>
+            <w:pPr>
+              <w:spacing w:after="20" w:before="20"/>
+            </w:pPr>
+            <w:r/>
+            <w:r>
+              <w:rPr>
+                <w:b/>
+                <w:i w:val="0"/>
+                <w:color w:val="1B7A3E"/>
+                <w:sz w:val="22"/>
+              </w:rPr>
+              <w:t>✔</w:t>
+            </w:r>
+          </w:p>
+        </w:tc>
+        <w:tc>
+          <w:tcPr>
+            <w:tcW w:type="dxa" w:w="2808"/>
+            <w:vAlign w:val="center"/>
+          </w:tcPr>
+          <w:p>
+            <w:pPr>
+              <w:spacing w:after="20" w:before="20"/>
+            </w:pPr>
+            <w:r/>
+            <w:r>
+              <w:rPr>
+                <w:b/>
+                <w:i w:val="0"/>
+                <w:color w:val="262626"/>
+                <w:sz w:val="19"/>
+              </w:rPr>
+              <w:t>Top-value choices (saved, never shown).</w:t>
+            </w:r>
+          </w:p>
+        </w:tc>
+        <w:tc>
+          <w:tcPr>
+            <w:tcW w:type="dxa" w:w="4968"/>
+            <w:vAlign w:val="center"/>
+          </w:tcPr>
+          <w:p>
+            <w:pPr>
+              <w:spacing w:after="20" w:before="20"/>
+            </w:pPr>
+            <w:r/>
+            <w:r>
+              <w:rPr>
+                <w:b w:val="0"/>
+                <w:i w:val="0"/>
+                <w:color w:val="262626"/>
+                <w:sz w:val="19"/>
+              </w:rPr>
+              <w:t>In how many of the six scenarios the final choice did most for the #1 value brought into Block 5, and for the #1 or #2. Blind choosing gives about 1.1 and 2.2 of 6; recounted by hand for every pretend participant.</w:t>
+            </w:r>
+          </w:p>
+        </w:tc>
+        <w:tc>
+          <w:tcPr>
+            <w:tcW w:type="dxa" w:w="1800"/>
+            <w:vAlign w:val="center"/>
+          </w:tcPr>
+          <w:p>
+            <w:pPr>
+              <w:spacing w:after="20" w:before="20"/>
+            </w:pPr>
+            <w:r/>
+            <w:r>
+              <w:rPr>
+                <w:b w:val="0"/>
+                <w:i w:val="0"/>
+                <w:color w:val="595959"/>
+                <w:sz w:val="17"/>
+              </w:rPr>
+              <w:t>validate:vciall, validate:dbshape, validate:journey (A12, D67, J11)</w:t>
             </w:r>
           </w:p>
         </w:tc>
@@ -7439,6 +7619,53 @@
                 <w:color w:val="262626"/>
                 <w:sz w:val="19"/>
               </w:rPr>
+              <w:t>Stability_all contains Stability.</w:t>
+            </w:r>
+          </w:p>
+        </w:tc>
+        <w:tc>
+          <w:tcPr>
+            <w:tcW w:type="dxa" w:w="5472"/>
+            <w:vAlign w:val="center"/>
+          </w:tcPr>
+          <w:p>
+            <w:pPr>
+              <w:spacing w:after="20" w:before="20"/>
+            </w:pPr>
+            <w:r/>
+            <w:r>
+              <w:rPr>
+                <w:b w:val="0"/>
+                <w:i w:val="0"/>
+                <w:color w:val="262626"/>
+                <w:sz w:val="19"/>
+              </w:rPr>
+              <w:t>Never correlate the two; use stability_all_minus_stability. Compare groups: the level depends on the step sizes.</w:t>
+            </w:r>
+          </w:p>
+        </w:tc>
+      </w:tr>
+      <w:tr>
+        <w:trPr>
+          <w:cantSplit w:val="true"/>
+        </w:trPr>
+        <w:tc>
+          <w:tcPr>
+            <w:tcW w:type="dxa" w:w="4608"/>
+            <w:vAlign w:val="center"/>
+          </w:tcPr>
+          <w:p>
+            <w:pPr>
+              <w:spacing w:after="20" w:before="20"/>
+            </w:pPr>
+            <w:r/>
+            <w:r>
+              <w:rPr>
+                <w:b/>
+                <w:i w:val="0"/>
+                <w:color w:val="262626"/>
+                <w:sz w:val="19"/>
+              </w:rPr>
               <w:t>The echo and the screen-against-yardstick gap.</w:t>
             </w:r>
           </w:p>
@@ -8009,7 +8236,7 @@
                 <w:color w:val="595959"/>
                 <w:sz w:val="17"/>
               </w:rPr>
-              <w:t>14</w:t>
+              <w:t>12</w:t>
             </w:r>
           </w:p>
         </w:tc>
@@ -8098,7 +8325,7 @@
                 <w:color w:val="595959"/>
                 <w:sz w:val="17"/>
               </w:rPr>
-              <w:t>17</w:t>
+              <w:t>14</w:t>
             </w:r>
           </w:p>
         </w:tc>
@@ -9056,7 +9283,7 @@
                 <w:color w:val="595959"/>
                 <w:sz w:val="17"/>
               </w:rPr>
-              <w:t>[PASS] K1  the committed tables are exactly what the recipe produces (200000 draws, 3.4s)</w:t>
+              <w:t>[PASS] K1  the committed tables are exactly what the recipe produces (200000 draws, 3.3s)</w:t>
             </w:r>
           </w:p>
         </w:tc>
@@ -9166,7 +9393,7 @@
                 <w:color w:val="595959"/>
                 <w:sz w:val="17"/>
               </w:rPr>
-              <w:t>9</w:t>
+              <w:t>7</w:t>
             </w:r>
           </w:p>
         </w:tc>
@@ -9255,7 +9482,7 @@
                 <w:color w:val="595959"/>
                 <w:sz w:val="17"/>
               </w:rPr>
-              <w:t>10</w:t>
+              <w:t>12</w:t>
             </w:r>
           </w:p>
         </w:tc>
@@ -9344,7 +9571,7 @@
                 <w:color w:val="595959"/>
                 <w:sz w:val="17"/>
               </w:rPr>
-              <w:t>12</w:t>
+              <w:t>10</w:t>
             </w:r>
           </w:p>
         </w:tc>
@@ -9522,7 +9749,7 @@
                 <w:color w:val="595959"/>
                 <w:sz w:val="17"/>
               </w:rPr>
-              <w:t>8</w:t>
+              <w:t>7</w:t>
             </w:r>
           </w:p>
         </w:tc>
@@ -9700,7 +9927,7 @@
                 <w:color w:val="595959"/>
                 <w:sz w:val="17"/>
               </w:rPr>
-              <w:t>9</w:t>
+              <w:t>8</w:t>
             </w:r>
           </w:p>
         </w:tc>
@@ -9789,7 +10016,7 @@
                 <w:color w:val="595959"/>
                 <w:sz w:val="17"/>
               </w:rPr>
-              <w:t>6</w:t>
+              <w:t>5</w:t>
             </w:r>
           </w:p>
         </w:tc>
@@ -9878,7 +10105,7 @@
                 <w:color w:val="595959"/>
                 <w:sz w:val="17"/>
               </w:rPr>
-              <w:t>3</w:t>
+              <w:t>2</w:t>
             </w:r>
           </w:p>
         </w:tc>
@@ -9946,7 +10173,7 @@
                 <w:color w:val="595959"/>
                 <w:sz w:val="17"/>
               </w:rPr>
-              <w:t>✓ built in 970ms</w:t>
+              <w:t>✓ built in 865ms</w:t>
             </w:r>
           </w:p>
         </w:tc>

--- a/docs/VRDS_Accuracy_Checklist.docx
+++ b/docs/VRDS_Accuracy_Checklist.docx
@@ -41,7 +41,7 @@
           <w:color w:val="595959"/>
           <w:sz w:val="20"/>
         </w:rPr>
-        <w:t>For Waseem and Claude  ·  29 September 2026  ·  code at commit a6b2675 on Dev-Prod-branch-Edit_9_23</w:t>
+        <w:t>For Waseem and Claude  ·  29 September 2026  ·  code at commit 477a7c0 on Dev-Prod-branch-Edit_9_23</w:t>
       </w:r>
     </w:p>
     <w:p>
@@ -60,7 +60,7 @@
         <w:rPr>
           <w:color w:val="595959"/>
         </w:rPr>
-        <w:t xml:space="preserve">  (run 29 September 2026 at 18:15, when this file was made).</w:t>
+        <w:t xml:space="preserve">  (run 29 September 2026 at 20:28, when this file was made).</w:t>
       </w:r>
     </w:p>
     <w:p>
@@ -211,7 +211,7 @@
                 <w:color w:val="262626"/>
                 <w:sz w:val="19"/>
               </w:rPr>
-              <w:t>2026-09-29-stability-all</w:t>
+              <w:t>2026-09-29-results-redesign</w:t>
             </w:r>
           </w:p>
         </w:tc>
@@ -3529,7 +3529,7 @@
                 <w:color w:val="262626"/>
                 <w:sz w:val="19"/>
               </w:rPr>
-              <w:t>"Would you approve the policy?" before any voice and after each, with confidence first and last, appears on the charts page in the words the participant saw.</w:t>
+              <w:t>"Would you approve the policy?" before any voice and after each, with confidence first and last, appears in the charts (the thank-you page's "Your first answers" tab) in the words the participant saw.</w:t>
             </w:r>
           </w:p>
         </w:tc>
@@ -4019,7 +4019,7 @@
                 <w:color w:val="262626"/>
                 <w:sz w:val="19"/>
               </w:rPr>
-              <w:t>Stability's own rule over all six, on the running values: the four decisions count exactly as Stability does, the wish and the veil when the final choice was not one of the two best fits. It is never above Stability. Shown beside Stability on the results page.</w:t>
+              <w:t>Stability's own rule over all six, on the running values: the four decisions count exactly as Stability does, the wish and the veil when the final choice was not one of the two best fits. It is never above Stability. Shown beside Stability in the results page's stability box.</w:t>
             </w:r>
           </w:p>
         </w:tc>
@@ -5229,7 +5229,7 @@
                 <w:color w:val="262626"/>
                 <w:sz w:val="19"/>
               </w:rPr>
-              <w:t>analysis.results_page: the card, the bottom bar, or the bottom of the results or charts page, and whether the charts were opened first.</w:t>
+              <w:t>analysis.results_page: the card under the scores, the bottom bar, or the button at the bottom of the results page, with every move and its time. No chart fields: the charts come after the feedback.</w:t>
             </w:r>
           </w:p>
         </w:tc>
@@ -5787,7 +5787,187 @@
                 <w:color w:val="262626"/>
                 <w:sz w:val="19"/>
               </w:rPr>
-              <w:t>The charts page matches the database.</w:t>
+              <w:t>The results page speaks plainly and keeps every detail.</w:t>
+            </w:r>
+          </w:p>
+        </w:tc>
+        <w:tc>
+          <w:tcPr>
+            <w:tcW w:type="dxa" w:w="4968"/>
+            <w:vAlign w:val="center"/>
+          </w:tcPr>
+          <w:p>
+            <w:pPr>
+              <w:spacing w:after="20" w:before="20"/>
+            </w:pPr>
+            <w:r/>
+            <w:r>
+              <w:rPr>
+                <w:b w:val="0"/>
+                <w:i w:val="0"/>
+                <w:color w:val="262626"/>
+                <w:sz w:val="19"/>
+              </w:rPr>
+              <w:t>"What your results show", three colored score boxes (alignment, stability, performance) with "Not tested" where nothing was tested, and every scenario as a compact card with its choice, label, Fit and reflection badges. No block numbers, "CVR" or "MPF".</w:t>
+            </w:r>
+          </w:p>
+        </w:tc>
+        <w:tc>
+          <w:tcPr>
+            <w:tcW w:type="dxa" w:w="1800"/>
+            <w:vAlign w:val="center"/>
+          </w:tcPr>
+          <w:p>
+            <w:pPr>
+              <w:spacing w:after="20" w:before="20"/>
+            </w:pPr>
+            <w:r/>
+            <w:r>
+              <w:rPr>
+                <w:b w:val="0"/>
+                <w:i w:val="0"/>
+                <w:color w:val="595959"/>
+                <w:sz w:val="17"/>
+              </w:rPr>
+              <w:t>validate:journey (J11, J12)</w:t>
+            </w:r>
+          </w:p>
+        </w:tc>
+      </w:tr>
+      <w:tr>
+        <w:trPr>
+          <w:cantSplit w:val="true"/>
+        </w:trPr>
+        <w:tc>
+          <w:tcPr>
+            <w:tcW w:type="dxa" w:w="504"/>
+            <w:vAlign w:val="center"/>
+            <w:shd w:val="clear" w:color="auto" w:fill="E8F5EC"/>
+          </w:tcPr>
+          <w:p>
+            <w:pPr>
+              <w:spacing w:after="20" w:before="20"/>
+            </w:pPr>
+            <w:r/>
+            <w:r>
+              <w:rPr>
+                <w:b/>
+                <w:i w:val="0"/>
+                <w:color w:val="1B7A3E"/>
+                <w:sz w:val="22"/>
+              </w:rPr>
+              <w:t>✔</w:t>
+            </w:r>
+          </w:p>
+        </w:tc>
+        <w:tc>
+          <w:tcPr>
+            <w:tcW w:type="dxa" w:w="2808"/>
+            <w:vAlign w:val="center"/>
+          </w:tcPr>
+          <w:p>
+            <w:pPr>
+              <w:spacing w:after="20" w:before="20"/>
+            </w:pPr>
+            <w:r/>
+            <w:r>
+              <w:rPr>
+                <w:b/>
+                <w:i w:val="0"/>
+                <w:color w:val="262626"/>
+                <w:sz w:val="19"/>
+              </w:rPr>
+              <w:t>The charts come after the feedback, in five tabs.</w:t>
+            </w:r>
+          </w:p>
+        </w:tc>
+        <w:tc>
+          <w:tcPr>
+            <w:tcW w:type="dxa" w:w="4968"/>
+            <w:vAlign w:val="center"/>
+          </w:tcPr>
+          <w:p>
+            <w:pPr>
+              <w:spacing w:after="20" w:before="20"/>
+            </w:pPr>
+            <w:r/>
+            <w:r>
+              <w:rPr>
+                <w:b w:val="0"/>
+                <w:i w:val="0"/>
+                <w:color w:val="262626"/>
+                <w:sz w:val="19"/>
+              </w:rPr>
+              <w:t>They are on the thank-you page only, and every chart sits in exactly one tab, so none can be lost.</w:t>
+            </w:r>
+          </w:p>
+        </w:tc>
+        <w:tc>
+          <w:tcPr>
+            <w:tcW w:type="dxa" w:w="1800"/>
+            <w:vAlign w:val="center"/>
+          </w:tcPr>
+          <w:p>
+            <w:pPr>
+              <w:spacing w:after="20" w:before="20"/>
+            </w:pPr>
+            <w:r/>
+            <w:r>
+              <w:rPr>
+                <w:b w:val="0"/>
+                <w:i w:val="0"/>
+                <w:color w:val="595959"/>
+                <w:sz w:val="17"/>
+              </w:rPr>
+              <w:t>validate:journey (J12)</w:t>
+            </w:r>
+          </w:p>
+        </w:tc>
+      </w:tr>
+      <w:tr>
+        <w:trPr>
+          <w:cantSplit w:val="true"/>
+        </w:trPr>
+        <w:tc>
+          <w:tcPr>
+            <w:tcW w:type="dxa" w:w="504"/>
+            <w:vAlign w:val="center"/>
+            <w:shd w:val="clear" w:color="auto" w:fill="E8F5EC"/>
+          </w:tcPr>
+          <w:p>
+            <w:pPr>
+              <w:spacing w:after="20" w:before="20"/>
+            </w:pPr>
+            <w:r/>
+            <w:r>
+              <w:rPr>
+                <w:b/>
+                <w:i w:val="0"/>
+                <w:color w:val="1B7A3E"/>
+                <w:sz w:val="22"/>
+              </w:rPr>
+              <w:t>✔</w:t>
+            </w:r>
+          </w:p>
+        </w:tc>
+        <w:tc>
+          <w:tcPr>
+            <w:tcW w:type="dxa" w:w="2808"/>
+            <w:vAlign w:val="center"/>
+          </w:tcPr>
+          <w:p>
+            <w:pPr>
+              <w:spacing w:after="20" w:before="20"/>
+            </w:pPr>
+            <w:r/>
+            <w:r>
+              <w:rPr>
+                <w:b/>
+                <w:i w:val="0"/>
+                <w:color w:val="262626"/>
+                <w:sz w:val="19"/>
+              </w:rPr>
+              <w:t>The charts match the database.</w:t>
             </w:r>
           </w:p>
         </w:tc>
@@ -8236,7 +8416,7 @@
                 <w:color w:val="595959"/>
                 <w:sz w:val="17"/>
               </w:rPr>
-              <w:t>12</w:t>
+              <w:t>14</w:t>
             </w:r>
           </w:p>
         </w:tc>
@@ -8325,7 +8505,7 @@
                 <w:color w:val="595959"/>
                 <w:sz w:val="17"/>
               </w:rPr>
-              <w:t>14</w:t>
+              <w:t>17</w:t>
             </w:r>
           </w:p>
         </w:tc>
@@ -9283,7 +9463,7 @@
                 <w:color w:val="595959"/>
                 <w:sz w:val="17"/>
               </w:rPr>
-              <w:t>[PASS] K1  the committed tables are exactly what the recipe produces (200000 draws, 3.3s)</w:t>
+              <w:t>[PASS] K1  the committed tables are exactly what the recipe produces (200000 draws, 3.4s)</w:t>
             </w:r>
           </w:p>
         </w:tc>
@@ -9304,7 +9484,7 @@
                 <w:color w:val="595959"/>
                 <w:sz w:val="17"/>
               </w:rPr>
-              <w:t>5</w:t>
+              <w:t>6</w:t>
             </w:r>
           </w:p>
         </w:tc>
@@ -9393,7 +9573,7 @@
                 <w:color w:val="595959"/>
                 <w:sz w:val="17"/>
               </w:rPr>
-              <w:t>7</w:t>
+              <w:t>8</w:t>
             </w:r>
           </w:p>
         </w:tc>
@@ -9482,7 +9662,7 @@
                 <w:color w:val="595959"/>
                 <w:sz w:val="17"/>
               </w:rPr>
-              <w:t>12</w:t>
+              <w:t>13</w:t>
             </w:r>
           </w:p>
         </w:tc>
@@ -10016,7 +10196,7 @@
                 <w:color w:val="595959"/>
                 <w:sz w:val="17"/>
               </w:rPr>
-              <w:t>5</w:t>
+              <w:t>6</w:t>
             </w:r>
           </w:p>
         </w:tc>
@@ -10173,7 +10353,7 @@
                 <w:color w:val="595959"/>
                 <w:sz w:val="17"/>
               </w:rPr>
-              <w:t>✓ built in 865ms</w:t>
+              <w:t>✓ built in 958ms</w:t>
             </w:r>
           </w:p>
         </w:tc>

--- a/docs/VRDS_Accuracy_Checklist.docx
+++ b/docs/VRDS_Accuracy_Checklist.docx
@@ -41,7 +41,7 @@
           <w:color w:val="595959"/>
           <w:sz w:val="20"/>
         </w:rPr>
-        <w:t>For Waseem and Claude  ·  29 September 2026  ·  code at commit 477a7c0 on Dev-Prod-branch-Edit_9_23</w:t>
+        <w:t>For Waseem and Claude  ·  29 September 2026  ·  code at commit 41b1765 on Dev-Prod-branch-Edit_9_23</w:t>
       </w:r>
     </w:p>
     <w:p>
@@ -60,7 +60,7 @@
         <w:rPr>
           <w:color w:val="595959"/>
         </w:rPr>
-        <w:t xml:space="preserve">  (run 29 September 2026 at 20:28, when this file was made).</w:t>
+        <w:t xml:space="preserve">  (run 29 September 2026 at 20:48, when this file was made).</w:t>
       </w:r>
     </w:p>
     <w:p>
@@ -5607,7 +5607,7 @@
                 <w:color w:val="262626"/>
                 <w:sz w:val="19"/>
               </w:rPr>
-              <w:t>Scenario 6 has no MCF and no "Your values in this scenario" panel.</w:t>
+              <w:t>Scenario 6 has no MCF, no "Your values in this scenario" panel, and no performance chart.</w:t>
             </w:r>
           </w:p>
         </w:tc>
@@ -5628,7 +5628,7 @@
                 <w:color w:val="262626"/>
                 <w:sz w:val="19"/>
               </w:rPr>
-              <w:t>So the prediction test cannot become "pick your value".</w:t>
+              <w:t>So the prediction test cannot become "pick your value"; and its rules all score 50, so a performance chart would show four identical flat shapes.</w:t>
             </w:r>
           </w:p>
         </w:tc>
@@ -8416,7 +8416,7 @@
                 <w:color w:val="595959"/>
                 <w:sz w:val="17"/>
               </w:rPr>
-              <w:t>14</w:t>
+              <w:t>16</w:t>
             </w:r>
           </w:p>
         </w:tc>
@@ -8505,7 +8505,7 @@
                 <w:color w:val="595959"/>
                 <w:sz w:val="17"/>
               </w:rPr>
-              <w:t>17</w:t>
+              <w:t>18</w:t>
             </w:r>
           </w:p>
         </w:tc>
@@ -9484,7 +9484,7 @@
                 <w:color w:val="595959"/>
                 <w:sz w:val="17"/>
               </w:rPr>
-              <w:t>6</w:t>
+              <w:t>5</w:t>
             </w:r>
           </w:p>
         </w:tc>
@@ -9662,7 +9662,7 @@
                 <w:color w:val="595959"/>
                 <w:sz w:val="17"/>
               </w:rPr>
-              <w:t>13</w:t>
+              <w:t>12</w:t>
             </w:r>
           </w:p>
         </w:tc>
@@ -10196,7 +10196,7 @@
                 <w:color w:val="595959"/>
                 <w:sz w:val="17"/>
               </w:rPr>
-              <w:t>6</w:t>
+              <w:t>5</w:t>
             </w:r>
           </w:p>
         </w:tc>
@@ -10353,7 +10353,7 @@
                 <w:color w:val="595959"/>
                 <w:sz w:val="17"/>
               </w:rPr>
-              <w:t>✓ built in 958ms</w:t>
+              <w:t>✓ built in 878ms</w:t>
             </w:r>
           </w:p>
         </w:tc>

--- a/docs/VRDS_Accuracy_Checklist.docx
+++ b/docs/VRDS_Accuracy_Checklist.docx
@@ -41,7 +41,7 @@
           <w:color w:val="595959"/>
           <w:sz w:val="20"/>
         </w:rPr>
-        <w:t>For Waseem and Claude  ·  29 September 2026  ·  code at commit 41b1765 on Dev-Prod-branch-Edit_9_23</w:t>
+        <w:t>For Waseem and Claude  ·  29 September 2026  ·  code at commit ea20282 on Dev-Prod-branch-Edit_9_23</w:t>
       </w:r>
     </w:p>
     <w:p>
@@ -54,13 +54,13 @@
           <w:color w:val="1B7A3E"/>
           <w:sz w:val="24"/>
         </w:rPr>
-        <w:t>All 25 checks passed</w:t>
+        <w:t>All 26 checks passed</w:t>
       </w:r>
       <w:r>
         <w:rPr>
           <w:color w:val="595959"/>
         </w:rPr>
-        <w:t xml:space="preserve">  (run 29 September 2026 at 20:48, when this file was made).</w:t>
+        <w:t xml:space="preserve">  (run 29 September 2026 at 21:44, when this file was made).</w:t>
       </w:r>
     </w:p>
     <w:p>
@@ -211,7 +211,7 @@
                 <w:color w:val="262626"/>
                 <w:sz w:val="19"/>
               </w:rPr>
-              <w:t>2026-09-29-results-redesign</w:t>
+              <w:t>2026-09-29-attention-checks</w:t>
             </w:r>
           </w:p>
         </w:tc>
@@ -1469,7 +1469,7 @@
                 <w:color w:val="262626"/>
                 <w:sz w:val="19"/>
               </w:rPr>
-              <w:t>The insights page and the post-Block-4 profile page are left out of the per-page times on purpose (they measure reading speed), but their minutes are still inside the total.</w:t>
+              <w:t>The insights page and the post-Block-4 profile page (both deleted on 29 September) were left out of the per-page times on purpose; the rule still holds for any older ledger.</w:t>
             </w:r>
           </w:p>
         </w:tc>
@@ -1491,6 +1491,96 @@
                 <w:sz w:val="17"/>
               </w:rPr>
               <w:t>validate:dbshape (D1-D6)</w:t>
+            </w:r>
+          </w:p>
+        </w:tc>
+      </w:tr>
+      <w:tr>
+        <w:trPr>
+          <w:cantSplit w:val="true"/>
+        </w:trPr>
+        <w:tc>
+          <w:tcPr>
+            <w:tcW w:type="dxa" w:w="504"/>
+            <w:vAlign w:val="center"/>
+            <w:shd w:val="clear" w:color="auto" w:fill="E8F5EC"/>
+          </w:tcPr>
+          <w:p>
+            <w:pPr>
+              <w:spacing w:after="20" w:before="20"/>
+            </w:pPr>
+            <w:r/>
+            <w:r>
+              <w:rPr>
+                <w:b/>
+                <w:i w:val="0"/>
+                <w:color w:val="1B7A3E"/>
+                <w:sz w:val="22"/>
+              </w:rPr>
+              <w:t>✔</w:t>
+            </w:r>
+          </w:p>
+        </w:tc>
+        <w:tc>
+          <w:tcPr>
+            <w:tcW w:type="dxa" w:w="2808"/>
+            <w:vAlign w:val="center"/>
+          </w:tcPr>
+          <w:p>
+            <w:pPr>
+              <w:spacing w:after="20" w:before="20"/>
+            </w:pPr>
+            <w:r/>
+            <w:r>
+              <w:rPr>
+                <w:b/>
+                <w:i w:val="0"/>
+                <w:color w:val="262626"/>
+                <w:sz w:val="19"/>
+              </w:rPr>
+              <w:t>The gift card needs all three attention checks right.</w:t>
+            </w:r>
+          </w:p>
+        </w:tc>
+        <w:tc>
+          <w:tcPr>
+            <w:tcW w:type="dxa" w:w="4968"/>
+            <w:vAlign w:val="center"/>
+          </w:tcPr>
+          <w:p>
+            <w:pPr>
+              <w:spacing w:after="20" w:before="20"/>
+            </w:pPr>
+            <w:r/>
+            <w:r>
+              <w:rPr>
+                <w:b w:val="0"/>
+                <w:i w:val="0"/>
+                <w:color w:val="262626"/>
+                <w:sz w:val="19"/>
+              </w:rPr>
+              <w:t>On top of the old rules (finished, 35 working minutes, not the same answer everywhere, fewer than 3 rushed blocks). Each miss, and a check never reached, gives its own reason in quality.reasons; the colour check's screen is never a rushed block.</w:t>
+            </w:r>
+          </w:p>
+        </w:tc>
+        <w:tc>
+          <w:tcPr>
+            <w:tcW w:type="dxa" w:w="1800"/>
+            <w:vAlign w:val="center"/>
+          </w:tcPr>
+          <w:p>
+            <w:pPr>
+              <w:spacing w:after="20" w:before="20"/>
+            </w:pPr>
+            <w:r/>
+            <w:r>
+              <w:rPr>
+                <w:b w:val="0"/>
+                <w:i w:val="0"/>
+                <w:color w:val="595959"/>
+                <w:sz w:val="17"/>
+              </w:rPr>
+              <w:t>validate:attention (T4)</w:t>
             </w:r>
           </w:p>
         </w:tc>
@@ -6280,6 +6370,676 @@
                 <w:sz w:val="17"/>
               </w:rPr>
               <w:t>typecheck, lint</w:t>
+            </w:r>
+          </w:p>
+        </w:tc>
+      </w:tr>
+    </w:tbl>
+    <w:p>
+      <w:pPr>
+        <w:keepNext/>
+        <w:spacing w:after="80" w:before="280"/>
+      </w:pPr>
+      <w:r>
+        <w:rPr>
+          <w:b/>
+          <w:i w:val="0"/>
+          <w:color w:val="1F3864"/>
+          <w:sz w:val="28"/>
+        </w:rPr>
+        <w:t>6b. The attention checks, and the two deleted pages</w:t>
+      </w:r>
+    </w:p>
+    <w:tbl>
+      <w:tblPr>
+        <w:tblW w:type="auto" w:w="0"/>
+        <w:jc w:val="center"/>
+        <w:tblLayout w:type="fixed"/>
+        <w:tblLook w:firstColumn="1" w:firstRow="1" w:lastColumn="0" w:lastRow="0" w:noHBand="0" w:noVBand="1" w:val="04A0"/>
+        <w:tblBorders>
+          <w:top w:val="single" w:sz="4" w:space="0" w:color="BFBFBF"/>
+          <w:left w:val="single" w:sz="4" w:space="0" w:color="BFBFBF"/>
+          <w:bottom w:val="single" w:sz="4" w:space="0" w:color="BFBFBF"/>
+          <w:right w:val="single" w:sz="4" w:space="0" w:color="BFBFBF"/>
+          <w:insideH w:val="single" w:sz="4" w:space="0" w:color="BFBFBF"/>
+          <w:insideV w:val="single" w:sz="4" w:space="0" w:color="BFBFBF"/>
+        </w:tblBorders>
+      </w:tblPr>
+      <w:tblGrid>
+        <w:gridCol w:w="504"/>
+        <w:gridCol w:w="2808"/>
+        <w:gridCol w:w="4968"/>
+        <w:gridCol w:w="1800"/>
+      </w:tblGrid>
+      <w:tr>
+        <w:trPr>
+          <w:cantSplit w:val="true"/>
+          <w:tblHeader w:val="true"/>
+        </w:trPr>
+        <w:tc>
+          <w:tcPr>
+            <w:tcW w:type="dxa" w:w="504"/>
+            <w:vAlign w:val="center"/>
+            <w:shd w:val="clear" w:color="auto" w:fill="DCE6F1"/>
+          </w:tcPr>
+          <w:p>
+            <w:pPr>
+              <w:spacing w:after="20" w:before="20"/>
+            </w:pPr>
+            <w:r/>
+            <w:r>
+              <w:rPr>
+                <w:b/>
+                <w:i w:val="0"/>
+                <w:color w:val="1F3864"/>
+                <w:sz w:val="19"/>
+              </w:rPr>
+            </w:r>
+          </w:p>
+        </w:tc>
+        <w:tc>
+          <w:tcPr>
+            <w:tcW w:type="dxa" w:w="2808"/>
+            <w:vAlign w:val="center"/>
+            <w:shd w:val="clear" w:color="auto" w:fill="DCE6F1"/>
+          </w:tcPr>
+          <w:p>
+            <w:pPr>
+              <w:spacing w:after="20" w:before="20"/>
+            </w:pPr>
+            <w:r/>
+            <w:r>
+              <w:rPr>
+                <w:b/>
+                <w:i w:val="0"/>
+                <w:color w:val="1F3864"/>
+                <w:sz w:val="19"/>
+              </w:rPr>
+              <w:t>What is accurate now</w:t>
+            </w:r>
+          </w:p>
+        </w:tc>
+        <w:tc>
+          <w:tcPr>
+            <w:tcW w:type="dxa" w:w="4968"/>
+            <w:vAlign w:val="center"/>
+            <w:shd w:val="clear" w:color="auto" w:fill="DCE6F1"/>
+          </w:tcPr>
+          <w:p>
+            <w:pPr>
+              <w:spacing w:after="20" w:before="20"/>
+            </w:pPr>
+            <w:r/>
+            <w:r>
+              <w:rPr>
+                <w:b/>
+                <w:i w:val="0"/>
+                <w:color w:val="1F3864"/>
+                <w:sz w:val="19"/>
+              </w:rPr>
+              <w:t>Why you can trust it</w:t>
+            </w:r>
+          </w:p>
+        </w:tc>
+        <w:tc>
+          <w:tcPr>
+            <w:tcW w:type="dxa" w:w="1800"/>
+            <w:vAlign w:val="center"/>
+            <w:shd w:val="clear" w:color="auto" w:fill="DCE6F1"/>
+          </w:tcPr>
+          <w:p>
+            <w:pPr>
+              <w:spacing w:after="20" w:before="20"/>
+            </w:pPr>
+            <w:r/>
+            <w:r>
+              <w:rPr>
+                <w:b/>
+                <w:i w:val="0"/>
+                <w:color w:val="1F3864"/>
+                <w:sz w:val="19"/>
+              </w:rPr>
+              <w:t>Checked by</w:t>
+            </w:r>
+          </w:p>
+        </w:tc>
+      </w:tr>
+      <w:tr>
+        <w:trPr>
+          <w:cantSplit w:val="true"/>
+        </w:trPr>
+        <w:tc>
+          <w:tcPr>
+            <w:tcW w:type="dxa" w:w="504"/>
+            <w:vAlign w:val="center"/>
+            <w:shd w:val="clear" w:color="auto" w:fill="E8F5EC"/>
+          </w:tcPr>
+          <w:p>
+            <w:pPr>
+              <w:spacing w:after="20" w:before="20"/>
+            </w:pPr>
+            <w:r/>
+            <w:r>
+              <w:rPr>
+                <w:b/>
+                <w:i w:val="0"/>
+                <w:color w:val="1B7A3E"/>
+                <w:sz w:val="22"/>
+              </w:rPr>
+              <w:t>✔</w:t>
+            </w:r>
+          </w:p>
+        </w:tc>
+        <w:tc>
+          <w:tcPr>
+            <w:tcW w:type="dxa" w:w="2808"/>
+            <w:vAlign w:val="center"/>
+          </w:tcPr>
+          <w:p>
+            <w:pPr>
+              <w:spacing w:after="20" w:before="20"/>
+            </w:pPr>
+            <w:r/>
+            <w:r>
+              <w:rPr>
+                <w:b/>
+                <w:i w:val="0"/>
+                <w:color w:val="262626"/>
+                <w:sz w:val="19"/>
+              </w:rPr>
+              <w:t>Three very simple attention checks, drawn at random for each person.</w:t>
+            </w:r>
+          </w:p>
+        </w:tc>
+        <w:tc>
+          <w:tcPr>
+            <w:tcW w:type="dxa" w:w="4968"/>
+            <w:vAlign w:val="center"/>
+          </w:tcPr>
+          <w:p>
+            <w:pPr>
+              <w:spacing w:after="20" w:before="20"/>
+            </w:pPr>
+            <w:r/>
+            <w:r>
+              <w:rPr>
+                <w:b w:val="0"/>
+                <w:i w:val="0"/>
+                <w:color w:val="262626"/>
+                <w:sz w:val="19"/>
+              </w:rPr>
+              <w:t>Tap a named colour (after one of the four first parts), tap a letter (between two scenarios), and "Pick the number four" in the feedback (two, three, four or five). Over 4,000 pretend people every colour, letter, number, place and button order comes up about 1 time in 4.</w:t>
+            </w:r>
+          </w:p>
+        </w:tc>
+        <w:tc>
+          <w:tcPr>
+            <w:tcW w:type="dxa" w:w="1800"/>
+            <w:vAlign w:val="center"/>
+          </w:tcPr>
+          <w:p>
+            <w:pPr>
+              <w:spacing w:after="20" w:before="20"/>
+            </w:pPr>
+            <w:r/>
+            <w:r>
+              <w:rPr>
+                <w:b w:val="0"/>
+                <w:i w:val="0"/>
+                <w:color w:val="595959"/>
+                <w:sz w:val="17"/>
+              </w:rPr>
+              <w:t>validate:attention (T1)</w:t>
+            </w:r>
+          </w:p>
+        </w:tc>
+      </w:tr>
+      <w:tr>
+        <w:trPr>
+          <w:cantSplit w:val="true"/>
+        </w:trPr>
+        <w:tc>
+          <w:tcPr>
+            <w:tcW w:type="dxa" w:w="504"/>
+            <w:vAlign w:val="center"/>
+            <w:shd w:val="clear" w:color="auto" w:fill="E8F5EC"/>
+          </w:tcPr>
+          <w:p>
+            <w:pPr>
+              <w:spacing w:after="20" w:before="20"/>
+            </w:pPr>
+            <w:r/>
+            <w:r>
+              <w:rPr>
+                <w:b/>
+                <w:i w:val="0"/>
+                <w:color w:val="1B7A3E"/>
+                <w:sz w:val="22"/>
+              </w:rPr>
+              <w:t>✔</w:t>
+            </w:r>
+          </w:p>
+        </w:tc>
+        <w:tc>
+          <w:tcPr>
+            <w:tcW w:type="dxa" w:w="2808"/>
+            <w:vAlign w:val="center"/>
+          </w:tcPr>
+          <w:p>
+            <w:pPr>
+              <w:spacing w:after="20" w:before="20"/>
+            </w:pPr>
+            <w:r/>
+            <w:r>
+              <w:rPr>
+                <w:b/>
+                <w:i w:val="0"/>
+                <w:color w:val="262626"/>
+                <w:sz w:val="19"/>
+              </w:rPr>
+              <w:t>The same person always meets the same checks.</w:t>
+            </w:r>
+          </w:p>
+        </w:tc>
+        <w:tc>
+          <w:tcPr>
+            <w:tcW w:type="dxa" w:w="4968"/>
+            <w:vAlign w:val="center"/>
+          </w:tcPr>
+          <w:p>
+            <w:pPr>
+              <w:spacing w:after="20" w:before="20"/>
+            </w:pPr>
+            <w:r/>
+            <w:r>
+              <w:rPr>
+                <w:b w:val="0"/>
+                <w:i w:val="0"/>
+                <w:color w:val="262626"/>
+                <w:sz w:val="19"/>
+              </w:rPr>
+              <w:t>Drawn once and saved; a refresh or another computer shows the same check in the same place, an answered one is never asked again, and a second person on the same computer gets their own.</w:t>
+            </w:r>
+          </w:p>
+        </w:tc>
+        <w:tc>
+          <w:tcPr>
+            <w:tcW w:type="dxa" w:w="1800"/>
+            <w:vAlign w:val="center"/>
+          </w:tcPr>
+          <w:p>
+            <w:pPr>
+              <w:spacing w:after="20" w:before="20"/>
+            </w:pPr>
+            <w:r/>
+            <w:r>
+              <w:rPr>
+                <w:b w:val="0"/>
+                <w:i w:val="0"/>
+                <w:color w:val="595959"/>
+                <w:sz w:val="17"/>
+              </w:rPr>
+              <w:t>validate:attention (T2)</w:t>
+            </w:r>
+          </w:p>
+        </w:tc>
+      </w:tr>
+      <w:tr>
+        <w:trPr>
+          <w:cantSplit w:val="true"/>
+        </w:trPr>
+        <w:tc>
+          <w:tcPr>
+            <w:tcW w:type="dxa" w:w="504"/>
+            <w:vAlign w:val="center"/>
+            <w:shd w:val="clear" w:color="auto" w:fill="E8F5EC"/>
+          </w:tcPr>
+          <w:p>
+            <w:pPr>
+              <w:spacing w:after="20" w:before="20"/>
+            </w:pPr>
+            <w:r/>
+            <w:r>
+              <w:rPr>
+                <w:b/>
+                <w:i w:val="0"/>
+                <w:color w:val="1B7A3E"/>
+                <w:sz w:val="22"/>
+              </w:rPr>
+              <w:t>✔</w:t>
+            </w:r>
+          </w:p>
+        </w:tc>
+        <w:tc>
+          <w:tcPr>
+            <w:tcW w:type="dxa" w:w="2808"/>
+            <w:vAlign w:val="center"/>
+          </w:tcPr>
+          <w:p>
+            <w:pPr>
+              <w:spacing w:after="20" w:before="20"/>
+            </w:pPr>
+            <w:r/>
+            <w:r>
+              <w:rPr>
+                <w:b/>
+                <w:i w:val="0"/>
+                <w:color w:val="262626"/>
+                <w:sz w:val="19"/>
+              </w:rPr>
+              <w:t>Right means exactly what was asked, and nobody is told.</w:t>
+            </w:r>
+          </w:p>
+        </w:tc>
+        <w:tc>
+          <w:tcPr>
+            <w:tcW w:type="dxa" w:w="4968"/>
+            <w:vAlign w:val="center"/>
+          </w:tcPr>
+          <w:p>
+            <w:pPr>
+              <w:spacing w:after="20" w:before="20"/>
+            </w:pPr>
+            <w:r/>
+            <w:r>
+              <w:rPr>
+                <w:b w:val="0"/>
+                <w:i w:val="0"/>
+                <w:color w:val="262626"/>
+                <w:sz w:val="19"/>
+              </w:rPr>
+              <w:t>The screens say it is an attention check, never say right or wrong, and let any pick continue; each colour shows its name (fair to colour-blind people). Checked live in the browser, on a computer and a phone.</w:t>
+            </w:r>
+          </w:p>
+        </w:tc>
+        <w:tc>
+          <w:tcPr>
+            <w:tcW w:type="dxa" w:w="1800"/>
+            <w:vAlign w:val="center"/>
+          </w:tcPr>
+          <w:p>
+            <w:pPr>
+              <w:spacing w:after="20" w:before="20"/>
+            </w:pPr>
+            <w:r/>
+            <w:r>
+              <w:rPr>
+                <w:b w:val="0"/>
+                <w:i w:val="0"/>
+                <w:color w:val="595959"/>
+                <w:sz w:val="17"/>
+              </w:rPr>
+              <w:t>validate:attention (T3, T8)</w:t>
+            </w:r>
+          </w:p>
+        </w:tc>
+      </w:tr>
+      <w:tr>
+        <w:trPr>
+          <w:cantSplit w:val="true"/>
+        </w:trPr>
+        <w:tc>
+          <w:tcPr>
+            <w:tcW w:type="dxa" w:w="504"/>
+            <w:vAlign w:val="center"/>
+            <w:shd w:val="clear" w:color="auto" w:fill="E8F5EC"/>
+          </w:tcPr>
+          <w:p>
+            <w:pPr>
+              <w:spacing w:after="20" w:before="20"/>
+            </w:pPr>
+            <w:r/>
+            <w:r>
+              <w:rPr>
+                <w:b/>
+                <w:i w:val="0"/>
+                <w:color w:val="1B7A3E"/>
+                <w:sz w:val="22"/>
+              </w:rPr>
+              <w:t>✔</w:t>
+            </w:r>
+          </w:p>
+        </w:tc>
+        <w:tc>
+          <w:tcPr>
+            <w:tcW w:type="dxa" w:w="2808"/>
+            <w:vAlign w:val="center"/>
+          </w:tcPr>
+          <w:p>
+            <w:pPr>
+              <w:spacing w:after="20" w:before="20"/>
+            </w:pPr>
+            <w:r/>
+            <w:r>
+              <w:rPr>
+                <w:b/>
+                <w:i w:val="0"/>
+                <w:color w:val="262626"/>
+                <w:sz w:val="19"/>
+              </w:rPr>
+              <w:t>The feedback check never touches a score.</w:t>
+            </w:r>
+          </w:p>
+        </w:tc>
+        <w:tc>
+          <w:tcPr>
+            <w:tcW w:type="dxa" w:w="4968"/>
+            <w:vAlign w:val="center"/>
+          </w:tcPr>
+          <w:p>
+            <w:pPr>
+              <w:spacing w:after="20" w:before="20"/>
+            </w:pPr>
+            <w:r/>
+            <w:r>
+              <w:rPr>
+                <w:b w:val="0"/>
+                <w:i w:val="0"/>
+                <w:color w:val="262626"/>
+                <w:sz w:val="19"/>
+              </w:rPr>
+              <w:t>Its answer is saved with the checks, never in the feedback record, so no well-being score, tool rating or "same answer everywhere" flag can move. It sits only among the tools or the well-being questions, never first in a section.</w:t>
+            </w:r>
+          </w:p>
+        </w:tc>
+        <w:tc>
+          <w:tcPr>
+            <w:tcW w:type="dxa" w:w="1800"/>
+            <w:vAlign w:val="center"/>
+          </w:tcPr>
+          <w:p>
+            <w:pPr>
+              <w:spacing w:after="20" w:before="20"/>
+            </w:pPr>
+            <w:r/>
+            <w:r>
+              <w:rPr>
+                <w:b w:val="0"/>
+                <w:i w:val="0"/>
+                <w:color w:val="595959"/>
+                <w:sz w:val="17"/>
+              </w:rPr>
+              <w:t>validate:attention (T5)</w:t>
+            </w:r>
+          </w:p>
+        </w:tc>
+      </w:tr>
+      <w:tr>
+        <w:trPr>
+          <w:cantSplit w:val="true"/>
+        </w:trPr>
+        <w:tc>
+          <w:tcPr>
+            <w:tcW w:type="dxa" w:w="504"/>
+            <w:vAlign w:val="center"/>
+            <w:shd w:val="clear" w:color="auto" w:fill="E8F5EC"/>
+          </w:tcPr>
+          <w:p>
+            <w:pPr>
+              <w:spacing w:after="20" w:before="20"/>
+            </w:pPr>
+            <w:r/>
+            <w:r>
+              <w:rPr>
+                <w:b/>
+                <w:i w:val="0"/>
+                <w:color w:val="1B7A3E"/>
+                <w:sz w:val="22"/>
+              </w:rPr>
+              <w:t>✔</w:t>
+            </w:r>
+          </w:p>
+        </w:tc>
+        <w:tc>
+          <w:tcPr>
+            <w:tcW w:type="dxa" w:w="2808"/>
+            <w:vAlign w:val="center"/>
+          </w:tcPr>
+          <w:p>
+            <w:pPr>
+              <w:spacing w:after="20" w:before="20"/>
+            </w:pPr>
+            <w:r/>
+            <w:r>
+              <w:rPr>
+                <w:b/>
+                <w:i w:val="0"/>
+                <w:color w:val="262626"/>
+                <w:sz w:val="19"/>
+              </w:rPr>
+              <w:t>Clicking at random almost never passes.</w:t>
+            </w:r>
+          </w:p>
+        </w:tc>
+        <w:tc>
+          <w:tcPr>
+            <w:tcW w:type="dxa" w:w="4968"/>
+            <w:vAlign w:val="center"/>
+          </w:tcPr>
+          <w:p>
+            <w:pPr>
+              <w:spacing w:after="20" w:before="20"/>
+            </w:pPr>
+            <w:r/>
+            <w:r>
+              <w:rPr>
+                <w:b w:val="0"/>
+                <w:i w:val="0"/>
+                <w:color w:val="262626"/>
+                <w:sz w:val="19"/>
+              </w:rPr>
+              <w:t>All three by chance: about 1 in 112. A same-number answerer on 1, 6 or 7 always fails the feedback check; a diagonal clicker passes it about 1 time in 6. Two answer-pattern flags are saved for the analysis only.</w:t>
+            </w:r>
+          </w:p>
+        </w:tc>
+        <w:tc>
+          <w:tcPr>
+            <w:tcW w:type="dxa" w:w="1800"/>
+            <w:vAlign w:val="center"/>
+          </w:tcPr>
+          <w:p>
+            <w:pPr>
+              <w:spacing w:after="20" w:before="20"/>
+            </w:pPr>
+            <w:r/>
+            <w:r>
+              <w:rPr>
+                <w:b w:val="0"/>
+                <w:i w:val="0"/>
+                <w:color w:val="595959"/>
+                <w:sz w:val="17"/>
+              </w:rPr>
+              <w:t>validate:attention (T6, T7)</w:t>
+            </w:r>
+          </w:p>
+        </w:tc>
+      </w:tr>
+      <w:tr>
+        <w:trPr>
+          <w:cantSplit w:val="true"/>
+        </w:trPr>
+        <w:tc>
+          <w:tcPr>
+            <w:tcW w:type="dxa" w:w="504"/>
+            <w:vAlign w:val="center"/>
+            <w:shd w:val="clear" w:color="auto" w:fill="E8F5EC"/>
+          </w:tcPr>
+          <w:p>
+            <w:pPr>
+              <w:spacing w:after="20" w:before="20"/>
+            </w:pPr>
+            <w:r/>
+            <w:r>
+              <w:rPr>
+                <w:b/>
+                <w:i w:val="0"/>
+                <w:color w:val="1B7A3E"/>
+                <w:sz w:val="22"/>
+              </w:rPr>
+              <w:t>✔</w:t>
+            </w:r>
+          </w:p>
+        </w:tc>
+        <w:tc>
+          <w:tcPr>
+            <w:tcW w:type="dxa" w:w="2808"/>
+            <w:vAlign w:val="center"/>
+          </w:tcPr>
+          <w:p>
+            <w:pPr>
+              <w:spacing w:after="20" w:before="20"/>
+            </w:pPr>
+            <w:r/>
+            <w:r>
+              <w:rPr>
+                <w:b/>
+                <w:i w:val="0"/>
+                <w:color w:val="262626"/>
+                <w:sz w:val="19"/>
+              </w:rPr>
+              <w:t>The two between-block pages are deleted, and their data still arrives.</w:t>
+            </w:r>
+          </w:p>
+        </w:tc>
+        <w:tc>
+          <w:tcPr>
+            <w:tcW w:type="dxa" w:w="4968"/>
+            <w:vAlign w:val="center"/>
+          </w:tcPr>
+          <w:p>
+            <w:pPr>
+              <w:spacing w:after="20" w:before="20"/>
+            </w:pPr>
+            <w:r/>
+            <w:r>
+              <w:rPr>
+                <w:b w:val="0"/>
+                <w:i w:val="0"/>
+                <w:color w:val="262626"/>
+                <w:sz w:val="19"/>
+              </w:rPr>
+              <w:t>They were hidden and only computed. The same files are now made when Block 3 and Block 4 finish: for 300 pretend people the new code makes exactly what the pages made, and the database still receives analysis.post_block3_insights and analysis.post_block4_final_analysis. Clicked through live from Block 4 to the main study.</w:t>
+            </w:r>
+          </w:p>
+        </w:tc>
+        <w:tc>
+          <w:tcPr>
+            <w:tcW w:type="dxa" w:w="1800"/>
+            <w:vAlign w:val="center"/>
+          </w:tcPr>
+          <w:p>
+            <w:pPr>
+              <w:spacing w:after="20" w:before="20"/>
+            </w:pPr>
+            <w:r/>
+            <w:r>
+              <w:rPr>
+                <w:b w:val="0"/>
+                <w:i w:val="0"/>
+                <w:color w:val="595959"/>
+                <w:sz w:val="17"/>
+              </w:rPr>
+              <w:t>validate:attention (P1, P2)</w:t>
             </w:r>
           </w:p>
         </w:tc>
@@ -7323,7 +8083,7 @@
                 <w:color w:val="262626"/>
                 <w:sz w:val="19"/>
               </w:rPr>
-              <w:t>The gift-card rule has no check of its own</w:t>
+              <w:t>Look at the gift-card verdict on one real record</w:t>
             </w:r>
           </w:p>
         </w:tc>
@@ -7344,7 +8104,7 @@
                 <w:color w:val="262626"/>
                 <w:sz w:val="19"/>
               </w:rPr>
-              <w:t>quality.compensation_eligible is simple code (completed, at least 35 working minutes, feedback not all the same answer, fewer than 3 blocks under 30 seconds), and only its rushed-block part is checked (D6). Look at quality on one real finished record.</w:t>
+              <w:t>Since 29 September the whole verdict is checked on hand-made records (T4: finished, 35 working minutes, not the same answer everywhere, fewer than 3 rushed blocks, all three attention checks). Look at quality on one real finished record.</w:t>
             </w:r>
           </w:p>
         </w:tc>
@@ -7366,6 +8126,144 @@
                 <w:sz w:val="19"/>
               </w:rPr>
               <w:t>At the click-through</w:t>
+            </w:r>
+          </w:p>
+        </w:tc>
+      </w:tr>
+      <w:tr>
+        <w:trPr>
+          <w:cantSplit w:val="true"/>
+        </w:trPr>
+        <w:tc>
+          <w:tcPr>
+            <w:tcW w:type="dxa" w:w="2592"/>
+            <w:vAlign w:val="center"/>
+            <w:shd w:val="clear" w:color="auto" w:fill="FFF4E0"/>
+          </w:tcPr>
+          <w:p>
+            <w:pPr>
+              <w:spacing w:after="20" w:before="20"/>
+            </w:pPr>
+            <w:r/>
+            <w:r>
+              <w:rPr>
+                <w:b/>
+                <w:i w:val="0"/>
+                <w:color w:val="262626"/>
+                <w:sz w:val="19"/>
+              </w:rPr>
+              <w:t>The consent page now names the attention checks</w:t>
+            </w:r>
+          </w:p>
+        </w:tc>
+        <w:tc>
+          <w:tcPr>
+            <w:tcW w:type="dxa" w:w="5904"/>
+            <w:vAlign w:val="center"/>
+          </w:tcPr>
+          <w:p>
+            <w:pPr>
+              <w:spacing w:after="20" w:before="20"/>
+            </w:pPr>
+            <w:r/>
+            <w:r>
+              <w:rPr>
+                <w:b w:val="0"/>
+                <w:i w:val="0"/>
+                <w:color w:val="262626"/>
+                <w:sz w:val="19"/>
+              </w:rPr>
+              <w:t>A new rule, "Answer the quick attention checks as asked", and the same words in the gift-card checkbox. Ask your ethics board whether this change to how the gift card is earned needs their approval before launch.</w:t>
+            </w:r>
+          </w:p>
+        </w:tc>
+        <w:tc>
+          <w:tcPr>
+            <w:tcW w:type="dxa" w:w="1584"/>
+            <w:vAlign w:val="center"/>
+          </w:tcPr>
+          <w:p>
+            <w:pPr>
+              <w:spacing w:after="20" w:before="20"/>
+            </w:pPr>
+            <w:r/>
+            <w:r>
+              <w:rPr>
+                <w:b w:val="0"/>
+                <w:i w:val="0"/>
+                <w:color w:val="595959"/>
+                <w:sz w:val="19"/>
+              </w:rPr>
+              <w:t>Before launch</w:t>
+            </w:r>
+          </w:p>
+        </w:tc>
+      </w:tr>
+      <w:tr>
+        <w:trPr>
+          <w:cantSplit w:val="true"/>
+        </w:trPr>
+        <w:tc>
+          <w:tcPr>
+            <w:tcW w:type="dxa" w:w="2592"/>
+            <w:vAlign w:val="center"/>
+            <w:shd w:val="clear" w:color="auto" w:fill="FFF4E0"/>
+          </w:tcPr>
+          <w:p>
+            <w:pPr>
+              <w:spacing w:after="20" w:before="20"/>
+            </w:pPr>
+            <w:r/>
+            <w:r>
+              <w:rPr>
+                <w:b/>
+                <w:i w:val="0"/>
+                <w:color w:val="262626"/>
+                <w:sz w:val="19"/>
+              </w:rPr>
+              <w:t>Does a missed attention check also leave somebody out of the analysis?</w:t>
+            </w:r>
+          </w:p>
+        </w:tc>
+        <w:tc>
+          <w:tcPr>
+            <w:tcW w:type="dxa" w:w="5904"/>
+            <w:vAlign w:val="center"/>
+          </w:tcPr>
+          <w:p>
+            <w:pPr>
+              <w:spacing w:after="20" w:before="20"/>
+            </w:pPr>
+            <w:r/>
+            <w:r>
+              <w:rPr>
+                <w:b w:val="0"/>
+                <w:i w:val="0"/>
+                <w:color w:val="262626"/>
+                <w:sz w:val="19"/>
+              </w:rPr>
+              <w:t>Your Q3-A: the checks decide the gift card only for now. Decide the analysis rule in the freeze note before the data is opened.</w:t>
+            </w:r>
+          </w:p>
+        </w:tc>
+        <w:tc>
+          <w:tcPr>
+            <w:tcW w:type="dxa" w:w="1584"/>
+            <w:vAlign w:val="center"/>
+          </w:tcPr>
+          <w:p>
+            <w:pPr>
+              <w:spacing w:after="20" w:before="20"/>
+            </w:pPr>
+            <w:r/>
+            <w:r>
+              <w:rPr>
+                <w:b w:val="0"/>
+                <w:i w:val="0"/>
+                <w:color w:val="595959"/>
+                <w:sz w:val="19"/>
+              </w:rPr>
+              <w:t>Before the data is opened</w:t>
             </w:r>
           </w:p>
         </w:tc>
@@ -8416,7 +9314,7 @@
                 <w:color w:val="595959"/>
                 <w:sz w:val="17"/>
               </w:rPr>
-              <w:t>16</w:t>
+              <w:t>13</w:t>
             </w:r>
           </w:p>
         </w:tc>
@@ -8505,7 +9403,7 @@
                 <w:color w:val="595959"/>
                 <w:sz w:val="17"/>
               </w:rPr>
-              <w:t>18</w:t>
+              <w:t>14</w:t>
             </w:r>
           </w:p>
         </w:tc>
@@ -9463,7 +10361,7 @@
                 <w:color w:val="595959"/>
                 <w:sz w:val="17"/>
               </w:rPr>
-              <w:t>[PASS] K1  the committed tables are exactly what the recipe produces (200000 draws, 3.4s)</w:t>
+              <w:t>[PASS] K1  the committed tables are exactly what the recipe produces (200000 draws, 3.3s)</w:t>
             </w:r>
           </w:p>
         </w:tc>
@@ -9573,7 +10471,7 @@
                 <w:color w:val="595959"/>
                 <w:sz w:val="17"/>
               </w:rPr>
-              <w:t>8</w:t>
+              <w:t>7</w:t>
             </w:r>
           </w:p>
         </w:tc>
@@ -9662,7 +10560,7 @@
                 <w:color w:val="595959"/>
                 <w:sz w:val="17"/>
               </w:rPr>
-              <w:t>12</w:t>
+              <w:t>13</w:t>
             </w:r>
           </w:p>
         </w:tc>
@@ -10133,7 +11031,7 @@
                 <w:color w:val="262626"/>
                 <w:sz w:val="18"/>
               </w:rPr>
-              <w:t>validate:mcf</w:t>
+              <w:t>validate:attention</w:t>
             </w:r>
           </w:p>
         </w:tc>
@@ -10175,7 +11073,7 @@
                 <w:color w:val="595959"/>
                 <w:sz w:val="17"/>
               </w:rPr>
-              <w:t>ALL MCF GATES PASSED</w:t>
+              <w:t>ALL ATTENTION GATES PASSED</w:t>
             </w:r>
           </w:p>
         </w:tc>
@@ -10196,7 +11094,7 @@
                 <w:color w:val="595959"/>
                 <w:sz w:val="17"/>
               </w:rPr>
-              <w:t>5</w:t>
+              <w:t>7</w:t>
             </w:r>
           </w:p>
         </w:tc>
@@ -10222,7 +11120,7 @@
                 <w:color w:val="262626"/>
                 <w:sz w:val="18"/>
               </w:rPr>
-              <w:t>validate:prediction</w:t>
+              <w:t>validate:mcf</w:t>
             </w:r>
           </w:p>
         </w:tc>
@@ -10264,7 +11162,7 @@
                 <w:color w:val="595959"/>
                 <w:sz w:val="17"/>
               </w:rPr>
-              <w:t>ALL PREDICTION GATES PASSED</w:t>
+              <w:t>ALL MCF GATES PASSED</w:t>
             </w:r>
           </w:p>
         </w:tc>
@@ -10285,7 +11183,7 @@
                 <w:color w:val="595959"/>
                 <w:sz w:val="17"/>
               </w:rPr>
-              <w:t>2</w:t>
+              <w:t>5</w:t>
             </w:r>
           </w:p>
         </w:tc>
@@ -10311,7 +11209,7 @@
                 <w:color w:val="262626"/>
                 <w:sz w:val="18"/>
               </w:rPr>
-              <w:t>build</w:t>
+              <w:t>validate:prediction</w:t>
             </w:r>
           </w:p>
         </w:tc>
@@ -10353,7 +11251,96 @@
                 <w:color w:val="595959"/>
                 <w:sz w:val="17"/>
               </w:rPr>
-              <w:t>✓ built in 878ms</w:t>
+              <w:t>ALL PREDICTION GATES PASSED</w:t>
+            </w:r>
+          </w:p>
+        </w:tc>
+        <w:tc>
+          <w:tcPr>
+            <w:tcW w:type="dxa" w:w="1008"/>
+            <w:vAlign w:val="center"/>
+          </w:tcPr>
+          <w:p>
+            <w:pPr>
+              <w:spacing w:after="20" w:before="20"/>
+            </w:pPr>
+            <w:r/>
+            <w:r>
+              <w:rPr>
+                <w:b w:val="0"/>
+                <w:i w:val="0"/>
+                <w:color w:val="595959"/>
+                <w:sz w:val="17"/>
+              </w:rPr>
+              <w:t>2</w:t>
+            </w:r>
+          </w:p>
+        </w:tc>
+      </w:tr>
+      <w:tr>
+        <w:trPr>
+          <w:cantSplit w:val="true"/>
+        </w:trPr>
+        <w:tc>
+          <w:tcPr>
+            <w:tcW w:type="dxa" w:w="2160"/>
+            <w:vAlign w:val="center"/>
+          </w:tcPr>
+          <w:p>
+            <w:pPr>
+              <w:spacing w:after="20" w:before="20"/>
+            </w:pPr>
+            <w:r/>
+            <w:r>
+              <w:rPr>
+                <w:b/>
+                <w:i w:val="0"/>
+                <w:color w:val="262626"/>
+                <w:sz w:val="18"/>
+              </w:rPr>
+              <w:t>build</w:t>
+            </w:r>
+          </w:p>
+        </w:tc>
+        <w:tc>
+          <w:tcPr>
+            <w:tcW w:type="dxa" w:w="1152"/>
+            <w:vAlign w:val="center"/>
+          </w:tcPr>
+          <w:p>
+            <w:pPr>
+              <w:spacing w:after="20" w:before="20"/>
+            </w:pPr>
+            <w:r/>
+            <w:r>
+              <w:rPr>
+                <w:b/>
+                <w:i w:val="0"/>
+                <w:color w:val="1B7A3E"/>
+                <w:sz w:val="18"/>
+              </w:rPr>
+              <w:t>passed</w:t>
+            </w:r>
+          </w:p>
+        </w:tc>
+        <w:tc>
+          <w:tcPr>
+            <w:tcW w:type="dxa" w:w="5760"/>
+            <w:vAlign w:val="center"/>
+          </w:tcPr>
+          <w:p>
+            <w:pPr>
+              <w:spacing w:after="20" w:before="20"/>
+            </w:pPr>
+            <w:r/>
+            <w:r>
+              <w:rPr>
+                <w:b w:val="0"/>
+                <w:i w:val="0"/>
+                <w:color w:val="595959"/>
+                <w:sz w:val="17"/>
+              </w:rPr>
+              <w:t>✓ built in 752ms</w:t>
             </w:r>
           </w:p>
         </w:tc>

--- a/docs/VRDS_Accuracy_Checklist.docx
+++ b/docs/VRDS_Accuracy_Checklist.docx
@@ -41,7 +41,7 @@
           <w:color w:val="595959"/>
           <w:sz w:val="20"/>
         </w:rPr>
-        <w:t>For Waseem and Claude  ·  29 September 2026  ·  code at commit ea20282 on Dev-Prod-branch-Edit_9_23</w:t>
+        <w:t>For Waseem and Claude  ·  30 September 2026  ·  code at commit 8d92630 on Dev-Prod-branch-Edit_9_23</w:t>
       </w:r>
     </w:p>
     <w:p>
@@ -60,7 +60,7 @@
         <w:rPr>
           <w:color w:val="595959"/>
         </w:rPr>
-        <w:t xml:space="preserve">  (run 29 September 2026 at 21:44, when this file was made).</w:t>
+        <w:t xml:space="preserve">  (run 30 September 2026 at 08:27, when this file was made).</w:t>
       </w:r>
     </w:p>
     <w:p>
@@ -6950,6 +6950,96 @@
                 <w:sz w:val="17"/>
               </w:rPr>
               <w:t>validate:attention (T6, T7)</w:t>
+            </w:r>
+          </w:p>
+        </w:tc>
+      </w:tr>
+      <w:tr>
+        <w:trPr>
+          <w:cantSplit w:val="true"/>
+        </w:trPr>
+        <w:tc>
+          <w:tcPr>
+            <w:tcW w:type="dxa" w:w="504"/>
+            <w:vAlign w:val="center"/>
+            <w:shd w:val="clear" w:color="auto" w:fill="E8F5EC"/>
+          </w:tcPr>
+          <w:p>
+            <w:pPr>
+              <w:spacing w:after="20" w:before="20"/>
+            </w:pPr>
+            <w:r/>
+            <w:r>
+              <w:rPr>
+                <w:b/>
+                <w:i w:val="0"/>
+                <w:color w:val="1B7A3E"/>
+                <w:sz w:val="22"/>
+              </w:rPr>
+              <w:t>✔</w:t>
+            </w:r>
+          </w:p>
+        </w:tc>
+        <w:tc>
+          <w:tcPr>
+            <w:tcW w:type="dxa" w:w="2808"/>
+            <w:vAlign w:val="center"/>
+          </w:tcPr>
+          <w:p>
+            <w:pPr>
+              <w:spacing w:after="20" w:before="20"/>
+            </w:pPr>
+            <w:r/>
+            <w:r>
+              <w:rPr>
+                <w:b/>
+                <w:i w:val="0"/>
+                <w:color w:val="262626"/>
+                <w:sz w:val="19"/>
+              </w:rPr>
+              <w:t>The country question finds a country from a few letters, and keeps it.</w:t>
+            </w:r>
+          </w:p>
+        </w:tc>
+        <w:tc>
+          <w:tcPr>
+            <w:tcW w:type="dxa" w:w="4968"/>
+            <w:vAlign w:val="center"/>
+          </w:tcPr>
+          <w:p>
+            <w:pPr>
+              <w:spacing w:after="20" w:before="20"/>
+            </w:pPr>
+            <w:r/>
+            <w:r>
+              <w:rPr>
+                <w:b w:val="0"/>
+                <w:i w:val="0"/>
+                <w:color w:val="262626"/>
+                <w:sz w:val="19"/>
+              </w:rPr>
+              <w:t>Names starting with the letters come first, then names with a word that starts with them, and other names work (UK, USA, KSA, Holland; accents do not matter). Saved as country and country_code beside age and gender; a resume that does not know it never erases it (tested live on a second copy of the server).</w:t>
+            </w:r>
+          </w:p>
+        </w:tc>
+        <w:tc>
+          <w:tcPr>
+            <w:tcW w:type="dxa" w:w="1800"/>
+            <w:vAlign w:val="center"/>
+          </w:tcPr>
+          <w:p>
+            <w:pPr>
+              <w:spacing w:after="20" w:before="20"/>
+            </w:pPr>
+            <w:r/>
+            <w:r>
+              <w:rPr>
+                <w:b w:val="0"/>
+                <w:i w:val="0"/>
+                <w:color w:val="595959"/>
+                <w:sz w:val="17"/>
+              </w:rPr>
+              <w:t>validate:session (C9)</w:t>
             </w:r>
           </w:p>
         </w:tc>
@@ -8221,75 +8311,6 @@
                 <w:color w:val="262626"/>
                 <w:sz w:val="19"/>
               </w:rPr>
-              <w:t>Does a missed attention check also leave somebody out of the analysis?</w:t>
-            </w:r>
-          </w:p>
-        </w:tc>
-        <w:tc>
-          <w:tcPr>
-            <w:tcW w:type="dxa" w:w="5904"/>
-            <w:vAlign w:val="center"/>
-          </w:tcPr>
-          <w:p>
-            <w:pPr>
-              <w:spacing w:after="20" w:before="20"/>
-            </w:pPr>
-            <w:r/>
-            <w:r>
-              <w:rPr>
-                <w:b w:val="0"/>
-                <w:i w:val="0"/>
-                <w:color w:val="262626"/>
-                <w:sz w:val="19"/>
-              </w:rPr>
-              <w:t>Your Q3-A: the checks decide the gift card only for now. Decide the analysis rule in the freeze note before the data is opened.</w:t>
-            </w:r>
-          </w:p>
-        </w:tc>
-        <w:tc>
-          <w:tcPr>
-            <w:tcW w:type="dxa" w:w="1584"/>
-            <w:vAlign w:val="center"/>
-          </w:tcPr>
-          <w:p>
-            <w:pPr>
-              <w:spacing w:after="20" w:before="20"/>
-            </w:pPr>
-            <w:r/>
-            <w:r>
-              <w:rPr>
-                <w:b w:val="0"/>
-                <w:i w:val="0"/>
-                <w:color w:val="595959"/>
-                <w:sz w:val="19"/>
-              </w:rPr>
-              <w:t>Before the data is opened</w:t>
-            </w:r>
-          </w:p>
-        </w:tc>
-      </w:tr>
-      <w:tr>
-        <w:trPr>
-          <w:cantSplit w:val="true"/>
-        </w:trPr>
-        <w:tc>
-          <w:tcPr>
-            <w:tcW w:type="dxa" w:w="2592"/>
-            <w:vAlign w:val="center"/>
-            <w:shd w:val="clear" w:color="auto" w:fill="FFF4E0"/>
-          </w:tcPr>
-          <w:p>
-            <w:pPr>
-              <w:spacing w:after="20" w:before="20"/>
-            </w:pPr>
-            <w:r/>
-            <w:r>
-              <w:rPr>
-                <w:b/>
-                <w:i w:val="0"/>
-                <w:color w:val="262626"/>
-                <w:sz w:val="19"/>
-              </w:rPr>
               <w:t>The one-browser rule is only as strong as the email-and-age check</w:t>
             </w:r>
           </w:p>
@@ -9314,7 +9335,7 @@
                 <w:color w:val="595959"/>
                 <w:sz w:val="17"/>
               </w:rPr>
-              <w:t>13</w:t>
+              <w:t>12</w:t>
             </w:r>
           </w:p>
         </w:tc>
@@ -9403,7 +9424,7 @@
                 <w:color w:val="595959"/>
                 <w:sz w:val="17"/>
               </w:rPr>
-              <w:t>14</w:t>
+              <w:t>15</w:t>
             </w:r>
           </w:p>
         </w:tc>
@@ -10293,7 +10314,7 @@
                 <w:color w:val="595959"/>
                 <w:sz w:val="17"/>
               </w:rPr>
-              <w:t>10</w:t>
+              <w:t>9</w:t>
             </w:r>
           </w:p>
         </w:tc>
@@ -10827,7 +10848,7 @@
                 <w:color w:val="595959"/>
                 <w:sz w:val="17"/>
               </w:rPr>
-              <w:t>7</w:t>
+              <w:t>8</w:t>
             </w:r>
           </w:p>
         </w:tc>
@@ -11094,7 +11115,7 @@
                 <w:color w:val="595959"/>
                 <w:sz w:val="17"/>
               </w:rPr>
-              <w:t>7</w:t>
+              <w:t>8</w:t>
             </w:r>
           </w:p>
         </w:tc>
@@ -11183,7 +11204,7 @@
                 <w:color w:val="595959"/>
                 <w:sz w:val="17"/>
               </w:rPr>
-              <w:t>5</w:t>
+              <w:t>6</w:t>
             </w:r>
           </w:p>
         </w:tc>
@@ -11340,7 +11361,7 @@
                 <w:color w:val="595959"/>
                 <w:sz w:val="17"/>
               </w:rPr>
-              <w:t>✓ built in 752ms</w:t>
+              <w:t>✓ built in 804ms</w:t>
             </w:r>
           </w:p>
         </w:tc>

--- a/docs/VRDS_Accuracy_Checklist.docx
+++ b/docs/VRDS_Accuracy_Checklist.docx
@@ -41,7 +41,7 @@
           <w:color w:val="595959"/>
           <w:sz w:val="20"/>
         </w:rPr>
-        <w:t>For Waseem and Claude  ·  30 September 2026  ·  code at commit 8d92630 on Dev-Prod-branch-Edit_9_23</w:t>
+        <w:t>For Waseem and Claude  ·  30 September 2026  ·  code at commit 9f837c6 on Dev-Prod-branch-Edit_9_23</w:t>
       </w:r>
     </w:p>
     <w:p>
@@ -60,7 +60,7 @@
         <w:rPr>
           <w:color w:val="595959"/>
         </w:rPr>
-        <w:t xml:space="preserve">  (run 30 September 2026 at 08:27, when this file was made).</w:t>
+        <w:t xml:space="preserve">  (run 30 September 2026 at 08:50, when this file was made).</w:t>
       </w:r>
     </w:p>
     <w:p>
@@ -6010,6 +6010,96 @@
                 <w:sz w:val="17"/>
               </w:rPr>
               <w:t>validate:journey (J12)</w:t>
+            </w:r>
+          </w:p>
+        </w:tc>
+      </w:tr>
+      <w:tr>
+        <w:trPr>
+          <w:cantSplit w:val="true"/>
+        </w:trPr>
+        <w:tc>
+          <w:tcPr>
+            <w:tcW w:type="dxa" w:w="504"/>
+            <w:vAlign w:val="center"/>
+            <w:shd w:val="clear" w:color="auto" w:fill="E8F5EC"/>
+          </w:tcPr>
+          <w:p>
+            <w:pPr>
+              <w:spacing w:after="20" w:before="20"/>
+            </w:pPr>
+            <w:r/>
+            <w:r>
+              <w:rPr>
+                <w:b/>
+                <w:i w:val="0"/>
+                <w:color w:val="1B7A3E"/>
+                <w:sz w:val="22"/>
+              </w:rPr>
+              <w:t>✔</w:t>
+            </w:r>
+          </w:p>
+        </w:tc>
+        <w:tc>
+          <w:tcPr>
+            <w:tcW w:type="dxa" w:w="2808"/>
+            <w:vAlign w:val="center"/>
+          </w:tcPr>
+          <w:p>
+            <w:pPr>
+              <w:spacing w:after="20" w:before="20"/>
+            </w:pPr>
+            <w:r/>
+            <w:r>
+              <w:rPr>
+                <w:b/>
+                <w:i w:val="0"/>
+                <w:color w:val="262626"/>
+                <w:sz w:val="19"/>
+              </w:rPr>
+              <w:t>The value line moves where the choices moved the values, in all six scenarios.</w:t>
+            </w:r>
+          </w:p>
+        </w:tc>
+        <w:tc>
+          <w:tcPr>
+            <w:tcW w:type="dxa" w:w="4968"/>
+            <w:vAlign w:val="center"/>
+          </w:tcPr>
+          <w:p>
+            <w:pPr>
+              <w:spacing w:after="20" w:before="20"/>
+            </w:pPr>
+            <w:r/>
+            <w:r>
+              <w:rPr>
+                <w:b w:val="0"/>
+                <w:i w:val="0"/>
+                <w:color w:val="262626"/>
+                <w:sz w:val="19"/>
+              </w:rPr>
+              <w:t>It follows the running values (the ones behind VCI_all and Stability_all), so the wish and the rule move it too; the best fit moves nothing. The line, the radar and the results page's before/after card show one and the same after.</w:t>
+            </w:r>
+          </w:p>
+        </w:tc>
+        <w:tc>
+          <w:tcPr>
+            <w:tcW w:type="dxa" w:w="1800"/>
+            <w:vAlign w:val="center"/>
+          </w:tcPr>
+          <w:p>
+            <w:pPr>
+              <w:spacing w:after="20" w:before="20"/>
+            </w:pPr>
+            <w:r/>
+            <w:r>
+              <w:rPr>
+                <w:b w:val="0"/>
+                <w:i w:val="0"/>
+                <w:color w:val="595959"/>
+                <w:sz w:val="17"/>
+              </w:rPr>
+              <w:t>validate:journey (J13)</w:t>
             </w:r>
           </w:p>
         </w:tc>
@@ -9424,7 +9514,7 @@
                 <w:color w:val="595959"/>
                 <w:sz w:val="17"/>
               </w:rPr>
-              <w:t>15</w:t>
+              <w:t>14</w:t>
             </w:r>
           </w:p>
         </w:tc>
@@ -10581,7 +10671,7 @@
                 <w:color w:val="595959"/>
                 <w:sz w:val="17"/>
               </w:rPr>
-              <w:t>13</w:t>
+              <w:t>12</w:t>
             </w:r>
           </w:p>
         </w:tc>
@@ -10670,7 +10760,7 @@
                 <w:color w:val="595959"/>
                 <w:sz w:val="17"/>
               </w:rPr>
-              <w:t>10</w:t>
+              <w:t>9</w:t>
             </w:r>
           </w:p>
         </w:tc>
@@ -10848,7 +10938,7 @@
                 <w:color w:val="595959"/>
                 <w:sz w:val="17"/>
               </w:rPr>
-              <w:t>8</w:t>
+              <w:t>7</w:t>
             </w:r>
           </w:p>
         </w:tc>
@@ -11115,7 +11205,7 @@
                 <w:color w:val="595959"/>
                 <w:sz w:val="17"/>
               </w:rPr>
-              <w:t>8</w:t>
+              <w:t>7</w:t>
             </w:r>
           </w:p>
         </w:tc>
@@ -11204,7 +11294,7 @@
                 <w:color w:val="595959"/>
                 <w:sz w:val="17"/>
               </w:rPr>
-              <w:t>6</w:t>
+              <w:t>5</w:t>
             </w:r>
           </w:p>
         </w:tc>
@@ -11361,7 +11451,7 @@
                 <w:color w:val="595959"/>
                 <w:sz w:val="17"/>
               </w:rPr>
-              <w:t>✓ built in 804ms</w:t>
+              <w:t>✓ built in 763ms</w:t>
             </w:r>
           </w:p>
         </w:tc>

--- a/docs/VRDS_Accuracy_Checklist.docx
+++ b/docs/VRDS_Accuracy_Checklist.docx
@@ -41,7 +41,7 @@
           <w:color w:val="595959"/>
           <w:sz w:val="20"/>
         </w:rPr>
-        <w:t>For Waseem and Claude  ·  30 September 2026  ·  code at commit 9f837c6 on Dev-Prod-branch-Edit_9_23</w:t>
+        <w:t>For Waseem and Claude  ·  30 September 2026  ·  code at commit a60a7e6 on Dev-Prod-branch-Edit_9_23</w:t>
       </w:r>
     </w:p>
     <w:p>
@@ -60,7 +60,7 @@
         <w:rPr>
           <w:color w:val="595959"/>
         </w:rPr>
-        <w:t xml:space="preserve">  (run 30 September 2026 at 08:50, when this file was made).</w:t>
+        <w:t xml:space="preserve">  (run 30 September 2026 at 09:36, when this file was made).</w:t>
       </w:r>
     </w:p>
     <w:p>
@@ -211,7 +211,7 @@
                 <w:color w:val="262626"/>
                 <w:sz w:val="19"/>
               </w:rPr>
-              <w:t>2026-09-29-attention-checks</w:t>
+              <w:t>2026-09-30-value-profile-by-scenario</w:t>
             </w:r>
           </w:p>
         </w:tc>
@@ -5161,6 +5161,96 @@
                 <w:sz w:val="17"/>
               </w:rPr>
               <w:t>validate:dbshape (D49)</w:t>
+            </w:r>
+          </w:p>
+        </w:tc>
+      </w:tr>
+      <w:tr>
+        <w:trPr>
+          <w:cantSplit w:val="true"/>
+        </w:trPr>
+        <w:tc>
+          <w:tcPr>
+            <w:tcW w:type="dxa" w:w="504"/>
+            <w:vAlign w:val="center"/>
+            <w:shd w:val="clear" w:color="auto" w:fill="E8F5EC"/>
+          </w:tcPr>
+          <w:p>
+            <w:pPr>
+              <w:spacing w:after="20" w:before="20"/>
+            </w:pPr>
+            <w:r/>
+            <w:r>
+              <w:rPr>
+                <w:b/>
+                <w:i w:val="0"/>
+                <w:color w:val="1B7A3E"/>
+                <w:sz w:val="22"/>
+              </w:rPr>
+              <w:t>✔</w:t>
+            </w:r>
+          </w:p>
+        </w:tc>
+        <w:tc>
+          <w:tcPr>
+            <w:tcW w:type="dxa" w:w="2808"/>
+            <w:vAlign w:val="center"/>
+          </w:tcPr>
+          <w:p>
+            <w:pPr>
+              <w:spacing w:after="20" w:before="20"/>
+            </w:pPr>
+            <w:r/>
+            <w:r>
+              <w:rPr>
+                <w:b/>
+                <w:i w:val="0"/>
+                <w:color w:val="262626"/>
+                <w:sz w:val="19"/>
+              </w:rPr>
+              <w:t>The profile after every scenario is stored in one place.</w:t>
+            </w:r>
+          </w:p>
+        </w:tc>
+        <w:tc>
+          <w:tcPr>
+            <w:tcW w:type="dxa" w:w="4968"/>
+            <w:vAlign w:val="center"/>
+          </w:tcPr>
+          <w:p>
+            <w:pPr>
+              <w:spacing w:after="20" w:before="20"/>
+            </w:pPr>
+            <w:r/>
+            <w:r>
+              <w:rPr>
+                <w:b w:val="0"/>
+                <w:i w:val="0"/>
+                <w:color w:val="262626"/>
+                <w:sz w:val="19"/>
+              </w:rPr>
+              <w:t>analysis.value_profile_by_scenario: all seven values after each Block 5 scenario, tracked like VCI_all, with the order of the four and what moved them; built from what was already saved, with a self-check. The study's own list is kept as study_profile_by_scenario.</w:t>
+            </w:r>
+          </w:p>
+        </w:tc>
+        <w:tc>
+          <w:tcPr>
+            <w:tcW w:type="dxa" w:w="1800"/>
+            <w:vAlign w:val="center"/>
+          </w:tcPr>
+          <w:p>
+            <w:pPr>
+              <w:spacing w:after="20" w:before="20"/>
+            </w:pPr>
+            <w:r/>
+            <w:r>
+              <w:rPr>
+                <w:b w:val="0"/>
+                <w:i w:val="0"/>
+                <w:color w:val="595959"/>
+                <w:sz w:val="17"/>
+              </w:rPr>
+              <w:t>validate:dbshape (D68)</w:t>
             </w:r>
           </w:p>
         </w:tc>
@@ -11116,7 +11206,7 @@
                 <w:color w:val="595959"/>
                 <w:sz w:val="17"/>
               </w:rPr>
-              <w:t>8</w:t>
+              <w:t>7</w:t>
             </w:r>
           </w:p>
         </w:tc>
@@ -11451,7 +11541,7 @@
                 <w:color w:val="595959"/>
                 <w:sz w:val="17"/>
               </w:rPr>
-              <w:t>✓ built in 763ms</w:t>
+              <w:t>✓ built in 770ms</w:t>
             </w:r>
           </w:p>
         </w:tc>

--- a/docs/VRDS_Accuracy_Checklist.docx
+++ b/docs/VRDS_Accuracy_Checklist.docx
@@ -41,7 +41,7 @@
           <w:color w:val="595959"/>
           <w:sz w:val="20"/>
         </w:rPr>
-        <w:t>For Waseem and Claude  ·  30 September 2026  ·  code at commit a60a7e6 on Dev-Prod-branch-Edit_9_23</w:t>
+        <w:t>For Waseem and Claude  ·  30 September 2026  ·  code at commit 03479fa on Dev-Prod-branch-Edit_9_23</w:t>
       </w:r>
     </w:p>
     <w:p>
@@ -60,7 +60,7 @@
         <w:rPr>
           <w:color w:val="595959"/>
         </w:rPr>
-        <w:t xml:space="preserve">  (run 30 September 2026 at 09:36, when this file was made).</w:t>
+        <w:t xml:space="preserve">  (run 30 September 2026 at 10:03, when this file was made).</w:t>
       </w:r>
     </w:p>
     <w:p>
@@ -1711,6 +1711,96 @@
                 <w:sz w:val="19"/>
               </w:rPr>
               <w:t>Checked by</w:t>
+            </w:r>
+          </w:p>
+        </w:tc>
+      </w:tr>
+      <w:tr>
+        <w:trPr>
+          <w:cantSplit w:val="true"/>
+        </w:trPr>
+        <w:tc>
+          <w:tcPr>
+            <w:tcW w:type="dxa" w:w="504"/>
+            <w:vAlign w:val="center"/>
+            <w:shd w:val="clear" w:color="auto" w:fill="E8F5EC"/>
+          </w:tcPr>
+          <w:p>
+            <w:pPr>
+              <w:spacing w:after="20" w:before="20"/>
+            </w:pPr>
+            <w:r/>
+            <w:r>
+              <w:rPr>
+                <w:b/>
+                <w:i w:val="0"/>
+                <w:color w:val="1B7A3E"/>
+                <w:sz w:val="22"/>
+              </w:rPr>
+              <w:t>✔</w:t>
+            </w:r>
+          </w:p>
+        </w:tc>
+        <w:tc>
+          <w:tcPr>
+            <w:tcW w:type="dxa" w:w="2808"/>
+            <w:vAlign w:val="center"/>
+          </w:tcPr>
+          <w:p>
+            <w:pPr>
+              <w:spacing w:after="20" w:before="20"/>
+            </w:pPr>
+            <w:r/>
+            <w:r>
+              <w:rPr>
+                <w:b/>
+                <w:i w:val="0"/>
+                <w:color w:val="262626"/>
+                <w:sz w:val="19"/>
+              </w:rPr>
+              <w:t>A refresh in the pause after a block never restarts that block.</w:t>
+            </w:r>
+          </w:p>
+        </w:tc>
+        <w:tc>
+          <w:tcPr>
+            <w:tcW w:type="dxa" w:w="4968"/>
+            <w:vAlign w:val="center"/>
+          </w:tcPr>
+          <w:p>
+            <w:pPr>
+              <w:spacing w:after="20" w:before="20"/>
+            </w:pPr>
+            <w:r/>
+            <w:r>
+              <w:rPr>
+                <w:b w:val="0"/>
+                <w:i w:val="0"/>
+                <w:color w:val="262626"/>
+                <w:sz w:val="19"/>
+              </w:rPr>
+              <w:t>The pause is saved as the part it leads to the moment it starts, in the browser and on the server, so a refresh, a closed tab or a crash there opens the next part. This covers every block, Block 5 included. Tested live after Block 4.</w:t>
+            </w:r>
+          </w:p>
+        </w:tc>
+        <w:tc>
+          <w:tcPr>
+            <w:tcW w:type="dxa" w:w="1800"/>
+            <w:vAlign w:val="center"/>
+          </w:tcPr>
+          <w:p>
+            <w:pPr>
+              <w:spacing w:after="20" w:before="20"/>
+            </w:pPr>
+            <w:r/>
+            <w:r>
+              <w:rPr>
+                <w:b w:val="0"/>
+                <w:i w:val="0"/>
+                <w:color w:val="595959"/>
+                <w:sz w:val="17"/>
+              </w:rPr>
+              <w:t>validate:session (C10)</w:t>
             </w:r>
           </w:p>
         </w:tc>
@@ -8560,75 +8650,6 @@
                 <w:color w:val="262626"/>
                 <w:sz w:val="19"/>
               </w:rPr>
-              <w:t>A refresh on the Block 2 or Block 3 finished screen</w:t>
-            </w:r>
-          </w:p>
-        </w:tc>
-        <w:tc>
-          <w:tcPr>
-            <w:tcW w:type="dxa" w:w="5904"/>
-            <w:vAlign w:val="center"/>
-          </w:tcPr>
-          <w:p>
-            <w:pPr>
-              <w:spacing w:after="20" w:before="20"/>
-            </w:pPr>
-            <w:r/>
-            <w:r>
-              <w:rPr>
-                <w:b w:val="0"/>
-                <w:i w:val="0"/>
-                <w:color w:val="262626"/>
-                <w:sz w:val="19"/>
-              </w:rPr>
-              <w:t>Each block removes its progress when it finishes and shows a finished screen before moving on. A refresh on that screen starts the block again (its results are already saved and would be answered again). Older than this work; rare.</w:t>
-            </w:r>
-          </w:p>
-        </w:tc>
-        <w:tc>
-          <w:tcPr>
-            <w:tcW w:type="dxa" w:w="1584"/>
-            <w:vAlign w:val="center"/>
-          </w:tcPr>
-          <w:p>
-            <w:pPr>
-              <w:spacing w:after="20" w:before="20"/>
-            </w:pPr>
-            <w:r/>
-            <w:r>
-              <w:rPr>
-                <w:b w:val="0"/>
-                <w:i w:val="0"/>
-                <w:color w:val="595959"/>
-                <w:sz w:val="19"/>
-              </w:rPr>
-              <w:t>Your choice</w:t>
-            </w:r>
-          </w:p>
-        </w:tc>
-      </w:tr>
-      <w:tr>
-        <w:trPr>
-          <w:cantSplit w:val="true"/>
-        </w:trPr>
-        <w:tc>
-          <w:tcPr>
-            <w:tcW w:type="dxa" w:w="2592"/>
-            <w:vAlign w:val="center"/>
-            <w:shd w:val="clear" w:color="auto" w:fill="FFF4E0"/>
-          </w:tcPr>
-          <w:p>
-            <w:pPr>
-              <w:spacing w:after="20" w:before="20"/>
-            </w:pPr>
-            <w:r/>
-            <w:r>
-              <w:rPr>
-                <w:b/>
-                <w:i w:val="0"/>
-                <w:color w:val="262626"/>
-                <w:sz w:val="19"/>
-              </w:rPr>
               <w:t>Decisions still open (for you and your advisor)</w:t>
             </w:r>
           </w:p>
@@ -10761,7 +10782,7 @@
                 <w:color w:val="595959"/>
                 <w:sz w:val="17"/>
               </w:rPr>
-              <w:t>12</w:t>
+              <w:t>13</w:t>
             </w:r>
           </w:p>
         </w:tc>
@@ -11028,7 +11049,7 @@
                 <w:color w:val="595959"/>
                 <w:sz w:val="17"/>
               </w:rPr>
-              <w:t>7</w:t>
+              <w:t>6</w:t>
             </w:r>
           </w:p>
         </w:tc>
@@ -11206,7 +11227,7 @@
                 <w:color w:val="595959"/>
                 <w:sz w:val="17"/>
               </w:rPr>
-              <w:t>7</w:t>
+              <w:t>8</w:t>
             </w:r>
           </w:p>
         </w:tc>
@@ -11541,7 +11562,7 @@
                 <w:color w:val="595959"/>
                 <w:sz w:val="17"/>
               </w:rPr>
-              <w:t>✓ built in 770ms</w:t>
+              <w:t>✓ built in 780ms</w:t>
             </w:r>
           </w:p>
         </w:tc>

--- a/docs/VRDS_Accuracy_Checklist.docx
+++ b/docs/VRDS_Accuracy_Checklist.docx
@@ -41,7 +41,7 @@
           <w:color w:val="595959"/>
           <w:sz w:val="20"/>
         </w:rPr>
-        <w:t>For Waseem and Claude  ·  30 September 2026  ·  code at commit 03479fa on Dev-Prod-branch-Edit_9_23</w:t>
+        <w:t>For Waseem and Claude  ·  30 September 2026  ·  code at commit 7cd08df on Dev-Prod-branch-Edit_9_23</w:t>
       </w:r>
     </w:p>
     <w:p>
@@ -60,7 +60,7 @@
         <w:rPr>
           <w:color w:val="595959"/>
         </w:rPr>
-        <w:t xml:space="preserve">  (run 30 September 2026 at 10:03, when this file was made).</w:t>
+        <w:t xml:space="preserve">  (run 30 September 2026 at 11:24, when this file was made).</w:t>
       </w:r>
     </w:p>
     <w:p>
@@ -1559,7 +1559,7 @@
                 <w:color w:val="262626"/>
                 <w:sz w:val="19"/>
               </w:rPr>
-              <w:t>On top of the old rules (finished, 35 working minutes, not the same answer everywhere, fewer than 3 rushed blocks). Each miss, and a check never reached, gives its own reason in quality.reasons; the colour check's screen is never a rushed block.</w:t>
+              <w:t>On top of the old rules (finished, 35 working minutes, not the same answer everywhere, fewer than 3 rushed blocks). Each miss, and a check never reached, gives its own reason in quality.reasons; the check's own screen is never a rushed block.</w:t>
             </w:r>
           </w:p>
         </w:tc>
@@ -6817,7 +6817,7 @@
                 <w:color w:val="262626"/>
                 <w:sz w:val="19"/>
               </w:rPr>
-              <w:t>Three very simple attention checks, drawn at random for each person.</w:t>
+              <w:t>Three very simple attention checks, in your approved words.</w:t>
             </w:r>
           </w:p>
         </w:tc>
@@ -6838,7 +6838,7 @@
                 <w:color w:val="262626"/>
                 <w:sz w:val="19"/>
               </w:rPr>
-              <w:t>Tap a named colour (after one of the four first parts), tap a letter (between two scenarios), and "Pick the number four" in the feedback (two, three, four or five). Over 4,000 pretend people every colour, letter, number, place and button order comes up about 1 time in 4.</w:t>
+              <w:t>"What was the part you just finished about?" right after Block 3, "What was the scenario you just finished about?" right after scenario 3 (each: the right topic and three answers from outside the study, in a random order), and "Pick the number four" in the feedback (two to five, random place). The words are held to the approved text; over 4,000 pretend people each answer order and number comes up about equally.</w:t>
             </w:r>
           </w:p>
         </w:tc>
@@ -7018,7 +7018,7 @@
                 <w:color w:val="262626"/>
                 <w:sz w:val="19"/>
               </w:rPr>
-              <w:t>The screens say it is an attention check, never say right or wrong, and let any pick continue; each colour shows its name (fair to colour-blind people). Checked live in the browser, on a computer and a phone.</w:t>
+              <w:t>The screens say it is an attention check, never say right or wrong, and let any pick continue; words only, so fair to colour-blind people. Checked live in the browser, on a computer and a phone.</w:t>
             </w:r>
           </w:p>
         </w:tc>
@@ -9536,7 +9536,7 @@
                 <w:color w:val="595959"/>
                 <w:sz w:val="17"/>
               </w:rPr>
-              <w:t>12</w:t>
+              <w:t>13</w:t>
             </w:r>
           </w:p>
         </w:tc>
@@ -9625,7 +9625,7 @@
                 <w:color w:val="595959"/>
                 <w:sz w:val="17"/>
               </w:rPr>
-              <w:t>14</w:t>
+              <w:t>15</w:t>
             </w:r>
           </w:p>
         </w:tc>
@@ -10583,7 +10583,7 @@
                 <w:color w:val="595959"/>
                 <w:sz w:val="17"/>
               </w:rPr>
-              <w:t>[PASS] K1  the committed tables are exactly what the recipe produces (200000 draws, 3.3s)</w:t>
+              <w:t>[PASS] K1  the committed tables are exactly what the recipe produces (200000 draws, 3.4s)</w:t>
             </w:r>
           </w:p>
         </w:tc>
@@ -10693,7 +10693,7 @@
                 <w:color w:val="595959"/>
                 <w:sz w:val="17"/>
               </w:rPr>
-              <w:t>7</w:t>
+              <w:t>8</w:t>
             </w:r>
           </w:p>
         </w:tc>
@@ -10871,7 +10871,7 @@
                 <w:color w:val="595959"/>
                 <w:sz w:val="17"/>
               </w:rPr>
-              <w:t>9</w:t>
+              <w:t>10</w:t>
             </w:r>
           </w:p>
         </w:tc>
@@ -11049,7 +11049,7 @@
                 <w:color w:val="595959"/>
                 <w:sz w:val="17"/>
               </w:rPr>
-              <w:t>6</w:t>
+              <w:t>7</w:t>
             </w:r>
           </w:p>
         </w:tc>
@@ -11227,7 +11227,7 @@
                 <w:color w:val="595959"/>
                 <w:sz w:val="17"/>
               </w:rPr>
-              <w:t>8</w:t>
+              <w:t>9</w:t>
             </w:r>
           </w:p>
         </w:tc>
@@ -11316,7 +11316,7 @@
                 <w:color w:val="595959"/>
                 <w:sz w:val="17"/>
               </w:rPr>
-              <w:t>7</w:t>
+              <w:t>16</w:t>
             </w:r>
           </w:p>
         </w:tc>
@@ -11405,7 +11405,7 @@
                 <w:color w:val="595959"/>
                 <w:sz w:val="17"/>
               </w:rPr>
-              <w:t>5</w:t>
+              <w:t>8</w:t>
             </w:r>
           </w:p>
         </w:tc>
@@ -11562,7 +11562,7 @@
                 <w:color w:val="595959"/>
                 <w:sz w:val="17"/>
               </w:rPr>
-              <w:t>✓ built in 780ms</w:t>
+              <w:t>✓ built in 4.61s</w:t>
             </w:r>
           </w:p>
         </w:tc>
@@ -11583,7 +11583,7 @@
                 <w:color w:val="595959"/>
                 <w:sz w:val="17"/>
               </w:rPr>
-              <w:t>2</w:t>
+              <w:t>6</w:t>
             </w:r>
           </w:p>
         </w:tc>

--- a/docs/VRDS_Accuracy_Checklist.docx
+++ b/docs/VRDS_Accuracy_Checklist.docx
@@ -41,7 +41,7 @@
           <w:color w:val="595959"/>
           <w:sz w:val="20"/>
         </w:rPr>
-        <w:t>For Waseem and Claude  ·  30 September 2026  ·  code at commit 7cd08df on Dev-Prod-branch-Edit_9_23</w:t>
+        <w:t>For Waseem and Claude  ·  01 October 2026  ·  code at commit 17e4c9f on Prolific-branch-Edit_10_1</w:t>
       </w:r>
     </w:p>
     <w:p>
@@ -54,13 +54,13 @@
           <w:color w:val="1B7A3E"/>
           <w:sz w:val="24"/>
         </w:rPr>
-        <w:t>All 26 checks passed</w:t>
+        <w:t>All 27 checks passed</w:t>
       </w:r>
       <w:r>
         <w:rPr>
           <w:color w:val="595959"/>
         </w:rPr>
-        <w:t xml:space="preserve">  (run 30 September 2026 at 11:24, when this file was made).</w:t>
+        <w:t xml:space="preserve">  (run 01 October 2026 at 10:55, when this file was made).</w:t>
       </w:r>
     </w:p>
     <w:p>
@@ -211,7 +211,7 @@
                 <w:color w:val="262626"/>
                 <w:sz w:val="19"/>
               </w:rPr>
-              <w:t>2026-09-30-value-profile-by-scenario</w:t>
+              <w:t>2026-10-01-conditions</w:t>
             </w:r>
           </w:p>
         </w:tc>
@@ -2791,6 +2791,496 @@
                 <w:sz w:val="17"/>
               </w:rPr>
               <w:t>.env is git-ignored</w:t>
+            </w:r>
+          </w:p>
+        </w:tc>
+      </w:tr>
+    </w:tbl>
+    <w:p>
+      <w:pPr>
+        <w:keepNext/>
+        <w:spacing w:after="80" w:before="280"/>
+      </w:pPr>
+      <w:r>
+        <w:rPr>
+          <w:b/>
+          <w:i w:val="0"/>
+          <w:color w:val="1F3864"/>
+          <w:sz w:val="28"/>
+        </w:rPr>
+        <w:t>2b. The four conditions and the landing page</w:t>
+      </w:r>
+    </w:p>
+    <w:tbl>
+      <w:tblPr>
+        <w:tblW w:type="auto" w:w="0"/>
+        <w:jc w:val="center"/>
+        <w:tblLayout w:type="fixed"/>
+        <w:tblLook w:firstColumn="1" w:firstRow="1" w:lastColumn="0" w:lastRow="0" w:noHBand="0" w:noVBand="1" w:val="04A0"/>
+        <w:tblBorders>
+          <w:top w:val="single" w:sz="4" w:space="0" w:color="BFBFBF"/>
+          <w:left w:val="single" w:sz="4" w:space="0" w:color="BFBFBF"/>
+          <w:bottom w:val="single" w:sz="4" w:space="0" w:color="BFBFBF"/>
+          <w:right w:val="single" w:sz="4" w:space="0" w:color="BFBFBF"/>
+          <w:insideH w:val="single" w:sz="4" w:space="0" w:color="BFBFBF"/>
+          <w:insideV w:val="single" w:sz="4" w:space="0" w:color="BFBFBF"/>
+        </w:tblBorders>
+      </w:tblPr>
+      <w:tblGrid>
+        <w:gridCol w:w="504"/>
+        <w:gridCol w:w="2808"/>
+        <w:gridCol w:w="4968"/>
+        <w:gridCol w:w="1800"/>
+      </w:tblGrid>
+      <w:tr>
+        <w:trPr>
+          <w:cantSplit w:val="true"/>
+          <w:tblHeader w:val="true"/>
+        </w:trPr>
+        <w:tc>
+          <w:tcPr>
+            <w:tcW w:type="dxa" w:w="504"/>
+            <w:vAlign w:val="center"/>
+            <w:shd w:val="clear" w:color="auto" w:fill="DCE6F1"/>
+          </w:tcPr>
+          <w:p>
+            <w:pPr>
+              <w:spacing w:after="20" w:before="20"/>
+            </w:pPr>
+            <w:r/>
+            <w:r>
+              <w:rPr>
+                <w:b/>
+                <w:i w:val="0"/>
+                <w:color w:val="1F3864"/>
+                <w:sz w:val="19"/>
+              </w:rPr>
+            </w:r>
+          </w:p>
+        </w:tc>
+        <w:tc>
+          <w:tcPr>
+            <w:tcW w:type="dxa" w:w="2808"/>
+            <w:vAlign w:val="center"/>
+            <w:shd w:val="clear" w:color="auto" w:fill="DCE6F1"/>
+          </w:tcPr>
+          <w:p>
+            <w:pPr>
+              <w:spacing w:after="20" w:before="20"/>
+            </w:pPr>
+            <w:r/>
+            <w:r>
+              <w:rPr>
+                <w:b/>
+                <w:i w:val="0"/>
+                <w:color w:val="1F3864"/>
+                <w:sz w:val="19"/>
+              </w:rPr>
+              <w:t>What is accurate now</w:t>
+            </w:r>
+          </w:p>
+        </w:tc>
+        <w:tc>
+          <w:tcPr>
+            <w:tcW w:type="dxa" w:w="4968"/>
+            <w:vAlign w:val="center"/>
+            <w:shd w:val="clear" w:color="auto" w:fill="DCE6F1"/>
+          </w:tcPr>
+          <w:p>
+            <w:pPr>
+              <w:spacing w:after="20" w:before="20"/>
+            </w:pPr>
+            <w:r/>
+            <w:r>
+              <w:rPr>
+                <w:b/>
+                <w:i w:val="0"/>
+                <w:color w:val="1F3864"/>
+                <w:sz w:val="19"/>
+              </w:rPr>
+              <w:t>Why you can trust it</w:t>
+            </w:r>
+          </w:p>
+        </w:tc>
+        <w:tc>
+          <w:tcPr>
+            <w:tcW w:type="dxa" w:w="1800"/>
+            <w:vAlign w:val="center"/>
+            <w:shd w:val="clear" w:color="auto" w:fill="DCE6F1"/>
+          </w:tcPr>
+          <w:p>
+            <w:pPr>
+              <w:spacing w:after="20" w:before="20"/>
+            </w:pPr>
+            <w:r/>
+            <w:r>
+              <w:rPr>
+                <w:b/>
+                <w:i w:val="0"/>
+                <w:color w:val="1F3864"/>
+                <w:sz w:val="19"/>
+              </w:rPr>
+              <w:t>Checked by</w:t>
+            </w:r>
+          </w:p>
+        </w:tc>
+      </w:tr>
+      <w:tr>
+        <w:trPr>
+          <w:cantSplit w:val="true"/>
+        </w:trPr>
+        <w:tc>
+          <w:tcPr>
+            <w:tcW w:type="dxa" w:w="504"/>
+            <w:vAlign w:val="center"/>
+            <w:shd w:val="clear" w:color="auto" w:fill="E8F5EC"/>
+          </w:tcPr>
+          <w:p>
+            <w:pPr>
+              <w:spacing w:after="20" w:before="20"/>
+            </w:pPr>
+            <w:r/>
+            <w:r>
+              <w:rPr>
+                <w:b/>
+                <w:i w:val="0"/>
+                <w:color w:val="1B7A3E"/>
+                <w:sz w:val="22"/>
+              </w:rPr>
+              <w:t>✔</w:t>
+            </w:r>
+          </w:p>
+        </w:tc>
+        <w:tc>
+          <w:tcPr>
+            <w:tcW w:type="dxa" w:w="2808"/>
+            <w:vAlign w:val="center"/>
+          </w:tcPr>
+          <w:p>
+            <w:pPr>
+              <w:spacing w:after="20" w:before="20"/>
+            </w:pPr>
+            <w:r/>
+            <w:r>
+              <w:rPr>
+                <w:b/>
+                <w:i w:val="0"/>
+                <w:color w:val="262626"/>
+                <w:sz w:val="19"/>
+              </w:rPr>
+              <w:t>Each new participant gets the condition with the fewest people.</w:t>
+            </w:r>
+          </w:p>
+        </w:tc>
+        <w:tc>
+          <w:tcPr>
+            <w:tcW w:type="dxa" w:w="4968"/>
+            <w:vAlign w:val="center"/>
+          </w:tcPr>
+          <w:p>
+            <w:pPr>
+              <w:spacing w:after="20" w:before="20"/>
+            </w:pPr>
+            <w:r/>
+            <w:r>
+              <w:rPr>
+                <w:b w:val="0"/>
+                <w:i w:val="0"/>
+                <w:color w:val="262626"/>
+                <w:sz w:val="19"/>
+              </w:rPr>
+              <w:t>The landing page asks the server, which counts finished people, people still working in the last 2 hours and people who arrived in the last 30 minutes (your Q1-B), and gives the fewest; a tie is broken at random. 40 pretend people arriving in the same moment end up 10 in each; live, 8 visitors gave 2 in each.</w:t>
+            </w:r>
+          </w:p>
+        </w:tc>
+        <w:tc>
+          <w:tcPr>
+            <w:tcW w:type="dxa" w:w="1800"/>
+            <w:vAlign w:val="center"/>
+          </w:tcPr>
+          <w:p>
+            <w:pPr>
+              <w:spacing w:after="20" w:before="20"/>
+            </w:pPr>
+            <w:r/>
+            <w:r>
+              <w:rPr>
+                <w:b w:val="0"/>
+                <w:i w:val="0"/>
+                <w:color w:val="595959"/>
+                <w:sz w:val="17"/>
+              </w:rPr>
+              <w:t>validate:conditions (N2, N3, N4)</w:t>
+            </w:r>
+          </w:p>
+        </w:tc>
+      </w:tr>
+      <w:tr>
+        <w:trPr>
+          <w:cantSplit w:val="true"/>
+        </w:trPr>
+        <w:tc>
+          <w:tcPr>
+            <w:tcW w:type="dxa" w:w="504"/>
+            <w:vAlign w:val="center"/>
+            <w:shd w:val="clear" w:color="auto" w:fill="E8F5EC"/>
+          </w:tcPr>
+          <w:p>
+            <w:pPr>
+              <w:spacing w:after="20" w:before="20"/>
+            </w:pPr>
+            <w:r/>
+            <w:r>
+              <w:rPr>
+                <w:b/>
+                <w:i w:val="0"/>
+                <w:color w:val="1B7A3E"/>
+                <w:sz w:val="22"/>
+              </w:rPr>
+              <w:t>✔</w:t>
+            </w:r>
+          </w:p>
+        </w:tc>
+        <w:tc>
+          <w:tcPr>
+            <w:tcW w:type="dxa" w:w="2808"/>
+            <w:vAlign w:val="center"/>
+          </w:tcPr>
+          <w:p>
+            <w:pPr>
+              <w:spacing w:after="20" w:before="20"/>
+            </w:pPr>
+            <w:r/>
+            <w:r>
+              <w:rPr>
+                <w:b/>
+                <w:i w:val="0"/>
+                <w:color w:val="262626"/>
+                <w:sz w:val="19"/>
+              </w:rPr>
+              <w:t>A condition is saved once and never changes.</w:t>
+            </w:r>
+          </w:p>
+        </w:tc>
+        <w:tc>
+          <w:tcPr>
+            <w:tcW w:type="dxa" w:w="4968"/>
+            <w:vAlign w:val="center"/>
+          </w:tcPr>
+          <w:p>
+            <w:pPr>
+              <w:spacing w:after="20" w:before="20"/>
+            </w:pPr>
+            <w:r/>
+            <w:r>
+              <w:rPr>
+                <w:b w:val="0"/>
+                <w:i w:val="0"/>
+                <w:color w:val="262626"/>
+                <w:sz w:val="19"/>
+              </w:rPr>
+              <w:t>Saved beside the demographic answers (Condition number, Condition type) and on the participant record, which the server sets only when it has none. A returning participant gets their own back, on any computer; an address naming another condition is corrected.</w:t>
+            </w:r>
+          </w:p>
+        </w:tc>
+        <w:tc>
+          <w:tcPr>
+            <w:tcW w:type="dxa" w:w="1800"/>
+            <w:vAlign w:val="center"/>
+          </w:tcPr>
+          <w:p>
+            <w:pPr>
+              <w:spacing w:after="20" w:before="20"/>
+            </w:pPr>
+            <w:r/>
+            <w:r>
+              <w:rPr>
+                <w:b w:val="0"/>
+                <w:i w:val="0"/>
+                <w:color w:val="595959"/>
+                <w:sz w:val="17"/>
+              </w:rPr>
+              <w:t>validate:conditions (N6, N8, N9)</w:t>
+            </w:r>
+          </w:p>
+        </w:tc>
+      </w:tr>
+      <w:tr>
+        <w:trPr>
+          <w:cantSplit w:val="true"/>
+        </w:trPr>
+        <w:tc>
+          <w:tcPr>
+            <w:tcW w:type="dxa" w:w="504"/>
+            <w:vAlign w:val="center"/>
+            <w:shd w:val="clear" w:color="auto" w:fill="E8F5EC"/>
+          </w:tcPr>
+          <w:p>
+            <w:pPr>
+              <w:spacing w:after="20" w:before="20"/>
+            </w:pPr>
+            <w:r/>
+            <w:r>
+              <w:rPr>
+                <w:b/>
+                <w:i w:val="0"/>
+                <w:color w:val="1B7A3E"/>
+                <w:sz w:val="22"/>
+              </w:rPr>
+              <w:t>✔</w:t>
+            </w:r>
+          </w:p>
+        </w:tc>
+        <w:tc>
+          <w:tcPr>
+            <w:tcW w:type="dxa" w:w="2808"/>
+            <w:vAlign w:val="center"/>
+          </w:tcPr>
+          <w:p>
+            <w:pPr>
+              <w:spacing w:after="20" w:before="20"/>
+            </w:pPr>
+            <w:r/>
+            <w:r>
+              <w:rPr>
+                <w:b/>
+                <w:i w:val="0"/>
+                <w:color w:val="262626"/>
+                <w:sz w:val="19"/>
+              </w:rPr>
+              <w:t>You can see and test each condition.</w:t>
+            </w:r>
+          </w:p>
+        </w:tc>
+        <w:tc>
+          <w:tcPr>
+            <w:tcW w:type="dxa" w:w="4968"/>
+            <w:vAlign w:val="center"/>
+          </w:tcPr>
+          <w:p>
+            <w:pPr>
+              <w:spacing w:after="20" w:before="20"/>
+            </w:pPr>
+            <w:r/>
+            <w:r>
+              <w:rPr>
+                <w:b w:val="0"/>
+                <w:i w:val="0"/>
+                <w:color w:val="262626"/>
+                <w:sz w:val="19"/>
+              </w:rPr>
+              <w:t>The address shows the condition (?condition=CVR_APA, CVR_Only, APA_Only, Baseline). Opening one of those addresses yourself gives that condition and is never counted (your Q2-yes); /api/conditions/report shows the counts (Q3-yes).</w:t>
+            </w:r>
+          </w:p>
+        </w:tc>
+        <w:tc>
+          <w:tcPr>
+            <w:tcW w:type="dxa" w:w="1800"/>
+            <w:vAlign w:val="center"/>
+          </w:tcPr>
+          <w:p>
+            <w:pPr>
+              <w:spacing w:after="20" w:before="20"/>
+            </w:pPr>
+            <w:r/>
+            <w:r>
+              <w:rPr>
+                <w:b w:val="0"/>
+                <w:i w:val="0"/>
+                <w:color w:val="595959"/>
+                <w:sz w:val="17"/>
+              </w:rPr>
+              <w:t>validate:conditions (N3, N7)</w:t>
+            </w:r>
+          </w:p>
+        </w:tc>
+      </w:tr>
+      <w:tr>
+        <w:trPr>
+          <w:cantSplit w:val="true"/>
+        </w:trPr>
+        <w:tc>
+          <w:tcPr>
+            <w:tcW w:type="dxa" w:w="504"/>
+            <w:vAlign w:val="center"/>
+            <w:shd w:val="clear" w:color="auto" w:fill="E8F5EC"/>
+          </w:tcPr>
+          <w:p>
+            <w:pPr>
+              <w:spacing w:after="20" w:before="20"/>
+            </w:pPr>
+            <w:r/>
+            <w:r>
+              <w:rPr>
+                <w:b/>
+                <w:i w:val="0"/>
+                <w:color w:val="1B7A3E"/>
+                <w:sz w:val="22"/>
+              </w:rPr>
+              <w:t>✔</w:t>
+            </w:r>
+          </w:p>
+        </w:tc>
+        <w:tc>
+          <w:tcPr>
+            <w:tcW w:type="dxa" w:w="2808"/>
+            <w:vAlign w:val="center"/>
+          </w:tcPr>
+          <w:p>
+            <w:pPr>
+              <w:spacing w:after="20" w:before="20"/>
+            </w:pPr>
+            <w:r/>
+            <w:r>
+              <w:rPr>
+                <w:b/>
+                <w:i w:val="0"/>
+                <w:color w:val="262626"/>
+                <w:sz w:val="19"/>
+              </w:rPr>
+              <w:t>All four conditions still run the same study.</w:t>
+            </w:r>
+          </w:p>
+        </w:tc>
+        <w:tc>
+          <w:tcPr>
+            <w:tcW w:type="dxa" w:w="4968"/>
+            <w:vAlign w:val="center"/>
+          </w:tcPr>
+          <w:p>
+            <w:pPr>
+              <w:spacing w:after="20" w:before="20"/>
+            </w:pPr>
+            <w:r/>
+            <w:r>
+              <w:rPr>
+                <w:b w:val="0"/>
+                <w:i w:val="0"/>
+                <w:color w:val="262626"/>
+                <w:sz w:val="19"/>
+              </w:rPr>
+              <w:t>What each condition does differently is built one task at a time, when you ask. Until then nothing in Block 5 differs.</w:t>
+            </w:r>
+          </w:p>
+        </w:tc>
+        <w:tc>
+          <w:tcPr>
+            <w:tcW w:type="dxa" w:w="1800"/>
+            <w:vAlign w:val="center"/>
+          </w:tcPr>
+          <w:p>
+            <w:pPr>
+              <w:spacing w:after="20" w:before="20"/>
+            </w:pPr>
+            <w:r/>
+            <w:r>
+              <w:rPr>
+                <w:b w:val="0"/>
+                <w:i w:val="0"/>
+                <w:color w:val="595959"/>
+                <w:sz w:val="17"/>
+              </w:rPr>
+              <w:t>validate:conditions, build (N9)</w:t>
             </w:r>
           </w:p>
         </w:tc>
@@ -10583,7 +11073,7 @@
                 <w:color w:val="595959"/>
                 <w:sz w:val="17"/>
               </w:rPr>
-              <w:t>[PASS] K1  the committed tables are exactly what the recipe produces (200000 draws, 3.4s)</w:t>
+              <w:t>[PASS] K1  the committed tables are exactly what the recipe produces (200000 draws, 3.3s)</w:t>
             </w:r>
           </w:p>
         </w:tc>
@@ -10782,7 +11272,7 @@
                 <w:color w:val="595959"/>
                 <w:sz w:val="17"/>
               </w:rPr>
-              <w:t>13</w:t>
+              <w:t>12</w:t>
             </w:r>
           </w:p>
         </w:tc>
@@ -10871,7 +11361,7 @@
                 <w:color w:val="595959"/>
                 <w:sz w:val="17"/>
               </w:rPr>
-              <w:t>10</w:t>
+              <w:t>11</w:t>
             </w:r>
           </w:p>
         </w:tc>
@@ -11049,7 +11539,7 @@
                 <w:color w:val="595959"/>
                 <w:sz w:val="17"/>
               </w:rPr>
-              <w:t>7</w:t>
+              <w:t>8</w:t>
             </w:r>
           </w:p>
         </w:tc>
@@ -11227,7 +11717,7 @@
                 <w:color w:val="595959"/>
                 <w:sz w:val="17"/>
               </w:rPr>
-              <w:t>9</w:t>
+              <w:t>10</w:t>
             </w:r>
           </w:p>
         </w:tc>
@@ -11316,7 +11806,7 @@
                 <w:color w:val="595959"/>
                 <w:sz w:val="17"/>
               </w:rPr>
-              <w:t>16</w:t>
+              <w:t>8</w:t>
             </w:r>
           </w:p>
         </w:tc>
@@ -11342,7 +11832,7 @@
                 <w:color w:val="262626"/>
                 <w:sz w:val="18"/>
               </w:rPr>
-              <w:t>validate:mcf</w:t>
+              <w:t>validate:conditions</w:t>
             </w:r>
           </w:p>
         </w:tc>
@@ -11384,7 +11874,7 @@
                 <w:color w:val="595959"/>
                 <w:sz w:val="17"/>
               </w:rPr>
-              <w:t>ALL MCF GATES PASSED</w:t>
+              <w:t>ALL CONDITION GATES PASSED</w:t>
             </w:r>
           </w:p>
         </w:tc>
@@ -11405,7 +11895,7 @@
                 <w:color w:val="595959"/>
                 <w:sz w:val="17"/>
               </w:rPr>
-              <w:t>8</w:t>
+              <w:t>11</w:t>
             </w:r>
           </w:p>
         </w:tc>
@@ -11431,7 +11921,7 @@
                 <w:color w:val="262626"/>
                 <w:sz w:val="18"/>
               </w:rPr>
-              <w:t>validate:prediction</w:t>
+              <w:t>validate:mcf</w:t>
             </w:r>
           </w:p>
         </w:tc>
@@ -11473,7 +11963,7 @@
                 <w:color w:val="595959"/>
                 <w:sz w:val="17"/>
               </w:rPr>
-              <w:t>ALL PREDICTION GATES PASSED</w:t>
+              <w:t>ALL MCF GATES PASSED</w:t>
             </w:r>
           </w:p>
         </w:tc>
@@ -11494,7 +11984,7 @@
                 <w:color w:val="595959"/>
                 <w:sz w:val="17"/>
               </w:rPr>
-              <w:t>2</w:t>
+              <w:t>5</w:t>
             </w:r>
           </w:p>
         </w:tc>
@@ -11520,7 +12010,7 @@
                 <w:color w:val="262626"/>
                 <w:sz w:val="18"/>
               </w:rPr>
-              <w:t>build</w:t>
+              <w:t>validate:prediction</w:t>
             </w:r>
           </w:p>
         </w:tc>
@@ -11562,7 +12052,7 @@
                 <w:color w:val="595959"/>
                 <w:sz w:val="17"/>
               </w:rPr>
-              <w:t>✓ built in 4.61s</w:t>
+              <w:t>ALL PREDICTION GATES PASSED</w:t>
             </w:r>
           </w:p>
         </w:tc>
@@ -11583,7 +12073,96 @@
                 <w:color w:val="595959"/>
                 <w:sz w:val="17"/>
               </w:rPr>
-              <w:t>6</w:t>
+              <w:t>2</w:t>
+            </w:r>
+          </w:p>
+        </w:tc>
+      </w:tr>
+      <w:tr>
+        <w:trPr>
+          <w:cantSplit w:val="true"/>
+        </w:trPr>
+        <w:tc>
+          <w:tcPr>
+            <w:tcW w:type="dxa" w:w="2160"/>
+            <w:vAlign w:val="center"/>
+          </w:tcPr>
+          <w:p>
+            <w:pPr>
+              <w:spacing w:after="20" w:before="20"/>
+            </w:pPr>
+            <w:r/>
+            <w:r>
+              <w:rPr>
+                <w:b/>
+                <w:i w:val="0"/>
+                <w:color w:val="262626"/>
+                <w:sz w:val="18"/>
+              </w:rPr>
+              <w:t>build</w:t>
+            </w:r>
+          </w:p>
+        </w:tc>
+        <w:tc>
+          <w:tcPr>
+            <w:tcW w:type="dxa" w:w="1152"/>
+            <w:vAlign w:val="center"/>
+          </w:tcPr>
+          <w:p>
+            <w:pPr>
+              <w:spacing w:after="20" w:before="20"/>
+            </w:pPr>
+            <w:r/>
+            <w:r>
+              <w:rPr>
+                <w:b/>
+                <w:i w:val="0"/>
+                <w:color w:val="1B7A3E"/>
+                <w:sz w:val="18"/>
+              </w:rPr>
+              <w:t>passed</w:t>
+            </w:r>
+          </w:p>
+        </w:tc>
+        <w:tc>
+          <w:tcPr>
+            <w:tcW w:type="dxa" w:w="5760"/>
+            <w:vAlign w:val="center"/>
+          </w:tcPr>
+          <w:p>
+            <w:pPr>
+              <w:spacing w:after="20" w:before="20"/>
+            </w:pPr>
+            <w:r/>
+            <w:r>
+              <w:rPr>
+                <w:b w:val="0"/>
+                <w:i w:val="0"/>
+                <w:color w:val="595959"/>
+                <w:sz w:val="17"/>
+              </w:rPr>
+              <w:t>✓ built in 954ms</w:t>
+            </w:r>
+          </w:p>
+        </w:tc>
+        <w:tc>
+          <w:tcPr>
+            <w:tcW w:type="dxa" w:w="1008"/>
+            <w:vAlign w:val="center"/>
+          </w:tcPr>
+          <w:p>
+            <w:pPr>
+              <w:spacing w:after="20" w:before="20"/>
+            </w:pPr>
+            <w:r/>
+            <w:r>
+              <w:rPr>
+                <w:b w:val="0"/>
+                <w:i w:val="0"/>
+                <w:color w:val="595959"/>
+                <w:sz w:val="17"/>
+              </w:rPr>
+              <w:t>2</w:t>
             </w:r>
           </w:p>
         </w:tc>

--- a/docs/VRDS_Accuracy_Checklist.docx
+++ b/docs/VRDS_Accuracy_Checklist.docx
@@ -41,7 +41,7 @@
           <w:color w:val="595959"/>
           <w:sz w:val="20"/>
         </w:rPr>
-        <w:t>For Waseem and Claude  ·  01 October 2026  ·  code at commit 17e4c9f on Prolific-branch-Edit_10_1</w:t>
+        <w:t>For Waseem and Claude  ·  01 October 2026  ·  code at commit 7e8803a on Prolific-branch-Edit_10_1</w:t>
       </w:r>
     </w:p>
     <w:p>
@@ -60,7 +60,7 @@
         <w:rPr>
           <w:color w:val="595959"/>
         </w:rPr>
-        <w:t xml:space="preserve">  (run 01 October 2026 at 10:55, when this file was made).</w:t>
+        <w:t xml:space="preserve">  (run 01 October 2026 at 17:13, when this file was made).</w:t>
       </w:r>
     </w:p>
     <w:p>
@@ -211,7 +211,7 @@
                 <w:color w:val="262626"/>
                 <w:sz w:val="19"/>
               </w:rPr>
-              <w:t>2026-10-01-conditions</w:t>
+              <w:t>2026-10-01-cvr-rejection-page</w:t>
             </w:r>
           </w:p>
         </w:tc>
@@ -3238,7 +3238,7 @@
                 <w:color w:val="262626"/>
                 <w:sz w:val="19"/>
               </w:rPr>
-              <w:t>All four conditions still run the same study.</w:t>
+              <w:t>Each condition's difference is built one task at a time.</w:t>
             </w:r>
           </w:p>
         </w:tc>
@@ -3259,7 +3259,7 @@
                 <w:color w:val="262626"/>
                 <w:sz w:val="19"/>
               </w:rPr>
-              <w:t>What each condition does differently is built one task at a time, when you ask. Until then nothing in Block 5 differs.</w:t>
+              <w:t>Built so far: CVR_Only's CVR Rejection page. The other three conditions run the same study as before.</w:t>
             </w:r>
           </w:p>
         </w:tc>
@@ -3280,7 +3280,97 @@
                 <w:color w:val="595959"/>
                 <w:sz w:val="17"/>
               </w:rPr>
-              <w:t>validate:conditions, build (N9)</w:t>
+              <w:t>validate:conditions, build (N9, N12)</w:t>
+            </w:r>
+          </w:p>
+        </w:tc>
+      </w:tr>
+      <w:tr>
+        <w:trPr>
+          <w:cantSplit w:val="true"/>
+        </w:trPr>
+        <w:tc>
+          <w:tcPr>
+            <w:tcW w:type="dxa" w:w="504"/>
+            <w:vAlign w:val="center"/>
+            <w:shd w:val="clear" w:color="auto" w:fill="E8F5EC"/>
+          </w:tcPr>
+          <w:p>
+            <w:pPr>
+              <w:spacing w:after="20" w:before="20"/>
+            </w:pPr>
+            <w:r/>
+            <w:r>
+              <w:rPr>
+                <w:b/>
+                <w:i w:val="0"/>
+                <w:color w:val="1B7A3E"/>
+                <w:sz w:val="22"/>
+              </w:rPr>
+              <w:t>✔</w:t>
+            </w:r>
+          </w:p>
+        </w:tc>
+        <w:tc>
+          <w:tcPr>
+            <w:tcW w:type="dxa" w:w="2808"/>
+            <w:vAlign w:val="center"/>
+          </w:tcPr>
+          <w:p>
+            <w:pPr>
+              <w:spacing w:after="20" w:before="20"/>
+            </w:pPr>
+            <w:r/>
+            <w:r>
+              <w:rPr>
+                <w:b/>
+                <w:i w:val="0"/>
+                <w:color w:val="262626"/>
+                <w:sz w:val="19"/>
+              </w:rPr>
+              <w:t>CVR_Only: a refusal opens the CVR Rejection page, not the APA page.</w:t>
+            </w:r>
+          </w:p>
+        </w:tc>
+        <w:tc>
+          <w:tcPr>
+            <w:tcW w:type="dxa" w:w="4968"/>
+            <w:vAlign w:val="center"/>
+          </w:tcPr>
+          <w:p>
+            <w:pPr>
+              <w:spacing w:after="20" w:before="20"/>
+            </w:pPr>
+            <w:r/>
+            <w:r>
+              <w:rPr>
+                <w:b w:val="0"/>
+                <w:i w:val="0"/>
+                <w:color w:val="262626"/>
+                <w:sz w:val="19"/>
+              </w:rPr>
+              <w:t>"A closer look at your choice": the same explanation (the two situations, how far the option fell short), no question, no APA logo, one button back to all the options. On its first visit in a scenario it moves the person-speaking score +25 or -25 and, when both views were seen, the last view +20, inside the scenario; the four values never move. Every visit and move is saved, apart from the APA numbers. Checked live, and condition 1 still opens the APA page.</w:t>
+            </w:r>
+          </w:p>
+        </w:tc>
+        <w:tc>
+          <w:tcPr>
+            <w:tcW w:type="dxa" w:w="1800"/>
+            <w:vAlign w:val="center"/>
+          </w:tcPr>
+          <w:p>
+            <w:pPr>
+              <w:spacing w:after="20" w:before="20"/>
+            </w:pPr>
+            <w:r/>
+            <w:r>
+              <w:rPr>
+                <w:b w:val="0"/>
+                <w:i w:val="0"/>
+                <w:color w:val="595959"/>
+                <w:sz w:val="17"/>
+              </w:rPr>
+              <w:t>validate:conditions (N11, N12, N13)</w:t>
             </w:r>
           </w:p>
         </w:tc>
@@ -10026,7 +10116,7 @@
                 <w:color w:val="595959"/>
                 <w:sz w:val="17"/>
               </w:rPr>
-              <w:t>13</w:t>
+              <w:t>11</w:t>
             </w:r>
           </w:p>
         </w:tc>
@@ -10115,7 +10205,7 @@
                 <w:color w:val="595959"/>
                 <w:sz w:val="17"/>
               </w:rPr>
-              <w:t>15</w:t>
+              <w:t>13</w:t>
             </w:r>
           </w:p>
         </w:tc>
@@ -11183,7 +11273,7 @@
                 <w:color w:val="595959"/>
                 <w:sz w:val="17"/>
               </w:rPr>
-              <w:t>8</w:t>
+              <w:t>7</w:t>
             </w:r>
           </w:p>
         </w:tc>
@@ -11361,7 +11451,7 @@
                 <w:color w:val="595959"/>
                 <w:sz w:val="17"/>
               </w:rPr>
-              <w:t>11</w:t>
+              <w:t>9</w:t>
             </w:r>
           </w:p>
         </w:tc>
@@ -11539,7 +11629,7 @@
                 <w:color w:val="595959"/>
                 <w:sz w:val="17"/>
               </w:rPr>
-              <w:t>8</w:t>
+              <w:t>7</w:t>
             </w:r>
           </w:p>
         </w:tc>
@@ -11717,7 +11807,7 @@
                 <w:color w:val="595959"/>
                 <w:sz w:val="17"/>
               </w:rPr>
-              <w:t>10</w:t>
+              <w:t>7</w:t>
             </w:r>
           </w:p>
         </w:tc>
@@ -11806,7 +11896,7 @@
                 <w:color w:val="595959"/>
                 <w:sz w:val="17"/>
               </w:rPr>
-              <w:t>8</w:t>
+              <w:t>7</w:t>
             </w:r>
           </w:p>
         </w:tc>
@@ -12141,7 +12231,7 @@
                 <w:color w:val="595959"/>
                 <w:sz w:val="17"/>
               </w:rPr>
-              <w:t>✓ built in 954ms</w:t>
+              <w:t>✓ built in 874ms</w:t>
             </w:r>
           </w:p>
         </w:tc>

--- a/docs/VRDS_Accuracy_Checklist.docx
+++ b/docs/VRDS_Accuracy_Checklist.docx
@@ -41,7 +41,7 @@
           <w:color w:val="595959"/>
           <w:sz w:val="20"/>
         </w:rPr>
-        <w:t>For Waseem and Claude  ·  01 October 2026  ·  code at commit 7e8803a on Prolific-branch-Edit_10_1</w:t>
+        <w:t>For Waseem and Claude  ·  01 October 2026  ·  code at commit bf5b7a6 on Prolific-branch-Edit_10_1</w:t>
       </w:r>
     </w:p>
     <w:p>
@@ -60,7 +60,7 @@
         <w:rPr>
           <w:color w:val="595959"/>
         </w:rPr>
-        <w:t xml:space="preserve">  (run 01 October 2026 at 17:13, when this file was made).</w:t>
+        <w:t xml:space="preserve">  (run 01 October 2026 at 19:24, when this file was made).</w:t>
       </w:r>
     </w:p>
     <w:p>
@@ -211,7 +211,7 @@
                 <w:color w:val="262626"/>
                 <w:sz w:val="19"/>
               </w:rPr>
-              <w:t>2026-10-01-cvr-rejection-page</w:t>
+              <w:t>2026-10-01-apa-only</w:t>
             </w:r>
           </w:p>
         </w:tc>
@@ -3259,7 +3259,7 @@
                 <w:color w:val="262626"/>
                 <w:sz w:val="19"/>
               </w:rPr>
-              <w:t>Built so far: CVR_Only's CVR Rejection page. The other three conditions run the same study as before.</w:t>
+              <w:t>Built so far: CVR_Only's CVR Rejection page and APA_Only's straight-to-APA flow. Baseline still runs the same study as CVR+APA.</w:t>
             </w:r>
           </w:p>
         </w:tc>
@@ -3280,7 +3280,97 @@
                 <w:color w:val="595959"/>
                 <w:sz w:val="17"/>
               </w:rPr>
-              <w:t>validate:conditions, build (N9, N12)</w:t>
+              <w:t>validate:conditions, build (N9, N12, N15)</w:t>
+            </w:r>
+          </w:p>
+        </w:tc>
+      </w:tr>
+      <w:tr>
+        <w:trPr>
+          <w:cantSplit w:val="true"/>
+        </w:trPr>
+        <w:tc>
+          <w:tcPr>
+            <w:tcW w:type="dxa" w:w="504"/>
+            <w:vAlign w:val="center"/>
+            <w:shd w:val="clear" w:color="auto" w:fill="E8F5EC"/>
+          </w:tcPr>
+          <w:p>
+            <w:pPr>
+              <w:spacing w:after="20" w:before="20"/>
+            </w:pPr>
+            <w:r/>
+            <w:r>
+              <w:rPr>
+                <w:b/>
+                <w:i w:val="0"/>
+                <w:color w:val="1B7A3E"/>
+                <w:sz w:val="22"/>
+              </w:rPr>
+              <w:t>✔</w:t>
+            </w:r>
+          </w:p>
+        </w:tc>
+        <w:tc>
+          <w:tcPr>
+            <w:tcW w:type="dxa" w:w="2808"/>
+            <w:vAlign w:val="center"/>
+          </w:tcPr>
+          <w:p>
+            <w:pPr>
+              <w:spacing w:after="20" w:before="20"/>
+            </w:pPr>
+            <w:r/>
+            <w:r>
+              <w:rPr>
+                <w:b/>
+                <w:i w:val="0"/>
+                <w:color w:val="262626"/>
+                <w:sz w:val="19"/>
+              </w:rPr>
+              <w:t>APA_Only: a misaligned choice opens the APA page at once.</w:t>
+            </w:r>
+          </w:p>
+        </w:tc>
+        <w:tc>
+          <w:tcPr>
+            <w:tcW w:type="dxa" w:w="4968"/>
+            <w:vAlign w:val="center"/>
+          </w:tcPr>
+          <w:p>
+            <w:pPr>
+              <w:spacing w:after="20" w:before="20"/>
+            </w:pPr>
+            <w:r/>
+            <w:r>
+              <w:rPr>
+                <w:b w:val="0"/>
+                <w:i w:val="0"/>
+                <w:color w:val="262626"/>
+                <w:sz w:val="19"/>
+              </w:rPr>
+              <w:t>No reflection page and no person speaking; the APA page shows only its value question (no two-situations table, no view question). The stakeholder, directness and context scores never move (the APA rule's automatic stakeholder move is off there); each APA visit still counts for Stability; the results page says "Clarification shown"; the record says no reflection was shown; the feedback asks the APA questions, never the CVR ones. Checked live.</w:t>
+            </w:r>
+          </w:p>
+        </w:tc>
+        <w:tc>
+          <w:tcPr>
+            <w:tcW w:type="dxa" w:w="1800"/>
+            <w:vAlign w:val="center"/>
+          </w:tcPr>
+          <w:p>
+            <w:pPr>
+              <w:spacing w:after="20" w:before="20"/>
+            </w:pPr>
+            <w:r/>
+            <w:r>
+              <w:rPr>
+                <w:b w:val="0"/>
+                <w:i w:val="0"/>
+                <w:color w:val="595959"/>
+                <w:sz w:val="17"/>
+              </w:rPr>
+              <w:t>validate:conditions (N14, N15, N16)</w:t>
             </w:r>
           </w:p>
         </w:tc>
@@ -10116,7 +10206,7 @@
                 <w:color w:val="595959"/>
                 <w:sz w:val="17"/>
               </w:rPr>
-              <w:t>11</w:t>
+              <w:t>12</w:t>
             </w:r>
           </w:p>
         </w:tc>
@@ -10205,7 +10295,7 @@
                 <w:color w:val="595959"/>
                 <w:sz w:val="17"/>
               </w:rPr>
-              <w:t>13</w:t>
+              <w:t>15</w:t>
             </w:r>
           </w:p>
         </w:tc>
@@ -11163,7 +11253,7 @@
                 <w:color w:val="595959"/>
                 <w:sz w:val="17"/>
               </w:rPr>
-              <w:t>[PASS] K1  the committed tables are exactly what the recipe produces (200000 draws, 3.3s)</w:t>
+              <w:t>[PASS] K1  the committed tables are exactly what the recipe produces (200000 draws, 3.4s)</w:t>
             </w:r>
           </w:p>
         </w:tc>
@@ -11273,7 +11363,7 @@
                 <w:color w:val="595959"/>
                 <w:sz w:val="17"/>
               </w:rPr>
-              <w:t>7</w:t>
+              <w:t>8</w:t>
             </w:r>
           </w:p>
         </w:tc>
@@ -11451,7 +11541,7 @@
                 <w:color w:val="595959"/>
                 <w:sz w:val="17"/>
               </w:rPr>
-              <w:t>9</w:t>
+              <w:t>10</w:t>
             </w:r>
           </w:p>
         </w:tc>
@@ -11807,7 +11897,7 @@
                 <w:color w:val="595959"/>
                 <w:sz w:val="17"/>
               </w:rPr>
-              <w:t>7</w:t>
+              <w:t>8</w:t>
             </w:r>
           </w:p>
         </w:tc>
@@ -12231,7 +12321,7 @@
                 <w:color w:val="595959"/>
                 <w:sz w:val="17"/>
               </w:rPr>
-              <w:t>✓ built in 874ms</w:t>
+              <w:t>✓ built in 869ms</w:t>
             </w:r>
           </w:p>
         </w:tc>

--- a/docs/VRDS_Accuracy_Checklist.docx
+++ b/docs/VRDS_Accuracy_Checklist.docx
@@ -41,7 +41,7 @@
           <w:color w:val="595959"/>
           <w:sz w:val="20"/>
         </w:rPr>
-        <w:t>For Waseem and Claude  ·  01 October 2026  ·  code at commit bf5b7a6 on Prolific-branch-Edit_10_1</w:t>
+        <w:t>For Waseem and Claude  ·  01 October 2026  ·  code at commit 87c02a2 on Prolific-branch-Edit_10_1</w:t>
       </w:r>
     </w:p>
     <w:p>
@@ -60,7 +60,7 @@
         <w:rPr>
           <w:color w:val="595959"/>
         </w:rPr>
-        <w:t xml:space="preserve">  (run 01 October 2026 at 19:24, when this file was made).</w:t>
+        <w:t xml:space="preserve">  (run 01 October 2026 at 19:52, when this file was made).</w:t>
       </w:r>
     </w:p>
     <w:p>
@@ -3349,7 +3349,7 @@
                 <w:color w:val="262626"/>
                 <w:sz w:val="19"/>
               </w:rPr>
-              <w:t>No reflection page and no person speaking; the APA page shows only its value question (no two-situations table, no view question). The stakeholder, directness and context scores never move (the APA rule's automatic stakeholder move is off there); each APA visit still counts for Stability; the results page says "Clarification shown"; the record says no reflection was shown; the feedback asks the APA questions, never the CVR ones. Checked live.</w:t>
+              <w:t>No reflection page and no person speaking; the APA page shows only its value question (no two-situations table, no view question) and opens with your sentence. The stakeholder, directness and context scores never move (the APA rule's automatic stakeholder move is off there); each APA visit still counts for Stability; the results page says "Clarification shown"; the record says no reflection was shown; the feedback asks the APA questions, never the CVR ones. Checked live.</w:t>
             </w:r>
           </w:p>
         </w:tc>
@@ -10206,7 +10206,7 @@
                 <w:color w:val="595959"/>
                 <w:sz w:val="17"/>
               </w:rPr>
-              <w:t>12</w:t>
+              <w:t>14</w:t>
             </w:r>
           </w:p>
         </w:tc>
@@ -10295,7 +10295,7 @@
                 <w:color w:val="595959"/>
                 <w:sz w:val="17"/>
               </w:rPr>
-              <w:t>15</w:t>
+              <w:t>16</w:t>
             </w:r>
           </w:p>
         </w:tc>
@@ -11185,7 +11185,7 @@
                 <w:color w:val="595959"/>
                 <w:sz w:val="17"/>
               </w:rPr>
-              <w:t>9</w:t>
+              <w:t>10</w:t>
             </w:r>
           </w:p>
         </w:tc>
@@ -11719,7 +11719,7 @@
                 <w:color w:val="595959"/>
                 <w:sz w:val="17"/>
               </w:rPr>
-              <w:t>7</w:t>
+              <w:t>8</w:t>
             </w:r>
           </w:p>
         </w:tc>
@@ -12321,7 +12321,7 @@
                 <w:color w:val="595959"/>
                 <w:sz w:val="17"/>
               </w:rPr>
-              <w:t>✓ built in 869ms</w:t>
+              <w:t>✓ built in 904ms</w:t>
             </w:r>
           </w:p>
         </w:tc>

--- a/docs/VRDS_Accuracy_Checklist.docx
+++ b/docs/VRDS_Accuracy_Checklist.docx
@@ -41,7 +41,7 @@
           <w:color w:val="595959"/>
           <w:sz w:val="20"/>
         </w:rPr>
-        <w:t>For Waseem and Claude  ·  01 October 2026  ·  code at commit 87c02a2 on Prolific-branch-Edit_10_1</w:t>
+        <w:t>For Waseem and Claude  ·  01 October 2026  ·  code at commit c150247 on Prolific-branch-Edit_10_1</w:t>
       </w:r>
     </w:p>
     <w:p>
@@ -60,7 +60,7 @@
         <w:rPr>
           <w:color w:val="595959"/>
         </w:rPr>
-        <w:t xml:space="preserve">  (run 01 October 2026 at 19:52, when this file was made).</w:t>
+        <w:t xml:space="preserve">  (run 01 October 2026 at 20:03, when this file was made).</w:t>
       </w:r>
     </w:p>
     <w:p>
@@ -211,7 +211,7 @@
                 <w:color w:val="262626"/>
                 <w:sz w:val="19"/>
               </w:rPr>
-              <w:t>2026-10-01-apa-only</w:t>
+              <w:t>2026-10-01-apa-only-main-value</w:t>
             </w:r>
           </w:p>
         </w:tc>
@@ -3349,7 +3349,7 @@
                 <w:color w:val="262626"/>
                 <w:sz w:val="19"/>
               </w:rPr>
-              <w:t>No reflection page and no person speaking; the APA page shows only its value question (no two-situations table, no view question) and opens with your sentence. The stakeholder, directness and context scores never move (the APA rule's automatic stakeholder move is off there); each APA visit still counts for Stability; the results page says "Clarification shown"; the record says no reflection was shown; the feedback asks the APA questions, never the CVR ones. Checked live.</w:t>
+              <w:t>No reflection page and no person speaking; the APA page shows only its value question (no two-situations table, no view question), opens with your sentence, says which value the chosen option serves most, and goes back to all the options without a warning. The stakeholder, directness and context scores never move (the APA rule's automatic stakeholder move is off there); each APA visit still counts for Stability; the results page says "Clarification shown"; the record says no reflection was shown; the feedback asks the APA questions, never the CVR ones. Checked live.</w:t>
             </w:r>
           </w:p>
         </w:tc>
@@ -10295,7 +10295,7 @@
                 <w:color w:val="595959"/>
                 <w:sz w:val="17"/>
               </w:rPr>
-              <w:t>16</w:t>
+              <w:t>20</w:t>
             </w:r>
           </w:p>
         </w:tc>
@@ -11253,7 +11253,7 @@
                 <w:color w:val="595959"/>
                 <w:sz w:val="17"/>
               </w:rPr>
-              <w:t>[PASS] K1  the committed tables are exactly what the recipe produces (200000 draws, 3.4s)</w:t>
+              <w:t>[PASS] K1  the committed tables are exactly what the recipe produces (200000 draws, 3.5s)</w:t>
             </w:r>
           </w:p>
         </w:tc>
@@ -11274,7 +11274,7 @@
                 <w:color w:val="595959"/>
                 <w:sz w:val="17"/>
               </w:rPr>
-              <w:t>5</w:t>
+              <w:t>6</w:t>
             </w:r>
           </w:p>
         </w:tc>
@@ -11452,7 +11452,7 @@
                 <w:color w:val="595959"/>
                 <w:sz w:val="17"/>
               </w:rPr>
-              <w:t>12</w:t>
+              <w:t>14</w:t>
             </w:r>
           </w:p>
         </w:tc>
@@ -11541,7 +11541,7 @@
                 <w:color w:val="595959"/>
                 <w:sz w:val="17"/>
               </w:rPr>
-              <w:t>10</w:t>
+              <w:t>12</w:t>
             </w:r>
           </w:p>
         </w:tc>
@@ -11719,7 +11719,7 @@
                 <w:color w:val="595959"/>
                 <w:sz w:val="17"/>
               </w:rPr>
-              <w:t>8</w:t>
+              <w:t>9</w:t>
             </w:r>
           </w:p>
         </w:tc>
@@ -11897,7 +11897,7 @@
                 <w:color w:val="595959"/>
                 <w:sz w:val="17"/>
               </w:rPr>
-              <w:t>8</w:t>
+              <w:t>9</w:t>
             </w:r>
           </w:p>
         </w:tc>
@@ -11986,7 +11986,7 @@
                 <w:color w:val="595959"/>
                 <w:sz w:val="17"/>
               </w:rPr>
-              <w:t>7</w:t>
+              <w:t>8</w:t>
             </w:r>
           </w:p>
         </w:tc>
@@ -12321,7 +12321,7 @@
                 <w:color w:val="595959"/>
                 <w:sz w:val="17"/>
               </w:rPr>
-              <w:t>✓ built in 904ms</w:t>
+              <w:t>✓ built in 901ms</w:t>
             </w:r>
           </w:p>
         </w:tc>

--- a/docs/VRDS_Accuracy_Checklist.docx
+++ b/docs/VRDS_Accuracy_Checklist.docx
@@ -41,7 +41,7 @@
           <w:color w:val="595959"/>
           <w:sz w:val="20"/>
         </w:rPr>
-        <w:t>For Waseem and Claude  ·  01 October 2026  ·  code at commit c150247 on Prolific-branch-Edit_10_1</w:t>
+        <w:t>For Waseem and Claude  ·  01 October 2026  ·  code at commit 3013315 on Prolific-branch-Edit_10_1</w:t>
       </w:r>
     </w:p>
     <w:p>
@@ -60,7 +60,7 @@
         <w:rPr>
           <w:color w:val="595959"/>
         </w:rPr>
-        <w:t xml:space="preserve">  (run 01 October 2026 at 20:03, when this file was made).</w:t>
+        <w:t xml:space="preserve">  (run 01 October 2026 at 21:55, when this file was made).</w:t>
       </w:r>
     </w:p>
     <w:p>
@@ -211,7 +211,7 @@
                 <w:color w:val="262626"/>
                 <w:sz w:val="19"/>
               </w:rPr>
-              <w:t>2026-10-01-apa-only-main-value</w:t>
+              <w:t>2026-10-01-baseline</w:t>
             </w:r>
           </w:p>
         </w:tc>
@@ -3259,7 +3259,7 @@
                 <w:color w:val="262626"/>
                 <w:sz w:val="19"/>
               </w:rPr>
-              <w:t>Built so far: CVR_Only's CVR Rejection page and APA_Only's straight-to-APA flow. Baseline still runs the same study as CVR+APA.</w:t>
+              <w:t>Built: CVR_Only's CVR Rejection page, APA_Only's straight-to-APA flow and Baseline's confirmation page, so all four conditions now differ from Block 5 on.</w:t>
             </w:r>
           </w:p>
         </w:tc>
@@ -3280,7 +3280,97 @@
                 <w:color w:val="595959"/>
                 <w:sz w:val="17"/>
               </w:rPr>
-              <w:t>validate:conditions, build (N9, N12, N15)</w:t>
+              <w:t>validate:conditions, build (N9, N12, N15, N18)</w:t>
+            </w:r>
+          </w:p>
+        </w:tc>
+      </w:tr>
+      <w:tr>
+        <w:trPr>
+          <w:cantSplit w:val="true"/>
+        </w:trPr>
+        <w:tc>
+          <w:tcPr>
+            <w:tcW w:type="dxa" w:w="504"/>
+            <w:vAlign w:val="center"/>
+            <w:shd w:val="clear" w:color="auto" w:fill="E8F5EC"/>
+          </w:tcPr>
+          <w:p>
+            <w:pPr>
+              <w:spacing w:after="20" w:before="20"/>
+            </w:pPr>
+            <w:r/>
+            <w:r>
+              <w:rPr>
+                <w:b/>
+                <w:i w:val="0"/>
+                <w:color w:val="1B7A3E"/>
+                <w:sz w:val="22"/>
+              </w:rPr>
+              <w:t>✔</w:t>
+            </w:r>
+          </w:p>
+        </w:tc>
+        <w:tc>
+          <w:tcPr>
+            <w:tcW w:type="dxa" w:w="2808"/>
+            <w:vAlign w:val="center"/>
+          </w:tcPr>
+          <w:p>
+            <w:pPr>
+              <w:spacing w:after="20" w:before="20"/>
+            </w:pPr>
+            <w:r/>
+            <w:r>
+              <w:rPr>
+                <w:b/>
+                <w:i w:val="0"/>
+                <w:color w:val="262626"/>
+                <w:sz w:val="19"/>
+              </w:rPr>
+              <w:t>Baseline: a misaligned choice gets the confirmation page, and keeping it moves the values.</w:t>
+            </w:r>
+          </w:p>
+        </w:tc>
+        <w:tc>
+          <w:tcPr>
+            <w:tcW w:type="dxa" w:w="4968"/>
+            <w:vAlign w:val="center"/>
+          </w:tcPr>
+          <w:p>
+            <w:pPr>
+              <w:spacing w:after="20" w:before="20"/>
+            </w:pPr>
+            <w:r/>
+            <w:r>
+              <w:rPr>
+                <w:b w:val="0"/>
+                <w:i w:val="0"/>
+                <w:color w:val="262626"/>
+                <w:sz w:val="19"/>
+              </w:rPr>
+              <w:t>No reflection, no person, no APA page. The page says "Before you confirm, take a moment with what this option gives up." (a good fit keeps "fits your earlier priorities") and asks "How sure are you about this choice?". Keeping it: +30 to the value the option serves most, -10 (misaligned) or -15 (strongly misaligned) to the others, all x 0.6-1.0 by how sure; a Stability step; the three reflection scores never move; no CVR or APA feedback questions. Checked live.</w:t>
+            </w:r>
+          </w:p>
+        </w:tc>
+        <w:tc>
+          <w:tcPr>
+            <w:tcW w:type="dxa" w:w="1800"/>
+            <w:vAlign w:val="center"/>
+          </w:tcPr>
+          <w:p>
+            <w:pPr>
+              <w:spacing w:after="20" w:before="20"/>
+            </w:pPr>
+            <w:r/>
+            <w:r>
+              <w:rPr>
+                <w:b w:val="0"/>
+                <w:i w:val="0"/>
+                <w:color w:val="595959"/>
+                <w:sz w:val="17"/>
+              </w:rPr>
+              <w:t>validate:conditions (N17, N18, N19)</w:t>
             </w:r>
           </w:p>
         </w:tc>
@@ -10206,7 +10296,7 @@
                 <w:color w:val="595959"/>
                 <w:sz w:val="17"/>
               </w:rPr>
-              <w:t>14</w:t>
+              <w:t>15</w:t>
             </w:r>
           </w:p>
         </w:tc>
@@ -10295,7 +10385,7 @@
                 <w:color w:val="595959"/>
                 <w:sz w:val="17"/>
               </w:rPr>
-              <w:t>20</w:t>
+              <w:t>18</w:t>
             </w:r>
           </w:p>
         </w:tc>
@@ -11253,7 +11343,7 @@
                 <w:color w:val="595959"/>
                 <w:sz w:val="17"/>
               </w:rPr>
-              <w:t>[PASS] K1  the committed tables are exactly what the recipe produces (200000 draws, 3.5s)</w:t>
+              <w:t>[PASS] K1  the committed tables are exactly what the recipe produces (200000 draws, 3.3s)</w:t>
             </w:r>
           </w:p>
         </w:tc>
@@ -11274,7 +11364,7 @@
                 <w:color w:val="595959"/>
                 <w:sz w:val="17"/>
               </w:rPr>
-              <w:t>6</w:t>
+              <w:t>5</w:t>
             </w:r>
           </w:p>
         </w:tc>
@@ -11363,7 +11453,7 @@
                 <w:color w:val="595959"/>
                 <w:sz w:val="17"/>
               </w:rPr>
-              <w:t>8</w:t>
+              <w:t>7</w:t>
             </w:r>
           </w:p>
         </w:tc>
@@ -11541,7 +11631,7 @@
                 <w:color w:val="595959"/>
                 <w:sz w:val="17"/>
               </w:rPr>
-              <w:t>12</w:t>
+              <w:t>9</w:t>
             </w:r>
           </w:p>
         </w:tc>
@@ -11719,7 +11809,7 @@
                 <w:color w:val="595959"/>
                 <w:sz w:val="17"/>
               </w:rPr>
-              <w:t>9</w:t>
+              <w:t>8</w:t>
             </w:r>
           </w:p>
         </w:tc>
@@ -11897,7 +11987,7 @@
                 <w:color w:val="595959"/>
                 <w:sz w:val="17"/>
               </w:rPr>
-              <w:t>9</w:t>
+              <w:t>8</w:t>
             </w:r>
           </w:p>
         </w:tc>
@@ -11986,7 +12076,7 @@
                 <w:color w:val="595959"/>
                 <w:sz w:val="17"/>
               </w:rPr>
-              <w:t>8</w:t>
+              <w:t>6</w:t>
             </w:r>
           </w:p>
         </w:tc>
@@ -12075,7 +12165,7 @@
                 <w:color w:val="595959"/>
                 <w:sz w:val="17"/>
               </w:rPr>
-              <w:t>11</w:t>
+              <w:t>10</w:t>
             </w:r>
           </w:p>
         </w:tc>
@@ -12321,7 +12411,7 @@
                 <w:color w:val="595959"/>
                 <w:sz w:val="17"/>
               </w:rPr>
-              <w:t>✓ built in 901ms</w:t>
+              <w:t>✓ built in 830ms</w:t>
             </w:r>
           </w:p>
         </w:tc>

--- a/docs/VRDS_Accuracy_Checklist.docx
+++ b/docs/VRDS_Accuracy_Checklist.docx
@@ -41,7 +41,7 @@
           <w:color w:val="595959"/>
           <w:sz w:val="20"/>
         </w:rPr>
-        <w:t>For Waseem and Claude  ·  01 October 2026  ·  code at commit 3013315 on Prolific-branch-Edit_10_1</w:t>
+        <w:t>For Waseem and Claude  ·  01 October 2026  ·  code at commit 119d223 on Prolific-branch-Edit_10_1</w:t>
       </w:r>
     </w:p>
     <w:p>
@@ -60,7 +60,7 @@
         <w:rPr>
           <w:color w:val="595959"/>
         </w:rPr>
-        <w:t xml:space="preserve">  (run 01 October 2026 at 21:55, when this file was made).</w:t>
+        <w:t xml:space="preserve">  (run 01 October 2026 at 22:29, when this file was made).</w:t>
       </w:r>
     </w:p>
     <w:p>
@@ -9820,6 +9820,53 @@
                 <w:color w:val="262626"/>
                 <w:sz w:val="19"/>
               </w:rPr>
+              <w:t>Stability is moved by each condition's own rules.</w:t>
+            </w:r>
+          </w:p>
+        </w:tc>
+        <w:tc>
+          <w:tcPr>
+            <w:tcW w:type="dxa" w:w="5472"/>
+            <w:vAlign w:val="center"/>
+          </w:tcPr>
+          <w:p>
+            <w:pPr>
+              <w:spacing w:after="20" w:before="20"/>
+            </w:pPr>
+            <w:r/>
+            <w:r>
+              <w:rPr>
+                <w:b w:val="0"/>
+                <w:i w:val="0"/>
+                <w:color w:val="262626"/>
+                <w:sz w:val="19"/>
+              </w:rPr>
+              <w:t>The same behaviour can score up to about 22 points apart between conditions (docs/MAJOR_SCORES_BY_CONDITION.md, HOW_TO_ANALYZE 4.12); VCI moves about 1 point. Compare Stability inside a condition, or against that page's gaps.</w:t>
+            </w:r>
+          </w:p>
+        </w:tc>
+      </w:tr>
+      <w:tr>
+        <w:trPr>
+          <w:cantSplit w:val="true"/>
+        </w:trPr>
+        <w:tc>
+          <w:tcPr>
+            <w:tcW w:type="dxa" w:w="4608"/>
+            <w:vAlign w:val="center"/>
+          </w:tcPr>
+          <w:p>
+            <w:pPr>
+              <w:spacing w:after="20" w:before="20"/>
+            </w:pPr>
+            <w:r/>
+            <w:r>
+              <w:rPr>
+                <w:b/>
+                <w:i w:val="0"/>
+                <w:color w:val="262626"/>
+                <w:sz w:val="19"/>
+              </w:rPr>
               <w:t>Stability's level depends on the step sizes.</w:t>
             </w:r>
           </w:p>
@@ -10296,7 +10343,7 @@
                 <w:color w:val="595959"/>
                 <w:sz w:val="17"/>
               </w:rPr>
-              <w:t>15</w:t>
+              <w:t>12</w:t>
             </w:r>
           </w:p>
         </w:tc>
@@ -10385,7 +10432,7 @@
                 <w:color w:val="595959"/>
                 <w:sz w:val="17"/>
               </w:rPr>
-              <w:t>18</w:t>
+              <w:t>14</w:t>
             </w:r>
           </w:p>
         </w:tc>
@@ -11275,7 +11322,7 @@
                 <w:color w:val="595959"/>
                 <w:sz w:val="17"/>
               </w:rPr>
-              <w:t>10</w:t>
+              <w:t>9</w:t>
             </w:r>
           </w:p>
         </w:tc>
@@ -11542,7 +11589,7 @@
                 <w:color w:val="595959"/>
                 <w:sz w:val="17"/>
               </w:rPr>
-              <w:t>14</w:t>
+              <w:t>12</w:t>
             </w:r>
           </w:p>
         </w:tc>
@@ -11809,7 +11856,7 @@
                 <w:color w:val="595959"/>
                 <w:sz w:val="17"/>
               </w:rPr>
-              <w:t>8</w:t>
+              <w:t>6</w:t>
             </w:r>
           </w:p>
         </w:tc>
@@ -11987,7 +12034,7 @@
                 <w:color w:val="595959"/>
                 <w:sz w:val="17"/>
               </w:rPr>
-              <w:t>8</w:t>
+              <w:t>7</w:t>
             </w:r>
           </w:p>
         </w:tc>
@@ -12411,7 +12458,7 @@
                 <w:color w:val="595959"/>
                 <w:sz w:val="17"/>
               </w:rPr>
-              <w:t>✓ built in 830ms</w:t>
+              <w:t>✓ built in 936ms</w:t>
             </w:r>
           </w:p>
         </w:tc>

--- a/docs/VRDS_Accuracy_Checklist.docx
+++ b/docs/VRDS_Accuracy_Checklist.docx
@@ -41,7 +41,7 @@
           <w:color w:val="595959"/>
           <w:sz w:val="20"/>
         </w:rPr>
-        <w:t>For Waseem and Claude  ·  01 October 2026  ·  code at commit 119d223 on Prolific-branch-Edit_10_1</w:t>
+        <w:t>For Waseem and Claude  ·  02 October 2026  ·  code at commit 1cd7a7f on Prolific-branch-Edit_10_1</w:t>
       </w:r>
     </w:p>
     <w:p>
@@ -60,7 +60,7 @@
         <w:rPr>
           <w:color w:val="595959"/>
         </w:rPr>
-        <w:t xml:space="preserve">  (run 01 October 2026 at 22:29, when this file was made).</w:t>
+        <w:t xml:space="preserve">  (run 02 October 2026 at 09:25, when this file was made).</w:t>
       </w:r>
     </w:p>
     <w:p>
@@ -211,7 +211,7 @@
                 <w:color w:val="262626"/>
                 <w:sz w:val="19"/>
               </w:rPr>
-              <w:t>2026-10-01-baseline</w:t>
+              <w:t>2026-10-02-stability-two-parts</w:t>
             </w:r>
           </w:p>
         </w:tc>
@@ -415,7 +415,7 @@
                 <w:color w:val="262626"/>
                 <w:sz w:val="19"/>
               </w:rPr>
-              <w:t>2026-09-19-e</w:t>
+              <w:t>2026-10-02-f</w:t>
             </w:r>
           </w:p>
         </w:tc>
@@ -4959,7 +4959,7 @@
                 <w:color w:val="262626"/>
                 <w:sz w:val="19"/>
               </w:rPr>
-              <w:t>Stability's own rule over all six, on the running values: the four decisions count exactly as Stability does, the wish and the veil when the final choice was not one of the two best fits. It is never above Stability. Shown beside Stability in the results page's stability box.</w:t>
+              <w:t>Stability's own rule over all six, on the running values: the four decisions count exactly as Stability does, the wish and the veil when the final choice was not one of the two best fits; since 2 October 2026 two parts averaged, like Stability (its order part is never above Stability's). Shown beside Stability in the results page's stability box.</w:t>
             </w:r>
           </w:p>
         </w:tc>
@@ -5139,7 +5139,7 @@
                 <w:color w:val="262626"/>
                 <w:sz w:val="19"/>
               </w:rPr>
-              <w:t>Counts how many pairs of values swapped places at the moments the person went against their best fit. It also says whether it measured anything at all (stability_was_measured).</w:t>
+              <w:t>Since 2 October 2026 the average of two parts, at the moments the person went against their best fit: how many pairs of values swapped places (the order part) and how far the four values moved (the difference part, counted steps only). The same five words on edges 94 / 85 / 63 / 49, re-derived from the pretend people on every report. It also says whether it measured anything at all (stability_was_measured).</w:t>
             </w:r>
           </w:p>
         </w:tc>
@@ -5160,7 +5160,7 @@
                 <w:color w:val="595959"/>
                 <w:sz w:val="17"/>
               </w:rPr>
-              <w:t>validate:stability, validate:dbshape (D62)</w:t>
+              <w:t>validate:stability, validate:dbshape (S9, S12-S15, D62, D69)</w:t>
             </w:r>
           </w:p>
         </w:tc>
@@ -9820,7 +9820,7 @@
                 <w:color w:val="262626"/>
                 <w:sz w:val="19"/>
               </w:rPr>
-              <w:t>Stability is moved by each condition's own rules.</w:t>
+              <w:t>Stability is moved a little by each condition's own rules.</w:t>
             </w:r>
           </w:p>
         </w:tc>
@@ -9841,7 +9841,54 @@
                 <w:color w:val="262626"/>
                 <w:sz w:val="19"/>
               </w:rPr>
-              <w:t>The same behaviour can score up to about 22 points apart between conditions (docs/MAJOR_SCORES_BY_CONDITION.md, HOW_TO_ANALYZE 4.12); VCI moves about 1 point. Compare Stability inside a condition, or against that page's gaps.</w:t>
+              <w:t>The same behaviour can score up to about 13 points apart between conditions (22 under the order rule alone; docs/MAJOR_SCORES_BY_CONDITION.md, HOW_TO_ANALYZE 4.12); VCI moves about 1 point. Compare Stability inside a condition, or against that page's gaps.</w:t>
+            </w:r>
+          </w:p>
+        </w:tc>
+      </w:tr>
+      <w:tr>
+        <w:trPr>
+          <w:cantSplit w:val="true"/>
+        </w:trPr>
+        <w:tc>
+          <w:tcPr>
+            <w:tcW w:type="dxa" w:w="4608"/>
+            <w:vAlign w:val="center"/>
+          </w:tcPr>
+          <w:p>
+            <w:pPr>
+              <w:spacing w:after="20" w:before="20"/>
+            </w:pPr>
+            <w:r/>
+            <w:r>
+              <w:rPr>
+                <w:b/>
+                <w:i w:val="0"/>
+                <w:color w:val="262626"/>
+                <w:sz w:val="19"/>
+              </w:rPr>
+              <w:t>Never correlate Stability with its two parts.</w:t>
+            </w:r>
+          </w:p>
+        </w:tc>
+        <w:tc>
+          <w:tcPr>
+            <w:tcW w:type="dxa" w:w="5472"/>
+            <w:vAlign w:val="center"/>
+          </w:tcPr>
+          <w:p>
+            <w:pPr>
+              <w:spacing w:after="20" w:before="20"/>
+            </w:pPr>
+            <w:r/>
+            <w:r>
+              <w:rPr>
+                <w:b w:val="0"/>
+                <w:i w:val="0"/>
+                <w:color w:val="262626"/>
+                <w:sz w:val="19"/>
+              </w:rPr>
+              <w:t>It is their average (value_order_stability, value_difference_stability).</w:t>
             </w:r>
           </w:p>
         </w:tc>
@@ -10343,7 +10390,7 @@
                 <w:color w:val="595959"/>
                 <w:sz w:val="17"/>
               </w:rPr>
-              <w:t>12</w:t>
+              <w:t>13</w:t>
             </w:r>
           </w:p>
         </w:tc>
@@ -10432,7 +10479,7 @@
                 <w:color w:val="595959"/>
                 <w:sz w:val="17"/>
               </w:rPr>
-              <w:t>14</w:t>
+              <w:t>15</w:t>
             </w:r>
           </w:p>
         </w:tc>
@@ -11322,7 +11369,7 @@
                 <w:color w:val="595959"/>
                 <w:sz w:val="17"/>
               </w:rPr>
-              <w:t>9</w:t>
+              <w:t>10</w:t>
             </w:r>
           </w:p>
         </w:tc>
@@ -11500,7 +11547,7 @@
                 <w:color w:val="595959"/>
                 <w:sz w:val="17"/>
               </w:rPr>
-              <w:t>7</w:t>
+              <w:t>8</w:t>
             </w:r>
           </w:p>
         </w:tc>
@@ -11589,7 +11636,7 @@
                 <w:color w:val="595959"/>
                 <w:sz w:val="17"/>
               </w:rPr>
-              <w:t>12</w:t>
+              <w:t>13</w:t>
             </w:r>
           </w:p>
         </w:tc>
@@ -11678,7 +11725,7 @@
                 <w:color w:val="595959"/>
                 <w:sz w:val="17"/>
               </w:rPr>
-              <w:t>9</w:t>
+              <w:t>10</w:t>
             </w:r>
           </w:p>
         </w:tc>
@@ -11856,7 +11903,7 @@
                 <w:color w:val="595959"/>
                 <w:sz w:val="17"/>
               </w:rPr>
-              <w:t>6</w:t>
+              <w:t>7</w:t>
             </w:r>
           </w:p>
         </w:tc>
@@ -12034,7 +12081,7 @@
                 <w:color w:val="595959"/>
                 <w:sz w:val="17"/>
               </w:rPr>
-              <w:t>7</w:t>
+              <w:t>8</w:t>
             </w:r>
           </w:p>
         </w:tc>
@@ -12123,7 +12170,7 @@
                 <w:color w:val="595959"/>
                 <w:sz w:val="17"/>
               </w:rPr>
-              <w:t>6</w:t>
+              <w:t>7</w:t>
             </w:r>
           </w:p>
         </w:tc>
@@ -12212,7 +12259,7 @@
                 <w:color w:val="595959"/>
                 <w:sz w:val="17"/>
               </w:rPr>
-              <w:t>10</w:t>
+              <w:t>11</w:t>
             </w:r>
           </w:p>
         </w:tc>
@@ -12458,7 +12505,7 @@
                 <w:color w:val="595959"/>
                 <w:sz w:val="17"/>
               </w:rPr>
-              <w:t>✓ built in 936ms</w:t>
+              <w:t>✓ built in 875ms</w:t>
             </w:r>
           </w:p>
         </w:tc>

--- a/docs/VRDS_Accuracy_Checklist.docx
+++ b/docs/VRDS_Accuracy_Checklist.docx
@@ -41,7 +41,7 @@
           <w:color w:val="595959"/>
           <w:sz w:val="20"/>
         </w:rPr>
-        <w:t>For Waseem and Claude  ·  02 October 2026  ·  code at commit 1cd7a7f on Prolific-branch-Edit_10_1</w:t>
+        <w:t>For Waseem and Claude  ·  02 October 2026  ·  code at commit 56d40d8 on Prolific-branch-Edit_10_1</w:t>
       </w:r>
     </w:p>
     <w:p>
@@ -60,7 +60,7 @@
         <w:rPr>
           <w:color w:val="595959"/>
         </w:rPr>
-        <w:t xml:space="preserve">  (run 02 October 2026 at 09:25, when this file was made).</w:t>
+        <w:t xml:space="preserve">  (run 02 October 2026 at 10:00, when this file was made).</w:t>
       </w:r>
     </w:p>
     <w:p>
@@ -211,7 +211,7 @@
                 <w:color w:val="262626"/>
                 <w:sz w:val="19"/>
               </w:rPr>
-              <w:t>2026-10-02-stability-two-parts</w:t>
+              <w:t>2026-10-02-condition-audit</w:t>
             </w:r>
           </w:p>
         </w:tc>
@@ -3418,7 +3418,7 @@
                 <w:color w:val="262626"/>
                 <w:sz w:val="19"/>
               </w:rPr>
-              <w:t>APA_Only: a misaligned choice opens the APA page at once.</w:t>
+              <w:t>The four-condition audit (2 October 2026): every condition records what the participant saw.</w:t>
             </w:r>
           </w:p>
         </w:tc>
@@ -3439,7 +3439,97 @@
                 <w:color w:val="262626"/>
                 <w:sz w:val="19"/>
               </w:rPr>
-              <w:t>No reflection page and no person speaking; the APA page shows only its value question (no two-situations table, no view question), opens with your sentence, says which value the chosen option serves most, and goes back to all the options without a warning. The stakeholder, directness and context scores never move (the APA rule's automatic stakeholder move is off there); each APA visit still counts for Stability; the results page says "Clarification shown"; the record says no reflection was shown; the feedback asks the APA questions, never the CVR ones. Checked live.</w:t>
+              <w:t>A reflection shown and then left for a good fit is recorded as shown (badge, database, timing); a second view opened before going back is kept (the two-views questions, the results page); APA_Only's note and badge are true; Baseline's confirmation page is counted like every other condition's page; the feedback summary carries each condition's page. Checked live in CVR_Only, Baseline and a full APA_Only run.</w:t>
+            </w:r>
+          </w:p>
+        </w:tc>
+        <w:tc>
+          <w:tcPr>
+            <w:tcW w:type="dxa" w:w="1800"/>
+            <w:vAlign w:val="center"/>
+          </w:tcPr>
+          <w:p>
+            <w:pPr>
+              <w:spacing w:after="20" w:before="20"/>
+            </w:pPr>
+            <w:r/>
+            <w:r>
+              <w:rPr>
+                <w:b w:val="0"/>
+                <w:i w:val="0"/>
+                <w:color w:val="595959"/>
+                <w:sz w:val="17"/>
+              </w:rPr>
+              <w:t>validate:conditions (N15, N18, N20)</w:t>
+            </w:r>
+          </w:p>
+        </w:tc>
+      </w:tr>
+      <w:tr>
+        <w:trPr>
+          <w:cantSplit w:val="true"/>
+        </w:trPr>
+        <w:tc>
+          <w:tcPr>
+            <w:tcW w:type="dxa" w:w="504"/>
+            <w:vAlign w:val="center"/>
+            <w:shd w:val="clear" w:color="auto" w:fill="E8F5EC"/>
+          </w:tcPr>
+          <w:p>
+            <w:pPr>
+              <w:spacing w:after="20" w:before="20"/>
+            </w:pPr>
+            <w:r/>
+            <w:r>
+              <w:rPr>
+                <w:b/>
+                <w:i w:val="0"/>
+                <w:color w:val="1B7A3E"/>
+                <w:sz w:val="22"/>
+              </w:rPr>
+              <w:t>✔</w:t>
+            </w:r>
+          </w:p>
+        </w:tc>
+        <w:tc>
+          <w:tcPr>
+            <w:tcW w:type="dxa" w:w="2808"/>
+            <w:vAlign w:val="center"/>
+          </w:tcPr>
+          <w:p>
+            <w:pPr>
+              <w:spacing w:after="20" w:before="20"/>
+            </w:pPr>
+            <w:r/>
+            <w:r>
+              <w:rPr>
+                <w:b/>
+                <w:i w:val="0"/>
+                <w:color w:val="262626"/>
+                <w:sz w:val="19"/>
+              </w:rPr>
+              <w:t>APA_Only: a misaligned choice opens the APA page at once.</w:t>
+            </w:r>
+          </w:p>
+        </w:tc>
+        <w:tc>
+          <w:tcPr>
+            <w:tcW w:type="dxa" w:w="4968"/>
+            <w:vAlign w:val="center"/>
+          </w:tcPr>
+          <w:p>
+            <w:pPr>
+              <w:spacing w:after="20" w:before="20"/>
+            </w:pPr>
+            <w:r/>
+            <w:r>
+              <w:rPr>
+                <w:b w:val="0"/>
+                <w:i w:val="0"/>
+                <w:color w:val="262626"/>
+                <w:sz w:val="19"/>
+              </w:rPr>
+              <w:t>No reflection page and no person speaking; the APA page shows only its value question (no two-situations table, no view question), opens with your sentence, says which value the chosen option serves most, and goes back to all the options without a warning. The stakeholder, directness and context scores never move (the APA rule's automatic stakeholder move is off there); each choice confirmed on the APA page still counts for Stability; the results page says "Clarification shown"; the record says no reflection was shown; the feedback asks the APA questions, never the CVR ones. Checked live.</w:t>
             </w:r>
           </w:p>
         </w:tc>
@@ -10390,7 +10480,7 @@
                 <w:color w:val="595959"/>
                 <w:sz w:val="17"/>
               </w:rPr>
-              <w:t>13</w:t>
+              <w:t>12</w:t>
             </w:r>
           </w:p>
         </w:tc>
@@ -11369,7 +11459,7 @@
                 <w:color w:val="595959"/>
                 <w:sz w:val="17"/>
               </w:rPr>
-              <w:t>10</w:t>
+              <w:t>9</w:t>
             </w:r>
           </w:p>
         </w:tc>
@@ -11437,7 +11527,7 @@
                 <w:color w:val="595959"/>
                 <w:sz w:val="17"/>
               </w:rPr>
-              <w:t>[PASS] K1  the committed tables are exactly what the recipe produces (200000 draws, 3.3s)</w:t>
+              <w:t>[PASS] K1  the committed tables are exactly what the recipe produces (200000 draws, 3.4s)</w:t>
             </w:r>
           </w:p>
         </w:tc>
@@ -12505,7 +12595,7 @@
                 <w:color w:val="595959"/>
                 <w:sz w:val="17"/>
               </w:rPr>
-              <w:t>✓ built in 875ms</w:t>
+              <w:t>✓ built in 832ms</w:t>
             </w:r>
           </w:p>
         </w:tc>

--- a/docs/VRDS_Accuracy_Checklist.docx
+++ b/docs/VRDS_Accuracy_Checklist.docx
@@ -41,7 +41,7 @@
           <w:color w:val="595959"/>
           <w:sz w:val="20"/>
         </w:rPr>
-        <w:t>For Waseem and Claude  ·  02 October 2026  ·  code at commit 56d40d8 on Prolific-branch-Edit_10_1</w:t>
+        <w:t>For Waseem and Claude  ·  03 October 2026  ·  code at commit dd28e00 on Prolific-branch-Edit_10_1</w:t>
       </w:r>
     </w:p>
     <w:p>
@@ -60,7 +60,7 @@
         <w:rPr>
           <w:color w:val="595959"/>
         </w:rPr>
-        <w:t xml:space="preserve">  (run 02 October 2026 at 10:00, when this file was made).</w:t>
+        <w:t xml:space="preserve">  (run 03 October 2026 at 10:13, when this file was made).</w:t>
       </w:r>
     </w:p>
     <w:p>
@@ -211,7 +211,7 @@
                 <w:color w:val="262626"/>
                 <w:sz w:val="19"/>
               </w:rPr>
-              <w:t>2026-10-02-condition-audit</w:t>
+              <w:t>2026-10-03-baseline-no-fit</w:t>
             </w:r>
           </w:p>
         </w:tc>
@@ -3349,7 +3349,7 @@
                 <w:color w:val="262626"/>
                 <w:sz w:val="19"/>
               </w:rPr>
-              <w:t>No reflection, no person, no APA page. The page says "Before you confirm, take a moment with what this option gives up." (a good fit keeps "fits your earlier priorities") and asks "How sure are you about this choice?". Keeping it: +30 to the value the option serves most, -10 (misaligned) or -15 (strongly misaligned) to the others, all x 0.6-1.0 by how sure; a Stability step; the three reflection scores never move; no CVR or APA feedback questions. Checked live.</w:t>
+              <w:t>No reflection, no person, no APA page. The page says "Before you confirm, take a moment with what this option gives up." and asks "How sure are you about this choice?" (since 3 October 2026 a good fit gets the same page). Keeping it: +30 to the value the option serves most, -10 (misaligned) or -15 (strongly misaligned) to the others, all x 0.6-1.0 by how sure; a Stability step; the three reflection scores never move; no CVR or APA feedback questions. Checked live.</w:t>
             </w:r>
           </w:p>
         </w:tc>
@@ -3371,6 +3371,96 @@
                 <w:sz w:val="17"/>
               </w:rPr>
               <w:t>validate:conditions (N17, N18, N19)</w:t>
+            </w:r>
+          </w:p>
+        </w:tc>
+      </w:tr>
+      <w:tr>
+        <w:trPr>
+          <w:cantSplit w:val="true"/>
+        </w:trPr>
+        <w:tc>
+          <w:tcPr>
+            <w:tcW w:type="dxa" w:w="504"/>
+            <w:vAlign w:val="center"/>
+            <w:shd w:val="clear" w:color="auto" w:fill="E8F5EC"/>
+          </w:tcPr>
+          <w:p>
+            <w:pPr>
+              <w:spacing w:after="20" w:before="20"/>
+            </w:pPr>
+            <w:r/>
+            <w:r>
+              <w:rPr>
+                <w:b/>
+                <w:i w:val="0"/>
+                <w:color w:val="1B7A3E"/>
+                <w:sz w:val="22"/>
+              </w:rPr>
+              <w:t>✔</w:t>
+            </w:r>
+          </w:p>
+        </w:tc>
+        <w:tc>
+          <w:tcPr>
+            <w:tcW w:type="dxa" w:w="2808"/>
+            <w:vAlign w:val="center"/>
+          </w:tcPr>
+          <w:p>
+            <w:pPr>
+              <w:spacing w:after="20" w:before="20"/>
+            </w:pPr>
+            <w:r/>
+            <w:r>
+              <w:rPr>
+                <w:b/>
+                <w:i w:val="0"/>
+                <w:color w:val="262626"/>
+                <w:sz w:val="19"/>
+              </w:rPr>
+              <w:t>Baseline: no fit score and no ranking reasons on the cards, and one confirmation page for every choice.</w:t>
+            </w:r>
+          </w:p>
+        </w:tc>
+        <w:tc>
+          <w:tcPr>
+            <w:tcW w:type="dxa" w:w="4968"/>
+            <w:vAlign w:val="center"/>
+          </w:tcPr>
+          <w:p>
+            <w:pPr>
+              <w:spacing w:after="20" w:before="20"/>
+            </w:pPr>
+            <w:r/>
+            <w:r>
+              <w:rPr>
+                <w:b w:val="0"/>
+                <w:i w:val="0"/>
+                <w:color w:val="262626"/>
+                <w:sz w:val="19"/>
+              </w:rPr>
+              <w:t>Since 3 October 2026 (your advisor's request; Q1-A, Q2-A, Q3-yes). Baseline's open cards show only "How it performs": no "Matches your earlier answers", no "Ranked N - why". The note under the bars, the page before the main study and the wish page say the approved words. Every choice in scenarios 1-4 opens the same page with "How sure"; a good fit's answer is saved and moves nothing. Every row says whether the fit could be shown. Checked live in Baseline and in condition 1 (unchanged).</w:t>
+            </w:r>
+          </w:p>
+        </w:tc>
+        <w:tc>
+          <w:tcPr>
+            <w:tcW w:type="dxa" w:w="1800"/>
+            <w:vAlign w:val="center"/>
+          </w:tcPr>
+          <w:p>
+            <w:pPr>
+              <w:spacing w:after="20" w:before="20"/>
+            </w:pPr>
+            <w:r/>
+            <w:r>
+              <w:rPr>
+                <w:b w:val="0"/>
+                <w:i w:val="0"/>
+                <w:color w:val="595959"/>
+                <w:sz w:val="17"/>
+              </w:rPr>
+              <w:t>validate:conditions (N17, N18, N21)</w:t>
             </w:r>
           </w:p>
         </w:tc>
@@ -9038,7 +9128,7 @@
                 <w:color w:val="262626"/>
                 <w:sz w:val="19"/>
               </w:rPr>
-              <w:t>The open option cards still print the fit number, one card sentence can reveal the #1 value, scenario 5's wish page compares the wish with "what you said matters most", and the intro page says "Each option will show you how closely it matches them". CLAUDE.md's "no verdict or arithmetic is shown" becomes true only after it. (Audit A1, A2, A6, A8.)</w:t>
+              <w:t>Done for Baseline on 3 October 2026; conditions 1-3 still wait. The open option cards still print the fit number, one card sentence can reveal the #1 value, scenario 5's wish page compares the wish with "what you said matters most", and the intro page says "Each option will show you how closely it matches them". CLAUDE.md's "no verdict or arithmetic is shown" becomes true only after it. (Audit A1, A2, A6, A8.)</w:t>
             </w:r>
           </w:p>
         </w:tc>
@@ -9932,6 +10022,53 @@
                 <w:sz w:val="19"/>
               </w:rPr>
               <w:t>The same behaviour can score up to about 13 points apart between conditions (22 under the order rule alone; docs/MAJOR_SCORES_BY_CONDITION.md, HOW_TO_ANALYZE 4.12); VCI moves about 1 point. Compare Stability inside a condition, or against that page's gaps.</w:t>
+            </w:r>
+          </w:p>
+        </w:tc>
+      </w:tr>
+      <w:tr>
+        <w:trPr>
+          <w:cantSplit w:val="true"/>
+        </w:trPr>
+        <w:tc>
+          <w:tcPr>
+            <w:tcW w:type="dxa" w:w="4608"/>
+            <w:vAlign w:val="center"/>
+          </w:tcPr>
+          <w:p>
+            <w:pPr>
+              <w:spacing w:after="20" w:before="20"/>
+            </w:pPr>
+            <w:r/>
+            <w:r>
+              <w:rPr>
+                <w:b/>
+                <w:i w:val="0"/>
+                <w:color w:val="262626"/>
+                <w:sz w:val="19"/>
+              </w:rPr>
+              <w:t>Baseline differs for everybody since 3 October 2026.</w:t>
+            </w:r>
+          </w:p>
+        </w:tc>
+        <w:tc>
+          <w:tcPr>
+            <w:tcW w:type="dxa" w:w="5472"/>
+            <w:vAlign w:val="center"/>
+          </w:tcPr>
+          <w:p>
+            <w:pPr>
+              <w:spacing w:after="20" w:before="20"/>
+            </w:pPr>
+            <w:r/>
+            <w:r>
+              <w:rPr>
+                <w:b w:val="0"/>
+                <w:i w:val="0"/>
+                <w:color w:val="262626"/>
+                <w:sz w:val="19"/>
+              </w:rPr>
+              <w:t>Its cards show no fit line and no ranking reasons, so a Baseline difference mixes the missing reflection and APA pages with the missing card information (HOW_TO_ANALYZE 9.1, 9.6). Comparisons among conditions 1-3 are not affected.</w:t>
             </w:r>
           </w:p>
         </w:tc>
@@ -10480,7 +10617,7 @@
                 <w:color w:val="595959"/>
                 <w:sz w:val="17"/>
               </w:rPr>
-              <w:t>12</w:t>
+              <w:t>14</w:t>
             </w:r>
           </w:p>
         </w:tc>
@@ -10569,7 +10706,7 @@
                 <w:color w:val="595959"/>
                 <w:sz w:val="17"/>
               </w:rPr>
-              <w:t>15</w:t>
+              <w:t>16</w:t>
             </w:r>
           </w:p>
         </w:tc>
@@ -11527,7 +11664,7 @@
                 <w:color w:val="595959"/>
                 <w:sz w:val="17"/>
               </w:rPr>
-              <w:t>[PASS] K1  the committed tables are exactly what the recipe produces (200000 draws, 3.4s)</w:t>
+              <w:t>[PASS] K1  the committed tables are exactly what the recipe produces (200000 draws, 3.3s)</w:t>
             </w:r>
           </w:p>
         </w:tc>
@@ -11993,7 +12130,7 @@
                 <w:color w:val="595959"/>
                 <w:sz w:val="17"/>
               </w:rPr>
-              <w:t>7</w:t>
+              <w:t>8</w:t>
             </w:r>
           </w:p>
         </w:tc>
@@ -12595,7 +12732,7 @@
                 <w:color w:val="595959"/>
                 <w:sz w:val="17"/>
               </w:rPr>
-              <w:t>✓ built in 832ms</w:t>
+              <w:t>✓ built in 926ms</w:t>
             </w:r>
           </w:p>
         </w:tc>

--- a/docs/VRDS_Accuracy_Checklist.docx
+++ b/docs/VRDS_Accuracy_Checklist.docx
@@ -41,7 +41,7 @@
           <w:color w:val="595959"/>
           <w:sz w:val="20"/>
         </w:rPr>
-        <w:t>For Waseem and Claude  ·  03 October 2026  ·  code at commit dd28e00 on Prolific-branch-Edit_10_1</w:t>
+        <w:t>For Waseem and Claude  ·  03 October 2026  ·  code at commit c3abe2a on Prolific-branch-Edit_10_1</w:t>
       </w:r>
     </w:p>
     <w:p>
@@ -60,7 +60,7 @@
         <w:rPr>
           <w:color w:val="595959"/>
         </w:rPr>
-        <w:t xml:space="preserve">  (run 03 October 2026 at 10:13, when this file was made).</w:t>
+        <w:t xml:space="preserve">  (run 03 October 2026 at 13:20, when this file was made).</w:t>
       </w:r>
     </w:p>
     <w:p>
@@ -6680,6 +6680,96 @@
                 <w:sz w:val="19"/>
               </w:rPr>
               <w:t>Checked by</w:t>
+            </w:r>
+          </w:p>
+        </w:tc>
+      </w:tr>
+      <w:tr>
+        <w:trPr>
+          <w:cantSplit w:val="true"/>
+        </w:trPr>
+        <w:tc>
+          <w:tcPr>
+            <w:tcW w:type="dxa" w:w="504"/>
+            <w:vAlign w:val="center"/>
+            <w:shd w:val="clear" w:color="auto" w:fill="E8F5EC"/>
+          </w:tcPr>
+          <w:p>
+            <w:pPr>
+              <w:spacing w:after="20" w:before="20"/>
+            </w:pPr>
+            <w:r/>
+            <w:r>
+              <w:rPr>
+                <w:b/>
+                <w:i w:val="0"/>
+                <w:color w:val="1B7A3E"/>
+                <w:sz w:val="22"/>
+              </w:rPr>
+              <w:t>✔</w:t>
+            </w:r>
+          </w:p>
+        </w:tc>
+        <w:tc>
+          <w:tcPr>
+            <w:tcW w:type="dxa" w:w="2808"/>
+            <w:vAlign w:val="center"/>
+          </w:tcPr>
+          <w:p>
+            <w:pPr>
+              <w:spacing w:after="20" w:before="20"/>
+            </w:pPr>
+            <w:r/>
+            <w:r>
+              <w:rPr>
+                <w:b/>
+                <w:i w:val="0"/>
+                <w:color w:val="262626"/>
+                <w:sz w:val="19"/>
+              </w:rPr>
+              <w:t>The first page welcomes the participant and names the study; the performance panel fits a phone.</w:t>
+            </w:r>
+          </w:p>
+        </w:tc>
+        <w:tc>
+          <w:tcPr>
+            <w:tcW w:type="dxa" w:w="4968"/>
+            <w:vAlign w:val="center"/>
+          </w:tcPr>
+          <w:p>
+            <w:pPr>
+              <w:spacing w:after="20" w:before="20"/>
+            </w:pPr>
+            <w:r/>
+            <w:r>
+              <w:rPr>
+                <w:b w:val="0"/>
+                <w:i w:val="0"/>
+                <w:color w:val="262626"/>
+                <w:sz w:val="19"/>
+              </w:rPr>
+              <w:t>Since 3 October 2026, in every condition: "Human-AI Moral Value Decision-making Study" as the heading (never split at a hyphen), a three-sentence welcome while the email is asked for, "Start or continue" in the card, the email step unchanged. On a phone the performance panel's buttons sit on their own line instead of covering its title. Checked live on a computer and a phone, light and dark.</w:t>
+            </w:r>
+          </w:p>
+        </w:tc>
+        <w:tc>
+          <w:tcPr>
+            <w:tcW w:type="dxa" w:w="1800"/>
+            <w:vAlign w:val="center"/>
+          </w:tcPr>
+          <w:p>
+            <w:pPr>
+              <w:spacing w:after="20" w:before="20"/>
+            </w:pPr>
+            <w:r/>
+            <w:r>
+              <w:rPr>
+                <w:b w:val="0"/>
+                <w:i w:val="0"/>
+                <w:color w:val="595959"/>
+                <w:sz w:val="17"/>
+              </w:rPr>
+              <w:t>validate:journey (J14)</w:t>
             </w:r>
           </w:p>
         </w:tc>
@@ -10617,7 +10707,7 @@
                 <w:color w:val="595959"/>
                 <w:sz w:val="17"/>
               </w:rPr>
-              <w:t>14</w:t>
+              <w:t>12</w:t>
             </w:r>
           </w:p>
         </w:tc>
@@ -10706,7 +10796,7 @@
                 <w:color w:val="595959"/>
                 <w:sz w:val="17"/>
               </w:rPr>
-              <w:t>16</w:t>
+              <w:t>15</w:t>
             </w:r>
           </w:p>
         </w:tc>
@@ -11664,7 +11754,7 @@
                 <w:color w:val="595959"/>
                 <w:sz w:val="17"/>
               </w:rPr>
-              <w:t>[PASS] K1  the committed tables are exactly what the recipe produces (200000 draws, 3.3s)</w:t>
+              <w:t>[PASS] K1  the committed tables are exactly what the recipe produces (200000 draws, 3.4s)</w:t>
             </w:r>
           </w:p>
         </w:tc>
@@ -12130,7 +12220,7 @@
                 <w:color w:val="595959"/>
                 <w:sz w:val="17"/>
               </w:rPr>
-              <w:t>8</w:t>
+              <w:t>7</w:t>
             </w:r>
           </w:p>
         </w:tc>
@@ -12732,7 +12822,7 @@
                 <w:color w:val="595959"/>
                 <w:sz w:val="17"/>
               </w:rPr>
-              <w:t>✓ built in 926ms</w:t>
+              <w:t>✓ built in 876ms</w:t>
             </w:r>
           </w:p>
         </w:tc>

--- a/docs/VRDS_Accuracy_Checklist.docx
+++ b/docs/VRDS_Accuracy_Checklist.docx
@@ -41,7 +41,7 @@
           <w:color w:val="595959"/>
           <w:sz w:val="20"/>
         </w:rPr>
-        <w:t>For Waseem and Claude  ·  03 October 2026  ·  code at commit c3abe2a on Prolific-branch-Edit_10_1</w:t>
+        <w:t>For Waseem and Claude  ·  04 October 2026  ·  code at commit 6515de2 on Prolific-branch-Edit_10_1</w:t>
       </w:r>
     </w:p>
     <w:p>
@@ -60,7 +60,7 @@
         <w:rPr>
           <w:color w:val="595959"/>
         </w:rPr>
-        <w:t xml:space="preserve">  (run 03 October 2026 at 13:20, when this file was made).</w:t>
+        <w:t xml:space="preserve">  (run 04 October 2026 at 13:21, when this file was made).</w:t>
       </w:r>
     </w:p>
     <w:p>
@@ -8250,6 +8250,96 @@
                 <w:sz w:val="17"/>
               </w:rPr>
               <w:t>validate:attention (T6, T7)</w:t>
+            </w:r>
+          </w:p>
+        </w:tc>
+      </w:tr>
+      <w:tr>
+        <w:trPr>
+          <w:cantSplit w:val="true"/>
+        </w:trPr>
+        <w:tc>
+          <w:tcPr>
+            <w:tcW w:type="dxa" w:w="504"/>
+            <w:vAlign w:val="center"/>
+            <w:shd w:val="clear" w:color="auto" w:fill="E8F5EC"/>
+          </w:tcPr>
+          <w:p>
+            <w:pPr>
+              <w:spacing w:after="20" w:before="20"/>
+            </w:pPr>
+            <w:r/>
+            <w:r>
+              <w:rPr>
+                <w:b/>
+                <w:i w:val="0"/>
+                <w:color w:val="1B7A3E"/>
+                <w:sz w:val="22"/>
+              </w:rPr>
+              <w:t>✔</w:t>
+            </w:r>
+          </w:p>
+        </w:tc>
+        <w:tc>
+          <w:tcPr>
+            <w:tcW w:type="dxa" w:w="2808"/>
+            <w:vAlign w:val="center"/>
+          </w:tcPr>
+          <w:p>
+            <w:pPr>
+              <w:spacing w:after="20" w:before="20"/>
+            </w:pPr>
+            <w:r/>
+            <w:r>
+              <w:rPr>
+                <w:b/>
+                <w:i w:val="0"/>
+                <w:color w:val="262626"/>
+                <w:sz w:val="19"/>
+              </w:rPr>
+              <w:t>The demographic page asks whether English is the first language, and asks "Where are you from?".</w:t>
+            </w:r>
+          </w:p>
+        </w:tc>
+        <w:tc>
+          <w:tcPr>
+            <w:tcW w:type="dxa" w:w="4968"/>
+            <w:vAlign w:val="center"/>
+          </w:tcPr>
+          <w:p>
+            <w:pPr>
+              <w:spacing w:after="20" w:before="20"/>
+            </w:pPr>
+            <w:r/>
+            <w:r>
+              <w:rPr>
+                <w:b w:val="0"/>
+                <w:i w:val="0"/>
+                <w:color w:val="262626"/>
+                <w:sz w:val="19"/>
+              </w:rPr>
+              <w:t>Since 4 October 2026, in every condition: Yes / No, required with no default, saved as english_first_language (true / false) beside age, gender and country, and never erased by a resume that does not know it. Tested live on a second copy of the new server: saved, kept through a resume, fits a phone.</w:t>
+            </w:r>
+          </w:p>
+        </w:tc>
+        <w:tc>
+          <w:tcPr>
+            <w:tcW w:type="dxa" w:w="1800"/>
+            <w:vAlign w:val="center"/>
+          </w:tcPr>
+          <w:p>
+            <w:pPr>
+              <w:spacing w:after="20" w:before="20"/>
+            </w:pPr>
+            <w:r/>
+            <w:r>
+              <w:rPr>
+                <w:b w:val="0"/>
+                <w:i w:val="0"/>
+                <w:color w:val="595959"/>
+                <w:sz w:val="17"/>
+              </w:rPr>
+              <w:t>validate:session (C11)</w:t>
             </w:r>
           </w:p>
         </w:tc>
@@ -10707,7 +10797,7 @@
                 <w:color w:val="595959"/>
                 <w:sz w:val="17"/>
               </w:rPr>
-              <w:t>12</w:t>
+              <w:t>13</w:t>
             </w:r>
           </w:p>
         </w:tc>
@@ -10796,7 +10886,7 @@
                 <w:color w:val="595959"/>
                 <w:sz w:val="17"/>
               </w:rPr>
-              <w:t>15</w:t>
+              <w:t>17</w:t>
             </w:r>
           </w:p>
         </w:tc>
@@ -11686,7 +11776,7 @@
                 <w:color w:val="595959"/>
                 <w:sz w:val="17"/>
               </w:rPr>
-              <w:t>9</w:t>
+              <w:t>10</w:t>
             </w:r>
           </w:p>
         </w:tc>
@@ -11754,7 +11844,7 @@
                 <w:color w:val="595959"/>
                 <w:sz w:val="17"/>
               </w:rPr>
-              <w:t>[PASS] K1  the committed tables are exactly what the recipe produces (200000 draws, 3.4s)</w:t>
+              <w:t>[PASS] K1  the committed tables are exactly what the recipe produces (200000 draws, 3.5s)</w:t>
             </w:r>
           </w:p>
         </w:tc>
@@ -11864,7 +11954,7 @@
                 <w:color w:val="595959"/>
                 <w:sz w:val="17"/>
               </w:rPr>
-              <w:t>8</w:t>
+              <w:t>9</w:t>
             </w:r>
           </w:p>
         </w:tc>
@@ -11953,7 +12043,7 @@
                 <w:color w:val="595959"/>
                 <w:sz w:val="17"/>
               </w:rPr>
-              <w:t>13</w:t>
+              <w:t>14</w:t>
             </w:r>
           </w:p>
         </w:tc>
@@ -12042,7 +12132,7 @@
                 <w:color w:val="595959"/>
                 <w:sz w:val="17"/>
               </w:rPr>
-              <w:t>10</w:t>
+              <w:t>11</w:t>
             </w:r>
           </w:p>
         </w:tc>
@@ -12220,7 +12310,7 @@
                 <w:color w:val="595959"/>
                 <w:sz w:val="17"/>
               </w:rPr>
-              <w:t>7</w:t>
+              <w:t>8</w:t>
             </w:r>
           </w:p>
         </w:tc>
@@ -12398,7 +12488,7 @@
                 <w:color w:val="595959"/>
                 <w:sz w:val="17"/>
               </w:rPr>
-              <w:t>8</w:t>
+              <w:t>9</w:t>
             </w:r>
           </w:p>
         </w:tc>
@@ -12487,7 +12577,7 @@
                 <w:color w:val="595959"/>
                 <w:sz w:val="17"/>
               </w:rPr>
-              <w:t>7</w:t>
+              <w:t>8</w:t>
             </w:r>
           </w:p>
         </w:tc>
@@ -12822,7 +12912,7 @@
                 <w:color w:val="595959"/>
                 <w:sz w:val="17"/>
               </w:rPr>
-              <w:t>✓ built in 876ms</w:t>
+              <w:t>✓ built in 822ms</w:t>
             </w:r>
           </w:p>
         </w:tc>

--- a/docs/VRDS_Accuracy_Checklist.docx
+++ b/docs/VRDS_Accuracy_Checklist.docx
@@ -41,7 +41,7 @@
           <w:color w:val="595959"/>
           <w:sz w:val="20"/>
         </w:rPr>
-        <w:t>For Waseem and Claude  ·  04 October 2026  ·  code at commit 6515de2 on Prolific-branch-Edit_10_1</w:t>
+        <w:t>For Waseem and Claude  ·  04 October 2026  ·  code at commit 1574974 on Prolific-branch-Edit_10_1</w:t>
       </w:r>
     </w:p>
     <w:p>
@@ -60,7 +60,7 @@
         <w:rPr>
           <w:color w:val="595959"/>
         </w:rPr>
-        <w:t xml:space="preserve">  (run 04 October 2026 at 13:21, when this file was made).</w:t>
+        <w:t xml:space="preserve">  (run 04 October 2026 at 14:54, when this file was made).</w:t>
       </w:r>
     </w:p>
     <w:p>
@@ -7040,6 +7040,96 @@
                 <w:sz w:val="17"/>
               </w:rPr>
               <w:t>validate:journey (J9)</w:t>
+            </w:r>
+          </w:p>
+        </w:tc>
+      </w:tr>
+      <w:tr>
+        <w:trPr>
+          <w:cantSplit w:val="true"/>
+        </w:trPr>
+        <w:tc>
+          <w:tcPr>
+            <w:tcW w:type="dxa" w:w="504"/>
+            <w:vAlign w:val="center"/>
+            <w:shd w:val="clear" w:color="auto" w:fill="E8F5EC"/>
+          </w:tcPr>
+          <w:p>
+            <w:pPr>
+              <w:spacing w:after="20" w:before="20"/>
+            </w:pPr>
+            <w:r/>
+            <w:r>
+              <w:rPr>
+                <w:b/>
+                <w:i w:val="0"/>
+                <w:color w:val="1B7A3E"/>
+                <w:sz w:val="22"/>
+              </w:rPr>
+              <w:t>✔</w:t>
+            </w:r>
+          </w:p>
+        </w:tc>
+        <w:tc>
+          <w:tcPr>
+            <w:tcW w:type="dxa" w:w="2808"/>
+            <w:vAlign w:val="center"/>
+          </w:tcPr>
+          <w:p>
+            <w:pPr>
+              <w:spacing w:after="20" w:before="20"/>
+            </w:pPr>
+            <w:r/>
+            <w:r>
+              <w:rPr>
+                <w:b/>
+                <w:i w:val="0"/>
+                <w:color w:val="262626"/>
+                <w:sz w:val="19"/>
+              </w:rPr>
+              <w:t>The results page explains itself.</w:t>
+            </w:r>
+          </w:p>
+        </w:tc>
+        <w:tc>
+          <w:tcPr>
+            <w:tcW w:type="dxa" w:w="4968"/>
+            <w:vAlign w:val="center"/>
+          </w:tcPr>
+          <w:p>
+            <w:pPr>
+              <w:spacing w:after="20" w:before="20"/>
+            </w:pPr>
+            <w:r/>
+            <w:r>
+              <w:rPr>
+                <w:b w:val="0"/>
+                <w:i w:val="0"/>
+                <w:color w:val="262626"/>
+                <w:sz w:val="19"/>
+              </w:rPr>
+              <w:t>Since 4 October 2026: the first box teaches alignment (choice by choice) and stability (before and after); a box above the scores explains Your 4 decisions and All 6 scenarios; each level is a traffic-light badge on a bar split into the score's own levels, with its range ("This level: 50–64 · next at 65"), so a 57 reads Low with its reason; no random mark; every badge readable; the VCI named the Value Consistency Index. Every whole score 0-100 lands in the band its own level word names.</w:t>
+            </w:r>
+          </w:p>
+        </w:tc>
+        <w:tc>
+          <w:tcPr>
+            <w:tcW w:type="dxa" w:w="1800"/>
+            <w:vAlign w:val="center"/>
+          </w:tcPr>
+          <w:p>
+            <w:pPr>
+              <w:spacing w:after="20" w:before="20"/>
+            </w:pPr>
+            <w:r/>
+            <w:r>
+              <w:rPr>
+                <w:b w:val="0"/>
+                <w:i w:val="0"/>
+                <w:color w:val="595959"/>
+                <w:sz w:val="17"/>
+              </w:rPr>
+              <w:t>validate:journey (J15)</w:t>
             </w:r>
           </w:p>
         </w:tc>
@@ -11776,7 +11866,7 @@
                 <w:color w:val="595959"/>
                 <w:sz w:val="17"/>
               </w:rPr>
-              <w:t>10</w:t>
+              <w:t>9</w:t>
             </w:r>
           </w:p>
         </w:tc>
@@ -11844,7 +11934,7 @@
                 <w:color w:val="595959"/>
                 <w:sz w:val="17"/>
               </w:rPr>
-              <w:t>[PASS] K1  the committed tables are exactly what the recipe produces (200000 draws, 3.5s)</w:t>
+              <w:t>[PASS] K1  the committed tables are exactly what the recipe produces (200000 draws, 3.3s)</w:t>
             </w:r>
           </w:p>
         </w:tc>
@@ -12043,7 +12133,7 @@
                 <w:color w:val="595959"/>
                 <w:sz w:val="17"/>
               </w:rPr>
-              <w:t>14</w:t>
+              <w:t>12</w:t>
             </w:r>
           </w:p>
         </w:tc>
@@ -12132,7 +12222,7 @@
                 <w:color w:val="595959"/>
                 <w:sz w:val="17"/>
               </w:rPr>
-              <w:t>11</w:t>
+              <w:t>10</w:t>
             </w:r>
           </w:p>
         </w:tc>
@@ -12310,7 +12400,7 @@
                 <w:color w:val="595959"/>
                 <w:sz w:val="17"/>
               </w:rPr>
-              <w:t>8</w:t>
+              <w:t>7</w:t>
             </w:r>
           </w:p>
         </w:tc>
@@ -12912,7 +13002,7 @@
                 <w:color w:val="595959"/>
                 <w:sz w:val="17"/>
               </w:rPr>
-              <w:t>✓ built in 822ms</w:t>
+              <w:t>✓ built in 895ms</w:t>
             </w:r>
           </w:p>
         </w:tc>

--- a/docs/VRDS_Accuracy_Checklist.docx
+++ b/docs/VRDS_Accuracy_Checklist.docx
@@ -41,7 +41,7 @@
           <w:color w:val="595959"/>
           <w:sz w:val="20"/>
         </w:rPr>
-        <w:t>For Waseem and Claude  ·  04 October 2026  ·  code at commit 1574974 on Prolific-branch-Edit_10_1</w:t>
+        <w:t>For Waseem and Claude  ·  04 October 2026  ·  code at commit 6a50280 on Prolific-branch-Edit_10_1</w:t>
       </w:r>
     </w:p>
     <w:p>
@@ -60,7 +60,7 @@
         <w:rPr>
           <w:color w:val="595959"/>
         </w:rPr>
-        <w:t xml:space="preserve">  (run 04 October 2026 at 14:54, when this file was made).</w:t>
+        <w:t xml:space="preserve">  (run 04 October 2026 at 16:06, when this file was made).</w:t>
       </w:r>
     </w:p>
     <w:p>
@@ -7108,7 +7108,7 @@
                 <w:color w:val="262626"/>
                 <w:sz w:val="19"/>
               </w:rPr>
-              <w:t>Since 4 October 2026: the first box teaches alignment (choice by choice) and stability (before and after); a box above the scores explains Your 4 decisions and All 6 scenarios; each level is a traffic-light badge on a bar split into the score's own levels, with its range ("This level: 50–64 · next at 65"), so a 57 reads Low with its reason; no random mark; every badge readable; the VCI named the Value Consistency Index. Every whole score 0-100 lands in the band its own level word names.</w:t>
+              <w:t>Since 4 October 2026: the first box teaches alignment (choice by choice) and stability (before and after); a box above the scores explains Your 4 decisions and All 6 scenarios; each level is a traffic-light badge on a bar split into the score's own levels, with its range ("This level: 50–64 · next at 65"), so a 57 reads Low with its reason; no random mark; every badge readable; the VCI named the Value Consistency Index; an ⓘ beside each level opens its own level ladder (tap, click or hover). Every whole score 0-100 lands in the band its own level word names.</w:t>
             </w:r>
           </w:p>
         </w:tc>
@@ -7129,7 +7129,7 @@
                 <w:color w:val="595959"/>
                 <w:sz w:val="17"/>
               </w:rPr>
-              <w:t>validate:journey (J15)</w:t>
+              <w:t>validate:journey (J15, J16)</w:t>
             </w:r>
           </w:p>
         </w:tc>
@@ -10887,7 +10887,7 @@
                 <w:color w:val="595959"/>
                 <w:sz w:val="17"/>
               </w:rPr>
-              <w:t>13</w:t>
+              <w:t>12</w:t>
             </w:r>
           </w:p>
         </w:tc>
@@ -10976,7 +10976,7 @@
                 <w:color w:val="595959"/>
                 <w:sz w:val="17"/>
               </w:rPr>
-              <w:t>17</w:t>
+              <w:t>16</w:t>
             </w:r>
           </w:p>
         </w:tc>
@@ -11934,7 +11934,7 @@
                 <w:color w:val="595959"/>
                 <w:sz w:val="17"/>
               </w:rPr>
-              <w:t>[PASS] K1  the committed tables are exactly what the recipe produces (200000 draws, 3.3s)</w:t>
+              <w:t>[PASS] K1  the committed tables are exactly what the recipe produces (200000 draws, 3.4s)</w:t>
             </w:r>
           </w:p>
         </w:tc>
@@ -12044,7 +12044,7 @@
                 <w:color w:val="595959"/>
                 <w:sz w:val="17"/>
               </w:rPr>
-              <w:t>9</w:t>
+              <w:t>8</w:t>
             </w:r>
           </w:p>
         </w:tc>
@@ -12578,7 +12578,7 @@
                 <w:color w:val="595959"/>
                 <w:sz w:val="17"/>
               </w:rPr>
-              <w:t>9</w:t>
+              <w:t>8</w:t>
             </w:r>
           </w:p>
         </w:tc>
@@ -13002,7 +13002,7 @@
                 <w:color w:val="595959"/>
                 <w:sz w:val="17"/>
               </w:rPr>
-              <w:t>✓ built in 895ms</w:t>
+              <w:t>✓ built in 871ms</w:t>
             </w:r>
           </w:p>
         </w:tc>

--- a/docs/VRDS_Accuracy_Checklist.docx
+++ b/docs/VRDS_Accuracy_Checklist.docx
@@ -41,7 +41,7 @@
           <w:color w:val="595959"/>
           <w:sz w:val="20"/>
         </w:rPr>
-        <w:t>For Waseem and Claude  ·  04 October 2026  ·  code at commit 6a50280 on Prolific-branch-Edit_10_1</w:t>
+        <w:t>For Waseem and Claude  ·  06 October 2026  ·  code at commit 29fd2c8 on Prolific-branch-Edit_10_1</w:t>
       </w:r>
     </w:p>
     <w:p>
@@ -54,13 +54,13 @@
           <w:color w:val="1B7A3E"/>
           <w:sz w:val="24"/>
         </w:rPr>
-        <w:t>All 27 checks passed</w:t>
+        <w:t>All 28 checks passed</w:t>
       </w:r>
       <w:r>
         <w:rPr>
           <w:color w:val="595959"/>
         </w:rPr>
-        <w:t xml:space="preserve">  (run 04 October 2026 at 16:06, when this file was made).</w:t>
+        <w:t xml:space="preserve">  (run 06 October 2026 at 12:12, when this file was made).</w:t>
       </w:r>
     </w:p>
     <w:p>
@@ -1758,6 +1758,96 @@
                 <w:color w:val="262626"/>
                 <w:sz w:val="19"/>
               </w:rPr>
+              <w:t>A short break in the server never keeps a participant out of the database.</w:t>
+            </w:r>
+          </w:p>
+        </w:tc>
+        <w:tc>
+          <w:tcPr>
+            <w:tcW w:type="dxa" w:w="4968"/>
+            <w:vAlign w:val="center"/>
+          </w:tcPr>
+          <w:p>
+            <w:pPr>
+              <w:spacing w:after="20" w:before="20"/>
+            </w:pPr>
+            <w:r/>
+            <w:r>
+              <w:rPr>
+                <w:b w:val="0"/>
+                <w:i w:val="0"/>
+                <w:color w:val="262626"/>
+                <w:sz w:val="19"/>
+              </w:rPr>
+              <w:t>Since 6 October 2026 the live page asks for the server again after 1, 2 and 4 seconds and then every 15 seconds; when it answers late, the participant's record is sent first, then their answers. Checked live: somebody who started while the server was down reached the database 13 seconds after it came back, with every answer. The first saves after opening a page no longer wait 15 seconds (an older delay found the same day).</w:t>
+            </w:r>
+          </w:p>
+        </w:tc>
+        <w:tc>
+          <w:tcPr>
+            <w:tcW w:type="dxa" w:w="1800"/>
+            <w:vAlign w:val="center"/>
+          </w:tcPr>
+          <w:p>
+            <w:pPr>
+              <w:spacing w:after="20" w:before="20"/>
+            </w:pPr>
+            <w:r/>
+            <w:r>
+              <w:rPr>
+                <w:b w:val="0"/>
+                <w:i w:val="0"/>
+                <w:color w:val="595959"/>
+                <w:sz w:val="17"/>
+              </w:rPr>
+              <w:t>validate:session (C12)</w:t>
+            </w:r>
+          </w:p>
+        </w:tc>
+      </w:tr>
+      <w:tr>
+        <w:trPr>
+          <w:cantSplit w:val="true"/>
+        </w:trPr>
+        <w:tc>
+          <w:tcPr>
+            <w:tcW w:type="dxa" w:w="504"/>
+            <w:vAlign w:val="center"/>
+            <w:shd w:val="clear" w:color="auto" w:fill="E8F5EC"/>
+          </w:tcPr>
+          <w:p>
+            <w:pPr>
+              <w:spacing w:after="20" w:before="20"/>
+            </w:pPr>
+            <w:r/>
+            <w:r>
+              <w:rPr>
+                <w:b/>
+                <w:i w:val="0"/>
+                <w:color w:val="1B7A3E"/>
+                <w:sz w:val="22"/>
+              </w:rPr>
+              <w:t>✔</w:t>
+            </w:r>
+          </w:p>
+        </w:tc>
+        <w:tc>
+          <w:tcPr>
+            <w:tcW w:type="dxa" w:w="2808"/>
+            <w:vAlign w:val="center"/>
+          </w:tcPr>
+          <w:p>
+            <w:pPr>
+              <w:spacing w:after="20" w:before="20"/>
+            </w:pPr>
+            <w:r/>
+            <w:r>
+              <w:rPr>
+                <w:b/>
+                <w:i w:val="0"/>
+                <w:color w:val="262626"/>
+                <w:sz w:val="19"/>
+              </w:rPr>
               <w:t>A refresh in the pause after a block never restarts that block.</w:t>
             </w:r>
           </w:p>
@@ -2921,6 +3011,186 @@
                 <w:sz w:val="19"/>
               </w:rPr>
               <w:t>Checked by</w:t>
+            </w:r>
+          </w:p>
+        </w:tc>
+      </w:tr>
+      <w:tr>
+        <w:trPr>
+          <w:cantSplit w:val="true"/>
+        </w:trPr>
+        <w:tc>
+          <w:tcPr>
+            <w:tcW w:type="dxa" w:w="504"/>
+            <w:vAlign w:val="center"/>
+            <w:shd w:val="clear" w:color="auto" w:fill="E8F5EC"/>
+          </w:tcPr>
+          <w:p>
+            <w:pPr>
+              <w:spacing w:after="20" w:before="20"/>
+            </w:pPr>
+            <w:r/>
+            <w:r>
+              <w:rPr>
+                <w:b/>
+                <w:i w:val="0"/>
+                <w:color w:val="1B7A3E"/>
+                <w:sz w:val="22"/>
+              </w:rPr>
+              <w:t>✔</w:t>
+            </w:r>
+          </w:p>
+        </w:tc>
+        <w:tc>
+          <w:tcPr>
+            <w:tcW w:type="dxa" w:w="2808"/>
+            <w:vAlign w:val="center"/>
+          </w:tcPr>
+          <w:p>
+            <w:pPr>
+              <w:spacing w:after="20" w:before="20"/>
+            </w:pPr>
+            <w:r/>
+            <w:r>
+              <w:rPr>
+                <w:b/>
+                <w:i w:val="0"/>
+                <w:color w:val="262626"/>
+                <w:sz w:val="19"/>
+              </w:rPr>
+              <w:t>Many people at once: 100 people starting together are all saved, each with their own session id, and spread evenly.</w:t>
+            </w:r>
+          </w:p>
+        </w:tc>
+        <w:tc>
+          <w:tcPr>
+            <w:tcW w:type="dxa" w:w="4968"/>
+            <w:vAlign w:val="center"/>
+          </w:tcPr>
+          <w:p>
+            <w:pPr>
+              <w:spacing w:after="20" w:before="20"/>
+            </w:pPr>
+            <w:r/>
+            <w:r>
+              <w:rPr>
+                <w:b w:val="0"/>
+                <w:i w:val="0"/>
+                <w:color w:val="262626"/>
+                <w:sz w:val="19"/>
+              </w:rPr>
+              <w:t>Since 6 October 2026 (your advisor's "multiple sessions safe"). The real server, on a throw-away database, took 400 pretend people arriving in bursts of 100, 100 and 200 in the same instant: 17,600 requests, none failed, every person saved with their own session id, exactly 25 per condition in every 100. The server now serves a crowd from one reading of the database: the slowest wait for a condition fell from 4.8 seconds to 0.14 (before, a third of each burst waited past the page's 3 seconds and got an uncounted random condition). Every person is counted exactly once while their record is being made (a burst could end 26 / 24 before).</w:t>
+            </w:r>
+          </w:p>
+        </w:tc>
+        <w:tc>
+          <w:tcPr>
+            <w:tcW w:type="dxa" w:w="1800"/>
+            <w:vAlign w:val="center"/>
+          </w:tcPr>
+          <w:p>
+            <w:pPr>
+              <w:spacing w:after="20" w:before="20"/>
+            </w:pPr>
+            <w:r/>
+            <w:r>
+              <w:rPr>
+                <w:b w:val="0"/>
+                <w:i w:val="0"/>
+                <w:color w:val="595959"/>
+                <w:sz w:val="17"/>
+              </w:rPr>
+              <w:t>validate:conditions, test:load (N22, N24, L1-L4)</w:t>
+            </w:r>
+          </w:p>
+        </w:tc>
+      </w:tr>
+      <w:tr>
+        <w:trPr>
+          <w:cantSplit w:val="true"/>
+        </w:trPr>
+        <w:tc>
+          <w:tcPr>
+            <w:tcW w:type="dxa" w:w="504"/>
+            <w:vAlign w:val="center"/>
+            <w:shd w:val="clear" w:color="auto" w:fill="E8F5EC"/>
+          </w:tcPr>
+          <w:p>
+            <w:pPr>
+              <w:spacing w:after="20" w:before="20"/>
+            </w:pPr>
+            <w:r/>
+            <w:r>
+              <w:rPr>
+                <w:b/>
+                <w:i w:val="0"/>
+                <w:color w:val="1B7A3E"/>
+                <w:sz w:val="22"/>
+              </w:rPr>
+              <w:t>✔</w:t>
+            </w:r>
+          </w:p>
+        </w:tc>
+        <w:tc>
+          <w:tcPr>
+            <w:tcW w:type="dxa" w:w="2808"/>
+            <w:vAlign w:val="center"/>
+          </w:tcPr>
+          <w:p>
+            <w:pPr>
+              <w:spacing w:after="20" w:before="20"/>
+            </w:pPr>
+            <w:r/>
+            <w:r>
+              <w:rPr>
+                <w:b/>
+                <w:i w:val="0"/>
+                <w:color w:val="262626"/>
+                <w:sz w:val="19"/>
+              </w:rPr>
+              <w:t>The live landing page never gives a random condition.</w:t>
+            </w:r>
+          </w:p>
+        </w:tc>
+        <w:tc>
+          <w:tcPr>
+            <w:tcW w:type="dxa" w:w="4968"/>
+            <w:vAlign w:val="center"/>
+          </w:tcPr>
+          <w:p>
+            <w:pPr>
+              <w:spacing w:after="20" w:before="20"/>
+            </w:pPr>
+            <w:r/>
+            <w:r>
+              <w:rPr>
+                <w:b w:val="0"/>
+                <w:i w:val="0"/>
+                <w:color w:val="262626"/>
+                <w:sz w:val="19"/>
+              </w:rPr>
+              <w:t>It asks the server up to four times with the same arrival id; if the server cannot be reached it says "We could not reach the study" with "Try again", which keeps the arrival id, so nobody is counted twice. Checked live with the server switched off and on again.</w:t>
+            </w:r>
+          </w:p>
+        </w:tc>
+        <w:tc>
+          <w:tcPr>
+            <w:tcW w:type="dxa" w:w="1800"/>
+            <w:vAlign w:val="center"/>
+          </w:tcPr>
+          <w:p>
+            <w:pPr>
+              <w:spacing w:after="20" w:before="20"/>
+            </w:pPr>
+            <w:r/>
+            <w:r>
+              <w:rPr>
+                <w:b w:val="0"/>
+                <w:i w:val="0"/>
+                <w:color w:val="595959"/>
+                <w:sz w:val="17"/>
+              </w:rPr>
+              <w:t>validate:conditions (N23)</w:t>
             </w:r>
           </w:p>
         </w:tc>
@@ -9377,6 +9647,75 @@
                 <w:color w:val="262626"/>
                 <w:sz w:val="19"/>
               </w:rPr>
+              <w:t>The Prolific version</w:t>
+            </w:r>
+          </w:p>
+        </w:tc>
+        <w:tc>
+          <w:tcPr>
+            <w:tcW w:type="dxa" w:w="5904"/>
+            <w:vAlign w:val="center"/>
+          </w:tcPr>
+          <w:p>
+            <w:pPr>
+              <w:spacing w:after="20" w:before="20"/>
+            </w:pPr>
+            <w:r/>
+            <w:r>
+              <w:rPr>
+                <w:b w:val="0"/>
+                <w:i w:val="0"/>
+                <w:color w:val="262626"/>
+                <w:sz w:val="19"/>
+              </w:rPr>
+              <w:t>Decided 6 October 2026: two versions on one website (the email version for FIT students and employees, and moonlander.fit.edu/prolific), conditions balanced per group, the second number check in the Prolific version only, no pilot, the first batch 40 places, every submission manually reviewed with a daily pay check by Claude. Built: Step 0 (many people at once). Still to build: steps 1-5 in docs/PROLIFIC_CONVERSION_PLAN.md section 1b.</w:t>
+            </w:r>
+          </w:p>
+        </w:tc>
+        <w:tc>
+          <w:tcPr>
+            <w:tcW w:type="dxa" w:w="1584"/>
+            <w:vAlign w:val="center"/>
+          </w:tcPr>
+          <w:p>
+            <w:pPr>
+              <w:spacing w:after="20" w:before="20"/>
+            </w:pPr>
+            <w:r/>
+            <w:r>
+              <w:rPr>
+                <w:b w:val="0"/>
+                <w:i w:val="0"/>
+                <w:color w:val="595959"/>
+                <w:sz w:val="19"/>
+              </w:rPr>
+              <w:t>Before Prolific</w:t>
+            </w:r>
+          </w:p>
+        </w:tc>
+      </w:tr>
+      <w:tr>
+        <w:trPr>
+          <w:cantSplit w:val="true"/>
+        </w:trPr>
+        <w:tc>
+          <w:tcPr>
+            <w:tcW w:type="dxa" w:w="2592"/>
+            <w:vAlign w:val="center"/>
+            <w:shd w:val="clear" w:color="auto" w:fill="FFF4E0"/>
+          </w:tcPr>
+          <w:p>
+            <w:pPr>
+              <w:spacing w:after="20" w:before="20"/>
+            </w:pPr>
+            <w:r/>
+            <w:r>
+              <w:rPr>
+                <w:b/>
+                <w:i w:val="0"/>
+                <w:color w:val="262626"/>
+                <w:sz w:val="19"/>
+              </w:rPr>
               <w:t>Fix 1, the very last fix before launch</w:t>
             </w:r>
           </w:p>
@@ -10887,7 +11226,7 @@
                 <w:color w:val="595959"/>
                 <w:sz w:val="17"/>
               </w:rPr>
-              <w:t>12</w:t>
+              <w:t>11</w:t>
             </w:r>
           </w:p>
         </w:tc>
@@ -10976,7 +11315,7 @@
                 <w:color w:val="595959"/>
                 <w:sz w:val="17"/>
               </w:rPr>
-              <w:t>16</w:t>
+              <w:t>14</w:t>
             </w:r>
           </w:p>
         </w:tc>
@@ -11934,7 +12273,7 @@
                 <w:color w:val="595959"/>
                 <w:sz w:val="17"/>
               </w:rPr>
-              <w:t>[PASS] K1  the committed tables are exactly what the recipe produces (200000 draws, 3.4s)</w:t>
+              <w:t>[PASS] K1  the committed tables are exactly what the recipe produces (200000 draws, 3.3s)</w:t>
             </w:r>
           </w:p>
         </w:tc>
@@ -12044,7 +12383,7 @@
                 <w:color w:val="595959"/>
                 <w:sz w:val="17"/>
               </w:rPr>
-              <w:t>8</w:t>
+              <w:t>7</w:t>
             </w:r>
           </w:p>
         </w:tc>
@@ -12222,7 +12561,7 @@
                 <w:color w:val="595959"/>
                 <w:sz w:val="17"/>
               </w:rPr>
-              <w:t>10</w:t>
+              <w:t>9</w:t>
             </w:r>
           </w:p>
         </w:tc>
@@ -12400,7 +12739,7 @@
                 <w:color w:val="595959"/>
                 <w:sz w:val="17"/>
               </w:rPr>
-              <w:t>7</w:t>
+              <w:t>6</w:t>
             </w:r>
           </w:p>
         </w:tc>
@@ -12667,7 +13006,7 @@
                 <w:color w:val="595959"/>
                 <w:sz w:val="17"/>
               </w:rPr>
-              <w:t>8</w:t>
+              <w:t>6</w:t>
             </w:r>
           </w:p>
         </w:tc>
@@ -12756,7 +13095,7 @@
                 <w:color w:val="595959"/>
                 <w:sz w:val="17"/>
               </w:rPr>
-              <w:t>11</w:t>
+              <w:t>22</w:t>
             </w:r>
           </w:p>
         </w:tc>
@@ -12782,7 +13121,7 @@
                 <w:color w:val="262626"/>
                 <w:sz w:val="18"/>
               </w:rPr>
-              <w:t>validate:mcf</w:t>
+              <w:t>test:load</w:t>
             </w:r>
           </w:p>
         </w:tc>
@@ -12824,7 +13163,7 @@
                 <w:color w:val="595959"/>
                 <w:sz w:val="17"/>
               </w:rPr>
-              <w:t>ALL MCF GATES PASSED</w:t>
+              <w:t>ALL LOAD GATES PASSED</w:t>
             </w:r>
           </w:p>
         </w:tc>
@@ -12845,7 +13184,7 @@
                 <w:color w:val="595959"/>
                 <w:sz w:val="17"/>
               </w:rPr>
-              <w:t>5</w:t>
+              <w:t>17</w:t>
             </w:r>
           </w:p>
         </w:tc>
@@ -12871,7 +13210,7 @@
                 <w:color w:val="262626"/>
                 <w:sz w:val="18"/>
               </w:rPr>
-              <w:t>validate:prediction</w:t>
+              <w:t>validate:mcf</w:t>
             </w:r>
           </w:p>
         </w:tc>
@@ -12913,7 +13252,7 @@
                 <w:color w:val="595959"/>
                 <w:sz w:val="17"/>
               </w:rPr>
-              <w:t>ALL PREDICTION GATES PASSED</w:t>
+              <w:t>ALL MCF GATES PASSED</w:t>
             </w:r>
           </w:p>
         </w:tc>
@@ -12934,7 +13273,7 @@
                 <w:color w:val="595959"/>
                 <w:sz w:val="17"/>
               </w:rPr>
-              <w:t>2</w:t>
+              <w:t>5</w:t>
             </w:r>
           </w:p>
         </w:tc>
@@ -12960,7 +13299,7 @@
                 <w:color w:val="262626"/>
                 <w:sz w:val="18"/>
               </w:rPr>
-              <w:t>build</w:t>
+              <w:t>validate:prediction</w:t>
             </w:r>
           </w:p>
         </w:tc>
@@ -13002,7 +13341,96 @@
                 <w:color w:val="595959"/>
                 <w:sz w:val="17"/>
               </w:rPr>
-              <w:t>✓ built in 871ms</w:t>
+              <w:t>ALL PREDICTION GATES PASSED</w:t>
+            </w:r>
+          </w:p>
+        </w:tc>
+        <w:tc>
+          <w:tcPr>
+            <w:tcW w:type="dxa" w:w="1008"/>
+            <w:vAlign w:val="center"/>
+          </w:tcPr>
+          <w:p>
+            <w:pPr>
+              <w:spacing w:after="20" w:before="20"/>
+            </w:pPr>
+            <w:r/>
+            <w:r>
+              <w:rPr>
+                <w:b w:val="0"/>
+                <w:i w:val="0"/>
+                <w:color w:val="595959"/>
+                <w:sz w:val="17"/>
+              </w:rPr>
+              <w:t>2</w:t>
+            </w:r>
+          </w:p>
+        </w:tc>
+      </w:tr>
+      <w:tr>
+        <w:trPr>
+          <w:cantSplit w:val="true"/>
+        </w:trPr>
+        <w:tc>
+          <w:tcPr>
+            <w:tcW w:type="dxa" w:w="2160"/>
+            <w:vAlign w:val="center"/>
+          </w:tcPr>
+          <w:p>
+            <w:pPr>
+              <w:spacing w:after="20" w:before="20"/>
+            </w:pPr>
+            <w:r/>
+            <w:r>
+              <w:rPr>
+                <w:b/>
+                <w:i w:val="0"/>
+                <w:color w:val="262626"/>
+                <w:sz w:val="18"/>
+              </w:rPr>
+              <w:t>build</w:t>
+            </w:r>
+          </w:p>
+        </w:tc>
+        <w:tc>
+          <w:tcPr>
+            <w:tcW w:type="dxa" w:w="1152"/>
+            <w:vAlign w:val="center"/>
+          </w:tcPr>
+          <w:p>
+            <w:pPr>
+              <w:spacing w:after="20" w:before="20"/>
+            </w:pPr>
+            <w:r/>
+            <w:r>
+              <w:rPr>
+                <w:b/>
+                <w:i w:val="0"/>
+                <w:color w:val="1B7A3E"/>
+                <w:sz w:val="18"/>
+              </w:rPr>
+              <w:t>passed</w:t>
+            </w:r>
+          </w:p>
+        </w:tc>
+        <w:tc>
+          <w:tcPr>
+            <w:tcW w:type="dxa" w:w="5760"/>
+            <w:vAlign w:val="center"/>
+          </w:tcPr>
+          <w:p>
+            <w:pPr>
+              <w:spacing w:after="20" w:before="20"/>
+            </w:pPr>
+            <w:r/>
+            <w:r>
+              <w:rPr>
+                <w:b w:val="0"/>
+                <w:i w:val="0"/>
+                <w:color w:val="595959"/>
+                <w:sz w:val="17"/>
+              </w:rPr>
+              <w:t>✓ built in 722ms</w:t>
             </w:r>
           </w:p>
         </w:tc>

--- a/docs/VRDS_Accuracy_Checklist.docx
+++ b/docs/VRDS_Accuracy_Checklist.docx
@@ -41,7 +41,7 @@
           <w:color w:val="595959"/>
           <w:sz w:val="20"/>
         </w:rPr>
-        <w:t>For Waseem and Claude  ·  06 October 2026  ·  code at commit 29fd2c8 on Prolific-branch-Edit_10_1</w:t>
+        <w:t>For Waseem and Claude  ·  06 October 2026  ·  code at commit f1d6856 on Prolific-branch-Edit_10_1</w:t>
       </w:r>
     </w:p>
     <w:p>
@@ -60,7 +60,7 @@
         <w:rPr>
           <w:color w:val="595959"/>
         </w:rPr>
-        <w:t xml:space="preserve">  (run 06 October 2026 at 12:12, when this file was made).</w:t>
+        <w:t xml:space="preserve">  (run 06 October 2026 at 16:03, when this file was made).</w:t>
       </w:r>
     </w:p>
     <w:p>
@@ -211,7 +211,7 @@
                 <w:color w:val="262626"/>
                 <w:sz w:val="19"/>
               </w:rPr>
-              <w:t>2026-10-03-baseline-no-fit</w:t>
+              <w:t>2026-10-06-two-doors</w:t>
             </w:r>
           </w:p>
         </w:tc>
@@ -3101,6 +3101,186 @@
                 <w:sz w:val="17"/>
               </w:rPr>
               <w:t>validate:conditions, test:load (N22, N24, L1-L4)</w:t>
+            </w:r>
+          </w:p>
+        </w:tc>
+      </w:tr>
+      <w:tr>
+        <w:trPr>
+          <w:cantSplit w:val="true"/>
+        </w:trPr>
+        <w:tc>
+          <w:tcPr>
+            <w:tcW w:type="dxa" w:w="504"/>
+            <w:vAlign w:val="center"/>
+            <w:shd w:val="clear" w:color="auto" w:fill="E8F5EC"/>
+          </w:tcPr>
+          <w:p>
+            <w:pPr>
+              <w:spacing w:after="20" w:before="20"/>
+            </w:pPr>
+            <w:r/>
+            <w:r>
+              <w:rPr>
+                <w:b/>
+                <w:i w:val="0"/>
+                <w:color w:val="1B7A3E"/>
+                <w:sz w:val="22"/>
+              </w:rPr>
+              <w:t>✔</w:t>
+            </w:r>
+          </w:p>
+        </w:tc>
+        <w:tc>
+          <w:tcPr>
+            <w:tcW w:type="dxa" w:w="2808"/>
+            <w:vAlign w:val="center"/>
+          </w:tcPr>
+          <w:p>
+            <w:pPr>
+              <w:spacing w:after="20" w:before="20"/>
+            </w:pPr>
+            <w:r/>
+            <w:r>
+              <w:rPr>
+                <w:b/>
+                <w:i w:val="0"/>
+                <w:color w:val="262626"/>
+                <w:sz w:val="19"/>
+              </w:rPr>
+              <w:t>Two doors: the university version is unchanged, and the Prolific version keys everybody by their Prolific ID.</w:t>
+            </w:r>
+          </w:p>
+        </w:tc>
+        <w:tc>
+          <w:tcPr>
+            <w:tcW w:type="dxa" w:w="4968"/>
+            <w:vAlign w:val="center"/>
+          </w:tcPr>
+          <w:p>
+            <w:pPr>
+              <w:spacing w:after="20" w:before="20"/>
+            </w:pPr>
+            <w:r/>
+            <w:r>
+              <w:rPr>
+                <w:b w:val="0"/>
+                <w:i w:val="0"/>
+                <w:color w:val="262626"/>
+                <w:sz w:val="19"/>
+              </w:rPr>
+              <w:t>Since 6 October 2026 (your 1-A, 2-A, 4-A; Step 1). moonlander.fit.edu asks the email as before; /prolific takes the Prolific ID from Prolific's link (a paste box if it is missing), stores it as prolific_pid and never as an email, marks every new record with its door (recruitment_source) and balances the four conditions inside each door. A returning Prolific person continues with no question; "A little about you" asks four questions there. 100 students and 100 Prolific people at once: 25 per condition inside each door. Checked live on the built site.</w:t>
+            </w:r>
+          </w:p>
+        </w:tc>
+        <w:tc>
+          <w:tcPr>
+            <w:tcW w:type="dxa" w:w="1800"/>
+            <w:vAlign w:val="center"/>
+          </w:tcPr>
+          <w:p>
+            <w:pPr>
+              <w:spacing w:after="20" w:before="20"/>
+            </w:pPr>
+            <w:r/>
+            <w:r>
+              <w:rPr>
+                <w:b w:val="0"/>
+                <w:i w:val="0"/>
+                <w:color w:val="595959"/>
+                <w:sz w:val="17"/>
+              </w:rPr>
+              <w:t>validate:session, validate:conditions, test:load (C13, N25, L5)</w:t>
+            </w:r>
+          </w:p>
+        </w:tc>
+      </w:tr>
+      <w:tr>
+        <w:trPr>
+          <w:cantSplit w:val="true"/>
+        </w:trPr>
+        <w:tc>
+          <w:tcPr>
+            <w:tcW w:type="dxa" w:w="504"/>
+            <w:vAlign w:val="center"/>
+            <w:shd w:val="clear" w:color="auto" w:fill="E8F5EC"/>
+          </w:tcPr>
+          <w:p>
+            <w:pPr>
+              <w:spacing w:after="20" w:before="20"/>
+            </w:pPr>
+            <w:r/>
+            <w:r>
+              <w:rPr>
+                <w:b/>
+                <w:i w:val="0"/>
+                <w:color w:val="1B7A3E"/>
+                <w:sz w:val="22"/>
+              </w:rPr>
+              <w:t>✔</w:t>
+            </w:r>
+          </w:p>
+        </w:tc>
+        <w:tc>
+          <w:tcPr>
+            <w:tcW w:type="dxa" w:w="2808"/>
+            <w:vAlign w:val="center"/>
+          </w:tcPr>
+          <w:p>
+            <w:pPr>
+              <w:spacing w:after="20" w:before="20"/>
+            </w:pPr>
+            <w:r/>
+            <w:r>
+              <w:rPr>
+                <w:b/>
+                <w:i w:val="0"/>
+                <w:color w:val="262626"/>
+                <w:sz w:val="19"/>
+              </w:rPr>
+              <w:t>The database's "one person" rules work for both doors, and the swap is safe.</w:t>
+            </w:r>
+          </w:p>
+        </w:tc>
+        <w:tc>
+          <w:tcPr>
+            <w:tcW w:type="dxa" w:w="4968"/>
+            <w:vAlign w:val="center"/>
+          </w:tcPr>
+          <w:p>
+            <w:pPr>
+              <w:spacing w:after="20" w:before="20"/>
+            </w:pPr>
+            <w:r/>
+            <w:r>
+              <w:rPr>
+                <w:b w:val="0"/>
+                <w:i w:val="0"/>
+                <w:color w:val="262626"/>
+                <w:sz w:val="19"/>
+              </w:rPr>
+              <w:t>One email is one person, and one Prolific ID is one person, each on the records that have it. The old rule is replaced when the server starts; tested on a copy with today's rule (every record kept). Without the swap the server could not start on such a database, which is why the swap is there. Back up the database before that deploy.</w:t>
+            </w:r>
+          </w:p>
+        </w:tc>
+        <w:tc>
+          <w:tcPr>
+            <w:tcW w:type="dxa" w:w="1800"/>
+            <w:vAlign w:val="center"/>
+          </w:tcPr>
+          <w:p>
+            <w:pPr>
+              <w:spacing w:after="20" w:before="20"/>
+            </w:pPr>
+            <w:r/>
+            <w:r>
+              <w:rPr>
+                <w:b w:val="0"/>
+                <w:i w:val="0"/>
+                <w:color w:val="595959"/>
+                <w:sz w:val="17"/>
+              </w:rPr>
+              <w:t>validate:session, test:load (C13, L6)</w:t>
             </w:r>
           </w:p>
         </w:tc>
@@ -9668,7 +9848,7 @@
                 <w:color w:val="262626"/>
                 <w:sz w:val="19"/>
               </w:rPr>
-              <w:t>Decided 6 October 2026: two versions on one website (the email version for FIT students and employees, and moonlander.fit.edu/prolific), conditions balanced per group, the second number check in the Prolific version only, no pilot, the first batch 40 places, every submission manually reviewed with a daily pay check by Claude. Built: Step 0 (many people at once). Still to build: steps 1-5 in docs/PROLIFIC_CONVERSION_PLAN.md section 1b.</w:t>
+              <w:t>Decided 6 October 2026: two versions on one website (the email version for FIT students and employees, and moonlander.fit.edu/prolific), conditions balanced per group, the second number check in the Prolific version only, no pilot, the first batch 40 places, every submission manually reviewed with a daily pay check by Claude. Built: Step 0 (many people at once) and Step 1 (the two doors and the Prolific ID). Still to build: steps 2-5 in docs/PROLIFIC_CONVERSION_PLAN.md section 1b (the Prolific door still shows the university consent page). Deploy after Step 4, with a database backup first (your 3-A).</w:t>
             </w:r>
           </w:p>
         </w:tc>
@@ -9690,6 +9870,75 @@
                 <w:sz w:val="19"/>
               </w:rPr>
               <w:t>Before Prolific</w:t>
+            </w:r>
+          </w:p>
+        </w:tc>
+      </w:tr>
+      <w:tr>
+        <w:trPr>
+          <w:cantSplit w:val="true"/>
+        </w:trPr>
+        <w:tc>
+          <w:tcPr>
+            <w:tcW w:type="dxa" w:w="2592"/>
+            <w:vAlign w:val="center"/>
+            <w:shd w:val="clear" w:color="auto" w:fill="FFF4E0"/>
+          </w:tcPr>
+          <w:p>
+            <w:pPr>
+              <w:spacing w:after="20" w:before="20"/>
+            </w:pPr>
+            <w:r/>
+            <w:r>
+              <w:rPr>
+                <w:b/>
+                <w:i w:val="0"/>
+                <w:color w:val="262626"/>
+                <w:sz w:val="19"/>
+              </w:rPr>
+              <w:t>A second student on a shared computer (the university door)</w:t>
+            </w:r>
+          </w:p>
+        </w:tc>
+        <w:tc>
+          <w:tcPr>
+            <w:tcW w:type="dxa" w:w="5904"/>
+            <w:vAlign w:val="center"/>
+          </w:tcPr>
+          <w:p>
+            <w:pPr>
+              <w:spacing w:after="20" w:before="20"/>
+            </w:pPr>
+            <w:r/>
+            <w:r>
+              <w:rPr>
+                <w:b w:val="0"/>
+                <w:i w:val="0"/>
+                <w:color w:val="262626"/>
+                <w:sz w:val="19"/>
+              </w:rPr>
+              <w:t>Found on 6 October 2026, not changed: on a shared lab computer the browser reopens the first student's run, or their thank-you page, so a second student cannot start there. A private window (or their own device) works. A "Not you? Start as someone else" button is your decision. (The Prolific door handles this: a different Prolific ID in the link starts fresh.)</w:t>
+            </w:r>
+          </w:p>
+        </w:tc>
+        <w:tc>
+          <w:tcPr>
+            <w:tcW w:type="dxa" w:w="1584"/>
+            <w:vAlign w:val="center"/>
+          </w:tcPr>
+          <w:p>
+            <w:pPr>
+              <w:spacing w:after="20" w:before="20"/>
+            </w:pPr>
+            <w:r/>
+            <w:r>
+              <w:rPr>
+                <w:b w:val="0"/>
+                <w:i w:val="0"/>
+                <w:color w:val="595959"/>
+                <w:sz w:val="19"/>
+              </w:rPr>
+              <w:t>Your choice</w:t>
             </w:r>
           </w:p>
         </w:tc>
@@ -11226,7 +11475,7 @@
                 <w:color w:val="595959"/>
                 <w:sz w:val="17"/>
               </w:rPr>
-              <w:t>11</w:t>
+              <w:t>12</w:t>
             </w:r>
           </w:p>
         </w:tc>
@@ -12739,7 +12988,7 @@
                 <w:color w:val="595959"/>
                 <w:sz w:val="17"/>
               </w:rPr>
-              <w:t>6</w:t>
+              <w:t>7</w:t>
             </w:r>
           </w:p>
         </w:tc>
@@ -12917,7 +13166,7 @@
                 <w:color w:val="595959"/>
                 <w:sz w:val="17"/>
               </w:rPr>
-              <w:t>8</w:t>
+              <w:t>9</w:t>
             </w:r>
           </w:p>
         </w:tc>
@@ -13006,7 +13255,7 @@
                 <w:color w:val="595959"/>
                 <w:sz w:val="17"/>
               </w:rPr>
-              <w:t>6</w:t>
+              <w:t>7</w:t>
             </w:r>
           </w:p>
         </w:tc>
@@ -13095,7 +13344,7 @@
                 <w:color w:val="595959"/>
                 <w:sz w:val="17"/>
               </w:rPr>
-              <w:t>22</w:t>
+              <w:t>27</w:t>
             </w:r>
           </w:p>
         </w:tc>
@@ -13184,7 +13433,7 @@
                 <w:color w:val="595959"/>
                 <w:sz w:val="17"/>
               </w:rPr>
-              <w:t>17</w:t>
+              <w:t>27</w:t>
             </w:r>
           </w:p>
         </w:tc>
@@ -13430,7 +13679,7 @@
                 <w:color w:val="595959"/>
                 <w:sz w:val="17"/>
               </w:rPr>
-              <w:t>✓ built in 722ms</w:t>
+              <w:t>✓ built in 756ms</w:t>
             </w:r>
           </w:p>
         </w:tc>

--- a/docs/VRDS_Accuracy_Checklist.docx
+++ b/docs/VRDS_Accuracy_Checklist.docx
@@ -41,7 +41,7 @@
           <w:color w:val="595959"/>
           <w:sz w:val="20"/>
         </w:rPr>
-        <w:t>For Waseem and Claude  ·  06 October 2026  ·  code at commit f1d6856 on Prolific-branch-Edit_10_1</w:t>
+        <w:t>For Waseem and Claude  ·  06 October 2026  ·  code at commit 301bcc6 on Prolific-branch-Edit_10_1</w:t>
       </w:r>
     </w:p>
     <w:p>
@@ -60,7 +60,7 @@
         <w:rPr>
           <w:color w:val="595959"/>
         </w:rPr>
-        <w:t xml:space="preserve">  (run 06 October 2026 at 16:03, when this file was made).</w:t>
+        <w:t xml:space="preserve">  (run 06 October 2026 at 18:06, when this file was made).</w:t>
       </w:r>
     </w:p>
     <w:p>
@@ -3281,6 +3281,96 @@
                 <w:sz w:val="17"/>
               </w:rPr>
               <w:t>validate:session, test:load (C13, L6)</w:t>
+            </w:r>
+          </w:p>
+        </w:tc>
+      </w:tr>
+      <w:tr>
+        <w:trPr>
+          <w:cantSplit w:val="true"/>
+        </w:trPr>
+        <w:tc>
+          <w:tcPr>
+            <w:tcW w:type="dxa" w:w="504"/>
+            <w:vAlign w:val="center"/>
+            <w:shd w:val="clear" w:color="auto" w:fill="E8F5EC"/>
+          </w:tcPr>
+          <w:p>
+            <w:pPr>
+              <w:spacing w:after="20" w:before="20"/>
+            </w:pPr>
+            <w:r/>
+            <w:r>
+              <w:rPr>
+                <w:b/>
+                <w:i w:val="0"/>
+                <w:color w:val="1B7A3E"/>
+                <w:sz w:val="22"/>
+              </w:rPr>
+              <w:t>✔</w:t>
+            </w:r>
+          </w:p>
+        </w:tc>
+        <w:tc>
+          <w:tcPr>
+            <w:tcW w:type="dxa" w:w="2808"/>
+            <w:vAlign w:val="center"/>
+          </w:tcPr>
+          <w:p>
+            <w:pPr>
+              <w:spacing w:after="20" w:before="20"/>
+            </w:pPr>
+            <w:r/>
+            <w:r>
+              <w:rPr>
+                <w:b/>
+                <w:i w:val="0"/>
+                <w:color w:val="262626"/>
+                <w:sz w:val="19"/>
+              </w:rPr>
+              <w:t>A second student on a shared computer can start ("Not you?").</w:t>
+            </w:r>
+          </w:p>
+        </w:tc>
+        <w:tc>
+          <w:tcPr>
+            <w:tcW w:type="dxa" w:w="4968"/>
+            <w:vAlign w:val="center"/>
+          </w:tcPr>
+          <w:p>
+            <w:pPr>
+              <w:spacing w:after="20" w:before="20"/>
+            </w:pPr>
+            <w:r/>
+            <w:r>
+              <w:rPr>
+                <w:b w:val="0"/>
+                <w:i w:val="0"/>
+                <w:color w:val="262626"/>
+                <w:sz w:val="19"/>
+              </w:rPr>
+              <w:t>Since 6 October 2026 (your 4-Yes). When the university door opens with somebody's run in the browser, a small note says "This study is open for w•••@my.fit.edu. Not you?" (the email partly hidden); after a confirmation the browser forgets that run (it stays on the server) and the study starts afresh. Checked live.</w:t>
+            </w:r>
+          </w:p>
+        </w:tc>
+        <w:tc>
+          <w:tcPr>
+            <w:tcW w:type="dxa" w:w="1800"/>
+            <w:vAlign w:val="center"/>
+          </w:tcPr>
+          <w:p>
+            <w:pPr>
+              <w:spacing w:after="20" w:before="20"/>
+            </w:pPr>
+            <w:r/>
+            <w:r>
+              <w:rPr>
+                <w:b w:val="0"/>
+                <w:i w:val="0"/>
+                <w:color w:val="595959"/>
+                <w:sz w:val="17"/>
+              </w:rPr>
+              <w:t>validate:session (C14)</w:t>
             </w:r>
           </w:p>
         </w:tc>
@@ -9896,7 +9986,7 @@
                 <w:color w:val="262626"/>
                 <w:sz w:val="19"/>
               </w:rPr>
-              <w:t>A second student on a shared computer (the university door)</w:t>
+              <w:t>Anybody who knows a key can download that person's whole record (audit F2)</w:t>
             </w:r>
           </w:p>
         </w:tc>
@@ -9917,7 +10007,7 @@
                 <w:color w:val="262626"/>
                 <w:sz w:val="19"/>
               </w:rPr>
-              <w:t>Found on 6 October 2026, not changed: on a shared lab computer the browser reopens the first student's run, or their thank-you page, so a second student cannot start there. A private window (or their own device) works. A "Not you? Start as someone else" button is your decision. (The Prolific door handles this: a different Prolific ID in the link starts fresh.)</w:t>
+              <w:t>Found in the audit of 6 October 2026, older than the two doors: /api/participants/lookup returns the whole record (every answer, and the age) to anyone who knows a participant's email or Prolific ID, so the "email and age" check is weaker than it looks. Your 2-A: fix it as the next step, before Step 2 - the start page would learn only "new, unfinished or finished", the server would check the age itself, and answers would come down only after that.</w:t>
             </w:r>
           </w:p>
         </w:tc>
@@ -9938,7 +10028,7 @@
                 <w:color w:val="595959"/>
                 <w:sz w:val="19"/>
               </w:rPr>
-              <w:t>Your choice</w:t>
+              <w:t>Before launch, next</w:t>
             </w:r>
           </w:p>
         </w:tc>
@@ -10124,7 +10214,7 @@
                 <w:color w:val="262626"/>
                 <w:sz w:val="19"/>
               </w:rPr>
-              <w:t>The database holds test runs, and a record carries no stamp of the code version. Decide before launch whether to delete them or mark them. When analysing, always filter on status "Study Completed" and date records by completed_at.</w:t>
+              <w:t>The database holds test runs, and a record carries no stamp of the code version. Decide before launch whether to delete them or mark them. When analysing, always filter on status "Study Completed" and date records by completed_at. The rule for every test run, both doors and Prolific's "Preview as participant": add ?condition=CVR_APA (or CVR_Only, APA_Only, Baseline) to the address, so it is never counted for balance.</w:t>
             </w:r>
           </w:p>
         </w:tc>
@@ -12810,7 +12900,7 @@
                 <w:color w:val="595959"/>
                 <w:sz w:val="17"/>
               </w:rPr>
-              <w:t>9</w:t>
+              <w:t>10</w:t>
             </w:r>
           </w:p>
         </w:tc>
@@ -13433,7 +13523,7 @@
                 <w:color w:val="595959"/>
                 <w:sz w:val="17"/>
               </w:rPr>
-              <w:t>27</w:t>
+              <w:t>29</w:t>
             </w:r>
           </w:p>
         </w:tc>
@@ -13679,7 +13769,7 @@
                 <w:color w:val="595959"/>
                 <w:sz w:val="17"/>
               </w:rPr>
-              <w:t>✓ built in 756ms</w:t>
+              <w:t>✓ built in 745ms</w:t>
             </w:r>
           </w:p>
         </w:tc>

--- a/docs/VRDS_Accuracy_Checklist.docx
+++ b/docs/VRDS_Accuracy_Checklist.docx
@@ -41,7 +41,7 @@
           <w:color w:val="595959"/>
           <w:sz w:val="20"/>
         </w:rPr>
-        <w:t>For Waseem and Claude  ·  06 October 2026  ·  code at commit 301bcc6 on Prolific-branch-Edit_10_1</w:t>
+        <w:t>For Waseem and Claude  ·  07 October 2026  ·  code at commit cd2cc56 on Prolific-branch-Edit_10_1</w:t>
       </w:r>
     </w:p>
     <w:p>
@@ -60,7 +60,7 @@
         <w:rPr>
           <w:color w:val="595959"/>
         </w:rPr>
-        <w:t xml:space="preserve">  (run 06 October 2026 at 18:06, when this file was made).</w:t>
+        <w:t xml:space="preserve">  (run 07 October 2026 at 07:23, when this file was made).</w:t>
       </w:r>
     </w:p>
     <w:p>
@@ -3169,7 +3169,7 @@
                 <w:color w:val="262626"/>
                 <w:sz w:val="19"/>
               </w:rPr>
-              <w:t>Since 6 October 2026 (your 1-A, 2-A, 4-A; Step 1). moonlander.fit.edu asks the email as before; /prolific takes the Prolific ID from Prolific's link (a paste box if it is missing), stores it as prolific_pid and never as an email, marks every new record with its door (recruitment_source) and balances the four conditions inside each door. A returning Prolific person continues with no question; "A little about you" asks four questions there. 100 students and 100 Prolific people at once: 25 per condition inside each door. Checked live on the built site.</w:t>
+              <w:t>Since 6 October 2026 (your 1-A, 2-A, 4-A; Step 1). moonlander.fit.edu asks the email as before; /prolific takes the Prolific ID from Prolific's link (a paste box if it is missing), stores it as prolific_pid and never as an email, marks every new record with its door (recruitment_source) and balances the four conditions inside each door. A returning Prolific person continues with no question on the same browser, and is asked their age on another device (your 1-B, 7 October); "A little about you" asks four questions there. 100 students and 100 Prolific people at once: 25 per condition inside each door. Checked live on the built site.</w:t>
             </w:r>
           </w:p>
         </w:tc>
@@ -3371,6 +3371,276 @@
                 <w:sz w:val="17"/>
               </w:rPr>
               <w:t>validate:session (C14)</w:t>
+            </w:r>
+          </w:p>
+        </w:tc>
+      </w:tr>
+      <w:tr>
+        <w:trPr>
+          <w:cantSplit w:val="true"/>
+        </w:trPr>
+        <w:tc>
+          <w:tcPr>
+            <w:tcW w:type="dxa" w:w="504"/>
+            <w:vAlign w:val="center"/>
+            <w:shd w:val="clear" w:color="auto" w:fill="E8F5EC"/>
+          </w:tcPr>
+          <w:p>
+            <w:pPr>
+              <w:spacing w:after="20" w:before="20"/>
+            </w:pPr>
+            <w:r/>
+            <w:r>
+              <w:rPr>
+                <w:b/>
+                <w:i w:val="0"/>
+                <w:color w:val="1B7A3E"/>
+                <w:sz w:val="22"/>
+              </w:rPr>
+              <w:t>✔</w:t>
+            </w:r>
+          </w:p>
+        </w:tc>
+        <w:tc>
+          <w:tcPr>
+            <w:tcW w:type="dxa" w:w="2808"/>
+            <w:vAlign w:val="center"/>
+          </w:tcPr>
+          <w:p>
+            <w:pPr>
+              <w:spacing w:after="20" w:before="20"/>
+            </w:pPr>
+            <w:r/>
+            <w:r>
+              <w:rPr>
+                <w:b/>
+                <w:i w:val="0"/>
+                <w:color w:val="262626"/>
+                <w:sz w:val="19"/>
+              </w:rPr>
+              <w:t>A key alone opens nothing: an email or a Prolific ID shows only "finished or not".</w:t>
+            </w:r>
+          </w:p>
+        </w:tc>
+        <w:tc>
+          <w:tcPr>
+            <w:tcW w:type="dxa" w:w="4968"/>
+            <w:vAlign w:val="center"/>
+          </w:tcPr>
+          <w:p>
+            <w:pPr>
+              <w:spacing w:after="20" w:before="20"/>
+            </w:pPr>
+            <w:r/>
+            <w:r>
+              <w:rPr>
+                <w:b w:val="0"/>
+                <w:i w:val="0"/>
+                <w:color w:val="262626"/>
+                <w:sz w:val="19"/>
+              </w:rPr>
+              <w:t>Since 7 October 2026 (the audit's F2, your 2-A, 1-B, "2 - no limits"). The server checks the age before it hands back a person's details and saved run, and it never hands back their answers' analysis or any other section. A save without the browser's id is refused, and other websites cannot read the server's answers. Checked on the real server (a wrong age refused, the right age gives no analysis) and live in the browser.</w:t>
+            </w:r>
+          </w:p>
+        </w:tc>
+        <w:tc>
+          <w:tcPr>
+            <w:tcW w:type="dxa" w:w="1800"/>
+            <w:vAlign w:val="center"/>
+          </w:tcPr>
+          <w:p>
+            <w:pPr>
+              <w:spacing w:after="20" w:before="20"/>
+            </w:pPr>
+            <w:r/>
+            <w:r>
+              <w:rPr>
+                <w:b w:val="0"/>
+                <w:i w:val="0"/>
+                <w:color w:val="595959"/>
+                <w:sz w:val="17"/>
+              </w:rPr>
+              <w:t>validate:session, test:load (C15, L7)</w:t>
+            </w:r>
+          </w:p>
+        </w:tc>
+      </w:tr>
+      <w:tr>
+        <w:trPr>
+          <w:cantSplit w:val="true"/>
+        </w:trPr>
+        <w:tc>
+          <w:tcPr>
+            <w:tcW w:type="dxa" w:w="504"/>
+            <w:vAlign w:val="center"/>
+            <w:shd w:val="clear" w:color="auto" w:fill="E8F5EC"/>
+          </w:tcPr>
+          <w:p>
+            <w:pPr>
+              <w:spacing w:after="20" w:before="20"/>
+            </w:pPr>
+            <w:r/>
+            <w:r>
+              <w:rPr>
+                <w:b/>
+                <w:i w:val="0"/>
+                <w:color w:val="1B7A3E"/>
+                <w:sz w:val="22"/>
+              </w:rPr>
+              <w:t>✔</w:t>
+            </w:r>
+          </w:p>
+        </w:tc>
+        <w:tc>
+          <w:tcPr>
+            <w:tcW w:type="dxa" w:w="2808"/>
+            <w:vAlign w:val="center"/>
+          </w:tcPr>
+          <w:p>
+            <w:pPr>
+              <w:spacing w:after="20" w:before="20"/>
+            </w:pPr>
+            <w:r/>
+            <w:r>
+              <w:rPr>
+                <w:b/>
+                <w:i w:val="0"/>
+                <w:color w:val="262626"/>
+                <w:sz w:val="19"/>
+              </w:rPr>
+              <w:t>The Prolific version's consent page says Prolific's terms; the university page is unchanged.</w:t>
+            </w:r>
+          </w:p>
+        </w:tc>
+        <w:tc>
+          <w:tcPr>
+            <w:tcW w:type="dxa" w:w="4968"/>
+            <w:vAlign w:val="center"/>
+          </w:tcPr>
+          <w:p>
+            <w:pPr>
+              <w:spacing w:after="20" w:before="20"/>
+            </w:pPr>
+            <w:r/>
+            <w:r>
+              <w:rPr>
+                <w:b w:val="0"/>
+                <w:i w:val="0"/>
+                <w:color w:val="262626"/>
+                <w:sz w:val="19"/>
+              </w:rPr>
+              <w:t>Since 7 October 2026 (Step 2). Paid through Prolific (no gift card, no minutes rule), one sitting within Prolific's time limit, the Prolific ID instead of the email, "If you fail two or more of them, your submission may be rejected.", withdrawal through Prolific, one tick-box, and "I do not agree" (return the study on Prolific). The text for your ethics board: docs/PROLIFIC_CONSENT_FOR_ETHICS_BOARD.md.</w:t>
+            </w:r>
+          </w:p>
+        </w:tc>
+        <w:tc>
+          <w:tcPr>
+            <w:tcW w:type="dxa" w:w="1800"/>
+            <w:vAlign w:val="center"/>
+          </w:tcPr>
+          <w:p>
+            <w:pPr>
+              <w:spacing w:after="20" w:before="20"/>
+            </w:pPr>
+            <w:r/>
+            <w:r>
+              <w:rPr>
+                <w:b w:val="0"/>
+                <w:i w:val="0"/>
+                <w:color w:val="595959"/>
+                <w:sz w:val="17"/>
+              </w:rPr>
+              <w:t>validate:attention (T10)</w:t>
+            </w:r>
+          </w:p>
+        </w:tc>
+      </w:tr>
+      <w:tr>
+        <w:trPr>
+          <w:cantSplit w:val="true"/>
+        </w:trPr>
+        <w:tc>
+          <w:tcPr>
+            <w:tcW w:type="dxa" w:w="504"/>
+            <w:vAlign w:val="center"/>
+            <w:shd w:val="clear" w:color="auto" w:fill="E8F5EC"/>
+          </w:tcPr>
+          <w:p>
+            <w:pPr>
+              <w:spacing w:after="20" w:before="20"/>
+            </w:pPr>
+            <w:r/>
+            <w:r>
+              <w:rPr>
+                <w:b/>
+                <w:i w:val="0"/>
+                <w:color w:val="1B7A3E"/>
+                <w:sz w:val="22"/>
+              </w:rPr>
+              <w:t>✔</w:t>
+            </w:r>
+          </w:p>
+        </w:tc>
+        <w:tc>
+          <w:tcPr>
+            <w:tcW w:type="dxa" w:w="2808"/>
+            <w:vAlign w:val="center"/>
+          </w:tcPr>
+          <w:p>
+            <w:pPr>
+              <w:spacing w:after="20" w:before="20"/>
+            </w:pPr>
+            <w:r/>
+            <w:r>
+              <w:rPr>
+                <w:b/>
+                <w:i w:val="0"/>
+                <w:color w:val="262626"/>
+                <w:sz w:val="19"/>
+              </w:rPr>
+              <w:t>The Prolific version has two "pick the number" rows; the university version keeps its one.</w:t>
+            </w:r>
+          </w:p>
+        </w:tc>
+        <w:tc>
+          <w:tcPr>
+            <w:tcW w:type="dxa" w:w="4968"/>
+            <w:vAlign w:val="center"/>
+          </w:tcPr>
+          <w:p>
+            <w:pPr>
+              <w:spacing w:after="20" w:before="20"/>
+            </w:pPr>
+            <w:r/>
+            <w:r>
+              <w:rPr>
+                <w:b w:val="0"/>
+                <w:i w:val="0"/>
+                <w:color w:val="262626"/>
+                <w:sz w:val="19"/>
+              </w:rPr>
+              <w:t>Since 7 October 2026 (your 3-B, Step 3). One row in "The tools &amp; the experiment design" and one in "How this experience was for you", two different numbers two to five. Only these two count for Prolific's rule, and failing BOTH is the "look first" flag (a random clicker fails both about 36 times in 49). The university plan is drawn exactly as before (20,000 compared, 0 different), and a run already in progress keeps its answered checks.</w:t>
+            </w:r>
+          </w:p>
+        </w:tc>
+        <w:tc>
+          <w:tcPr>
+            <w:tcW w:type="dxa" w:w="1800"/>
+            <w:vAlign w:val="center"/>
+          </w:tcPr>
+          <w:p>
+            <w:pPr>
+              <w:spacing w:after="20" w:before="20"/>
+            </w:pPr>
+            <w:r/>
+            <w:r>
+              <w:rPr>
+                <w:b w:val="0"/>
+                <w:i w:val="0"/>
+                <w:color w:val="595959"/>
+                <w:sz w:val="17"/>
+              </w:rPr>
+              <w:t>validate:attention (T9)</w:t>
             </w:r>
           </w:p>
         </w:tc>
@@ -9938,7 +10208,7 @@
                 <w:color w:val="262626"/>
                 <w:sz w:val="19"/>
               </w:rPr>
-              <w:t>Decided 6 October 2026: two versions on one website (the email version for FIT students and employees, and moonlander.fit.edu/prolific), conditions balanced per group, the second number check in the Prolific version only, no pilot, the first batch 40 places, every submission manually reviewed with a daily pay check by Claude. Built: Step 0 (many people at once) and Step 1 (the two doors and the Prolific ID). Still to build: steps 2-5 in docs/PROLIFIC_CONVERSION_PLAN.md section 1b (the Prolific door still shows the university consent page). Deploy after Step 4, with a database backup first (your 3-A).</w:t>
+              <w:t>Decided 6 October 2026: two versions on one website (the email version for FIT students and employees, and moonlander.fit.edu/prolific), conditions balanced per group, the second number check in the Prolific version only, no pilot, the first batch 40 places, every submission manually reviewed with a daily pay check by Claude. Built: Step 0 (many people at once), Step 1 (the two doors and the Prolific ID), the privacy fix, Step 2 (the Prolific consent page) and Step 3 (the second number row). Still to build: Step 4 (the end page with the completion code and "Return to Prolific") and Step 5 (the daily pay check), docs/PROLIFIC_CONVERSION_PLAN.md section 1b. Deploy after Step 4, with a database backup first (your 3-A).</w:t>
             </w:r>
           </w:p>
         </w:tc>
@@ -9986,7 +10256,7 @@
                 <w:color w:val="262626"/>
                 <w:sz w:val="19"/>
               </w:rPr>
-              <w:t>Anybody who knows a key can download that person's whole record (audit F2)</w:t>
+              <w:t>Your ethics board approves the Prolific consent text</w:t>
             </w:r>
           </w:p>
         </w:tc>
@@ -10007,7 +10277,7 @@
                 <w:color w:val="262626"/>
                 <w:sz w:val="19"/>
               </w:rPr>
-              <w:t>Found in the audit of 6 October 2026, older than the two doors: /api/participants/lookup returns the whole record (every answer, and the age) to anyone who knows a participant's email or Prolific ID, so the "email and age" check is weaker than it looks. Your 2-A: fix it as the next step, before Step 2 - the start page would learn only "new, unfinished or finished", the server would check the age itself, and answers would come down only after that.</w:t>
+              <w:t>docs/PROLIFIC_CONSENT_FOR_ETHICS_BOARD.md shows the Prolific version's consent page beside the university's: eight parts differ (payment through Prolific, one sitting, the Prolific ID instead of the email, the two-failure attention rule, one tick-box, "I do not agree"). The Prolific door must not open before the approval.</w:t>
             </w:r>
           </w:p>
         </w:tc>
@@ -10028,7 +10298,7 @@
                 <w:color w:val="595959"/>
                 <w:sz w:val="19"/>
               </w:rPr>
-              <w:t>Before launch, next</w:t>
+              <w:t>Before Prolific</w:t>
             </w:r>
           </w:p>
         </w:tc>
@@ -10490,7 +10760,7 @@
                 <w:color w:val="262626"/>
                 <w:sz w:val="19"/>
               </w:rPr>
-              <w:t>Anyone who knows a participant's email and age can take their record, exactly as they could already continue their study. It stops accidents and casual misuse, not a determined attacker; there are no passwords.</w:t>
+              <w:t>Anyone who knows a participant's key (email or Prolific ID) and age can take their record, exactly as they could already continue their study (since 7 October 2026 a key alone shows only "finished or not"). It stops accidents and casual misuse, not a determined attacker; there are no passwords.</w:t>
             </w:r>
           </w:p>
         </w:tc>
@@ -11565,7 +11835,7 @@
                 <w:color w:val="595959"/>
                 <w:sz w:val="17"/>
               </w:rPr>
-              <w:t>12</w:t>
+              <w:t>13</w:t>
             </w:r>
           </w:p>
         </w:tc>
@@ -11654,7 +11924,7 @@
                 <w:color w:val="595959"/>
                 <w:sz w:val="17"/>
               </w:rPr>
-              <w:t>14</w:t>
+              <w:t>16</w:t>
             </w:r>
           </w:p>
         </w:tc>
@@ -12722,7 +12992,7 @@
                 <w:color w:val="595959"/>
                 <w:sz w:val="17"/>
               </w:rPr>
-              <w:t>7</w:t>
+              <w:t>8</w:t>
             </w:r>
           </w:p>
         </w:tc>
@@ -12811,7 +13081,7 @@
                 <w:color w:val="595959"/>
                 <w:sz w:val="17"/>
               </w:rPr>
-              <w:t>12</w:t>
+              <w:t>13</w:t>
             </w:r>
           </w:p>
         </w:tc>
@@ -12900,7 +13170,7 @@
                 <w:color w:val="595959"/>
                 <w:sz w:val="17"/>
               </w:rPr>
-              <w:t>10</w:t>
+              <w:t>9</w:t>
             </w:r>
           </w:p>
         </w:tc>
@@ -13523,7 +13793,7 @@
                 <w:color w:val="595959"/>
                 <w:sz w:val="17"/>
               </w:rPr>
-              <w:t>29</w:t>
+              <w:t>30</w:t>
             </w:r>
           </w:p>
         </w:tc>
@@ -13612,7 +13882,7 @@
                 <w:color w:val="595959"/>
                 <w:sz w:val="17"/>
               </w:rPr>
-              <w:t>5</w:t>
+              <w:t>6</w:t>
             </w:r>
           </w:p>
         </w:tc>
@@ -13769,7 +14039,7 @@
                 <w:color w:val="595959"/>
                 <w:sz w:val="17"/>
               </w:rPr>
-              <w:t>✓ built in 745ms</w:t>
+              <w:t>✓ built in 838ms</w:t>
             </w:r>
           </w:p>
         </w:tc>

--- a/docs/VRDS_Accuracy_Checklist.docx
+++ b/docs/VRDS_Accuracy_Checklist.docx
@@ -41,7 +41,7 @@
           <w:color w:val="595959"/>
           <w:sz w:val="20"/>
         </w:rPr>
-        <w:t>For Waseem and Claude  ·  07 October 2026  ·  code at commit cd2cc56 on Prolific-branch-Edit_10_1</w:t>
+        <w:t>For Waseem and Claude  ·  07 October 2026  ·  code at commit 727d215 on Prolific-branch-Edit_10_1</w:t>
       </w:r>
     </w:p>
     <w:p>
@@ -60,7 +60,7 @@
         <w:rPr>
           <w:color w:val="595959"/>
         </w:rPr>
-        <w:t xml:space="preserve">  (run 07 October 2026 at 07:23, when this file was made).</w:t>
+        <w:t xml:space="preserve">  (run 07 October 2026 at 09:57, when this file was made).</w:t>
       </w:r>
     </w:p>
     <w:p>
@@ -211,7 +211,7 @@
                 <w:color w:val="262626"/>
                 <w:sz w:val="19"/>
               </w:rPr>
-              <w:t>2026-10-06-two-doors</w:t>
+              <w:t>2026-10-07-prolific-checks</w:t>
             </w:r>
           </w:p>
         </w:tc>
@@ -3641,6 +3641,96 @@
                 <w:sz w:val="17"/>
               </w:rPr>
               <w:t>validate:attention (T9)</w:t>
+            </w:r>
+          </w:p>
+        </w:tc>
+      </w:tr>
+      <w:tr>
+        <w:trPr>
+          <w:cantSplit w:val="true"/>
+        </w:trPr>
+        <w:tc>
+          <w:tcPr>
+            <w:tcW w:type="dxa" w:w="504"/>
+            <w:vAlign w:val="center"/>
+            <w:shd w:val="clear" w:color="auto" w:fill="E8F5EC"/>
+          </w:tcPr>
+          <w:p>
+            <w:pPr>
+              <w:spacing w:after="20" w:before="20"/>
+            </w:pPr>
+            <w:r/>
+            <w:r>
+              <w:rPr>
+                <w:b/>
+                <w:i w:val="0"/>
+                <w:color w:val="1B7A3E"/>
+                <w:sz w:val="22"/>
+              </w:rPr>
+              <w:t>✔</w:t>
+            </w:r>
+          </w:p>
+        </w:tc>
+        <w:tc>
+          <w:tcPr>
+            <w:tcW w:type="dxa" w:w="2808"/>
+            <w:vAlign w:val="center"/>
+          </w:tcPr>
+          <w:p>
+            <w:pPr>
+              <w:spacing w:after="20" w:before="20"/>
+            </w:pPr>
+            <w:r/>
+            <w:r>
+              <w:rPr>
+                <w:b/>
+                <w:i w:val="0"/>
+                <w:color w:val="262626"/>
+                <w:sz w:val="19"/>
+              </w:rPr>
+              <w:t>The Prolific version ends with the completion code and a "Return to Prolific" button.</w:t>
+            </w:r>
+          </w:p>
+        </w:tc>
+        <w:tc>
+          <w:tcPr>
+            <w:tcW w:type="dxa" w:w="4968"/>
+            <w:vAlign w:val="center"/>
+          </w:tcPr>
+          <w:p>
+            <w:pPr>
+              <w:spacing w:after="20" w:before="20"/>
+            </w:pPr>
+            <w:r/>
+            <w:r>
+              <w:rPr>
+                <w:b w:val="0"/>
+                <w:i w:val="0"/>
+                <w:color w:val="262626"/>
+                <w:sz w:val="19"/>
+              </w:rPr>
+              <w:t>Since 7 October 2026 (Step 4; your 1-A, 2-A, 3-A). The code lives only in the server's settings file (.env), never in the page's code or the database. The server gives it only to the browser holding a FINISHED Prolific record; the final page shows it with Copy and a button (never an automatic jump); a person who already finished gets it again on another device after the age check. The record keeps when the code was given, never the code. The feedback page now says "confidential" in both versions. Checked on the real server with a made-up code and live in the browser.</w:t>
+            </w:r>
+          </w:p>
+        </w:tc>
+        <w:tc>
+          <w:tcPr>
+            <w:tcW w:type="dxa" w:w="1800"/>
+            <w:vAlign w:val="center"/>
+          </w:tcPr>
+          <w:p>
+            <w:pPr>
+              <w:spacing w:after="20" w:before="20"/>
+            </w:pPr>
+            <w:r/>
+            <w:r>
+              <w:rPr>
+                <w:b w:val="0"/>
+                <w:i w:val="0"/>
+                <w:color w:val="595959"/>
+                <w:sz w:val="17"/>
+              </w:rPr>
+              <w:t>validate:session, test:load (C16, L8)</w:t>
             </w:r>
           </w:p>
         </w:tc>
@@ -10208,7 +10298,7 @@
                 <w:color w:val="262626"/>
                 <w:sz w:val="19"/>
               </w:rPr>
-              <w:t>Decided 6 October 2026: two versions on one website (the email version for FIT students and employees, and moonlander.fit.edu/prolific), conditions balanced per group, the second number check in the Prolific version only, no pilot, the first batch 40 places, every submission manually reviewed with a daily pay check by Claude. Built: Step 0 (many people at once), Step 1 (the two doors and the Prolific ID), the privacy fix, Step 2 (the Prolific consent page) and Step 3 (the second number row). Still to build: Step 4 (the end page with the completion code and "Return to Prolific") and Step 5 (the daily pay check), docs/PROLIFIC_CONVERSION_PLAN.md section 1b. Deploy after Step 4, with a database backup first (your 3-A).</w:t>
+              <w:t>Decided 6 October 2026: two versions on one website (the email version for FIT students and employees, and moonlander.fit.edu/prolific), conditions balanced per group, the second number check in the Prolific version only, no pilot, the first batch 40 places, every submission manually reviewed with a daily pay check by Claude. Built: Step 0 (many people at once), Step 1 (the two doors and the Prolific ID), the privacy fix, Step 2 (the Prolific consent page), Step 3 (the second number row) and Step 4 (the completion code and "Return to Prolific"). Still to build: Step 5 (the daily pay check), docs/PROLIFIC_CONVERSION_PLAN.md section 1b. Ready to deploy now (your 3-A): back up the database first, and add PROLIFIC_COMPLETION_CODE to the server's .env (DEPLOYMENT.md, Part C).</w:t>
             </w:r>
           </w:p>
         </w:tc>
@@ -10230,6 +10320,75 @@
                 <w:sz w:val="19"/>
               </w:rPr>
               <w:t>Before Prolific</w:t>
+            </w:r>
+          </w:p>
+        </w:tc>
+      </w:tr>
+      <w:tr>
+        <w:trPr>
+          <w:cantSplit w:val="true"/>
+        </w:trPr>
+        <w:tc>
+          <w:tcPr>
+            <w:tcW w:type="dxa" w:w="2592"/>
+            <w:vAlign w:val="center"/>
+            <w:shd w:val="clear" w:color="auto" w:fill="FFF4E0"/>
+          </w:tcPr>
+          <w:p>
+            <w:pPr>
+              <w:spacing w:after="20" w:before="20"/>
+            </w:pPr>
+            <w:r/>
+            <w:r>
+              <w:rPr>
+                <w:b/>
+                <w:i w:val="0"/>
+                <w:color w:val="262626"/>
+                <w:sz w:val="19"/>
+              </w:rPr>
+              <w:t>A finished person on a new device counts as "just arrived" for 30 minutes</w:t>
+            </w:r>
+          </w:p>
+        </w:tc>
+        <w:tc>
+          <w:tcPr>
+            <w:tcW w:type="dxa" w:w="5904"/>
+            <w:vAlign w:val="center"/>
+          </w:tcPr>
+          <w:p>
+            <w:pPr>
+              <w:spacing w:after="20" w:before="20"/>
+            </w:pPr>
+            <w:r/>
+            <w:r>
+              <w:rPr>
+                <w:b w:val="0"/>
+                <w:i w:val="0"/>
+                <w:color w:val="262626"/>
+                <w:sz w:val="19"/>
+              </w:rPr>
+              <w:t>Noticed on 7 October 2026, not changed: somebody who already finished and opens the study on a new device is given a landing-page condition that counts for balance as "just arrived" for 30 minutes (both versions, since 1 October). The balance is off by one for that half hour, then corrects itself. A small fix (release that arrival when the first page sees a finished person) is possible.</w:t>
+            </w:r>
+          </w:p>
+        </w:tc>
+        <w:tc>
+          <w:tcPr>
+            <w:tcW w:type="dxa" w:w="1584"/>
+            <w:vAlign w:val="center"/>
+          </w:tcPr>
+          <w:p>
+            <w:pPr>
+              <w:spacing w:after="20" w:before="20"/>
+            </w:pPr>
+            <w:r/>
+            <w:r>
+              <w:rPr>
+                <w:b w:val="0"/>
+                <w:i w:val="0"/>
+                <w:color w:val="595959"/>
+                <w:sz w:val="19"/>
+              </w:rPr>
+              <w:t>Optional</w:t>
             </w:r>
           </w:p>
         </w:tc>
@@ -11924,7 +12083,7 @@
                 <w:color w:val="595959"/>
                 <w:sz w:val="17"/>
               </w:rPr>
-              <w:t>16</w:t>
+              <w:t>17</w:t>
             </w:r>
           </w:p>
         </w:tc>
@@ -12814,7 +12973,7 @@
                 <w:color w:val="595959"/>
                 <w:sz w:val="17"/>
               </w:rPr>
-              <w:t>9</w:t>
+              <w:t>10</w:t>
             </w:r>
           </w:p>
         </w:tc>
@@ -13170,7 +13329,7 @@
                 <w:color w:val="595959"/>
                 <w:sz w:val="17"/>
               </w:rPr>
-              <w:t>9</w:t>
+              <w:t>11</w:t>
             </w:r>
           </w:p>
         </w:tc>
@@ -13348,7 +13507,7 @@
                 <w:color w:val="595959"/>
                 <w:sz w:val="17"/>
               </w:rPr>
-              <w:t>7</w:t>
+              <w:t>8</w:t>
             </w:r>
           </w:p>
         </w:tc>
@@ -13526,7 +13685,7 @@
                 <w:color w:val="595959"/>
                 <w:sz w:val="17"/>
               </w:rPr>
-              <w:t>9</w:t>
+              <w:t>10</w:t>
             </w:r>
           </w:p>
         </w:tc>
@@ -13615,7 +13774,7 @@
                 <w:color w:val="595959"/>
                 <w:sz w:val="17"/>
               </w:rPr>
-              <w:t>7</w:t>
+              <w:t>9</w:t>
             </w:r>
           </w:p>
         </w:tc>
@@ -13704,7 +13863,7 @@
                 <w:color w:val="595959"/>
                 <w:sz w:val="17"/>
               </w:rPr>
-              <w:t>27</w:t>
+              <w:t>29</w:t>
             </w:r>
           </w:p>
         </w:tc>
@@ -14039,7 +14198,7 @@
                 <w:color w:val="595959"/>
                 <w:sz w:val="17"/>
               </w:rPr>
-              <w:t>✓ built in 838ms</w:t>
+              <w:t>✓ built in 945ms</w:t>
             </w:r>
           </w:p>
         </w:tc>

--- a/docs/VRDS_Accuracy_Checklist.docx
+++ b/docs/VRDS_Accuracy_Checklist.docx
@@ -41,7 +41,7 @@
           <w:color w:val="595959"/>
           <w:sz w:val="20"/>
         </w:rPr>
-        <w:t>For Waseem and Claude  ·  07 October 2026  ·  code at commit 727d215 on Prolific-branch-Edit_10_1</w:t>
+        <w:t>For Waseem and Claude  ·  07 October 2026  ·  code at commit c6ccbf5 on Prolific-branch-Edit_10_1</w:t>
       </w:r>
     </w:p>
     <w:p>
@@ -60,7 +60,7 @@
         <w:rPr>
           <w:color w:val="595959"/>
         </w:rPr>
-        <w:t xml:space="preserve">  (run 07 October 2026 at 09:57, when this file was made).</w:t>
+        <w:t xml:space="preserve">  (run 07 October 2026 at 10:23, when this file was made).</w:t>
       </w:r>
     </w:p>
     <w:p>
@@ -3731,6 +3731,96 @@
                 <w:sz w:val="17"/>
               </w:rPr>
               <w:t>validate:session, test:load (C16, L8)</w:t>
+            </w:r>
+          </w:p>
+        </w:tc>
+      </w:tr>
+      <w:tr>
+        <w:trPr>
+          <w:cantSplit w:val="true"/>
+        </w:trPr>
+        <w:tc>
+          <w:tcPr>
+            <w:tcW w:type="dxa" w:w="504"/>
+            <w:vAlign w:val="center"/>
+            <w:shd w:val="clear" w:color="auto" w:fill="E8F5EC"/>
+          </w:tcPr>
+          <w:p>
+            <w:pPr>
+              <w:spacing w:after="20" w:before="20"/>
+            </w:pPr>
+            <w:r/>
+            <w:r>
+              <w:rPr>
+                <w:b/>
+                <w:i w:val="0"/>
+                <w:color w:val="1B7A3E"/>
+                <w:sz w:val="22"/>
+              </w:rPr>
+              <w:t>✔</w:t>
+            </w:r>
+          </w:p>
+        </w:tc>
+        <w:tc>
+          <w:tcPr>
+            <w:tcW w:type="dxa" w:w="2808"/>
+            <w:vAlign w:val="center"/>
+          </w:tcPr>
+          <w:p>
+            <w:pPr>
+              <w:spacing w:after="20" w:before="20"/>
+            </w:pPr>
+            <w:r/>
+            <w:r>
+              <w:rPr>
+                <w:b/>
+                <w:i w:val="0"/>
+                <w:color w:val="262626"/>
+                <w:sz w:val="19"/>
+              </w:rPr>
+              <w:t>Somebody who already finished never tilts the balance.</w:t>
+            </w:r>
+          </w:p>
+        </w:tc>
+        <w:tc>
+          <w:tcPr>
+            <w:tcW w:type="dxa" w:w="4968"/>
+            <w:vAlign w:val="center"/>
+          </w:tcPr>
+          <w:p>
+            <w:pPr>
+              <w:spacing w:after="20" w:before="20"/>
+            </w:pPr>
+            <w:r/>
+            <w:r>
+              <w:rPr>
+                <w:b w:val="0"/>
+                <w:i w:val="0"/>
+                <w:color w:val="262626"/>
+                <w:sz w:val="19"/>
+              </w:rPr>
+              <w:t>Since 7 October 2026 (your "A"). A finished person who opens the study on a new device is given a condition by the landing page; the first page now gives it back as soon as it sees they finished, so it never counts as "just arrived" (both versions). Checked live.</w:t>
+            </w:r>
+          </w:p>
+        </w:tc>
+        <w:tc>
+          <w:tcPr>
+            <w:tcW w:type="dxa" w:w="1800"/>
+            <w:vAlign w:val="center"/>
+          </w:tcPr>
+          <w:p>
+            <w:pPr>
+              <w:spacing w:after="20" w:before="20"/>
+            </w:pPr>
+            <w:r/>
+            <w:r>
+              <w:rPr>
+                <w:b w:val="0"/>
+                <w:i w:val="0"/>
+                <w:color w:val="595959"/>
+                <w:sz w:val="17"/>
+              </w:rPr>
+              <w:t>validate:conditions (N26)</w:t>
             </w:r>
           </w:p>
         </w:tc>
@@ -10346,75 +10436,6 @@
                 <w:color w:val="262626"/>
                 <w:sz w:val="19"/>
               </w:rPr>
-              <w:t>A finished person on a new device counts as "just arrived" for 30 minutes</w:t>
-            </w:r>
-          </w:p>
-        </w:tc>
-        <w:tc>
-          <w:tcPr>
-            <w:tcW w:type="dxa" w:w="5904"/>
-            <w:vAlign w:val="center"/>
-          </w:tcPr>
-          <w:p>
-            <w:pPr>
-              <w:spacing w:after="20" w:before="20"/>
-            </w:pPr>
-            <w:r/>
-            <w:r>
-              <w:rPr>
-                <w:b w:val="0"/>
-                <w:i w:val="0"/>
-                <w:color w:val="262626"/>
-                <w:sz w:val="19"/>
-              </w:rPr>
-              <w:t>Noticed on 7 October 2026, not changed: somebody who already finished and opens the study on a new device is given a landing-page condition that counts for balance as "just arrived" for 30 minutes (both versions, since 1 October). The balance is off by one for that half hour, then corrects itself. A small fix (release that arrival when the first page sees a finished person) is possible.</w:t>
-            </w:r>
-          </w:p>
-        </w:tc>
-        <w:tc>
-          <w:tcPr>
-            <w:tcW w:type="dxa" w:w="1584"/>
-            <w:vAlign w:val="center"/>
-          </w:tcPr>
-          <w:p>
-            <w:pPr>
-              <w:spacing w:after="20" w:before="20"/>
-            </w:pPr>
-            <w:r/>
-            <w:r>
-              <w:rPr>
-                <w:b w:val="0"/>
-                <w:i w:val="0"/>
-                <w:color w:val="595959"/>
-                <w:sz w:val="19"/>
-              </w:rPr>
-              <w:t>Optional</w:t>
-            </w:r>
-          </w:p>
-        </w:tc>
-      </w:tr>
-      <w:tr>
-        <w:trPr>
-          <w:cantSplit w:val="true"/>
-        </w:trPr>
-        <w:tc>
-          <w:tcPr>
-            <w:tcW w:type="dxa" w:w="2592"/>
-            <w:vAlign w:val="center"/>
-            <w:shd w:val="clear" w:color="auto" w:fill="FFF4E0"/>
-          </w:tcPr>
-          <w:p>
-            <w:pPr>
-              <w:spacing w:after="20" w:before="20"/>
-            </w:pPr>
-            <w:r/>
-            <w:r>
-              <w:rPr>
-                <w:b/>
-                <w:i w:val="0"/>
-                <w:color w:val="262626"/>
-                <w:sz w:val="19"/>
-              </w:rPr>
               <w:t>Your ethics board approves the Prolific consent text</w:t>
             </w:r>
           </w:p>
@@ -11994,7 +12015,7 @@
                 <w:color w:val="595959"/>
                 <w:sz w:val="17"/>
               </w:rPr>
-              <w:t>13</w:t>
+              <w:t>12</w:t>
             </w:r>
           </w:p>
         </w:tc>
@@ -12083,7 +12104,7 @@
                 <w:color w:val="595959"/>
                 <w:sz w:val="17"/>
               </w:rPr>
-              <w:t>17</w:t>
+              <w:t>15</w:t>
             </w:r>
           </w:p>
         </w:tc>
@@ -13151,7 +13172,7 @@
                 <w:color w:val="595959"/>
                 <w:sz w:val="17"/>
               </w:rPr>
-              <w:t>8</w:t>
+              <w:t>7</w:t>
             </w:r>
           </w:p>
         </w:tc>
@@ -13240,7 +13261,7 @@
                 <w:color w:val="595959"/>
                 <w:sz w:val="17"/>
               </w:rPr>
-              <w:t>13</w:t>
+              <w:t>12</w:t>
             </w:r>
           </w:p>
         </w:tc>
@@ -13329,7 +13350,7 @@
                 <w:color w:val="595959"/>
                 <w:sz w:val="17"/>
               </w:rPr>
-              <w:t>11</w:t>
+              <w:t>10</w:t>
             </w:r>
           </w:p>
         </w:tc>
@@ -13507,7 +13528,7 @@
                 <w:color w:val="595959"/>
                 <w:sz w:val="17"/>
               </w:rPr>
-              <w:t>8</w:t>
+              <w:t>7</w:t>
             </w:r>
           </w:p>
         </w:tc>
@@ -13685,7 +13706,7 @@
                 <w:color w:val="595959"/>
                 <w:sz w:val="17"/>
               </w:rPr>
-              <w:t>10</w:t>
+              <w:t>9</w:t>
             </w:r>
           </w:p>
         </w:tc>
@@ -13774,7 +13795,7 @@
                 <w:color w:val="595959"/>
                 <w:sz w:val="17"/>
               </w:rPr>
-              <w:t>9</w:t>
+              <w:t>8</w:t>
             </w:r>
           </w:p>
         </w:tc>
@@ -13863,7 +13884,7 @@
                 <w:color w:val="595959"/>
                 <w:sz w:val="17"/>
               </w:rPr>
-              <w:t>29</w:t>
+              <w:t>27</w:t>
             </w:r>
           </w:p>
         </w:tc>
@@ -13952,7 +13973,7 @@
                 <w:color w:val="595959"/>
                 <w:sz w:val="17"/>
               </w:rPr>
-              <w:t>30</w:t>
+              <w:t>27</w:t>
             </w:r>
           </w:p>
         </w:tc>
@@ -14041,7 +14062,7 @@
                 <w:color w:val="595959"/>
                 <w:sz w:val="17"/>
               </w:rPr>
-              <w:t>6</w:t>
+              <w:t>5</w:t>
             </w:r>
           </w:p>
         </w:tc>
@@ -14198,7 +14219,7 @@
                 <w:color w:val="595959"/>
                 <w:sz w:val="17"/>
               </w:rPr>
-              <w:t>✓ built in 945ms</w:t>
+              <w:t>✓ built in 773ms</w:t>
             </w:r>
           </w:p>
         </w:tc>

--- a/docs/VRDS_Accuracy_Checklist.docx
+++ b/docs/VRDS_Accuracy_Checklist.docx
@@ -41,7 +41,7 @@
           <w:color w:val="595959"/>
           <w:sz w:val="20"/>
         </w:rPr>
-        <w:t>For Waseem and Claude  ·  07 October 2026  ·  code at commit c6ccbf5 on Prolific-branch-Edit_10_1</w:t>
+        <w:t>For Waseem and Claude  ·  07 October 2026  ·  code at commit ab6afbe on Prolific-branch-Edit_10_1</w:t>
       </w:r>
     </w:p>
     <w:p>
@@ -54,13 +54,13 @@
           <w:color w:val="1B7A3E"/>
           <w:sz w:val="24"/>
         </w:rPr>
-        <w:t>All 28 checks passed</w:t>
+        <w:t>All 29 checks passed</w:t>
       </w:r>
       <w:r>
         <w:rPr>
           <w:color w:val="595959"/>
         </w:rPr>
-        <w:t xml:space="preserve">  (run 07 October 2026 at 10:23, when this file was made).</w:t>
+        <w:t xml:space="preserve">  (run 07 October 2026 at 14:01, when this file was made).</w:t>
       </w:r>
     </w:p>
     <w:p>
@@ -3731,6 +3731,186 @@
                 <w:sz w:val="17"/>
               </w:rPr>
               <w:t>validate:session, test:load (C16, L8)</w:t>
+            </w:r>
+          </w:p>
+        </w:tc>
+      </w:tr>
+      <w:tr>
+        <w:trPr>
+          <w:cantSplit w:val="true"/>
+        </w:trPr>
+        <w:tc>
+          <w:tcPr>
+            <w:tcW w:type="dxa" w:w="504"/>
+            <w:vAlign w:val="center"/>
+            <w:shd w:val="clear" w:color="auto" w:fill="E8F5EC"/>
+          </w:tcPr>
+          <w:p>
+            <w:pPr>
+              <w:spacing w:after="20" w:before="20"/>
+            </w:pPr>
+            <w:r/>
+            <w:r>
+              <w:rPr>
+                <w:b/>
+                <w:i w:val="0"/>
+                <w:color w:val="1B7A3E"/>
+                <w:sz w:val="22"/>
+              </w:rPr>
+              <w:t>✔</w:t>
+            </w:r>
+          </w:p>
+        </w:tc>
+        <w:tc>
+          <w:tcPr>
+            <w:tcW w:type="dxa" w:w="2808"/>
+            <w:vAlign w:val="center"/>
+          </w:tcPr>
+          <w:p>
+            <w:pPr>
+              <w:spacing w:after="20" w:before="20"/>
+            </w:pPr>
+            <w:r/>
+            <w:r>
+              <w:rPr>
+                <w:b/>
+                <w:i w:val="0"/>
+                <w:color w:val="262626"/>
+                <w:sz w:val="19"/>
+              </w:rPr>
+              <w:t>Only a real, finished study gets the Prolific code.</w:t>
+            </w:r>
+          </w:p>
+        </w:tc>
+        <w:tc>
+          <w:tcPr>
+            <w:tcW w:type="dxa" w:w="4968"/>
+            <w:vAlign w:val="center"/>
+          </w:tcPr>
+          <w:p>
+            <w:pPr>
+              <w:spacing w:after="20" w:before="20"/>
+            </w:pPr>
+            <w:r/>
+            <w:r>
+              <w:rPr>
+                <w:b w:val="0"/>
+                <w:i w:val="0"/>
+                <w:color w:val="262626"/>
+                <w:sz w:val="19"/>
+              </w:rPr>
+              <w:t>Since the audit of 7 October 2026 (your 1-yes). The server gives the code only when the record also holds the feedback and all six scenarios, so a script that just marks a record finished gets nothing; the code is kept exactly as written (capitals matter), and a screen reader announces it. Checked on the real server with a made-up code in small and capital letters.</w:t>
+            </w:r>
+          </w:p>
+        </w:tc>
+        <w:tc>
+          <w:tcPr>
+            <w:tcW w:type="dxa" w:w="1800"/>
+            <w:vAlign w:val="center"/>
+          </w:tcPr>
+          <w:p>
+            <w:pPr>
+              <w:spacing w:after="20" w:before="20"/>
+            </w:pPr>
+            <w:r/>
+            <w:r>
+              <w:rPr>
+                <w:b w:val="0"/>
+                <w:i w:val="0"/>
+                <w:color w:val="595959"/>
+                <w:sz w:val="17"/>
+              </w:rPr>
+              <w:t>validate:session, test:load (C16, L8)</w:t>
+            </w:r>
+          </w:p>
+        </w:tc>
+      </w:tr>
+      <w:tr>
+        <w:trPr>
+          <w:cantSplit w:val="true"/>
+        </w:trPr>
+        <w:tc>
+          <w:tcPr>
+            <w:tcW w:type="dxa" w:w="504"/>
+            <w:vAlign w:val="center"/>
+            <w:shd w:val="clear" w:color="auto" w:fill="E8F5EC"/>
+          </w:tcPr>
+          <w:p>
+            <w:pPr>
+              <w:spacing w:after="20" w:before="20"/>
+            </w:pPr>
+            <w:r/>
+            <w:r>
+              <w:rPr>
+                <w:b/>
+                <w:i w:val="0"/>
+                <w:color w:val="1B7A3E"/>
+                <w:sz w:val="22"/>
+              </w:rPr>
+              <w:t>✔</w:t>
+            </w:r>
+          </w:p>
+        </w:tc>
+        <w:tc>
+          <w:tcPr>
+            <w:tcW w:type="dxa" w:w="2808"/>
+            <w:vAlign w:val="center"/>
+          </w:tcPr>
+          <w:p>
+            <w:pPr>
+              <w:spacing w:after="20" w:before="20"/>
+            </w:pPr>
+            <w:r/>
+            <w:r>
+              <w:rPr>
+                <w:b/>
+                <w:i w:val="0"/>
+                <w:color w:val="262626"/>
+                <w:sz w:val="19"/>
+              </w:rPr>
+              <w:t>The daily pay check sorts every Prolific submission by Prolific's own rules.</w:t>
+            </w:r>
+          </w:p>
+        </w:tc>
+        <w:tc>
+          <w:tcPr>
+            <w:tcW w:type="dxa" w:w="4968"/>
+            <w:vAlign w:val="center"/>
+          </w:tcPr>
+          <w:p>
+            <w:pPr>
+              <w:spacing w:after="20" w:before="20"/>
+            </w:pPr>
+            <w:r/>
+            <w:r>
+              <w:rPr>
+                <w:b w:val="0"/>
+                <w:i w:val="0"/>
+                <w:color w:val="262626"/>
+                <w:sz w:val="19"/>
+              </w:rPr>
+              <w:t>Since 7 October 2026 (Step 5; your 1-A, 2-A, 3-A, 4-A). npm run pay:check reads the day's Compass export and Prolific's file and writes PAY_CHECK.md and approve_ids.txt: Pay, Look first (both number rows failed, the same answer everywhere or 3+ rushed blocks, exceptionally fast on Prolific's time), Problem (no or unfinished record, answers missing, the code never shown, almost no working time, clocks that disagree), Not finished, Decided. It never rejects, never prints an email or the code. How to: docs/DAILY_PAY_CHECK.md.</w:t>
+            </w:r>
+          </w:p>
+        </w:tc>
+        <w:tc>
+          <w:tcPr>
+            <w:tcW w:type="dxa" w:w="1800"/>
+            <w:vAlign w:val="center"/>
+          </w:tcPr>
+          <w:p>
+            <w:pPr>
+              <w:spacing w:after="20" w:before="20"/>
+            </w:pPr>
+            <w:r/>
+            <w:r>
+              <w:rPr>
+                <w:b w:val="0"/>
+                <w:i w:val="0"/>
+                <w:color w:val="595959"/>
+                <w:sz w:val="17"/>
+              </w:rPr>
+              <w:t>validate:pay (Y1-Y5)</w:t>
             </w:r>
           </w:p>
         </w:tc>
@@ -10388,7 +10568,7 @@
                 <w:color w:val="262626"/>
                 <w:sz w:val="19"/>
               </w:rPr>
-              <w:t>Decided 6 October 2026: two versions on one website (the email version for FIT students and employees, and moonlander.fit.edu/prolific), conditions balanced per group, the second number check in the Prolific version only, no pilot, the first batch 40 places, every submission manually reviewed with a daily pay check by Claude. Built: Step 0 (many people at once), Step 1 (the two doors and the Prolific ID), the privacy fix, Step 2 (the Prolific consent page), Step 3 (the second number row) and Step 4 (the completion code and "Return to Prolific"). Still to build: Step 5 (the daily pay check), docs/PROLIFIC_CONVERSION_PLAN.md section 1b. Ready to deploy now (your 3-A): back up the database first, and add PROLIFIC_COMPLETION_CODE to the server's .env (DEPLOYMENT.md, Part C).</w:t>
+              <w:t>Decided 6 October 2026: two versions on one website (the email version for FIT students and employees, and moonlander.fit.edu/prolific), conditions balanced per group, the second number check in the Prolific version only, no pilot, the first batch 40 places, every submission manually reviewed with a daily pay check by Claude. Built: Step 0 (many people at once), Step 1 (the two doors and the Prolific ID), the privacy fix, Step 2 (the Prolific consent page), Step 3 (the second number row), Step 4 (the completion code and "Return to Prolific") and Step 5 (the daily pay check, docs/DAILY_PAY_CHECK.md). Left: back up the database, deploy with PROLIFIC_COMPLETION_CODE in the server's .env (DEPLOYMENT.md, Part C), then one Prolific "Preview as participant" run to the very end, pressing "Return to Prolific" to see Prolific accept the code (the plan, section 5, item 8).</w:t>
             </w:r>
           </w:p>
         </w:tc>
@@ -12104,7 +12284,7 @@
                 <w:color w:val="595959"/>
                 <w:sz w:val="17"/>
               </w:rPr>
-              <w:t>15</w:t>
+              <w:t>14</w:t>
             </w:r>
           </w:p>
         </w:tc>
@@ -12994,7 +13174,7 @@
                 <w:color w:val="595959"/>
                 <w:sz w:val="17"/>
               </w:rPr>
-              <w:t>10</w:t>
+              <w:t>9</w:t>
             </w:r>
           </w:p>
         </w:tc>
@@ -13528,7 +13708,7 @@
                 <w:color w:val="595959"/>
                 <w:sz w:val="17"/>
               </w:rPr>
-              <w:t>7</w:t>
+              <w:t>6</w:t>
             </w:r>
           </w:p>
         </w:tc>
@@ -13795,7 +13975,7 @@
                 <w:color w:val="595959"/>
                 <w:sz w:val="17"/>
               </w:rPr>
-              <w:t>8</w:t>
+              <w:t>7</w:t>
             </w:r>
           </w:p>
         </w:tc>
@@ -13821,7 +14001,7 @@
                 <w:color w:val="262626"/>
                 <w:sz w:val="18"/>
               </w:rPr>
-              <w:t>validate:conditions</w:t>
+              <w:t>validate:pay</w:t>
             </w:r>
           </w:p>
         </w:tc>
@@ -13863,7 +14043,7 @@
                 <w:color w:val="595959"/>
                 <w:sz w:val="17"/>
               </w:rPr>
-              <w:t>ALL CONDITION GATES PASSED</w:t>
+              <w:t>ALL PAY CHECK GATES PASSED</w:t>
             </w:r>
           </w:p>
         </w:tc>
@@ -13884,7 +14064,7 @@
                 <w:color w:val="595959"/>
                 <w:sz w:val="17"/>
               </w:rPr>
-              <w:t>27</w:t>
+              <w:t>1</w:t>
             </w:r>
           </w:p>
         </w:tc>
@@ -13910,7 +14090,7 @@
                 <w:color w:val="262626"/>
                 <w:sz w:val="18"/>
               </w:rPr>
-              <w:t>test:load</w:t>
+              <w:t>validate:conditions</w:t>
             </w:r>
           </w:p>
         </w:tc>
@@ -13952,7 +14132,7 @@
                 <w:color w:val="595959"/>
                 <w:sz w:val="17"/>
               </w:rPr>
-              <w:t>ALL LOAD GATES PASSED</w:t>
+              <w:t>ALL CONDITION GATES PASSED</w:t>
             </w:r>
           </w:p>
         </w:tc>
@@ -13999,7 +14179,7 @@
                 <w:color w:val="262626"/>
                 <w:sz w:val="18"/>
               </w:rPr>
-              <w:t>validate:mcf</w:t>
+              <w:t>test:load</w:t>
             </w:r>
           </w:p>
         </w:tc>
@@ -14041,7 +14221,7 @@
                 <w:color w:val="595959"/>
                 <w:sz w:val="17"/>
               </w:rPr>
-              <w:t>ALL MCF GATES PASSED</w:t>
+              <w:t>ALL LOAD GATES PASSED</w:t>
             </w:r>
           </w:p>
         </w:tc>
@@ -14062,7 +14242,7 @@
                 <w:color w:val="595959"/>
                 <w:sz w:val="17"/>
               </w:rPr>
-              <w:t>5</w:t>
+              <w:t>26</w:t>
             </w:r>
           </w:p>
         </w:tc>
@@ -14088,7 +14268,7 @@
                 <w:color w:val="262626"/>
                 <w:sz w:val="18"/>
               </w:rPr>
-              <w:t>validate:prediction</w:t>
+              <w:t>validate:mcf</w:t>
             </w:r>
           </w:p>
         </w:tc>
@@ -14130,7 +14310,7 @@
                 <w:color w:val="595959"/>
                 <w:sz w:val="17"/>
               </w:rPr>
-              <w:t>ALL PREDICTION GATES PASSED</w:t>
+              <w:t>ALL MCF GATES PASSED</w:t>
             </w:r>
           </w:p>
         </w:tc>
@@ -14151,7 +14331,7 @@
                 <w:color w:val="595959"/>
                 <w:sz w:val="17"/>
               </w:rPr>
-              <w:t>2</w:t>
+              <w:t>5</w:t>
             </w:r>
           </w:p>
         </w:tc>
@@ -14177,7 +14357,7 @@
                 <w:color w:val="262626"/>
                 <w:sz w:val="18"/>
               </w:rPr>
-              <w:t>build</w:t>
+              <w:t>validate:prediction</w:t>
             </w:r>
           </w:p>
         </w:tc>
@@ -14219,7 +14399,96 @@
                 <w:color w:val="595959"/>
                 <w:sz w:val="17"/>
               </w:rPr>
-              <w:t>✓ built in 773ms</w:t>
+              <w:t>ALL PREDICTION GATES PASSED</w:t>
+            </w:r>
+          </w:p>
+        </w:tc>
+        <w:tc>
+          <w:tcPr>
+            <w:tcW w:type="dxa" w:w="1008"/>
+            <w:vAlign w:val="center"/>
+          </w:tcPr>
+          <w:p>
+            <w:pPr>
+              <w:spacing w:after="20" w:before="20"/>
+            </w:pPr>
+            <w:r/>
+            <w:r>
+              <w:rPr>
+                <w:b w:val="0"/>
+                <w:i w:val="0"/>
+                <w:color w:val="595959"/>
+                <w:sz w:val="17"/>
+              </w:rPr>
+              <w:t>2</w:t>
+            </w:r>
+          </w:p>
+        </w:tc>
+      </w:tr>
+      <w:tr>
+        <w:trPr>
+          <w:cantSplit w:val="true"/>
+        </w:trPr>
+        <w:tc>
+          <w:tcPr>
+            <w:tcW w:type="dxa" w:w="2160"/>
+            <w:vAlign w:val="center"/>
+          </w:tcPr>
+          <w:p>
+            <w:pPr>
+              <w:spacing w:after="20" w:before="20"/>
+            </w:pPr>
+            <w:r/>
+            <w:r>
+              <w:rPr>
+                <w:b/>
+                <w:i w:val="0"/>
+                <w:color w:val="262626"/>
+                <w:sz w:val="18"/>
+              </w:rPr>
+              <w:t>build</w:t>
+            </w:r>
+          </w:p>
+        </w:tc>
+        <w:tc>
+          <w:tcPr>
+            <w:tcW w:type="dxa" w:w="1152"/>
+            <w:vAlign w:val="center"/>
+          </w:tcPr>
+          <w:p>
+            <w:pPr>
+              <w:spacing w:after="20" w:before="20"/>
+            </w:pPr>
+            <w:r/>
+            <w:r>
+              <w:rPr>
+                <w:b/>
+                <w:i w:val="0"/>
+                <w:color w:val="1B7A3E"/>
+                <w:sz w:val="18"/>
+              </w:rPr>
+              <w:t>passed</w:t>
+            </w:r>
+          </w:p>
+        </w:tc>
+        <w:tc>
+          <w:tcPr>
+            <w:tcW w:type="dxa" w:w="5760"/>
+            <w:vAlign w:val="center"/>
+          </w:tcPr>
+          <w:p>
+            <w:pPr>
+              <w:spacing w:after="20" w:before="20"/>
+            </w:pPr>
+            <w:r/>
+            <w:r>
+              <w:rPr>
+                <w:b w:val="0"/>
+                <w:i w:val="0"/>
+                <w:color w:val="595959"/>
+                <w:sz w:val="17"/>
+              </w:rPr>
+              <w:t>✓ built in 761ms</w:t>
             </w:r>
           </w:p>
         </w:tc>

--- a/docs/VRDS_Accuracy_Checklist.docx
+++ b/docs/VRDS_Accuracy_Checklist.docx
@@ -41,7 +41,7 @@
           <w:color w:val="595959"/>
           <w:sz w:val="20"/>
         </w:rPr>
-        <w:t>For Waseem and Claude  ·  07 October 2026  ·  code at commit ab6afbe on Prolific-branch-Edit_10_1</w:t>
+        <w:t>For Waseem and Claude  ·  07 October 2026  ·  code at commit 4dfbe38 on Prolific-branch-Edit_10_1</w:t>
       </w:r>
     </w:p>
     <w:p>
@@ -60,7 +60,7 @@
         <w:rPr>
           <w:color w:val="595959"/>
         </w:rPr>
-        <w:t xml:space="preserve">  (run 07 October 2026 at 14:01, when this file was made).</w:t>
+        <w:t xml:space="preserve">  (run 07 October 2026 at 19:05, when this file was made).</w:t>
       </w:r>
     </w:p>
     <w:p>
@@ -211,7 +211,7 @@
                 <w:color w:val="262626"/>
                 <w:sz w:val="19"/>
               </w:rPr>
-              <w:t>2026-10-07-prolific-checks</w:t>
+              <w:t>2026-10-07-rehearsal-fixes</w:t>
             </w:r>
           </w:p>
         </w:tc>
@@ -3911,6 +3911,276 @@
                 <w:sz w:val="17"/>
               </w:rPr>
               <w:t>validate:pay (Y1-Y5)</w:t>
+            </w:r>
+          </w:p>
+        </w:tc>
+      </w:tr>
+      <w:tr>
+        <w:trPr>
+          <w:cantSplit w:val="true"/>
+        </w:trPr>
+        <w:tc>
+          <w:tcPr>
+            <w:tcW w:type="dxa" w:w="504"/>
+            <w:vAlign w:val="center"/>
+            <w:shd w:val="clear" w:color="auto" w:fill="E8F5EC"/>
+          </w:tcPr>
+          <w:p>
+            <w:pPr>
+              <w:spacing w:after="20" w:before="20"/>
+            </w:pPr>
+            <w:r/>
+            <w:r>
+              <w:rPr>
+                <w:b/>
+                <w:i w:val="0"/>
+                <w:color w:val="1B7A3E"/>
+                <w:sz w:val="22"/>
+              </w:rPr>
+              <w:t>✔</w:t>
+            </w:r>
+          </w:p>
+        </w:tc>
+        <w:tc>
+          <w:tcPr>
+            <w:tcW w:type="dxa" w:w="2808"/>
+            <w:vAlign w:val="center"/>
+          </w:tcPr>
+          <w:p>
+            <w:pPr>
+              <w:spacing w:after="20" w:before="20"/>
+            </w:pPr>
+            <w:r/>
+            <w:r>
+              <w:rPr>
+                <w:b/>
+                <w:i w:val="0"/>
+                <w:color w:val="262626"/>
+                <w:sz w:val="19"/>
+              </w:rPr>
+              <w:t>Only the six real parts can be called "rushed".</w:t>
+            </w:r>
+          </w:p>
+        </w:tc>
+        <w:tc>
+          <w:tcPr>
+            <w:tcW w:type="dxa" w:w="4968"/>
+            <w:vAlign w:val="center"/>
+          </w:tcPr>
+          <w:p>
+            <w:pPr>
+              <w:spacing w:after="20" w:before="20"/>
+            </w:pPr>
+            <w:r/>
+            <w:r>
+              <w:rPr>
+                <w:b w:val="0"/>
+                <w:i w:val="0"/>
+                <w:color w:val="262626"/>
+                <w:sz w:val="19"/>
+              </w:rPr>
+              <w:t>Since 7 October 2026 (found in the Prolific rehearsal; your 1-A). Three parts finished in under 30 seconds cost the gift card and put a Prolific person in "Look first". Every timed page used to count, so the consent page, the short "about you" page, the page before the main study, the results page and the 1-second pauses between parts could give an honest fast reader those strikes (a pause caught a 5-second working-time tick in 63 runs of 100). Now only Blocks 1-4, the main study and the feedback count; the other short pages are saved apart.</w:t>
+            </w:r>
+          </w:p>
+        </w:tc>
+        <w:tc>
+          <w:tcPr>
+            <w:tcW w:type="dxa" w:w="1800"/>
+            <w:vAlign w:val="center"/>
+          </w:tcPr>
+          <w:p>
+            <w:pPr>
+              <w:spacing w:after="20" w:before="20"/>
+            </w:pPr>
+            <w:r/>
+            <w:r>
+              <w:rPr>
+                <w:b w:val="0"/>
+                <w:i w:val="0"/>
+                <w:color w:val="595959"/>
+                <w:sz w:val="17"/>
+              </w:rPr>
+              <w:t>validate:dbshape, validate:pay (D70)</w:t>
+            </w:r>
+          </w:p>
+        </w:tc>
+      </w:tr>
+      <w:tr>
+        <w:trPr>
+          <w:cantSplit w:val="true"/>
+        </w:trPr>
+        <w:tc>
+          <w:tcPr>
+            <w:tcW w:type="dxa" w:w="504"/>
+            <w:vAlign w:val="center"/>
+            <w:shd w:val="clear" w:color="auto" w:fill="E8F5EC"/>
+          </w:tcPr>
+          <w:p>
+            <w:pPr>
+              <w:spacing w:after="20" w:before="20"/>
+            </w:pPr>
+            <w:r/>
+            <w:r>
+              <w:rPr>
+                <w:b/>
+                <w:i w:val="0"/>
+                <w:color w:val="1B7A3E"/>
+                <w:sz w:val="22"/>
+              </w:rPr>
+              <w:t>✔</w:t>
+            </w:r>
+          </w:p>
+        </w:tc>
+        <w:tc>
+          <w:tcPr>
+            <w:tcW w:type="dxa" w:w="2808"/>
+            <w:vAlign w:val="center"/>
+          </w:tcPr>
+          <w:p>
+            <w:pPr>
+              <w:spacing w:after="20" w:before="20"/>
+            </w:pPr>
+            <w:r/>
+            <w:r>
+              <w:rPr>
+                <w:b/>
+                <w:i w:val="0"/>
+                <w:color w:val="262626"/>
+                <w:sz w:val="19"/>
+              </w:rPr>
+              <w:t>APA_Only's box never seems to contradict the line under it.</w:t>
+            </w:r>
+          </w:p>
+        </w:tc>
+        <w:tc>
+          <w:tcPr>
+            <w:tcW w:type="dxa" w:w="4968"/>
+            <w:vAlign w:val="center"/>
+          </w:tcPr>
+          <w:p>
+            <w:pPr>
+              <w:spacing w:after="20" w:before="20"/>
+            </w:pPr>
+            <w:r/>
+            <w:r>
+              <w:rPr>
+                <w:b w:val="0"/>
+                <w:i w:val="0"/>
+                <w:color w:val="262626"/>
+                <w:sz w:val="19"/>
+              </w:rPr>
+              <w:t>Since 7 October 2026 (your 2-A). When the chosen option falls short on the very value the box says it serves most, the box adds "It still gives less on X than your earlier answers asked for." - exactly when the line under it names that value too. Saved with the record. Checked by hand over every option and 400 pretend profiles, and live.</w:t>
+            </w:r>
+          </w:p>
+        </w:tc>
+        <w:tc>
+          <w:tcPr>
+            <w:tcW w:type="dxa" w:w="1800"/>
+            <w:vAlign w:val="center"/>
+          </w:tcPr>
+          <w:p>
+            <w:pPr>
+              <w:spacing w:after="20" w:before="20"/>
+            </w:pPr>
+            <w:r/>
+            <w:r>
+              <w:rPr>
+                <w:b w:val="0"/>
+                <w:i w:val="0"/>
+                <w:color w:val="595959"/>
+                <w:sz w:val="17"/>
+              </w:rPr>
+              <w:t>validate:conditions (N27)</w:t>
+            </w:r>
+          </w:p>
+        </w:tc>
+      </w:tr>
+      <w:tr>
+        <w:trPr>
+          <w:cantSplit w:val="true"/>
+        </w:trPr>
+        <w:tc>
+          <w:tcPr>
+            <w:tcW w:type="dxa" w:w="504"/>
+            <w:vAlign w:val="center"/>
+            <w:shd w:val="clear" w:color="auto" w:fill="E8F5EC"/>
+          </w:tcPr>
+          <w:p>
+            <w:pPr>
+              <w:spacing w:after="20" w:before="20"/>
+            </w:pPr>
+            <w:r/>
+            <w:r>
+              <w:rPr>
+                <w:b/>
+                <w:i w:val="0"/>
+                <w:color w:val="1B7A3E"/>
+                <w:sz w:val="22"/>
+              </w:rPr>
+              <w:t>✔</w:t>
+            </w:r>
+          </w:p>
+        </w:tc>
+        <w:tc>
+          <w:tcPr>
+            <w:tcW w:type="dxa" w:w="2808"/>
+            <w:vAlign w:val="center"/>
+          </w:tcPr>
+          <w:p>
+            <w:pPr>
+              <w:spacing w:after="20" w:before="20"/>
+            </w:pPr>
+            <w:r/>
+            <w:r>
+              <w:rPr>
+                <w:b/>
+                <w:i w:val="0"/>
+                <w:color w:val="262626"/>
+                <w:sz w:val="19"/>
+              </w:rPr>
+              <w:t>The thank-you page's progress bar says "Done".</w:t>
+            </w:r>
+          </w:p>
+        </w:tc>
+        <w:tc>
+          <w:tcPr>
+            <w:tcW w:type="dxa" w:w="4968"/>
+            <w:vAlign w:val="center"/>
+          </w:tcPr>
+          <w:p>
+            <w:pPr>
+              <w:spacing w:after="20" w:before="20"/>
+            </w:pPr>
+            <w:r/>
+            <w:r>
+              <w:rPr>
+                <w:b w:val="0"/>
+                <w:i w:val="0"/>
+                <w:color w:val="262626"/>
+                <w:sz w:val="19"/>
+              </w:rPr>
+              <w:t>Since 7 October 2026 (your 3-A). It said "Finish - You are nearly there" under "the study is complete". Now every step is green and the flag says "Done", also after a reload and on a phone (both versions). Checked live.</w:t>
+            </w:r>
+          </w:p>
+        </w:tc>
+        <w:tc>
+          <w:tcPr>
+            <w:tcW w:type="dxa" w:w="1800"/>
+            <w:vAlign w:val="center"/>
+          </w:tcPr>
+          <w:p>
+            <w:pPr>
+              <w:spacing w:after="20" w:before="20"/>
+            </w:pPr>
+            <w:r/>
+            <w:r>
+              <w:rPr>
+                <w:b w:val="0"/>
+                <w:i w:val="0"/>
+                <w:color w:val="595959"/>
+                <w:sz w:val="17"/>
+              </w:rPr>
+              <w:t>validate:journey (J17)</w:t>
             </w:r>
           </w:p>
         </w:tc>
@@ -10568,7 +10838,7 @@
                 <w:color w:val="262626"/>
                 <w:sz w:val="19"/>
               </w:rPr>
-              <w:t>Decided 6 October 2026: two versions on one website (the email version for FIT students and employees, and moonlander.fit.edu/prolific), conditions balanced per group, the second number check in the Prolific version only, no pilot, the first batch 40 places, every submission manually reviewed with a daily pay check by Claude. Built: Step 0 (many people at once), Step 1 (the two doors and the Prolific ID), the privacy fix, Step 2 (the Prolific consent page), Step 3 (the second number row), Step 4 (the completion code and "Return to Prolific") and Step 5 (the daily pay check, docs/DAILY_PAY_CHECK.md). Left: back up the database, deploy with PROLIFIC_COMPLETION_CODE in the server's .env (DEPLOYMENT.md, Part C), then one Prolific "Preview as participant" run to the very end, pressing "Return to Prolific" to see Prolific accept the code (the plan, section 5, item 8).</w:t>
+              <w:t>Decided 6 October 2026: two versions on one website (the email version for FIT students and employees, and moonlander.fit.edu/prolific), conditions balanced per group, the second number check in the Prolific version only, no pilot, the first batch 40 places, every submission manually reviewed with a daily pay check by Claude. Built: Step 0 (many people at once), Step 1 (the two doors and the Prolific ID), the privacy fix, Step 2 (the Prolific consent page), Step 3 (the second number row), Step 4 (the completion code and "Return to Prolific") and Step 5 (the daily pay check, docs/DAILY_PAY_CHECK.md). A full local rehearsal of the Prolific version passed on 7 October 2026, and its three findings were fixed the same day. Left: back up the database, deploy with PROLIFIC_COMPLETION_CODE in the server's .env (DEPLOYMENT.md, Part C), then one Prolific "Preview as participant" run to the very end, pressing "Return to Prolific" to see Prolific accept the code (the plan, section 5, item 8).</w:t>
             </w:r>
           </w:p>
         </w:tc>
@@ -12284,7 +12554,7 @@
                 <w:color w:val="595959"/>
                 <w:sz w:val="17"/>
               </w:rPr>
-              <w:t>14</w:t>
+              <w:t>15</w:t>
             </w:r>
           </w:p>
         </w:tc>
@@ -13242,7 +13512,7 @@
                 <w:color w:val="595959"/>
                 <w:sz w:val="17"/>
               </w:rPr>
-              <w:t>[PASS] K1  the committed tables are exactly what the recipe produces (200000 draws, 3.3s)</w:t>
+              <w:t>[PASS] K1  the committed tables are exactly what the recipe produces (200000 draws, 3.4s)</w:t>
             </w:r>
           </w:p>
         </w:tc>
@@ -13352,7 +13622,7 @@
                 <w:color w:val="595959"/>
                 <w:sz w:val="17"/>
               </w:rPr>
-              <w:t>7</w:t>
+              <w:t>8</w:t>
             </w:r>
           </w:p>
         </w:tc>
@@ -13441,7 +13711,7 @@
                 <w:color w:val="595959"/>
                 <w:sz w:val="17"/>
               </w:rPr>
-              <w:t>12</w:t>
+              <w:t>13</w:t>
             </w:r>
           </w:p>
         </w:tc>
@@ -13708,7 +13978,7 @@
                 <w:color w:val="595959"/>
                 <w:sz w:val="17"/>
               </w:rPr>
-              <w:t>6</w:t>
+              <w:t>7</w:t>
             </w:r>
           </w:p>
         </w:tc>
@@ -13975,7 +14245,7 @@
                 <w:color w:val="595959"/>
                 <w:sz w:val="17"/>
               </w:rPr>
-              <w:t>7</w:t>
+              <w:t>8</w:t>
             </w:r>
           </w:p>
         </w:tc>
@@ -14153,7 +14423,7 @@
                 <w:color w:val="595959"/>
                 <w:sz w:val="17"/>
               </w:rPr>
-              <w:t>27</w:t>
+              <w:t>28</w:t>
             </w:r>
           </w:p>
         </w:tc>
@@ -14242,7 +14512,7 @@
                 <w:color w:val="595959"/>
                 <w:sz w:val="17"/>
               </w:rPr>
-              <w:t>26</w:t>
+              <w:t>31</w:t>
             </w:r>
           </w:p>
         </w:tc>
@@ -14331,7 +14601,7 @@
                 <w:color w:val="595959"/>
                 <w:sz w:val="17"/>
               </w:rPr>
-              <w:t>5</w:t>
+              <w:t>6</w:t>
             </w:r>
           </w:p>
         </w:tc>
@@ -14488,7 +14758,7 @@
                 <w:color w:val="595959"/>
                 <w:sz w:val="17"/>
               </w:rPr>
-              <w:t>✓ built in 761ms</w:t>
+              <w:t>✓ built in 880ms</w:t>
             </w:r>
           </w:p>
         </w:tc>

--- a/docs/VRDS_Accuracy_Checklist.docx
+++ b/docs/VRDS_Accuracy_Checklist.docx
@@ -41,7 +41,7 @@
           <w:color w:val="595959"/>
           <w:sz w:val="20"/>
         </w:rPr>
-        <w:t>For Waseem and Claude  ·  07 October 2026  ·  code at commit 4dfbe38 on Prolific-branch-Edit_10_1</w:t>
+        <w:t>For Waseem and Claude  ·  07 October 2026  ·  code at commit c6a6048 on Prolific-branch-Edit_10_1</w:t>
       </w:r>
     </w:p>
     <w:p>
@@ -60,7 +60,7 @@
         <w:rPr>
           <w:color w:val="595959"/>
         </w:rPr>
-        <w:t xml:space="preserve">  (run 07 October 2026 at 19:05, when this file was made).</w:t>
+        <w:t xml:space="preserve">  (run 07 October 2026 at 19:34, when this file was made).</w:t>
       </w:r>
     </w:p>
     <w:p>
@@ -4069,7 +4069,7 @@
                 <w:color w:val="262626"/>
                 <w:sz w:val="19"/>
               </w:rPr>
-              <w:t>Since 7 October 2026 (your 2-A). When the chosen option falls short on the very value the box says it serves most, the box adds "It still gives less on X than your earlier answers asked for." - exactly when the line under it names that value too. Saved with the record. Checked by hand over every option and 400 pretend profiles, and live.</w:t>
+              <w:t>Since 7 October 2026 (your 2-A). When the chosen option falls short on the very value the box says it serves most, the box adds "It still gives less on X than your earlier answers asked for." - exactly when the line under it names that value too, in both versions (students and Prolific). Saved with the record. Checked by hand over every option and 400 pretend profiles, and live in both versions.</w:t>
             </w:r>
           </w:p>
         </w:tc>
@@ -10886,6 +10886,75 @@
                 <w:color w:val="262626"/>
                 <w:sz w:val="19"/>
               </w:rPr>
+              <w:t>The APA list heading in conditions 1 and 3 (your decision)</w:t>
+            </w:r>
+          </w:p>
+        </w:tc>
+        <w:tc>
+          <w:tcPr>
+            <w:tcW w:type="dxa" w:w="5904"/>
+            <w:vAlign w:val="center"/>
+          </w:tcPr>
+          <w:p>
+            <w:pPr>
+              <w:spacing w:after="20" w:before="20"/>
+            </w:pPr>
+            <w:r/>
+            <w:r>
+              <w:rPr>
+                <w:b w:val="0"/>
+                <w:i w:val="0"/>
+                <w:color w:val="262626"/>
+                <w:sz w:val="19"/>
+              </w:rPr>
+              <w:t>After a person names a value, the APA page lists options under "These options best fit X - the value you just prioritized." If they name the value their own option is built on, their option is listed there one screen after "It fell short on ... X". Both are true ("best fit" compares the options; "fell short" compares with what they asked for), but it can read like the clash fixed in APA_Only's box. Found 7 October 2026; asked.</w:t>
+            </w:r>
+          </w:p>
+        </w:tc>
+        <w:tc>
+          <w:tcPr>
+            <w:tcW w:type="dxa" w:w="1584"/>
+            <w:vAlign w:val="center"/>
+          </w:tcPr>
+          <w:p>
+            <w:pPr>
+              <w:spacing w:after="20" w:before="20"/>
+            </w:pPr>
+            <w:r/>
+            <w:r>
+              <w:rPr>
+                <w:b w:val="0"/>
+                <w:i w:val="0"/>
+                <w:color w:val="595959"/>
+                <w:sz w:val="19"/>
+              </w:rPr>
+              <w:t>Before Prolific</w:t>
+            </w:r>
+          </w:p>
+        </w:tc>
+      </w:tr>
+      <w:tr>
+        <w:trPr>
+          <w:cantSplit w:val="true"/>
+        </w:trPr>
+        <w:tc>
+          <w:tcPr>
+            <w:tcW w:type="dxa" w:w="2592"/>
+            <w:vAlign w:val="center"/>
+            <w:shd w:val="clear" w:color="auto" w:fill="FFF4E0"/>
+          </w:tcPr>
+          <w:p>
+            <w:pPr>
+              <w:spacing w:after="20" w:before="20"/>
+            </w:pPr>
+            <w:r/>
+            <w:r>
+              <w:rPr>
+                <w:b/>
+                <w:i w:val="0"/>
+                <w:color w:val="262626"/>
+                <w:sz w:val="19"/>
+              </w:rPr>
               <w:t>Your ethics board approves the Prolific consent text</w:t>
             </w:r>
           </w:p>
@@ -12465,7 +12534,7 @@
                 <w:color w:val="595959"/>
                 <w:sz w:val="17"/>
               </w:rPr>
-              <w:t>12</w:t>
+              <w:t>13</w:t>
             </w:r>
           </w:p>
         </w:tc>
@@ -12554,7 +12623,7 @@
                 <w:color w:val="595959"/>
                 <w:sz w:val="17"/>
               </w:rPr>
-              <w:t>15</w:t>
+              <w:t>16</w:t>
             </w:r>
           </w:p>
         </w:tc>
@@ -13444,7 +13513,7 @@
                 <w:color w:val="595959"/>
                 <w:sz w:val="17"/>
               </w:rPr>
-              <w:t>9</w:t>
+              <w:t>10</w:t>
             </w:r>
           </w:p>
         </w:tc>
@@ -13512,7 +13581,7 @@
                 <w:color w:val="595959"/>
                 <w:sz w:val="17"/>
               </w:rPr>
-              <w:t>[PASS] K1  the committed tables are exactly what the recipe produces (200000 draws, 3.4s)</w:t>
+              <w:t>[PASS] K1  the committed tables are exactly what the recipe produces (200000 draws, 3.3s)</w:t>
             </w:r>
           </w:p>
         </w:tc>
@@ -14423,7 +14492,7 @@
                 <w:color w:val="595959"/>
                 <w:sz w:val="17"/>
               </w:rPr>
-              <w:t>28</w:t>
+              <w:t>27</w:t>
             </w:r>
           </w:p>
         </w:tc>
@@ -14512,7 +14581,7 @@
                 <w:color w:val="595959"/>
                 <w:sz w:val="17"/>
               </w:rPr>
-              <w:t>31</w:t>
+              <w:t>28</w:t>
             </w:r>
           </w:p>
         </w:tc>
@@ -14601,7 +14670,7 @@
                 <w:color w:val="595959"/>
                 <w:sz w:val="17"/>
               </w:rPr>
-              <w:t>6</w:t>
+              <w:t>5</w:t>
             </w:r>
           </w:p>
         </w:tc>
@@ -14758,7 +14827,7 @@
                 <w:color w:val="595959"/>
                 <w:sz w:val="17"/>
               </w:rPr>
-              <w:t>✓ built in 880ms</w:t>
+              <w:t>✓ built in 1.01s</w:t>
             </w:r>
           </w:p>
         </w:tc>

--- a/docs/VRDS_Accuracy_Checklist.docx
+++ b/docs/VRDS_Accuracy_Checklist.docx
@@ -41,7 +41,7 @@
           <w:color w:val="595959"/>
           <w:sz w:val="20"/>
         </w:rPr>
-        <w:t>For Waseem and Claude  ·  07 October 2026  ·  code at commit c6a6048 on Prolific-branch-Edit_10_1</w:t>
+        <w:t>For Waseem and Claude  ·  07 October 2026  ·  code at commit ffbfbf3 on Prolific-branch-Edit_10_1</w:t>
       </w:r>
     </w:p>
     <w:p>
@@ -60,7 +60,7 @@
         <w:rPr>
           <w:color w:val="595959"/>
         </w:rPr>
-        <w:t xml:space="preserve">  (run 07 October 2026 at 19:34, when this file was made).</w:t>
+        <w:t xml:space="preserve">  (run 07 October 2026 at 19:56, when this file was made).</w:t>
       </w:r>
     </w:p>
     <w:p>
@@ -4091,6 +4091,96 @@
                 <w:sz w:val="17"/>
               </w:rPr>
               <w:t>validate:conditions (N27)</w:t>
+            </w:r>
+          </w:p>
+        </w:tc>
+      </w:tr>
+      <w:tr>
+        <w:trPr>
+          <w:cantSplit w:val="true"/>
+        </w:trPr>
+        <w:tc>
+          <w:tcPr>
+            <w:tcW w:type="dxa" w:w="504"/>
+            <w:vAlign w:val="center"/>
+            <w:shd w:val="clear" w:color="auto" w:fill="E8F5EC"/>
+          </w:tcPr>
+          <w:p>
+            <w:pPr>
+              <w:spacing w:after="20" w:before="20"/>
+            </w:pPr>
+            <w:r/>
+            <w:r>
+              <w:rPr>
+                <w:b/>
+                <w:i w:val="0"/>
+                <w:color w:val="1B7A3E"/>
+                <w:sz w:val="22"/>
+              </w:rPr>
+              <w:t>✔</w:t>
+            </w:r>
+          </w:p>
+        </w:tc>
+        <w:tc>
+          <w:tcPr>
+            <w:tcW w:type="dxa" w:w="2808"/>
+            <w:vAlign w:val="center"/>
+          </w:tcPr>
+          <w:p>
+            <w:pPr>
+              <w:spacing w:after="20" w:before="20"/>
+            </w:pPr>
+            <w:r/>
+            <w:r>
+              <w:rPr>
+                <w:b/>
+                <w:i w:val="0"/>
+                <w:color w:val="262626"/>
+                <w:sz w:val="19"/>
+              </w:rPr>
+              <w:t>The APA list says what it is: "These options are built on X".</w:t>
+            </w:r>
+          </w:p>
+        </w:tc>
+        <w:tc>
+          <w:tcPr>
+            <w:tcW w:type="dxa" w:w="4968"/>
+            <w:vAlign w:val="center"/>
+          </w:tcPr>
+          <w:p>
+            <w:pPr>
+              <w:spacing w:after="20" w:before="20"/>
+            </w:pPr>
+            <w:r/>
+            <w:r>
+              <w:rPr>
+                <w:b w:val="0"/>
+                <w:i w:val="0"/>
+                <w:color w:val="262626"/>
+                <w:sz w:val="19"/>
+              </w:rPr>
+              <w:t>Since 7 October 2026 (your B). Conditions 1 and 3: after naming a value, the list heading said "These options best fit X", which could list the person's own option one screen after "It fell short on ... X". It now says "These options are built on X - the value you just prioritized." The same options; every value has an option built on it in all four decisions, so it is always true. Checked live in condition 1.</w:t>
+            </w:r>
+          </w:p>
+        </w:tc>
+        <w:tc>
+          <w:tcPr>
+            <w:tcW w:type="dxa" w:w="1800"/>
+            <w:vAlign w:val="center"/>
+          </w:tcPr>
+          <w:p>
+            <w:pPr>
+              <w:spacing w:after="20" w:before="20"/>
+            </w:pPr>
+            <w:r/>
+            <w:r>
+              <w:rPr>
+                <w:b w:val="0"/>
+                <w:i w:val="0"/>
+                <w:color w:val="595959"/>
+                <w:sz w:val="17"/>
+              </w:rPr>
+              <w:t>validate:conditions (N28)</w:t>
             </w:r>
           </w:p>
         </w:tc>
@@ -10886,75 +10976,6 @@
                 <w:color w:val="262626"/>
                 <w:sz w:val="19"/>
               </w:rPr>
-              <w:t>The APA list heading in conditions 1 and 3 (your decision)</w:t>
-            </w:r>
-          </w:p>
-        </w:tc>
-        <w:tc>
-          <w:tcPr>
-            <w:tcW w:type="dxa" w:w="5904"/>
-            <w:vAlign w:val="center"/>
-          </w:tcPr>
-          <w:p>
-            <w:pPr>
-              <w:spacing w:after="20" w:before="20"/>
-            </w:pPr>
-            <w:r/>
-            <w:r>
-              <w:rPr>
-                <w:b w:val="0"/>
-                <w:i w:val="0"/>
-                <w:color w:val="262626"/>
-                <w:sz w:val="19"/>
-              </w:rPr>
-              <w:t>After a person names a value, the APA page lists options under "These options best fit X - the value you just prioritized." If they name the value their own option is built on, their option is listed there one screen after "It fell short on ... X". Both are true ("best fit" compares the options; "fell short" compares with what they asked for), but it can read like the clash fixed in APA_Only's box. Found 7 October 2026; asked.</w:t>
-            </w:r>
-          </w:p>
-        </w:tc>
-        <w:tc>
-          <w:tcPr>
-            <w:tcW w:type="dxa" w:w="1584"/>
-            <w:vAlign w:val="center"/>
-          </w:tcPr>
-          <w:p>
-            <w:pPr>
-              <w:spacing w:after="20" w:before="20"/>
-            </w:pPr>
-            <w:r/>
-            <w:r>
-              <w:rPr>
-                <w:b w:val="0"/>
-                <w:i w:val="0"/>
-                <w:color w:val="595959"/>
-                <w:sz w:val="19"/>
-              </w:rPr>
-              <w:t>Before Prolific</w:t>
-            </w:r>
-          </w:p>
-        </w:tc>
-      </w:tr>
-      <w:tr>
-        <w:trPr>
-          <w:cantSplit w:val="true"/>
-        </w:trPr>
-        <w:tc>
-          <w:tcPr>
-            <w:tcW w:type="dxa" w:w="2592"/>
-            <w:vAlign w:val="center"/>
-            <w:shd w:val="clear" w:color="auto" w:fill="FFF4E0"/>
-          </w:tcPr>
-          <w:p>
-            <w:pPr>
-              <w:spacing w:after="20" w:before="20"/>
-            </w:pPr>
-            <w:r/>
-            <w:r>
-              <w:rPr>
-                <w:b/>
-                <w:i w:val="0"/>
-                <w:color w:val="262626"/>
-                <w:sz w:val="19"/>
-              </w:rPr>
               <w:t>Your ethics board approves the Prolific consent text</w:t>
             </w:r>
           </w:p>
@@ -13581,7 +13602,7 @@
                 <w:color w:val="595959"/>
                 <w:sz w:val="17"/>
               </w:rPr>
-              <w:t>[PASS] K1  the committed tables are exactly what the recipe produces (200000 draws, 3.3s)</w:t>
+              <w:t>[PASS] K1  the committed tables are exactly what the recipe produces (200000 draws, 3.4s)</w:t>
             </w:r>
           </w:p>
         </w:tc>
@@ -14047,7 +14068,7 @@
                 <w:color w:val="595959"/>
                 <w:sz w:val="17"/>
               </w:rPr>
-              <w:t>7</w:t>
+              <w:t>8</w:t>
             </w:r>
           </w:p>
         </w:tc>
@@ -14492,7 +14513,7 @@
                 <w:color w:val="595959"/>
                 <w:sz w:val="17"/>
               </w:rPr>
-              <w:t>27</w:t>
+              <w:t>28</w:t>
             </w:r>
           </w:p>
         </w:tc>
@@ -14581,7 +14602,7 @@
                 <w:color w:val="595959"/>
                 <w:sz w:val="17"/>
               </w:rPr>
-              <w:t>28</w:t>
+              <w:t>29</w:t>
             </w:r>
           </w:p>
         </w:tc>
@@ -14670,7 +14691,7 @@
                 <w:color w:val="595959"/>
                 <w:sz w:val="17"/>
               </w:rPr>
-              <w:t>5</w:t>
+              <w:t>6</w:t>
             </w:r>
           </w:p>
         </w:tc>
@@ -14827,7 +14848,7 @@
                 <w:color w:val="595959"/>
                 <w:sz w:val="17"/>
               </w:rPr>
-              <w:t>✓ built in 1.01s</w:t>
+              <w:t>✓ built in 950ms</w:t>
             </w:r>
           </w:p>
         </w:tc>

--- a/docs/VRDS_Accuracy_Checklist.docx
+++ b/docs/VRDS_Accuracy_Checklist.docx
@@ -41,7 +41,7 @@
           <w:color w:val="595959"/>
           <w:sz w:val="20"/>
         </w:rPr>
-        <w:t>For Waseem and Claude  ·  07 October 2026  ·  code at commit ffbfbf3 on Prolific-branch-Edit_10_1</w:t>
+        <w:t>For Waseem and Claude  ·  07 October 2026  ·  code at commit 16baeda on Prolific-branch-Edit_10_1</w:t>
       </w:r>
     </w:p>
     <w:p>
@@ -60,7 +60,7 @@
         <w:rPr>
           <w:color w:val="595959"/>
         </w:rPr>
-        <w:t xml:space="preserve">  (run 07 October 2026 at 19:56, when this file was made).</w:t>
+        <w:t xml:space="preserve">  (run 07 October 2026 at 20:55, when this file was made).</w:t>
       </w:r>
     </w:p>
     <w:p>
@@ -3530,6 +3530,96 @@
                 <w:sz w:val="19"/>
               </w:rPr>
               <w:t>Since 7 October 2026 (Step 2). Paid through Prolific (no gift card, no minutes rule), one sitting within Prolific's time limit, the Prolific ID instead of the email, "If you fail two or more of them, your submission may be rejected.", withdrawal through Prolific, one tick-box, and "I do not agree" (return the study on Prolific). The text for your ethics board: docs/PROLIFIC_CONSENT_FOR_ETHICS_BOARD.md.</w:t>
+            </w:r>
+          </w:p>
+        </w:tc>
+        <w:tc>
+          <w:tcPr>
+            <w:tcW w:type="dxa" w:w="1800"/>
+            <w:vAlign w:val="center"/>
+          </w:tcPr>
+          <w:p>
+            <w:pPr>
+              <w:spacing w:after="20" w:before="20"/>
+            </w:pPr>
+            <w:r/>
+            <w:r>
+              <w:rPr>
+                <w:b w:val="0"/>
+                <w:i w:val="0"/>
+                <w:color w:val="595959"/>
+                <w:sz w:val="17"/>
+              </w:rPr>
+              <w:t>validate:attention (T10)</w:t>
+            </w:r>
+          </w:p>
+        </w:tc>
+      </w:tr>
+      <w:tr>
+        <w:trPr>
+          <w:cantSplit w:val="true"/>
+        </w:trPr>
+        <w:tc>
+          <w:tcPr>
+            <w:tcW w:type="dxa" w:w="504"/>
+            <w:vAlign w:val="center"/>
+            <w:shd w:val="clear" w:color="auto" w:fill="E8F5EC"/>
+          </w:tcPr>
+          <w:p>
+            <w:pPr>
+              <w:spacing w:after="20" w:before="20"/>
+            </w:pPr>
+            <w:r/>
+            <w:r>
+              <w:rPr>
+                <w:b/>
+                <w:i w:val="0"/>
+                <w:color w:val="1B7A3E"/>
+                <w:sz w:val="22"/>
+              </w:rPr>
+              <w:t>✔</w:t>
+            </w:r>
+          </w:p>
+        </w:tc>
+        <w:tc>
+          <w:tcPr>
+            <w:tcW w:type="dxa" w:w="2808"/>
+            <w:vAlign w:val="center"/>
+          </w:tcPr>
+          <w:p>
+            <w:pPr>
+              <w:spacing w:after="20" w:before="20"/>
+            </w:pPr>
+            <w:r/>
+            <w:r>
+              <w:rPr>
+                <w:b/>
+                <w:i w:val="0"/>
+                <w:color w:val="262626"/>
+                <w:sz w:val="19"/>
+              </w:rPr>
+              <w:t>Both consent pages say the study takes at least 35 minutes.</w:t>
+            </w:r>
+          </w:p>
+        </w:tc>
+        <w:tc>
+          <w:tcPr>
+            <w:tcW w:type="dxa" w:w="4968"/>
+            <w:vAlign w:val="center"/>
+          </w:tcPr>
+          <w:p>
+            <w:pPr>
+              <w:spacing w:after="20" w:before="20"/>
+            </w:pPr>
+            <w:r/>
+            <w:r>
+              <w:rPr>
+                <w:b w:val="0"/>
+                <w:i w:val="0"/>
+                <w:color w:val="262626"/>
+                <w:sz w:val="19"/>
+              </w:rPr>
+              <w:t>Since 7 October 2026 (your request). One shared sentence, "The whole study takes at least 35 minutes" (it said "about 40 to 55 minutes"), the same as Prolific's listing (35 minutes, $8.75 = $15 an hour). Both consent version stamps moved, so every record says which wording it agreed to. The university page changed too: ask your ethics board. Checked live in both versions.</w:t>
             </w:r>
           </w:p>
         </w:tc>
@@ -12644,7 +12734,7 @@
                 <w:color w:val="595959"/>
                 <w:sz w:val="17"/>
               </w:rPr>
-              <w:t>16</w:t>
+              <w:t>15</w:t>
             </w:r>
           </w:p>
         </w:tc>
@@ -13602,7 +13692,7 @@
                 <w:color w:val="595959"/>
                 <w:sz w:val="17"/>
               </w:rPr>
-              <w:t>[PASS] K1  the committed tables are exactly what the recipe produces (200000 draws, 3.4s)</w:t>
+              <w:t>[PASS] K1  the committed tables are exactly what the recipe produces (200000 draws, 3.5s)</w:t>
             </w:r>
           </w:p>
         </w:tc>
@@ -13890,7 +13980,7 @@
                 <w:color w:val="595959"/>
                 <w:sz w:val="17"/>
               </w:rPr>
-              <w:t>10</w:t>
+              <w:t>9</w:t>
             </w:r>
           </w:p>
         </w:tc>
@@ -14068,7 +14158,7 @@
                 <w:color w:val="595959"/>
                 <w:sz w:val="17"/>
               </w:rPr>
-              <w:t>8</w:t>
+              <w:t>7</w:t>
             </w:r>
           </w:p>
         </w:tc>
@@ -14335,7 +14425,7 @@
                 <w:color w:val="595959"/>
                 <w:sz w:val="17"/>
               </w:rPr>
-              <w:t>8</w:t>
+              <w:t>7</w:t>
             </w:r>
           </w:p>
         </w:tc>
@@ -14513,7 +14603,7 @@
                 <w:color w:val="595959"/>
                 <w:sz w:val="17"/>
               </w:rPr>
-              <w:t>28</w:t>
+              <w:t>27</w:t>
             </w:r>
           </w:p>
         </w:tc>
@@ -14602,7 +14692,7 @@
                 <w:color w:val="595959"/>
                 <w:sz w:val="17"/>
               </w:rPr>
-              <w:t>29</w:t>
+              <w:t>26</w:t>
             </w:r>
           </w:p>
         </w:tc>
@@ -14691,7 +14781,7 @@
                 <w:color w:val="595959"/>
                 <w:sz w:val="17"/>
               </w:rPr>
-              <w:t>6</w:t>
+              <w:t>5</w:t>
             </w:r>
           </w:p>
         </w:tc>
@@ -14848,7 +14938,7 @@
                 <w:color w:val="595959"/>
                 <w:sz w:val="17"/>
               </w:rPr>
-              <w:t>✓ built in 950ms</w:t>
+              <w:t>✓ built in 754ms</w:t>
             </w:r>
           </w:p>
         </w:tc>

--- a/docs/VRDS_Accuracy_Checklist.docx
+++ b/docs/VRDS_Accuracy_Checklist.docx
@@ -41,7 +41,7 @@
           <w:color w:val="595959"/>
           <w:sz w:val="20"/>
         </w:rPr>
-        <w:t>For Waseem and Claude  ·  07 October 2026  ·  code at commit 16baeda on Prolific-branch-Edit_10_1</w:t>
+        <w:t>For Waseem and Claude  ·  14 October 2026  ·  code at commit f1a4552 on Prolific-branch-Edit_10_1</w:t>
       </w:r>
     </w:p>
     <w:p>
@@ -60,7 +60,7 @@
         <w:rPr>
           <w:color w:val="595959"/>
         </w:rPr>
-        <w:t xml:space="preserve">  (run 07 October 2026 at 20:55, when this file was made).</w:t>
+        <w:t xml:space="preserve">  (run 14 October 2026 at 08:34, when this file was made).</w:t>
       </w:r>
     </w:p>
     <w:p>
@@ -4789,7 +4789,7 @@
                 <w:color w:val="262626"/>
                 <w:sz w:val="19"/>
               </w:rPr>
-              <w:t>The address shows the condition (?condition=CVR_APA, CVR_Only, APA_Only, Baseline). Opening one of those addresses yourself gives that condition and is never counted (your Q2-yes); /api/conditions/report shows the counts (Q3-yes).</w:t>
+              <w:t>The address shows the condition (?condition=CVR_APA, CVR_Only, APA_Only, BSL4; BSL4 is Baseline, so a participant cannot read "Baseline" there, since 14 October). Opening one of those addresses yourself gives that condition and is never counted (your Q2-yes); /api/conditions/report shows the counts (Q3-yes).</w:t>
             </w:r>
           </w:p>
         </w:tc>
@@ -11294,7 +11294,7 @@
                 <w:color w:val="262626"/>
                 <w:sz w:val="19"/>
               </w:rPr>
-              <w:t>The database holds test runs, and a record carries no stamp of the code version. Decide before launch whether to delete them or mark them. When analysing, always filter on status "Study Completed" and date records by completed_at. The rule for every test run, both doors and Prolific's "Preview as participant": add ?condition=CVR_APA (or CVR_Only, APA_Only, Baseline) to the address, so it is never counted for balance.</w:t>
+              <w:t>The database holds test runs, and a record carries no stamp of the code version. Decide before launch whether to delete them or mark them. When analysing, always filter on status "Study Completed" and date records by completed_at. The rule for every test run, both doors and Prolific's "Preview as participant": add ?condition=CVR_APA (or CVR_Only, APA_Only, BSL4 for Baseline) to the address, so it is never counted for balance.</w:t>
             </w:r>
           </w:p>
         </w:tc>
@@ -13624,7 +13624,7 @@
                 <w:color w:val="595959"/>
                 <w:sz w:val="17"/>
               </w:rPr>
-              <w:t>10</w:t>
+              <w:t>9</w:t>
             </w:r>
           </w:p>
         </w:tc>
@@ -13692,7 +13692,7 @@
                 <w:color w:val="595959"/>
                 <w:sz w:val="17"/>
               </w:rPr>
-              <w:t>[PASS] K1  the committed tables are exactly what the recipe produces (200000 draws, 3.5s)</w:t>
+              <w:t>[PASS] K1  the committed tables are exactly what the recipe produces (200000 draws, 3.2s)</w:t>
             </w:r>
           </w:p>
         </w:tc>
@@ -13802,7 +13802,7 @@
                 <w:color w:val="595959"/>
                 <w:sz w:val="17"/>
               </w:rPr>
-              <w:t>8</w:t>
+              <w:t>7</w:t>
             </w:r>
           </w:p>
         </w:tc>
@@ -13891,7 +13891,7 @@
                 <w:color w:val="595959"/>
                 <w:sz w:val="17"/>
               </w:rPr>
-              <w:t>13</w:t>
+              <w:t>12</w:t>
             </w:r>
           </w:p>
         </w:tc>
@@ -14603,7 +14603,7 @@
                 <w:color w:val="595959"/>
                 <w:sz w:val="17"/>
               </w:rPr>
-              <w:t>27</w:t>
+              <w:t>26</w:t>
             </w:r>
           </w:p>
         </w:tc>
@@ -14692,7 +14692,7 @@
                 <w:color w:val="595959"/>
                 <w:sz w:val="17"/>
               </w:rPr>
-              <w:t>26</w:t>
+              <w:t>25</w:t>
             </w:r>
           </w:p>
         </w:tc>
@@ -14938,7 +14938,7 @@
                 <w:color w:val="595959"/>
                 <w:sz w:val="17"/>
               </w:rPr>
-              <w:t>✓ built in 754ms</w:t>
+              <w:t>✓ built in 742ms</w:t>
             </w:r>
           </w:p>
         </w:tc>

--- a/docs/VRDS_Accuracy_Checklist.docx
+++ b/docs/VRDS_Accuracy_Checklist.docx
@@ -41,7 +41,7 @@
           <w:color w:val="595959"/>
           <w:sz w:val="20"/>
         </w:rPr>
-        <w:t>For Waseem and Claude  ·  14 October 2026  ·  code at commit f1a4552 on Prolific-branch-Edit_10_1</w:t>
+        <w:t>For Waseem and Claude  ·  14 October 2026  ·  code at commit 76acaec on Prolific-branch-Edit_10_1</w:t>
       </w:r>
     </w:p>
     <w:p>
@@ -60,7 +60,7 @@
         <w:rPr>
           <w:color w:val="595959"/>
         </w:rPr>
-        <w:t xml:space="preserve">  (run 14 October 2026 at 08:34, when this file was made).</w:t>
+        <w:t xml:space="preserve">  (run 14 October 2026 at 17:52, when this file was made).</w:t>
       </w:r>
     </w:p>
     <w:p>
@@ -211,7 +211,7 @@
                 <w:color w:val="262626"/>
                 <w:sz w:val="19"/>
               </w:rPr>
-              <w:t>2026-10-07-rehearsal-fixes</w:t>
+              <w:t>2026-10-14-reading-checks</w:t>
             </w:r>
           </w:p>
         </w:tc>
@@ -1538,7 +1538,7 @@
                 <w:color w:val="262626"/>
                 <w:sz w:val="19"/>
               </w:rPr>
-              <w:t>The gift card needs all three attention checks right.</w:t>
+              <w:t>The gift card needs all three attention checks right (university version).</w:t>
             </w:r>
           </w:p>
         </w:tc>
@@ -3529,7 +3529,7 @@
                 <w:color w:val="262626"/>
                 <w:sz w:val="19"/>
               </w:rPr>
-              <w:t>Since 7 October 2026 (Step 2). Paid through Prolific (no gift card, no minutes rule), one sitting within Prolific's time limit, the Prolific ID instead of the email, "If you fail two or more of them, your submission may be rejected.", withdrawal through Prolific, one tick-box, and "I do not agree" (return the study on Prolific). The text for your ethics board: docs/PROLIFIC_CONSENT_FOR_ETHICS_BOARD.md.</w:t>
+              <w:t>Since 7 October 2026 (Step 2). Paid through Prolific (no gift card, no minutes rule), one sitting within Prolific's time limit, the Prolific ID instead of the email, "If you fail two or more of them, your submission will be rejected." ("may be" until 14 October 2026), withdrawal through Prolific, one tick-box, and "I do not agree" (return the study on Prolific). The text for your ethics board: docs/PROLIFIC_CONSENT_FOR_ETHICS_BOARD.md.</w:t>
             </w:r>
           </w:p>
         </w:tc>
@@ -3709,7 +3709,7 @@
                 <w:color w:val="262626"/>
                 <w:sz w:val="19"/>
               </w:rPr>
-              <w:t>Since 7 October 2026 (your 3-B, Step 3). One row in "The tools &amp; the experiment design" and one in "How this experience was for you", two different numbers two to five. Only these two count for Prolific's rule, and failing BOTH is the "look first" flag (a random clicker fails both about 36 times in 49). The university plan is drawn exactly as before (20,000 compared, 0 different), and a run already in progress keeps its answered checks.</w:t>
+              <w:t>Since 7 October 2026 (your 3-B, Step 3). One row in "The tools &amp; the experiment design" and one in "How this experience was for you", two different numbers two to five. Since 14 October 2026 (your 1-B) all FOUR checks count for Prolific's rule (the two reading checks and the two number rows): two or more failed means the submission is rejected, as the consent page says; one failed is never a reason. A random clicker fails two or more 765 times in 784; the daily pay check lists them in its Reject group.</w:t>
             </w:r>
           </w:p>
         </w:tc>
@@ -3730,7 +3730,7 @@
                 <w:color w:val="595959"/>
                 <w:sz w:val="17"/>
               </w:rPr>
-              <w:t>validate:attention (T9)</w:t>
+              <w:t>validate:attention, validate:pay (T9, Y1)</w:t>
             </w:r>
           </w:p>
         </w:tc>
@@ -9557,7 +9557,7 @@
                 <w:color w:val="262626"/>
                 <w:sz w:val="19"/>
               </w:rPr>
-              <w:t>Three very simple attention checks, in your approved words.</w:t>
+              <w:t>Three very simple reading checks, in your approved words, at random places.</w:t>
             </w:r>
           </w:p>
         </w:tc>
@@ -9578,7 +9578,7 @@
                 <w:color w:val="262626"/>
                 <w:sz w:val="19"/>
               </w:rPr>
-              <w:t>"What was the part you just finished about?" right after Block 3, "What was the scenario you just finished about?" right after scenario 3 (each: the right topic and three answers from outside the study, in a random order), and "Pick the number four" in the feedback (two to five, random place). The words are held to the approved text; over 4,000 pretend people each answer order and number comes up about equally.</w:t>
+              <w:t>Since 14 October 2026 (your advisor: test reading, not memory, and place them at random): "How do you usually get to work or class? This question checks that you are reading: please choose 'By boat', whatever your real answer is." after Block 1, 2 or 3, and "Which of these do you enjoy most on a free afternoon? ... please choose 'Reading a book' ..." after scenario 1, 2 or 3 (never between scenarios 4 and 5, never before 6), each place drawn per person; and "Pick the number four" in the feedback (two to five, random place). The words are held to the approved text; over 4,000 pretend people each answer order, each place and each number comes up about equally.</w:t>
             </w:r>
           </w:p>
         </w:tc>
@@ -9668,7 +9668,7 @@
                 <w:color w:val="262626"/>
                 <w:sz w:val="19"/>
               </w:rPr>
-              <w:t>Drawn once and saved; a refresh or another computer shows the same check in the same place, an answered one is never asked again, and a second person on the same computer gets their own.</w:t>
+              <w:t>Drawn once and saved; a refresh or another computer shows the same check in the same place, an answered one is never asked again, and a second person on the same computer gets their own. Checked live on 14 October 2026: the checks after the drawn block and the drawn scenario, the same after a refresh.</w:t>
             </w:r>
           </w:p>
         </w:tc>
@@ -9689,7 +9689,7 @@
                 <w:color w:val="595959"/>
                 <w:sz w:val="17"/>
               </w:rPr>
-              <w:t>validate:attention (T2)</w:t>
+              <w:t>validate:attention (T2, T8)</w:t>
             </w:r>
           </w:p>
         </w:tc>
@@ -9758,7 +9758,7 @@
                 <w:color w:val="262626"/>
                 <w:sz w:val="19"/>
               </w:rPr>
-              <w:t>The screens say it is an attention check, never say right or wrong, and let any pick continue; words only, so fair to colour-blind people. Checked live in the browser, on a computer and a phone.</w:t>
+              <w:t>The screens say it is an attention check, give the instruction once (the repeated line is gone since 14 October 2026), never say right or wrong, and let any pick continue; words only, so fair to colour-blind people. Checked live in the browser, on a computer and a phone.</w:t>
             </w:r>
           </w:p>
         </w:tc>
@@ -11087,7 +11087,7 @@
                 <w:color w:val="262626"/>
                 <w:sz w:val="19"/>
               </w:rPr>
-              <w:t>docs/PROLIFIC_CONSENT_FOR_ETHICS_BOARD.md shows the Prolific version's consent page beside the university's: eight parts differ (payment through Prolific, one sitting, the Prolific ID instead of the email, the two-failure attention rule, one tick-box, "I do not agree"). The Prolific door must not open before the approval.</w:t>
+              <w:t>docs/PROLIFIC_CONSENT_FOR_ETHICS_BOARD.md shows the Prolific version's consent page beside the university's: eight parts differ (payment through Prolific, one sitting, the Prolific ID instead of the email, the attention rule "two or more failed: will be rejected" (since 14 October 2026), one tick-box, "I do not agree"). The Prolific door must not open before the approval.</w:t>
             </w:r>
           </w:p>
         </w:tc>
@@ -12645,7 +12645,7 @@
                 <w:color w:val="595959"/>
                 <w:sz w:val="17"/>
               </w:rPr>
-              <w:t>13</w:t>
+              <w:t>11</w:t>
             </w:r>
           </w:p>
         </w:tc>
@@ -12734,7 +12734,7 @@
                 <w:color w:val="595959"/>
                 <w:sz w:val="17"/>
               </w:rPr>
-              <w:t>15</w:t>
+              <w:t>14</w:t>
             </w:r>
           </w:p>
         </w:tc>
@@ -13692,7 +13692,7 @@
                 <w:color w:val="595959"/>
                 <w:sz w:val="17"/>
               </w:rPr>
-              <w:t>[PASS] K1  the committed tables are exactly what the recipe produces (200000 draws, 3.2s)</w:t>
+              <w:t>[PASS] K1  the committed tables are exactly what the recipe produces (200000 draws, 3.3s)</w:t>
             </w:r>
           </w:p>
         </w:tc>
@@ -13980,7 +13980,7 @@
                 <w:color w:val="595959"/>
                 <w:sz w:val="17"/>
               </w:rPr>
-              <w:t>9</w:t>
+              <w:t>10</w:t>
             </w:r>
           </w:p>
         </w:tc>
@@ -14158,7 +14158,7 @@
                 <w:color w:val="595959"/>
                 <w:sz w:val="17"/>
               </w:rPr>
-              <w:t>7</w:t>
+              <w:t>8</w:t>
             </w:r>
           </w:p>
         </w:tc>
@@ -14425,7 +14425,7 @@
                 <w:color w:val="595959"/>
                 <w:sz w:val="17"/>
               </w:rPr>
-              <w:t>7</w:t>
+              <w:t>8</w:t>
             </w:r>
           </w:p>
         </w:tc>
@@ -14603,7 +14603,7 @@
                 <w:color w:val="595959"/>
                 <w:sz w:val="17"/>
               </w:rPr>
-              <w:t>26</w:t>
+              <w:t>27</w:t>
             </w:r>
           </w:p>
         </w:tc>
@@ -14692,7 +14692,7 @@
                 <w:color w:val="595959"/>
                 <w:sz w:val="17"/>
               </w:rPr>
-              <w:t>25</w:t>
+              <w:t>33</w:t>
             </w:r>
           </w:p>
         </w:tc>
@@ -14938,7 +14938,7 @@
                 <w:color w:val="595959"/>
                 <w:sz w:val="17"/>
               </w:rPr>
-              <w:t>✓ built in 742ms</w:t>
+              <w:t>✓ built in 830ms</w:t>
             </w:r>
           </w:p>
         </w:tc>

--- a/docs/VRDS_Accuracy_Checklist.docx
+++ b/docs/VRDS_Accuracy_Checklist.docx
@@ -41,7 +41,7 @@
           <w:color w:val="595959"/>
           <w:sz w:val="20"/>
         </w:rPr>
-        <w:t>For Waseem and Claude  ·  14 October 2026  ·  code at commit 76acaec on Prolific-branch-Edit_10_1</w:t>
+        <w:t>For Waseem and Claude  ·  16 October 2026  ·  code at commit 83d1395 on Prolific-branch-Edit_10_1</w:t>
       </w:r>
     </w:p>
     <w:p>
@@ -54,13 +54,13 @@
           <w:color w:val="1B7A3E"/>
           <w:sz w:val="24"/>
         </w:rPr>
-        <w:t>All 29 checks passed</w:t>
+        <w:t>All 30 checks passed</w:t>
       </w:r>
       <w:r>
         <w:rPr>
           <w:color w:val="595959"/>
         </w:rPr>
-        <w:t xml:space="preserve">  (run 14 October 2026 at 17:52, when this file was made).</w:t>
+        <w:t xml:space="preserve">  (run 16 October 2026 at 08:34, when this file was made).</w:t>
       </w:r>
     </w:p>
     <w:p>
@@ -211,7 +211,7 @@
                 <w:color w:val="262626"/>
                 <w:sz w:val="19"/>
               </w:rPr>
-              <w:t>2026-10-14-reading-checks</w:t>
+              <w:t>2026-10-16-course-credit</w:t>
             </w:r>
           </w:p>
         </w:tc>
@@ -598,7 +598,7 @@
                 <w:color w:val="262626"/>
                 <w:sz w:val="19"/>
               </w:rPr>
-              <w:t>Working minutes required</w:t>
+              <w:t>Study length on the consent pages (minutes)</w:t>
             </w:r>
           </w:p>
         </w:tc>
@@ -640,7 +640,7 @@
                 <w:color w:val="595959"/>
                 <w:sz w:val="19"/>
               </w:rPr>
-              <w:t>for the $5 gift card, beside finishing the feedback</w:t>
+              <w:t>"at least 35 minutes"; information only: the course credit is completion only (since 16 October 2026)</w:t>
             </w:r>
           </w:p>
         </w:tc>
@@ -658,7 +658,7 @@
           <w:color w:val="1F3864"/>
           <w:sz w:val="28"/>
         </w:rPr>
-        <w:t>1. Working time, visits and the gift-card numbers</w:t>
+        <w:t>1. Working time, visits and the course credit</w:t>
       </w:r>
     </w:p>
     <w:tbl>
@@ -1379,7 +1379,7 @@
                 <w:color w:val="262626"/>
                 <w:sz w:val="19"/>
               </w:rPr>
-              <w:t>The thank-you page shows the working minutes (rounded) and the number of visits when there was more than one, with no verdict about the gift card. The database headline says which ledger its total comes from.</w:t>
+              <w:t>The thank-you page shows the working minutes (rounded) and the number of visits when there was more than one, with no verdict about credit or pay. The database headline says which ledger its total comes from.</w:t>
             </w:r>
           </w:p>
         </w:tc>
@@ -1538,7 +1538,7 @@
                 <w:color w:val="262626"/>
                 <w:sz w:val="19"/>
               </w:rPr>
-              <w:t>The gift card needs all three attention checks right (university version).</w:t>
+              <w:t>The course credit is given on completion (university version), exactly as the consent page says.</w:t>
             </w:r>
           </w:p>
         </w:tc>
@@ -1559,7 +1559,7 @@
                 <w:color w:val="262626"/>
                 <w:sz w:val="19"/>
               </w:rPr>
-              <w:t>On top of the old rules (finished, 35 working minutes, not the same answer everywhere, fewer than 3 rushed blocks). Each miss, and a check never reached, gives its own reason in quality.reasons; the check's own screen is never a rushed block.</w:t>
+              <w:t>Since 16 October 2026 (your 1-yes to 4-yes; the $5 gift card and its five rules are gone). quality.course_credit_earned = finished the study, and nothing else decides it. Careful participation (the four OSF robustness signs: very fast in Blocks 1-3, two or more scenarios under 15 seconds, the same answer to every feedback rating, an attention check answered wrongly) is saved for you only, each sign with its reason, and never takes the credit away. The thank-you page says "If you are taking part for course credit, your completion is recorded." (university version only). Checked live.</w:t>
             </w:r>
           </w:p>
         </w:tc>
@@ -1580,7 +1580,97 @@
                 <w:color w:val="595959"/>
                 <w:sz w:val="17"/>
               </w:rPr>
-              <w:t>validate:attention (T4)</w:t>
+              <w:t>validate:attention, validate:journey (T4, T10, J18)</w:t>
+            </w:r>
+          </w:p>
+        </w:tc>
+      </w:tr>
+      <w:tr>
+        <w:trPr>
+          <w:cantSplit w:val="true"/>
+        </w:trPr>
+        <w:tc>
+          <w:tcPr>
+            <w:tcW w:type="dxa" w:w="504"/>
+            <w:vAlign w:val="center"/>
+            <w:shd w:val="clear" w:color="auto" w:fill="E8F5EC"/>
+          </w:tcPr>
+          <w:p>
+            <w:pPr>
+              <w:spacing w:after="20" w:before="20"/>
+            </w:pPr>
+            <w:r/>
+            <w:r>
+              <w:rPr>
+                <w:b/>
+                <w:i w:val="0"/>
+                <w:color w:val="1B7A3E"/>
+                <w:sz w:val="22"/>
+              </w:rPr>
+              <w:t>✔</w:t>
+            </w:r>
+          </w:p>
+        </w:tc>
+        <w:tc>
+          <w:tcPr>
+            <w:tcW w:type="dxa" w:w="2808"/>
+            <w:vAlign w:val="center"/>
+          </w:tcPr>
+          <w:p>
+            <w:pPr>
+              <w:spacing w:after="20" w:before="20"/>
+            </w:pPr>
+            <w:r/>
+            <w:r>
+              <w:rPr>
+                <w:b/>
+                <w:i w:val="0"/>
+                <w:color w:val="262626"/>
+                <w:sz w:val="19"/>
+              </w:rPr>
+              <w:t>The course-credit list for the instructor holds emails and nothing else.</w:t>
+            </w:r>
+          </w:p>
+        </w:tc>
+        <w:tc>
+          <w:tcPr>
+            <w:tcW w:type="dxa" w:w="4968"/>
+            <w:vAlign w:val="center"/>
+          </w:tcPr>
+          <w:p>
+            <w:pPr>
+              <w:spacing w:after="20" w:before="20"/>
+            </w:pPr>
+            <w:r/>
+            <w:r>
+              <w:rPr>
+                <w:b w:val="0"/>
+                <w:i w:val="0"/>
+                <w:color w:val="262626"/>
+                <w:sz w:val="19"/>
+              </w:rPr>
+              <w:t>Since 16 October 2026. npm run credit:list writes CREDIT_LIST.txt (Florida Tech emails of the students who finished by the end of 12 December in Florida time) and CREDIT_CHECK.md (for you only: the dates, careful participation, the late finishers and other addresses to look at, and who did not finish). Careful participation never takes anybody off the list; the screen shows counts only, never an email; the folder "Course credit/" never goes to GitHub.</w:t>
+            </w:r>
+          </w:p>
+        </w:tc>
+        <w:tc>
+          <w:tcPr>
+            <w:tcW w:type="dxa" w:w="1800"/>
+            <w:vAlign w:val="center"/>
+          </w:tcPr>
+          <w:p>
+            <w:pPr>
+              <w:spacing w:after="20" w:before="20"/>
+            </w:pPr>
+            <w:r/>
+            <w:r>
+              <w:rPr>
+                <w:b w:val="0"/>
+                <w:i w:val="0"/>
+                <w:color w:val="595959"/>
+                <w:sz w:val="17"/>
+              </w:rPr>
+              <w:t>validate:credit (Z1-Z5)</w:t>
             </w:r>
           </w:p>
         </w:tc>
@@ -4069,7 +4159,7 @@
                 <w:color w:val="262626"/>
                 <w:sz w:val="19"/>
               </w:rPr>
-              <w:t>Since 7 October 2026 (found in the Prolific rehearsal; your 1-A). Three parts finished in under 30 seconds cost the gift card and put a Prolific person in "Look first". Every timed page used to count, so the consent page, the short "about you" page, the page before the main study, the results page and the 1-second pauses between parts could give an honest fast reader those strikes (a pause caught a 5-second working-time tick in 63 runs of 100). Now only Blocks 1-4, the main study and the feedback count; the other short pages are saved apart.</w:t>
+              <w:t>Since 7 October 2026 (found in the Prolific rehearsal; your 1-A). Three parts finished in under 30 seconds put a Prolific person in "Look first" (they also cost the gift card until 16 October 2026). Every timed page used to count, so the consent page, the short "about you" page, the page before the main study, the results page and the 1-second pauses between parts could give an honest fast reader those strikes (a pause caught a 5-second working-time tick in 63 runs of 100). Now only Blocks 1-4, the main study and the feedback count; the other short pages are saved apart.</w:t>
             </w:r>
           </w:p>
         </w:tc>
@@ -11411,7 +11501,7 @@
                 <w:color w:val="262626"/>
                 <w:sz w:val="19"/>
               </w:rPr>
-              <w:t>Look at the gift-card verdict on one real record</w:t>
+              <w:t>Look at the course-credit and careful-participation fields on one real record</w:t>
             </w:r>
           </w:p>
         </w:tc>
@@ -11432,7 +11522,7 @@
                 <w:color w:val="262626"/>
                 <w:sz w:val="19"/>
               </w:rPr>
-              <w:t>Since 29 September the whole verdict is checked on hand-made records (T4: finished, 35 working minutes, not the same answer everywhere, fewer than 3 rushed blocks, all three attention checks). Look at quality on one real finished record.</w:t>
+              <w:t>Since 16 October 2026 both are checked on hand-made records (T4: credit = finished; careful participation from the four signs, "cannot tell" when one cannot be read). Look at quality on one real finished university record, and run npm run credit:list once on a test export.</w:t>
             </w:r>
           </w:p>
         </w:tc>
@@ -11480,7 +11570,7 @@
                 <w:color w:val="262626"/>
                 <w:sz w:val="19"/>
               </w:rPr>
-              <w:t>The consent page now names the attention checks</w:t>
+              <w:t>The university consent page is the Florida Tech consent submitted to the IRB on 14 October 2026</w:t>
             </w:r>
           </w:p>
         </w:tc>
@@ -11501,7 +11591,7 @@
                 <w:color w:val="262626"/>
                 <w:sz w:val="19"/>
               </w:rPr>
-              <w:t>A new rule, "Answer the quick attention checks as asked", and the same words in the gift-card checkbox. Ask your ethics board whether this change to how the gift card is earned needs their approval before launch.</w:t>
+              <w:t>Course credit (50 points, an alternative assignment), what completes the study, the instructor told only whether the student completed it. Deploy it only after the IRB approves the modification.</w:t>
             </w:r>
           </w:p>
         </w:tc>
@@ -11522,7 +11612,7 @@
                 <w:color w:val="595959"/>
                 <w:sz w:val="19"/>
               </w:rPr>
-              <w:t>Before launch</w:t>
+              <w:t>After IRB approval</w:t>
             </w:r>
           </w:p>
         </w:tc>
@@ -12645,7 +12735,7 @@
                 <w:color w:val="595959"/>
                 <w:sz w:val="17"/>
               </w:rPr>
-              <w:t>11</w:t>
+              <w:t>16</w:t>
             </w:r>
           </w:p>
         </w:tc>
@@ -12734,7 +12824,7 @@
                 <w:color w:val="595959"/>
                 <w:sz w:val="17"/>
               </w:rPr>
-              <w:t>14</w:t>
+              <w:t>33</w:t>
             </w:r>
           </w:p>
         </w:tc>
@@ -13624,7 +13714,7 @@
                 <w:color w:val="595959"/>
                 <w:sz w:val="17"/>
               </w:rPr>
-              <w:t>9</w:t>
+              <w:t>10</w:t>
             </w:r>
           </w:p>
         </w:tc>
@@ -13802,7 +13892,7 @@
                 <w:color w:val="595959"/>
                 <w:sz w:val="17"/>
               </w:rPr>
-              <w:t>7</w:t>
+              <w:t>14</w:t>
             </w:r>
           </w:p>
         </w:tc>
@@ -13891,7 +13981,7 @@
                 <w:color w:val="595959"/>
                 <w:sz w:val="17"/>
               </w:rPr>
-              <w:t>12</w:t>
+              <w:t>14</w:t>
             </w:r>
           </w:p>
         </w:tc>
@@ -14158,7 +14248,7 @@
                 <w:color w:val="595959"/>
                 <w:sz w:val="17"/>
               </w:rPr>
-              <w:t>8</w:t>
+              <w:t>7</w:t>
             </w:r>
           </w:p>
         </w:tc>
@@ -14540,7 +14630,7 @@
                 <w:color w:val="262626"/>
                 <w:sz w:val="18"/>
               </w:rPr>
-              <w:t>validate:conditions</w:t>
+              <w:t>validate:credit</w:t>
             </w:r>
           </w:p>
         </w:tc>
@@ -14582,7 +14672,7 @@
                 <w:color w:val="595959"/>
                 <w:sz w:val="17"/>
               </w:rPr>
-              <w:t>ALL CONDITION GATES PASSED</w:t>
+              <w:t>ALL CREDIT GATES PASSED</w:t>
             </w:r>
           </w:p>
         </w:tc>
@@ -14603,7 +14693,7 @@
                 <w:color w:val="595959"/>
                 <w:sz w:val="17"/>
               </w:rPr>
-              <w:t>27</w:t>
+              <w:t>1</w:t>
             </w:r>
           </w:p>
         </w:tc>
@@ -14629,7 +14719,7 @@
                 <w:color w:val="262626"/>
                 <w:sz w:val="18"/>
               </w:rPr>
-              <w:t>test:load</w:t>
+              <w:t>validate:conditions</w:t>
             </w:r>
           </w:p>
         </w:tc>
@@ -14671,7 +14761,7 @@
                 <w:color w:val="595959"/>
                 <w:sz w:val="17"/>
               </w:rPr>
-              <w:t>ALL LOAD GATES PASSED</w:t>
+              <w:t>ALL CONDITION GATES PASSED</w:t>
             </w:r>
           </w:p>
         </w:tc>
@@ -14692,7 +14782,7 @@
                 <w:color w:val="595959"/>
                 <w:sz w:val="17"/>
               </w:rPr>
-              <w:t>33</w:t>
+              <w:t>27</w:t>
             </w:r>
           </w:p>
         </w:tc>
@@ -14718,7 +14808,7 @@
                 <w:color w:val="262626"/>
                 <w:sz w:val="18"/>
               </w:rPr>
-              <w:t>validate:mcf</w:t>
+              <w:t>test:load</w:t>
             </w:r>
           </w:p>
         </w:tc>
@@ -14760,7 +14850,7 @@
                 <w:color w:val="595959"/>
                 <w:sz w:val="17"/>
               </w:rPr>
-              <w:t>ALL MCF GATES PASSED</w:t>
+              <w:t>ALL LOAD GATES PASSED</w:t>
             </w:r>
           </w:p>
         </w:tc>
@@ -14781,7 +14871,7 @@
                 <w:color w:val="595959"/>
                 <w:sz w:val="17"/>
               </w:rPr>
-              <w:t>5</w:t>
+              <w:t>32</w:t>
             </w:r>
           </w:p>
         </w:tc>
@@ -14807,7 +14897,7 @@
                 <w:color w:val="262626"/>
                 <w:sz w:val="18"/>
               </w:rPr>
-              <w:t>validate:prediction</w:t>
+              <w:t>validate:mcf</w:t>
             </w:r>
           </w:p>
         </w:tc>
@@ -14849,7 +14939,7 @@
                 <w:color w:val="595959"/>
                 <w:sz w:val="17"/>
               </w:rPr>
-              <w:t>ALL PREDICTION GATES PASSED</w:t>
+              <w:t>ALL MCF GATES PASSED</w:t>
             </w:r>
           </w:p>
         </w:tc>
@@ -14870,7 +14960,7 @@
                 <w:color w:val="595959"/>
                 <w:sz w:val="17"/>
               </w:rPr>
-              <w:t>2</w:t>
+              <w:t>5</w:t>
             </w:r>
           </w:p>
         </w:tc>
@@ -14896,7 +14986,7 @@
                 <w:color w:val="262626"/>
                 <w:sz w:val="18"/>
               </w:rPr>
-              <w:t>build</w:t>
+              <w:t>validate:prediction</w:t>
             </w:r>
           </w:p>
         </w:tc>
@@ -14938,7 +15028,7 @@
                 <w:color w:val="595959"/>
                 <w:sz w:val="17"/>
               </w:rPr>
-              <w:t>✓ built in 830ms</w:t>
+              <w:t>ALL PREDICTION GATES PASSED</w:t>
             </w:r>
           </w:p>
         </w:tc>
@@ -14960,6 +15050,95 @@
                 <w:sz w:val="17"/>
               </w:rPr>
               <w:t>2</w:t>
+            </w:r>
+          </w:p>
+        </w:tc>
+      </w:tr>
+      <w:tr>
+        <w:trPr>
+          <w:cantSplit w:val="true"/>
+        </w:trPr>
+        <w:tc>
+          <w:tcPr>
+            <w:tcW w:type="dxa" w:w="2160"/>
+            <w:vAlign w:val="center"/>
+          </w:tcPr>
+          <w:p>
+            <w:pPr>
+              <w:spacing w:after="20" w:before="20"/>
+            </w:pPr>
+            <w:r/>
+            <w:r>
+              <w:rPr>
+                <w:b/>
+                <w:i w:val="0"/>
+                <w:color w:val="262626"/>
+                <w:sz w:val="18"/>
+              </w:rPr>
+              <w:t>build</w:t>
+            </w:r>
+          </w:p>
+        </w:tc>
+        <w:tc>
+          <w:tcPr>
+            <w:tcW w:type="dxa" w:w="1152"/>
+            <w:vAlign w:val="center"/>
+          </w:tcPr>
+          <w:p>
+            <w:pPr>
+              <w:spacing w:after="20" w:before="20"/>
+            </w:pPr>
+            <w:r/>
+            <w:r>
+              <w:rPr>
+                <w:b/>
+                <w:i w:val="0"/>
+                <w:color w:val="1B7A3E"/>
+                <w:sz w:val="18"/>
+              </w:rPr>
+              <w:t>passed</w:t>
+            </w:r>
+          </w:p>
+        </w:tc>
+        <w:tc>
+          <w:tcPr>
+            <w:tcW w:type="dxa" w:w="5760"/>
+            <w:vAlign w:val="center"/>
+          </w:tcPr>
+          <w:p>
+            <w:pPr>
+              <w:spacing w:after="20" w:before="20"/>
+            </w:pPr>
+            <w:r/>
+            <w:r>
+              <w:rPr>
+                <w:b w:val="0"/>
+                <w:i w:val="0"/>
+                <w:color w:val="595959"/>
+                <w:sz w:val="17"/>
+              </w:rPr>
+              <w:t>✓ built in 3.44s</w:t>
+            </w:r>
+          </w:p>
+        </w:tc>
+        <w:tc>
+          <w:tcPr>
+            <w:tcW w:type="dxa" w:w="1008"/>
+            <w:vAlign w:val="center"/>
+          </w:tcPr>
+          <w:p>
+            <w:pPr>
+              <w:spacing w:after="20" w:before="20"/>
+            </w:pPr>
+            <w:r/>
+            <w:r>
+              <w:rPr>
+                <w:b w:val="0"/>
+                <w:i w:val="0"/>
+                <w:color w:val="595959"/>
+                <w:sz w:val="17"/>
+              </w:rPr>
+              <w:t>5</w:t>
             </w:r>
           </w:p>
         </w:tc>

--- a/docs/VRDS_Accuracy_Checklist.docx
+++ b/docs/VRDS_Accuracy_Checklist.docx
@@ -41,7 +41,7 @@
           <w:color w:val="595959"/>
           <w:sz w:val="20"/>
         </w:rPr>
-        <w:t>For Waseem and Claude  ·  16 October 2026  ·  code at commit 83d1395 on Prolific-branch-Edit_10_1</w:t>
+        <w:t>For Waseem and Claude  ·  16 October 2026  ·  code at commit 5a9dd5f on Prolific-branch-Edit_10_1</w:t>
       </w:r>
     </w:p>
     <w:p>
@@ -60,7 +60,7 @@
         <w:rPr>
           <w:color w:val="595959"/>
         </w:rPr>
-        <w:t xml:space="preserve">  (run 16 October 2026 at 08:34, when this file was made).</w:t>
+        <w:t xml:space="preserve">  (run 16 October 2026 at 10:05, when this file was made).</w:t>
       </w:r>
     </w:p>
     <w:p>
@@ -1581,6 +1581,96 @@
                 <w:sz w:val="17"/>
               </w:rPr>
               <w:t>validate:attention, validate:journey (T4, T10, J18)</w:t>
+            </w:r>
+          </w:p>
+        </w:tc>
+      </w:tr>
+      <w:tr>
+        <w:trPr>
+          <w:cantSplit w:val="true"/>
+        </w:trPr>
+        <w:tc>
+          <w:tcPr>
+            <w:tcW w:type="dxa" w:w="504"/>
+            <w:vAlign w:val="center"/>
+            <w:shd w:val="clear" w:color="auto" w:fill="E8F5EC"/>
+          </w:tcPr>
+          <w:p>
+            <w:pPr>
+              <w:spacing w:after="20" w:before="20"/>
+            </w:pPr>
+            <w:r/>
+            <w:r>
+              <w:rPr>
+                <w:b/>
+                <w:i w:val="0"/>
+                <w:color w:val="1B7A3E"/>
+                <w:sz w:val="22"/>
+              </w:rPr>
+              <w:t>✔</w:t>
+            </w:r>
+          </w:p>
+        </w:tc>
+        <w:tc>
+          <w:tcPr>
+            <w:tcW w:type="dxa" w:w="2808"/>
+            <w:vAlign w:val="center"/>
+          </w:tcPr>
+          <w:p>
+            <w:pPr>
+              <w:spacing w:after="20" w:before="20"/>
+            </w:pPr>
+            <w:r/>
+            <w:r>
+              <w:rPr>
+                <w:b/>
+                <w:i w:val="0"/>
+                <w:color w:val="262626"/>
+                <w:sz w:val="19"/>
+              </w:rPr>
+              <w:t>Students are asked to take their time (a request box on their consent page only).</w:t>
+            </w:r>
+          </w:p>
+        </w:tc>
+        <w:tc>
+          <w:tcPr>
+            <w:tcW w:type="dxa" w:w="4968"/>
+            <w:vAlign w:val="center"/>
+          </w:tcPr>
+          <w:p>
+            <w:pPr>
+              <w:spacing w:after="20" w:before="20"/>
+            </w:pPr>
+            <w:r/>
+            <w:r>
+              <w:rPr>
+                <w:b w:val="0"/>
+                <w:i w:val="0"/>
+                <w:color w:val="262626"/>
+                <w:sz w:val="19"/>
+              </w:rPr>
+              <w:t>Since 16 October 2026 (your 1-OK, 2-yes). "At Least 35 Minutes" (A request): take your time, read carefully, answer as you genuinely would (not as you think you should), and a few short questions check that you are reading; the course credit is still given on completion. Not one word about positions, roles, values, choices or options. Grey, not orange, so it reads as a request. Checked live on a computer and a phone; not in the Prolific version.</w:t>
+            </w:r>
+          </w:p>
+        </w:tc>
+        <w:tc>
+          <w:tcPr>
+            <w:tcW w:type="dxa" w:w="1800"/>
+            <w:vAlign w:val="center"/>
+          </w:tcPr>
+          <w:p>
+            <w:pPr>
+              <w:spacing w:after="20" w:before="20"/>
+            </w:pPr>
+            <w:r/>
+            <w:r>
+              <w:rPr>
+                <w:b w:val="0"/>
+                <w:i w:val="0"/>
+                <w:color w:val="595959"/>
+                <w:sz w:val="17"/>
+              </w:rPr>
+              <w:t>validate:attention (T10)</w:t>
             </w:r>
           </w:p>
         </w:tc>
@@ -11639,6 +11729,75 @@
                 <w:color w:val="262626"/>
                 <w:sz w:val="19"/>
               </w:rPr>
+              <w:t>Send the "At Least 35 Minutes" box to the IRB office</w:t>
+            </w:r>
+          </w:p>
+        </w:tc>
+        <w:tc>
+          <w:tcPr>
+            <w:tcW w:type="dxa" w:w="5904"/>
+            <w:vAlign w:val="center"/>
+          </w:tcPr>
+          <w:p>
+            <w:pPr>
+              <w:spacing w:after="20" w:before="20"/>
+            </w:pPr>
+            <w:r/>
+            <w:r>
+              <w:rPr>
+                <w:b w:val="0"/>
+                <w:i w:val="0"/>
+                <w:color w:val="262626"/>
+                <w:sz w:val="19"/>
+              </w:rPr>
+              <w:t>A small change to the pending modification: the clean form, the form with the box highlighted (both PDF) and a note to paste are in Downloads/Consent forms/Ready to upload (16 October).</w:t>
+            </w:r>
+          </w:p>
+        </w:tc>
+        <w:tc>
+          <w:tcPr>
+            <w:tcW w:type="dxa" w:w="1584"/>
+            <w:vAlign w:val="center"/>
+          </w:tcPr>
+          <w:p>
+            <w:pPr>
+              <w:spacing w:after="20" w:before="20"/>
+            </w:pPr>
+            <w:r/>
+            <w:r>
+              <w:rPr>
+                <w:b w:val="0"/>
+                <w:i w:val="0"/>
+                <w:color w:val="595959"/>
+                <w:sz w:val="19"/>
+              </w:rPr>
+              <w:t>Before launch</w:t>
+            </w:r>
+          </w:p>
+        </w:tc>
+      </w:tr>
+      <w:tr>
+        <w:trPr>
+          <w:cantSplit w:val="true"/>
+        </w:trPr>
+        <w:tc>
+          <w:tcPr>
+            <w:tcW w:type="dxa" w:w="2592"/>
+            <w:vAlign w:val="center"/>
+            <w:shd w:val="clear" w:color="auto" w:fill="FFF4E0"/>
+          </w:tcPr>
+          <w:p>
+            <w:pPr>
+              <w:spacing w:after="20" w:before="20"/>
+            </w:pPr>
+            <w:r/>
+            <w:r>
+              <w:rPr>
+                <w:b/>
+                <w:i w:val="0"/>
+                <w:color w:val="262626"/>
+                <w:sz w:val="19"/>
+              </w:rPr>
               <w:t>The one-browser rule is only as strong as the email-and-age check</w:t>
             </w:r>
           </w:p>
@@ -12735,7 +12894,7 @@
                 <w:color w:val="595959"/>
                 <w:sz w:val="17"/>
               </w:rPr>
-              <w:t>16</w:t>
+              <w:t>12</w:t>
             </w:r>
           </w:p>
         </w:tc>
@@ -12824,7 +12983,7 @@
                 <w:color w:val="595959"/>
                 <w:sz w:val="17"/>
               </w:rPr>
-              <w:t>33</w:t>
+              <w:t>16</w:t>
             </w:r>
           </w:p>
         </w:tc>
@@ -13714,7 +13873,7 @@
                 <w:color w:val="595959"/>
                 <w:sz w:val="17"/>
               </w:rPr>
-              <w:t>10</w:t>
+              <w:t>9</w:t>
             </w:r>
           </w:p>
         </w:tc>
@@ -13892,7 +14051,7 @@
                 <w:color w:val="595959"/>
                 <w:sz w:val="17"/>
               </w:rPr>
-              <w:t>14</w:t>
+              <w:t>8</w:t>
             </w:r>
           </w:p>
         </w:tc>
@@ -13981,7 +14140,7 @@
                 <w:color w:val="595959"/>
                 <w:sz w:val="17"/>
               </w:rPr>
-              <w:t>14</w:t>
+              <w:t>13</w:t>
             </w:r>
           </w:p>
         </w:tc>
@@ -14871,7 +15030,7 @@
                 <w:color w:val="595959"/>
                 <w:sz w:val="17"/>
               </w:rPr>
-              <w:t>32</w:t>
+              <w:t>30</w:t>
             </w:r>
           </w:p>
         </w:tc>
@@ -15117,7 +15276,7 @@
                 <w:color w:val="595959"/>
                 <w:sz w:val="17"/>
               </w:rPr>
-              <w:t>✓ built in 3.44s</w:t>
+              <w:t>✓ built in 932ms</w:t>
             </w:r>
           </w:p>
         </w:tc>
@@ -15138,7 +15297,7 @@
                 <w:color w:val="595959"/>
                 <w:sz w:val="17"/>
               </w:rPr>
-              <w:t>5</w:t>
+              <w:t>2</w:t>
             </w:r>
           </w:p>
         </w:tc>
